--- a/dist/word/ASAP Creator Brief.docx
+++ b/dist/word/ASAP Creator Brief.docx
@@ -1750,6 +1750,649 @@
     <w:p>
       <w:pPr>
         <w:keepNext/>
+        <w:spacing w:after="60" w:before="280"/>
+      </w:pPr>
+      <w:r>
+        <w:rPr>
+          <w:rFonts w:ascii="Arial" w:cs="Arial" w:eastAsia="Arial" w:hAnsi="Arial"/>
+          <w:b/>
+          <w:bCs/>
+          <w:sz w:val="22"/>
+          <w:szCs w:val="22"/>
+        </w:rPr>
+        <w:t xml:space="preserve">5.  </w:t>
+      </w:r>
+      <w:r>
+        <w:rPr>
+          <w:rFonts w:ascii="Arial" w:cs="Arial" w:eastAsia="Arial" w:hAnsi="Arial"/>
+          <w:b/>
+          <w:bCs/>
+          <w:sz w:val="22"/>
+          <w:szCs w:val="22"/>
+        </w:rPr>
+        <w:t xml:space="preserve">Anything you sell or promote?</w:t>
+      </w:r>
+    </w:p>
+    <w:p>
+      <w:pPr>
+        <w:keepNext/>
+        <w:spacing w:after="80" w:before="0"/>
+      </w:pPr>
+      <w:r>
+        <w:rPr>
+          <w:rFonts w:ascii="Arial" w:cs="Arial" w:eastAsia="Arial" w:hAnsi="Arial"/>
+          <w:color w:val="6F6F6F"/>
+          <w:sz w:val="19"/>
+          <w:szCs w:val="19"/>
+        </w:rPr>
+        <w:t xml:space="preserve">Your own products, affiliate codes, brand partners. Real prices and codes only. We never make one up. Nothing yet? Just skip.</w:t>
+      </w:r>
+    </w:p>
+    <w:tbl>
+      <w:tblPr>
+        <w:tblW w:type="dxa" w:w="9638"/>
+        <w:tblBorders>
+          <w:top w:val="single" w:color="auto" w:sz="4"/>
+          <w:left w:val="single" w:color="auto" w:sz="4"/>
+          <w:bottom w:val="single" w:color="auto" w:sz="4"/>
+          <w:right w:val="single" w:color="auto" w:sz="4"/>
+          <w:insideH w:val="single" w:color="auto" w:sz="4"/>
+          <w:insideV w:val="single" w:color="auto" w:sz="4"/>
+        </w:tblBorders>
+      </w:tblPr>
+      <w:tblGrid>
+        <w:gridCol w:w="4380"/>
+        <w:gridCol w:w="2190"/>
+        <w:gridCol w:w="3068"/>
+      </w:tblGrid>
+      <w:tr>
+        <w:trPr>
+          <w:tblHeader/>
+        </w:trPr>
+        <w:tc>
+          <w:tcPr>
+            <w:tcW w:type="dxa" w:w="4380"/>
+            <w:tcBorders>
+              <w:top w:val="single" w:color="BFBFBF" w:sz="4"/>
+              <w:left w:val="single" w:color="BFBFBF" w:sz="4"/>
+              <w:bottom w:val="single" w:color="BFBFBF" w:sz="4"/>
+              <w:right w:val="single" w:color="BFBFBF" w:sz="4"/>
+            </w:tcBorders>
+            <w:shd w:fill="F2F2F2" w:color="auto" w:val="clear"/>
+            <w:tcMar>
+              <w:top w:type="dxa" w:w="80"/>
+              <w:left w:type="dxa" w:w="120"/>
+              <w:bottom w:type="dxa" w:w="80"/>
+              <w:right w:type="dxa" w:w="120"/>
+            </w:tcMar>
+          </w:tcPr>
+          <w:p>
+            <w:pPr>
+              <w:spacing w:after="0" w:before="0"/>
+            </w:pPr>
+            <w:r>
+              <w:rPr>
+                <w:rFonts w:ascii="Arial" w:cs="Arial" w:eastAsia="Arial" w:hAnsi="Arial"/>
+                <w:b/>
+                <w:bCs/>
+                <w:sz w:val="18"/>
+                <w:szCs w:val="18"/>
+              </w:rPr>
+              <w:t xml:space="preserve">Product, code or partner</w:t>
+            </w:r>
+          </w:p>
+        </w:tc>
+        <w:tc>
+          <w:tcPr>
+            <w:tcW w:type="dxa" w:w="2190"/>
+            <w:tcBorders>
+              <w:top w:val="single" w:color="BFBFBF" w:sz="4"/>
+              <w:left w:val="single" w:color="BFBFBF" w:sz="4"/>
+              <w:bottom w:val="single" w:color="BFBFBF" w:sz="4"/>
+              <w:right w:val="single" w:color="BFBFBF" w:sz="4"/>
+            </w:tcBorders>
+            <w:shd w:fill="F2F2F2" w:color="auto" w:val="clear"/>
+            <w:tcMar>
+              <w:top w:type="dxa" w:w="80"/>
+              <w:left w:type="dxa" w:w="120"/>
+              <w:bottom w:type="dxa" w:w="80"/>
+              <w:right w:type="dxa" w:w="120"/>
+            </w:tcMar>
+          </w:tcPr>
+          <w:p>
+            <w:pPr>
+              <w:spacing w:after="0" w:before="0"/>
+            </w:pPr>
+            <w:r>
+              <w:rPr>
+                <w:rFonts w:ascii="Arial" w:cs="Arial" w:eastAsia="Arial" w:hAnsi="Arial"/>
+                <w:b/>
+                <w:bCs/>
+                <w:sz w:val="18"/>
+                <w:szCs w:val="18"/>
+              </w:rPr>
+              <w:t xml:space="preserve">Price ($)</w:t>
+            </w:r>
+          </w:p>
+        </w:tc>
+        <w:tc>
+          <w:tcPr>
+            <w:tcW w:type="dxa" w:w="3068"/>
+            <w:tcBorders>
+              <w:top w:val="single" w:color="BFBFBF" w:sz="4"/>
+              <w:left w:val="single" w:color="BFBFBF" w:sz="4"/>
+              <w:bottom w:val="single" w:color="BFBFBF" w:sz="4"/>
+              <w:right w:val="single" w:color="BFBFBF" w:sz="4"/>
+            </w:tcBorders>
+            <w:shd w:fill="F2F2F2" w:color="auto" w:val="clear"/>
+            <w:tcMar>
+              <w:top w:type="dxa" w:w="80"/>
+              <w:left w:type="dxa" w:w="120"/>
+              <w:bottom w:type="dxa" w:w="80"/>
+              <w:right w:type="dxa" w:w="120"/>
+            </w:tcMar>
+          </w:tcPr>
+          <w:p>
+            <w:pPr>
+              <w:spacing w:after="0" w:before="0"/>
+            </w:pPr>
+            <w:r>
+              <w:rPr>
+                <w:rFonts w:ascii="Arial" w:cs="Arial" w:eastAsia="Arial" w:hAnsi="Arial"/>
+                <w:b/>
+                <w:bCs/>
+                <w:sz w:val="18"/>
+                <w:szCs w:val="18"/>
+              </w:rPr>
+              <w:t xml:space="preserve">Link or code</w:t>
+            </w:r>
+          </w:p>
+        </w:tc>
+      </w:tr>
+      <w:tr>
+        <w:trPr>
+          <w:cantSplit/>
+          <w:trHeight w:val="460" w:hRule="atLeast"/>
+        </w:trPr>
+        <w:tc>
+          <w:tcPr>
+            <w:tcW w:type="dxa" w:w="4380"/>
+            <w:tcBorders>
+              <w:top w:val="single" w:color="BFBFBF" w:sz="4"/>
+              <w:left w:val="single" w:color="BFBFBF" w:sz="4"/>
+              <w:bottom w:val="single" w:color="BFBFBF" w:sz="4"/>
+              <w:right w:val="single" w:color="BFBFBF" w:sz="4"/>
+            </w:tcBorders>
+            <w:tcMar>
+              <w:top w:type="dxa" w:w="80"/>
+              <w:left w:type="dxa" w:w="120"/>
+              <w:bottom w:type="dxa" w:w="80"/>
+              <w:right w:type="dxa" w:w="120"/>
+            </w:tcMar>
+          </w:tcPr>
+          <w:p>
+            <w:pPr>
+              <w:spacing w:after="0" w:before="0"/>
+            </w:pPr>
+            <w:r>
+              <w:rPr>
+                <w:rFonts w:ascii="Arial" w:cs="Arial" w:eastAsia="Arial" w:hAnsi="Arial"/>
+                <w:sz w:val="21"/>
+                <w:szCs w:val="21"/>
+              </w:rPr>
+              <w:t xml:space="preserve"/>
+            </w:r>
+          </w:p>
+        </w:tc>
+        <w:tc>
+          <w:tcPr>
+            <w:tcW w:type="dxa" w:w="2190"/>
+            <w:tcBorders>
+              <w:top w:val="single" w:color="BFBFBF" w:sz="4"/>
+              <w:left w:val="single" w:color="BFBFBF" w:sz="4"/>
+              <w:bottom w:val="single" w:color="BFBFBF" w:sz="4"/>
+              <w:right w:val="single" w:color="BFBFBF" w:sz="4"/>
+            </w:tcBorders>
+            <w:tcMar>
+              <w:top w:type="dxa" w:w="80"/>
+              <w:left w:type="dxa" w:w="120"/>
+              <w:bottom w:type="dxa" w:w="80"/>
+              <w:right w:type="dxa" w:w="120"/>
+            </w:tcMar>
+          </w:tcPr>
+          <w:p>
+            <w:pPr>
+              <w:spacing w:after="0" w:before="0"/>
+            </w:pPr>
+            <w:r>
+              <w:rPr>
+                <w:rFonts w:ascii="Arial" w:cs="Arial" w:eastAsia="Arial" w:hAnsi="Arial"/>
+                <w:sz w:val="21"/>
+                <w:szCs w:val="21"/>
+              </w:rPr>
+              <w:t xml:space="preserve"/>
+            </w:r>
+          </w:p>
+        </w:tc>
+        <w:tc>
+          <w:tcPr>
+            <w:tcW w:type="dxa" w:w="3068"/>
+            <w:tcBorders>
+              <w:top w:val="single" w:color="BFBFBF" w:sz="4"/>
+              <w:left w:val="single" w:color="BFBFBF" w:sz="4"/>
+              <w:bottom w:val="single" w:color="BFBFBF" w:sz="4"/>
+              <w:right w:val="single" w:color="BFBFBF" w:sz="4"/>
+            </w:tcBorders>
+            <w:tcMar>
+              <w:top w:type="dxa" w:w="80"/>
+              <w:left w:type="dxa" w:w="120"/>
+              <w:bottom w:type="dxa" w:w="80"/>
+              <w:right w:type="dxa" w:w="120"/>
+            </w:tcMar>
+          </w:tcPr>
+          <w:p>
+            <w:pPr>
+              <w:spacing w:after="0" w:before="0"/>
+            </w:pPr>
+            <w:r>
+              <w:rPr>
+                <w:rFonts w:ascii="Arial" w:cs="Arial" w:eastAsia="Arial" w:hAnsi="Arial"/>
+                <w:sz w:val="21"/>
+                <w:szCs w:val="21"/>
+              </w:rPr>
+              <w:t xml:space="preserve"/>
+            </w:r>
+          </w:p>
+        </w:tc>
+      </w:tr>
+      <w:tr>
+        <w:trPr>
+          <w:cantSplit/>
+          <w:trHeight w:val="460" w:hRule="atLeast"/>
+        </w:trPr>
+        <w:tc>
+          <w:tcPr>
+            <w:tcW w:type="dxa" w:w="4380"/>
+            <w:tcBorders>
+              <w:top w:val="single" w:color="BFBFBF" w:sz="4"/>
+              <w:left w:val="single" w:color="BFBFBF" w:sz="4"/>
+              <w:bottom w:val="single" w:color="BFBFBF" w:sz="4"/>
+              <w:right w:val="single" w:color="BFBFBF" w:sz="4"/>
+            </w:tcBorders>
+            <w:tcMar>
+              <w:top w:type="dxa" w:w="80"/>
+              <w:left w:type="dxa" w:w="120"/>
+              <w:bottom w:type="dxa" w:w="80"/>
+              <w:right w:type="dxa" w:w="120"/>
+            </w:tcMar>
+          </w:tcPr>
+          <w:p>
+            <w:pPr>
+              <w:spacing w:after="0" w:before="0"/>
+            </w:pPr>
+            <w:r>
+              <w:rPr>
+                <w:rFonts w:ascii="Arial" w:cs="Arial" w:eastAsia="Arial" w:hAnsi="Arial"/>
+                <w:sz w:val="21"/>
+                <w:szCs w:val="21"/>
+              </w:rPr>
+              <w:t xml:space="preserve"/>
+            </w:r>
+          </w:p>
+        </w:tc>
+        <w:tc>
+          <w:tcPr>
+            <w:tcW w:type="dxa" w:w="2190"/>
+            <w:tcBorders>
+              <w:top w:val="single" w:color="BFBFBF" w:sz="4"/>
+              <w:left w:val="single" w:color="BFBFBF" w:sz="4"/>
+              <w:bottom w:val="single" w:color="BFBFBF" w:sz="4"/>
+              <w:right w:val="single" w:color="BFBFBF" w:sz="4"/>
+            </w:tcBorders>
+            <w:tcMar>
+              <w:top w:type="dxa" w:w="80"/>
+              <w:left w:type="dxa" w:w="120"/>
+              <w:bottom w:type="dxa" w:w="80"/>
+              <w:right w:type="dxa" w:w="120"/>
+            </w:tcMar>
+          </w:tcPr>
+          <w:p>
+            <w:pPr>
+              <w:spacing w:after="0" w:before="0"/>
+            </w:pPr>
+            <w:r>
+              <w:rPr>
+                <w:rFonts w:ascii="Arial" w:cs="Arial" w:eastAsia="Arial" w:hAnsi="Arial"/>
+                <w:sz w:val="21"/>
+                <w:szCs w:val="21"/>
+              </w:rPr>
+              <w:t xml:space="preserve"/>
+            </w:r>
+          </w:p>
+        </w:tc>
+        <w:tc>
+          <w:tcPr>
+            <w:tcW w:type="dxa" w:w="3068"/>
+            <w:tcBorders>
+              <w:top w:val="single" w:color="BFBFBF" w:sz="4"/>
+              <w:left w:val="single" w:color="BFBFBF" w:sz="4"/>
+              <w:bottom w:val="single" w:color="BFBFBF" w:sz="4"/>
+              <w:right w:val="single" w:color="BFBFBF" w:sz="4"/>
+            </w:tcBorders>
+            <w:tcMar>
+              <w:top w:type="dxa" w:w="80"/>
+              <w:left w:type="dxa" w:w="120"/>
+              <w:bottom w:type="dxa" w:w="80"/>
+              <w:right w:type="dxa" w:w="120"/>
+            </w:tcMar>
+          </w:tcPr>
+          <w:p>
+            <w:pPr>
+              <w:spacing w:after="0" w:before="0"/>
+            </w:pPr>
+            <w:r>
+              <w:rPr>
+                <w:rFonts w:ascii="Arial" w:cs="Arial" w:eastAsia="Arial" w:hAnsi="Arial"/>
+                <w:sz w:val="21"/>
+                <w:szCs w:val="21"/>
+              </w:rPr>
+              <w:t xml:space="preserve"/>
+            </w:r>
+          </w:p>
+        </w:tc>
+      </w:tr>
+      <w:tr>
+        <w:trPr>
+          <w:cantSplit/>
+          <w:trHeight w:val="460" w:hRule="atLeast"/>
+        </w:trPr>
+        <w:tc>
+          <w:tcPr>
+            <w:tcW w:type="dxa" w:w="4380"/>
+            <w:tcBorders>
+              <w:top w:val="single" w:color="BFBFBF" w:sz="4"/>
+              <w:left w:val="single" w:color="BFBFBF" w:sz="4"/>
+              <w:bottom w:val="single" w:color="BFBFBF" w:sz="4"/>
+              <w:right w:val="single" w:color="BFBFBF" w:sz="4"/>
+            </w:tcBorders>
+            <w:tcMar>
+              <w:top w:type="dxa" w:w="80"/>
+              <w:left w:type="dxa" w:w="120"/>
+              <w:bottom w:type="dxa" w:w="80"/>
+              <w:right w:type="dxa" w:w="120"/>
+            </w:tcMar>
+          </w:tcPr>
+          <w:p>
+            <w:pPr>
+              <w:spacing w:after="0" w:before="0"/>
+            </w:pPr>
+            <w:r>
+              <w:rPr>
+                <w:rFonts w:ascii="Arial" w:cs="Arial" w:eastAsia="Arial" w:hAnsi="Arial"/>
+                <w:sz w:val="21"/>
+                <w:szCs w:val="21"/>
+              </w:rPr>
+              <w:t xml:space="preserve"/>
+            </w:r>
+          </w:p>
+        </w:tc>
+        <w:tc>
+          <w:tcPr>
+            <w:tcW w:type="dxa" w:w="2190"/>
+            <w:tcBorders>
+              <w:top w:val="single" w:color="BFBFBF" w:sz="4"/>
+              <w:left w:val="single" w:color="BFBFBF" w:sz="4"/>
+              <w:bottom w:val="single" w:color="BFBFBF" w:sz="4"/>
+              <w:right w:val="single" w:color="BFBFBF" w:sz="4"/>
+            </w:tcBorders>
+            <w:tcMar>
+              <w:top w:type="dxa" w:w="80"/>
+              <w:left w:type="dxa" w:w="120"/>
+              <w:bottom w:type="dxa" w:w="80"/>
+              <w:right w:type="dxa" w:w="120"/>
+            </w:tcMar>
+          </w:tcPr>
+          <w:p>
+            <w:pPr>
+              <w:spacing w:after="0" w:before="0"/>
+            </w:pPr>
+            <w:r>
+              <w:rPr>
+                <w:rFonts w:ascii="Arial" w:cs="Arial" w:eastAsia="Arial" w:hAnsi="Arial"/>
+                <w:sz w:val="21"/>
+                <w:szCs w:val="21"/>
+              </w:rPr>
+              <w:t xml:space="preserve"/>
+            </w:r>
+          </w:p>
+        </w:tc>
+        <w:tc>
+          <w:tcPr>
+            <w:tcW w:type="dxa" w:w="3068"/>
+            <w:tcBorders>
+              <w:top w:val="single" w:color="BFBFBF" w:sz="4"/>
+              <w:left w:val="single" w:color="BFBFBF" w:sz="4"/>
+              <w:bottom w:val="single" w:color="BFBFBF" w:sz="4"/>
+              <w:right w:val="single" w:color="BFBFBF" w:sz="4"/>
+            </w:tcBorders>
+            <w:tcMar>
+              <w:top w:type="dxa" w:w="80"/>
+              <w:left w:type="dxa" w:w="120"/>
+              <w:bottom w:type="dxa" w:w="80"/>
+              <w:right w:type="dxa" w:w="120"/>
+            </w:tcMar>
+          </w:tcPr>
+          <w:p>
+            <w:pPr>
+              <w:spacing w:after="0" w:before="0"/>
+            </w:pPr>
+            <w:r>
+              <w:rPr>
+                <w:rFonts w:ascii="Arial" w:cs="Arial" w:eastAsia="Arial" w:hAnsi="Arial"/>
+                <w:sz w:val="21"/>
+                <w:szCs w:val="21"/>
+              </w:rPr>
+              <w:t xml:space="preserve"/>
+            </w:r>
+          </w:p>
+        </w:tc>
+      </w:tr>
+      <w:tr>
+        <w:trPr>
+          <w:cantSplit/>
+          <w:trHeight w:val="460" w:hRule="atLeast"/>
+        </w:trPr>
+        <w:tc>
+          <w:tcPr>
+            <w:tcW w:type="dxa" w:w="4380"/>
+            <w:tcBorders>
+              <w:top w:val="single" w:color="BFBFBF" w:sz="4"/>
+              <w:left w:val="single" w:color="BFBFBF" w:sz="4"/>
+              <w:bottom w:val="single" w:color="BFBFBF" w:sz="4"/>
+              <w:right w:val="single" w:color="BFBFBF" w:sz="4"/>
+            </w:tcBorders>
+            <w:tcMar>
+              <w:top w:type="dxa" w:w="80"/>
+              <w:left w:type="dxa" w:w="120"/>
+              <w:bottom w:type="dxa" w:w="80"/>
+              <w:right w:type="dxa" w:w="120"/>
+            </w:tcMar>
+          </w:tcPr>
+          <w:p>
+            <w:pPr>
+              <w:spacing w:after="0" w:before="0"/>
+            </w:pPr>
+            <w:r>
+              <w:rPr>
+                <w:rFonts w:ascii="Arial" w:cs="Arial" w:eastAsia="Arial" w:hAnsi="Arial"/>
+                <w:sz w:val="21"/>
+                <w:szCs w:val="21"/>
+              </w:rPr>
+              <w:t xml:space="preserve"/>
+            </w:r>
+          </w:p>
+        </w:tc>
+        <w:tc>
+          <w:tcPr>
+            <w:tcW w:type="dxa" w:w="2190"/>
+            <w:tcBorders>
+              <w:top w:val="single" w:color="BFBFBF" w:sz="4"/>
+              <w:left w:val="single" w:color="BFBFBF" w:sz="4"/>
+              <w:bottom w:val="single" w:color="BFBFBF" w:sz="4"/>
+              <w:right w:val="single" w:color="BFBFBF" w:sz="4"/>
+            </w:tcBorders>
+            <w:tcMar>
+              <w:top w:type="dxa" w:w="80"/>
+              <w:left w:type="dxa" w:w="120"/>
+              <w:bottom w:type="dxa" w:w="80"/>
+              <w:right w:type="dxa" w:w="120"/>
+            </w:tcMar>
+          </w:tcPr>
+          <w:p>
+            <w:pPr>
+              <w:spacing w:after="0" w:before="0"/>
+            </w:pPr>
+            <w:r>
+              <w:rPr>
+                <w:rFonts w:ascii="Arial" w:cs="Arial" w:eastAsia="Arial" w:hAnsi="Arial"/>
+                <w:sz w:val="21"/>
+                <w:szCs w:val="21"/>
+              </w:rPr>
+              <w:t xml:space="preserve"/>
+            </w:r>
+          </w:p>
+        </w:tc>
+        <w:tc>
+          <w:tcPr>
+            <w:tcW w:type="dxa" w:w="3068"/>
+            <w:tcBorders>
+              <w:top w:val="single" w:color="BFBFBF" w:sz="4"/>
+              <w:left w:val="single" w:color="BFBFBF" w:sz="4"/>
+              <w:bottom w:val="single" w:color="BFBFBF" w:sz="4"/>
+              <w:right w:val="single" w:color="BFBFBF" w:sz="4"/>
+            </w:tcBorders>
+            <w:tcMar>
+              <w:top w:type="dxa" w:w="80"/>
+              <w:left w:type="dxa" w:w="120"/>
+              <w:bottom w:type="dxa" w:w="80"/>
+              <w:right w:type="dxa" w:w="120"/>
+            </w:tcMar>
+          </w:tcPr>
+          <w:p>
+            <w:pPr>
+              <w:spacing w:after="0" w:before="0"/>
+            </w:pPr>
+            <w:r>
+              <w:rPr>
+                <w:rFonts w:ascii="Arial" w:cs="Arial" w:eastAsia="Arial" w:hAnsi="Arial"/>
+                <w:sz w:val="21"/>
+                <w:szCs w:val="21"/>
+              </w:rPr>
+              <w:t xml:space="preserve"/>
+            </w:r>
+          </w:p>
+        </w:tc>
+      </w:tr>
+      <w:tr>
+        <w:trPr>
+          <w:cantSplit/>
+          <w:trHeight w:val="460" w:hRule="atLeast"/>
+        </w:trPr>
+        <w:tc>
+          <w:tcPr>
+            <w:tcW w:type="dxa" w:w="4380"/>
+            <w:tcBorders>
+              <w:top w:val="single" w:color="BFBFBF" w:sz="4"/>
+              <w:left w:val="single" w:color="BFBFBF" w:sz="4"/>
+              <w:bottom w:val="single" w:color="BFBFBF" w:sz="4"/>
+              <w:right w:val="single" w:color="BFBFBF" w:sz="4"/>
+            </w:tcBorders>
+            <w:tcMar>
+              <w:top w:type="dxa" w:w="80"/>
+              <w:left w:type="dxa" w:w="120"/>
+              <w:bottom w:type="dxa" w:w="80"/>
+              <w:right w:type="dxa" w:w="120"/>
+            </w:tcMar>
+          </w:tcPr>
+          <w:p>
+            <w:pPr>
+              <w:spacing w:after="0" w:before="0"/>
+            </w:pPr>
+            <w:r>
+              <w:rPr>
+                <w:rFonts w:ascii="Arial" w:cs="Arial" w:eastAsia="Arial" w:hAnsi="Arial"/>
+                <w:sz w:val="21"/>
+                <w:szCs w:val="21"/>
+              </w:rPr>
+              <w:t xml:space="preserve"/>
+            </w:r>
+          </w:p>
+        </w:tc>
+        <w:tc>
+          <w:tcPr>
+            <w:tcW w:type="dxa" w:w="2190"/>
+            <w:tcBorders>
+              <w:top w:val="single" w:color="BFBFBF" w:sz="4"/>
+              <w:left w:val="single" w:color="BFBFBF" w:sz="4"/>
+              <w:bottom w:val="single" w:color="BFBFBF" w:sz="4"/>
+              <w:right w:val="single" w:color="BFBFBF" w:sz="4"/>
+            </w:tcBorders>
+            <w:tcMar>
+              <w:top w:type="dxa" w:w="80"/>
+              <w:left w:type="dxa" w:w="120"/>
+              <w:bottom w:type="dxa" w:w="80"/>
+              <w:right w:type="dxa" w:w="120"/>
+            </w:tcMar>
+          </w:tcPr>
+          <w:p>
+            <w:pPr>
+              <w:spacing w:after="0" w:before="0"/>
+            </w:pPr>
+            <w:r>
+              <w:rPr>
+                <w:rFonts w:ascii="Arial" w:cs="Arial" w:eastAsia="Arial" w:hAnsi="Arial"/>
+                <w:sz w:val="21"/>
+                <w:szCs w:val="21"/>
+              </w:rPr>
+              <w:t xml:space="preserve"/>
+            </w:r>
+          </w:p>
+        </w:tc>
+        <w:tc>
+          <w:tcPr>
+            <w:tcW w:type="dxa" w:w="3068"/>
+            <w:tcBorders>
+              <w:top w:val="single" w:color="BFBFBF" w:sz="4"/>
+              <w:left w:val="single" w:color="BFBFBF" w:sz="4"/>
+              <w:bottom w:val="single" w:color="BFBFBF" w:sz="4"/>
+              <w:right w:val="single" w:color="BFBFBF" w:sz="4"/>
+            </w:tcBorders>
+            <w:tcMar>
+              <w:top w:type="dxa" w:w="80"/>
+              <w:left w:type="dxa" w:w="120"/>
+              <w:bottom w:type="dxa" w:w="80"/>
+              <w:right w:type="dxa" w:w="120"/>
+            </w:tcMar>
+          </w:tcPr>
+          <w:p>
+            <w:pPr>
+              <w:spacing w:after="0" w:before="0"/>
+            </w:pPr>
+            <w:r>
+              <w:rPr>
+                <w:rFonts w:ascii="Arial" w:cs="Arial" w:eastAsia="Arial" w:hAnsi="Arial"/>
+                <w:sz w:val="21"/>
+                <w:szCs w:val="21"/>
+              </w:rPr>
+              <w:t xml:space="preserve"/>
+            </w:r>
+          </w:p>
+        </w:tc>
+      </w:tr>
+    </w:tbl>
+    <w:p>
+      <w:pPr>
+        <w:keepNext/>
         <w:pBdr>
           <w:bottom w:val="single" w:color="111111" w:sz="12" w:space="6"/>
         </w:pBdr>
@@ -1788,7 +2431,7 @@
           <w:sz w:val="22"/>
           <w:szCs w:val="22"/>
         </w:rPr>
-        <w:t xml:space="preserve">5.  </w:t>
+        <w:t xml:space="preserve">6.  </w:t>
       </w:r>
       <w:r>
         <w:rPr>
@@ -2070,7 +2713,7 @@
           <w:sz w:val="22"/>
           <w:szCs w:val="22"/>
         </w:rPr>
-        <w:t xml:space="preserve">6.  </w:t>
+        <w:t xml:space="preserve">7.  </w:t>
       </w:r>
       <w:r>
         <w:rPr>
@@ -2208,7 +2851,7 @@
           <w:sz w:val="22"/>
           <w:szCs w:val="22"/>
         </w:rPr>
-        <w:t xml:space="preserve">7.  </w:t>
+        <w:t xml:space="preserve">8.  </w:t>
       </w:r>
       <w:r>
         <w:rPr>
@@ -2422,7 +3065,7 @@
           <w:sz w:val="22"/>
           <w:szCs w:val="22"/>
         </w:rPr>
-        <w:t xml:space="preserve">8.  </w:t>
+        <w:t xml:space="preserve">9.  </w:t>
       </w:r>
       <w:r>
         <w:rPr>
@@ -2622,6 +3265,74 @@
           </w:p>
         </w:tc>
       </w:tr>
+      <w:tr>
+        <w:trPr>
+          <w:cantSplit/>
+          <w:trHeight w:val="700" w:hRule="atLeast"/>
+        </w:trPr>
+        <w:tc>
+          <w:tcPr>
+            <w:tcW w:type="dxa" w:w="3470"/>
+            <w:tcBorders>
+              <w:top w:val="single" w:color="BFBFBF" w:sz="4"/>
+              <w:left w:val="single" w:color="BFBFBF" w:sz="4"/>
+              <w:bottom w:val="single" w:color="BFBFBF" w:sz="4"/>
+              <w:right w:val="single" w:color="BFBFBF" w:sz="4"/>
+            </w:tcBorders>
+            <w:shd w:fill="F2F2F2" w:color="auto" w:val="clear"/>
+            <w:tcMar>
+              <w:top w:type="dxa" w:w="80"/>
+              <w:left w:type="dxa" w:w="120"/>
+              <w:bottom w:type="dxa" w:w="80"/>
+              <w:right w:type="dxa" w:w="120"/>
+            </w:tcMar>
+          </w:tcPr>
+          <w:p>
+            <w:pPr>
+              <w:spacing w:after="0" w:before="0"/>
+            </w:pPr>
+            <w:r>
+              <w:rPr>
+                <w:rFonts w:ascii="Arial" w:cs="Arial" w:eastAsia="Arial" w:hAnsi="Arial"/>
+                <w:color w:val="6F6F6F"/>
+                <w:sz w:val="18"/>
+                <w:szCs w:val="18"/>
+              </w:rPr>
+              <w:t xml:space="preserve">What's everyone in your niche posting that you're sick of seeing?</w:t>
+            </w:r>
+          </w:p>
+        </w:tc>
+        <w:tc>
+          <w:tcPr>
+            <w:tcW w:type="dxa" w:w="6168"/>
+            <w:tcBorders>
+              <w:top w:val="single" w:color="BFBFBF" w:sz="4"/>
+              <w:left w:val="single" w:color="BFBFBF" w:sz="4"/>
+              <w:bottom w:val="single" w:color="BFBFBF" w:sz="4"/>
+              <w:right w:val="single" w:color="BFBFBF" w:sz="4"/>
+            </w:tcBorders>
+            <w:tcMar>
+              <w:top w:type="dxa" w:w="80"/>
+              <w:left w:type="dxa" w:w="120"/>
+              <w:bottom w:type="dxa" w:w="80"/>
+              <w:right w:type="dxa" w:w="120"/>
+            </w:tcMar>
+          </w:tcPr>
+          <w:p>
+            <w:pPr>
+              <w:spacing w:after="0" w:before="0"/>
+            </w:pPr>
+            <w:r>
+              <w:rPr>
+                <w:rFonts w:ascii="Arial" w:cs="Arial" w:eastAsia="Arial" w:hAnsi="Arial"/>
+                <w:sz w:val="21"/>
+                <w:szCs w:val="21"/>
+              </w:rPr>
+              <w:t xml:space="preserve"/>
+            </w:r>
+          </w:p>
+        </w:tc>
+      </w:tr>
     </w:tbl>
     <w:p>
       <w:pPr>
@@ -2636,7 +3347,7 @@
           <w:sz w:val="22"/>
           <w:szCs w:val="22"/>
         </w:rPr>
-        <w:t xml:space="preserve">9.  </w:t>
+        <w:t xml:space="preserve">10.  </w:t>
       </w:r>
       <w:r>
         <w:rPr>
@@ -2821,6 +3532,294 @@
           </w:p>
         </w:tc>
       </w:tr>
+      <w:tr>
+        <w:trPr>
+          <w:cantSplit/>
+          <w:trHeight w:val="700" w:hRule="atLeast"/>
+        </w:trPr>
+        <w:tc>
+          <w:tcPr>
+            <w:tcW w:type="dxa" w:w="3470"/>
+            <w:tcBorders>
+              <w:top w:val="single" w:color="BFBFBF" w:sz="4"/>
+              <w:left w:val="single" w:color="BFBFBF" w:sz="4"/>
+              <w:bottom w:val="single" w:color="BFBFBF" w:sz="4"/>
+              <w:right w:val="single" w:color="BFBFBF" w:sz="4"/>
+            </w:tcBorders>
+            <w:shd w:fill="F2F2F2" w:color="auto" w:val="clear"/>
+            <w:tcMar>
+              <w:top w:type="dxa" w:w="80"/>
+              <w:left w:type="dxa" w:w="120"/>
+              <w:bottom w:type="dxa" w:w="80"/>
+              <w:right w:type="dxa" w:w="120"/>
+            </w:tcMar>
+          </w:tcPr>
+          <w:p>
+            <w:pPr>
+              <w:spacing w:after="0" w:before="0"/>
+            </w:pPr>
+            <w:r>
+              <w:rPr>
+                <w:rFonts w:ascii="Arial" w:cs="Arial" w:eastAsia="Arial" w:hAnsi="Arial"/>
+                <w:color w:val="6F6F6F"/>
+                <w:sz w:val="18"/>
+                <w:szCs w:val="18"/>
+              </w:rPr>
+              <w:t xml:space="preserve">What do people assume about you or your niche before they follow, and what's actually true?</w:t>
+            </w:r>
+          </w:p>
+        </w:tc>
+        <w:tc>
+          <w:tcPr>
+            <w:tcW w:type="dxa" w:w="6168"/>
+            <w:tcBorders>
+              <w:top w:val="single" w:color="BFBFBF" w:sz="4"/>
+              <w:left w:val="single" w:color="BFBFBF" w:sz="4"/>
+              <w:bottom w:val="single" w:color="BFBFBF" w:sz="4"/>
+              <w:right w:val="single" w:color="BFBFBF" w:sz="4"/>
+            </w:tcBorders>
+            <w:tcMar>
+              <w:top w:type="dxa" w:w="80"/>
+              <w:left w:type="dxa" w:w="120"/>
+              <w:bottom w:type="dxa" w:w="80"/>
+              <w:right w:type="dxa" w:w="120"/>
+            </w:tcMar>
+          </w:tcPr>
+          <w:p>
+            <w:pPr>
+              <w:spacing w:after="0" w:before="0"/>
+            </w:pPr>
+            <w:r>
+              <w:rPr>
+                <w:rFonts w:ascii="Arial" w:cs="Arial" w:eastAsia="Arial" w:hAnsi="Arial"/>
+                <w:sz w:val="21"/>
+                <w:szCs w:val="21"/>
+              </w:rPr>
+              <w:t xml:space="preserve"/>
+            </w:r>
+          </w:p>
+        </w:tc>
+      </w:tr>
+    </w:tbl>
+    <w:p>
+      <w:pPr>
+        <w:keepNext/>
+        <w:spacing w:after="60" w:before="280"/>
+      </w:pPr>
+      <w:r>
+        <w:rPr>
+          <w:rFonts w:ascii="Arial" w:cs="Arial" w:eastAsia="Arial" w:hAnsi="Arial"/>
+          <w:b/>
+          <w:bCs/>
+          <w:sz w:val="22"/>
+          <w:szCs w:val="22"/>
+        </w:rPr>
+        <w:t xml:space="preserve">11.  </w:t>
+      </w:r>
+      <w:r>
+        <w:rPr>
+          <w:rFonts w:ascii="Arial" w:cs="Arial" w:eastAsia="Arial" w:hAnsi="Arial"/>
+          <w:b/>
+          <w:bCs/>
+          <w:sz w:val="22"/>
+          <w:szCs w:val="22"/>
+        </w:rPr>
+        <w:t xml:space="preserve">How do you talk on camera?</w:t>
+      </w:r>
+    </w:p>
+    <w:p>
+      <w:pPr>
+        <w:keepNext/>
+        <w:spacing w:after="80" w:before="0"/>
+      </w:pPr>
+      <w:r>
+        <w:rPr>
+          <w:rFonts w:ascii="Arial" w:cs="Arial" w:eastAsia="Arial" w:hAnsi="Arial"/>
+          <w:color w:val="6F6F6F"/>
+          <w:sz w:val="19"/>
+          <w:szCs w:val="19"/>
+        </w:rPr>
+        <w:t xml:space="preserve">Sayings, catchphrases, how you open and sign off, words you'd never use. This is how we write lines that sound like you, not like an ad.</w:t>
+      </w:r>
+    </w:p>
+    <w:p>
+      <w:pPr>
+        <w:keepNext/>
+        <w:spacing w:after="80" w:before="0"/>
+      </w:pPr>
+      <w:r>
+        <w:rPr>
+          <w:rFonts w:ascii="Arial" w:cs="Arial" w:eastAsia="Arial" w:hAnsi="Arial"/>
+          <w:i/>
+          <w:iCs/>
+          <w:color w:val="9A9A9A"/>
+          <w:sz w:val="18"/>
+          <w:szCs w:val="18"/>
+        </w:rPr>
+        <w:t xml:space="preserve">e.g. Always open with "right, broke student dinner time". Never say "hack".</w:t>
+      </w:r>
+    </w:p>
+    <w:tbl>
+      <w:tblPr>
+        <w:tblW w:type="dxa" w:w="9638"/>
+        <w:tblBorders>
+          <w:top w:val="single" w:color="auto" w:sz="4"/>
+          <w:left w:val="single" w:color="auto" w:sz="4"/>
+          <w:bottom w:val="single" w:color="auto" w:sz="4"/>
+          <w:right w:val="single" w:color="auto" w:sz="4"/>
+          <w:insideH w:val="single" w:color="auto" w:sz="4"/>
+          <w:insideV w:val="single" w:color="auto" w:sz="4"/>
+        </w:tblBorders>
+      </w:tblPr>
+      <w:tblGrid>
+        <w:gridCol w:w="9638"/>
+      </w:tblGrid>
+      <w:tr>
+        <w:trPr>
+          <w:cantSplit/>
+          <w:trHeight w:val="1300" w:hRule="atLeast"/>
+        </w:trPr>
+        <w:tc>
+          <w:tcPr>
+            <w:tcW w:type="dxa" w:w="9638"/>
+            <w:tcBorders>
+              <w:top w:val="single" w:color="BFBFBF" w:sz="4"/>
+              <w:left w:val="single" w:color="BFBFBF" w:sz="4"/>
+              <w:bottom w:val="single" w:color="BFBFBF" w:sz="4"/>
+              <w:right w:val="single" w:color="BFBFBF" w:sz="4"/>
+            </w:tcBorders>
+            <w:tcMar>
+              <w:top w:type="dxa" w:w="80"/>
+              <w:left w:type="dxa" w:w="120"/>
+              <w:bottom w:type="dxa" w:w="80"/>
+              <w:right w:type="dxa" w:w="120"/>
+            </w:tcMar>
+          </w:tcPr>
+          <w:p>
+            <w:pPr>
+              <w:spacing w:after="0" w:before="0"/>
+            </w:pPr>
+            <w:r>
+              <w:rPr>
+                <w:rFonts w:ascii="Arial" w:cs="Arial" w:eastAsia="Arial" w:hAnsi="Arial"/>
+                <w:sz w:val="21"/>
+                <w:szCs w:val="21"/>
+              </w:rPr>
+              <w:t xml:space="preserve"/>
+            </w:r>
+          </w:p>
+        </w:tc>
+      </w:tr>
+    </w:tbl>
+    <w:p>
+      <w:pPr>
+        <w:keepNext/>
+        <w:spacing w:after="60" w:before="280"/>
+      </w:pPr>
+      <w:r>
+        <w:rPr>
+          <w:rFonts w:ascii="Arial" w:cs="Arial" w:eastAsia="Arial" w:hAnsi="Arial"/>
+          <w:b/>
+          <w:bCs/>
+          <w:sz w:val="22"/>
+          <w:szCs w:val="22"/>
+        </w:rPr>
+        <w:t xml:space="preserve">12.  </w:t>
+      </w:r>
+      <w:r>
+        <w:rPr>
+          <w:rFonts w:ascii="Arial" w:cs="Arial" w:eastAsia="Arial" w:hAnsi="Arial"/>
+          <w:b/>
+          <w:bCs/>
+          <w:sz w:val="22"/>
+          <w:szCs w:val="22"/>
+        </w:rPr>
+        <w:t xml:space="preserve">What's your thing?</w:t>
+      </w:r>
+    </w:p>
+    <w:p>
+      <w:pPr>
+        <w:keepNext/>
+        <w:spacing w:after="80" w:before="0"/>
+      </w:pPr>
+      <w:r>
+        <w:rPr>
+          <w:rFonts w:ascii="Arial" w:cs="Arial" w:eastAsia="Arial" w:hAnsi="Arial"/>
+          <w:color w:val="6F6F6F"/>
+          <w:sz w:val="19"/>
+          <w:szCs w:val="19"/>
+        </w:rPr>
+        <w:t xml:space="preserve">The signature detail people know you for: a setup, a prop, a running joke, a pet, a phrase.</w:t>
+      </w:r>
+    </w:p>
+    <w:p>
+      <w:pPr>
+        <w:keepNext/>
+        <w:spacing w:after="80" w:before="0"/>
+      </w:pPr>
+      <w:r>
+        <w:rPr>
+          <w:rFonts w:ascii="Arial" w:cs="Arial" w:eastAsia="Arial" w:hAnsi="Arial"/>
+          <w:i/>
+          <w:iCs/>
+          <w:color w:val="9A9A9A"/>
+          <w:sz w:val="18"/>
+          <w:szCs w:val="18"/>
+        </w:rPr>
+        <w:t xml:space="preserve">e.g. Everything's cooked on my tiny two-burner share-house stove, and it always costs under $10.</w:t>
+      </w:r>
+    </w:p>
+    <w:tbl>
+      <w:tblPr>
+        <w:tblW w:type="dxa" w:w="9638"/>
+        <w:tblBorders>
+          <w:top w:val="single" w:color="auto" w:sz="4"/>
+          <w:left w:val="single" w:color="auto" w:sz="4"/>
+          <w:bottom w:val="single" w:color="auto" w:sz="4"/>
+          <w:right w:val="single" w:color="auto" w:sz="4"/>
+          <w:insideH w:val="single" w:color="auto" w:sz="4"/>
+          <w:insideV w:val="single" w:color="auto" w:sz="4"/>
+        </w:tblBorders>
+      </w:tblPr>
+      <w:tblGrid>
+        <w:gridCol w:w="9638"/>
+      </w:tblGrid>
+      <w:tr>
+        <w:trPr>
+          <w:cantSplit/>
+          <w:trHeight w:val="1300" w:hRule="atLeast"/>
+        </w:trPr>
+        <w:tc>
+          <w:tcPr>
+            <w:tcW w:type="dxa" w:w="9638"/>
+            <w:tcBorders>
+              <w:top w:val="single" w:color="BFBFBF" w:sz="4"/>
+              <w:left w:val="single" w:color="BFBFBF" w:sz="4"/>
+              <w:bottom w:val="single" w:color="BFBFBF" w:sz="4"/>
+              <w:right w:val="single" w:color="BFBFBF" w:sz="4"/>
+            </w:tcBorders>
+            <w:tcMar>
+              <w:top w:type="dxa" w:w="80"/>
+              <w:left w:type="dxa" w:w="120"/>
+              <w:bottom w:type="dxa" w:w="80"/>
+              <w:right w:type="dxa" w:w="120"/>
+            </w:tcMar>
+          </w:tcPr>
+          <w:p>
+            <w:pPr>
+              <w:spacing w:after="0" w:before="0"/>
+            </w:pPr>
+            <w:r>
+              <w:rPr>
+                <w:rFonts w:ascii="Arial" w:cs="Arial" w:eastAsia="Arial" w:hAnsi="Arial"/>
+                <w:sz w:val="21"/>
+                <w:szCs w:val="21"/>
+              </w:rPr>
+              <w:t xml:space="preserve"/>
+            </w:r>
+          </w:p>
+        </w:tc>
+      </w:tr>
     </w:tbl>
     <w:p>
       <w:pPr>
@@ -2863,7 +3862,7 @@
           <w:sz w:val="22"/>
           <w:szCs w:val="22"/>
         </w:rPr>
-        <w:t xml:space="preserve">10.  </w:t>
+        <w:t xml:space="preserve">13.  </w:t>
       </w:r>
       <w:r>
         <w:rPr>
@@ -3574,7 +4573,7 @@
           <w:sz w:val="22"/>
           <w:szCs w:val="22"/>
         </w:rPr>
-        <w:t xml:space="preserve">11.  </w:t>
+        <w:t xml:space="preserve">14.  </w:t>
       </w:r>
       <w:r>
         <w:rPr>
@@ -3816,7 +4815,7 @@
           <w:sz w:val="22"/>
           <w:szCs w:val="22"/>
         </w:rPr>
-        <w:t xml:space="preserve">12.  </w:t>
+        <w:t xml:space="preserve">15.  </w:t>
       </w:r>
       <w:r>
         <w:rPr>
@@ -4200,7 +5199,7 @@
           <w:sz w:val="22"/>
           <w:szCs w:val="22"/>
         </w:rPr>
-        <w:t xml:space="preserve">13.  </w:t>
+        <w:t xml:space="preserve">16.  </w:t>
       </w:r>
       <w:r>
         <w:rPr>
@@ -4414,7 +5413,7 @@
           <w:sz w:val="22"/>
           <w:szCs w:val="22"/>
         </w:rPr>
-        <w:t xml:space="preserve">14.  </w:t>
+        <w:t xml:space="preserve">17.  </w:t>
       </w:r>
       <w:r>
         <w:rPr>
@@ -4514,6 +5513,116 @@
     <w:p>
       <w:pPr>
         <w:keepNext/>
+        <w:spacing w:after="60" w:before="280"/>
+      </w:pPr>
+      <w:r>
+        <w:rPr>
+          <w:rFonts w:ascii="Arial" w:cs="Arial" w:eastAsia="Arial" w:hAnsi="Arial"/>
+          <w:b/>
+          <w:bCs/>
+          <w:sz w:val="22"/>
+          <w:szCs w:val="22"/>
+        </w:rPr>
+        <w:t xml:space="preserve">18.  </w:t>
+      </w:r>
+      <w:r>
+        <w:rPr>
+          <w:rFonts w:ascii="Arial" w:cs="Arial" w:eastAsia="Arial" w:hAnsi="Arial"/>
+          <w:b/>
+          <w:bCs/>
+          <w:sz w:val="22"/>
+          <w:szCs w:val="22"/>
+        </w:rPr>
+        <w:t xml:space="preserve">What do you look like on a normal filming day?</w:t>
+      </w:r>
+    </w:p>
+    <w:p>
+      <w:pPr>
+        <w:keepNext/>
+        <w:spacing w:after="80" w:before="0"/>
+      </w:pPr>
+      <w:r>
+        <w:rPr>
+          <w:rFonts w:ascii="Arial" w:cs="Arial" w:eastAsia="Arial" w:hAnsi="Arial"/>
+          <w:color w:val="6F6F6F"/>
+          <w:sz w:val="19"/>
+          <w:szCs w:val="19"/>
+        </w:rPr>
+        <w:t xml:space="preserve">Age range, hair, build and what you usually wear. Same for anyone who's often in your videos. We use this to sketch your storyboards.</w:t>
+      </w:r>
+    </w:p>
+    <w:p>
+      <w:pPr>
+        <w:keepNext/>
+        <w:spacing w:after="80" w:before="0"/>
+      </w:pPr>
+      <w:r>
+        <w:rPr>
+          <w:rFonts w:ascii="Arial" w:cs="Arial" w:eastAsia="Arial" w:hAnsi="Arial"/>
+          <w:i/>
+          <w:iCs/>
+          <w:color w:val="9A9A9A"/>
+          <w:sz w:val="18"/>
+          <w:szCs w:val="18"/>
+        </w:rPr>
+        <w:t xml:space="preserve">e.g. Me: early 20s, long curly dark hair, usually a baggy op-shop jumper and gold hoops.</w:t>
+      </w:r>
+    </w:p>
+    <w:tbl>
+      <w:tblPr>
+        <w:tblW w:type="dxa" w:w="9638"/>
+        <w:tblBorders>
+          <w:top w:val="single" w:color="auto" w:sz="4"/>
+          <w:left w:val="single" w:color="auto" w:sz="4"/>
+          <w:bottom w:val="single" w:color="auto" w:sz="4"/>
+          <w:right w:val="single" w:color="auto" w:sz="4"/>
+          <w:insideH w:val="single" w:color="auto" w:sz="4"/>
+          <w:insideV w:val="single" w:color="auto" w:sz="4"/>
+        </w:tblBorders>
+      </w:tblPr>
+      <w:tblGrid>
+        <w:gridCol w:w="9638"/>
+      </w:tblGrid>
+      <w:tr>
+        <w:trPr>
+          <w:cantSplit/>
+          <w:trHeight w:val="1300" w:hRule="atLeast"/>
+        </w:trPr>
+        <w:tc>
+          <w:tcPr>
+            <w:tcW w:type="dxa" w:w="9638"/>
+            <w:tcBorders>
+              <w:top w:val="single" w:color="BFBFBF" w:sz="4"/>
+              <w:left w:val="single" w:color="BFBFBF" w:sz="4"/>
+              <w:bottom w:val="single" w:color="BFBFBF" w:sz="4"/>
+              <w:right w:val="single" w:color="BFBFBF" w:sz="4"/>
+            </w:tcBorders>
+            <w:tcMar>
+              <w:top w:type="dxa" w:w="80"/>
+              <w:left w:type="dxa" w:w="120"/>
+              <w:bottom w:type="dxa" w:w="80"/>
+              <w:right w:type="dxa" w:w="120"/>
+            </w:tcMar>
+          </w:tcPr>
+          <w:p>
+            <w:pPr>
+              <w:spacing w:after="0" w:before="0"/>
+            </w:pPr>
+            <w:r>
+              <w:rPr>
+                <w:rFonts w:ascii="Arial" w:cs="Arial" w:eastAsia="Arial" w:hAnsi="Arial"/>
+                <w:sz w:val="21"/>
+                <w:szCs w:val="21"/>
+              </w:rPr>
+              <w:t xml:space="preserve"/>
+            </w:r>
+          </w:p>
+        </w:tc>
+      </w:tr>
+    </w:tbl>
+    <w:p>
+      <w:pPr>
+        <w:keepNext/>
         <w:pBdr>
           <w:bottom w:val="single" w:color="111111" w:sz="12" w:space="6"/>
         </w:pBdr>
@@ -4552,7 +5661,7 @@
           <w:sz w:val="22"/>
           <w:szCs w:val="22"/>
         </w:rPr>
-        <w:t xml:space="preserve">15.  </w:t>
+        <w:t xml:space="preserve">19.  </w:t>
       </w:r>
       <w:r>
         <w:rPr>
@@ -4850,7 +5959,7 @@
           <w:sz w:val="22"/>
           <w:szCs w:val="22"/>
         </w:rPr>
-        <w:t xml:space="preserve">16.  </w:t>
+        <w:t xml:space="preserve">20.  </w:t>
       </w:r>
       <w:r>
         <w:rPr>
@@ -5081,7 +6190,7 @@
           <w:sz w:val="22"/>
           <w:szCs w:val="22"/>
         </w:rPr>
-        <w:t xml:space="preserve">17.  </w:t>
+        <w:t xml:space="preserve">21.  </w:t>
       </w:r>
       <w:r>
         <w:rPr>
@@ -5221,7 +6330,7 @@
           <w:sz w:val="22"/>
           <w:szCs w:val="22"/>
         </w:rPr>
-        <w:t xml:space="preserve">18.  </w:t>
+        <w:t xml:space="preserve">22.  </w:t>
       </w:r>
       <w:r>
         <w:rPr>

--- a/dist/word/ASAP Creator Brief.docx
+++ b/dist/word/ASAP Creator Brief.docx
@@ -1514,6 +1514,24 @@
       <w:r>
         <w:rPr>
           <w:rFonts w:ascii="Arial" w:cs="Arial" w:eastAsia="Arial" w:hAnsi="Arial"/>
+          <w:b/>
+          <w:bCs/>
+          <w:caps/>
+          <w:spacing w:val="20"/>
+          <w:sz w:val="16"/>
+          <w:szCs w:val="16"/>
+        </w:rPr>
+        <w:t xml:space="preserve">We need this one to plan your content</w:t>
+      </w:r>
+    </w:p>
+    <w:p>
+      <w:pPr>
+        <w:keepNext/>
+        <w:spacing w:after="80" w:before="0"/>
+      </w:pPr>
+      <w:r>
+        <w:rPr>
+          <w:rFonts w:ascii="Arial" w:cs="Arial" w:eastAsia="Arial" w:hAnsi="Arial"/>
           <w:i/>
           <w:iCs/>
           <w:color w:val="9A9A9A"/>
@@ -1643,7 +1661,133 @@
                 <w:sz w:val="18"/>
                 <w:szCs w:val="18"/>
               </w:rPr>
-              <w:t xml:space="preserve">Where would you like to be in 6 months? Any numbers in mind?</w:t>
+              <w:t xml:space="preserve">Do you make money from your content now? How? (brand deals, affiliate, products, UGC, subscriptions)</w:t>
+            </w:r>
+          </w:p>
+        </w:tc>
+        <w:tc>
+          <w:tcPr>
+            <w:tcW w:type="dxa" w:w="6168"/>
+            <w:tcBorders>
+              <w:top w:val="single" w:color="BFBFBF" w:sz="4"/>
+              <w:left w:val="single" w:color="BFBFBF" w:sz="4"/>
+              <w:bottom w:val="single" w:color="BFBFBF" w:sz="4"/>
+              <w:right w:val="single" w:color="BFBFBF" w:sz="4"/>
+            </w:tcBorders>
+            <w:tcMar>
+              <w:top w:type="dxa" w:w="80"/>
+              <w:left w:type="dxa" w:w="120"/>
+              <w:bottom w:type="dxa" w:w="80"/>
+              <w:right w:type="dxa" w:w="120"/>
+            </w:tcMar>
+          </w:tcPr>
+          <w:p>
+            <w:pPr>
+              <w:spacing w:after="0" w:before="0"/>
+            </w:pPr>
+            <w:r>
+              <w:rPr>
+                <w:rFonts w:ascii="Arial" w:cs="Arial" w:eastAsia="Arial" w:hAnsi="Arial"/>
+                <w:sz w:val="21"/>
+                <w:szCs w:val="21"/>
+              </w:rPr>
+              <w:t xml:space="preserve"/>
+            </w:r>
+          </w:p>
+        </w:tc>
+      </w:tr>
+    </w:tbl>
+    <w:p>
+      <w:pPr>
+        <w:keepNext/>
+        <w:spacing w:after="60" w:before="280"/>
+      </w:pPr>
+      <w:r>
+        <w:rPr>
+          <w:rFonts w:ascii="Arial" w:cs="Arial" w:eastAsia="Arial" w:hAnsi="Arial"/>
+          <w:b/>
+          <w:bCs/>
+          <w:sz w:val="22"/>
+          <w:szCs w:val="22"/>
+        </w:rPr>
+        <w:t xml:space="preserve">5.  </w:t>
+      </w:r>
+      <w:r>
+        <w:rPr>
+          <w:rFonts w:ascii="Arial" w:cs="Arial" w:eastAsia="Arial" w:hAnsi="Arial"/>
+          <w:b/>
+          <w:bCs/>
+          <w:sz w:val="22"/>
+          <w:szCs w:val="22"/>
+        </w:rPr>
+        <w:t xml:space="preserve">How will we know it's working?</w:t>
+      </w:r>
+    </w:p>
+    <w:p>
+      <w:pPr>
+        <w:keepNext/>
+        <w:spacing w:after="80" w:before="0"/>
+      </w:pPr>
+      <w:r>
+        <w:rPr>
+          <w:rFonts w:ascii="Arial" w:cs="Arial" w:eastAsia="Arial" w:hAnsi="Arial"/>
+          <w:color w:val="6F6F6F"/>
+          <w:sz w:val="19"/>
+          <w:szCs w:val="19"/>
+        </w:rPr>
+        <w:t xml:space="preserve">Rough numbers are perfect. Knowing where you're starting lets us show you what's moved.</w:t>
+      </w:r>
+    </w:p>
+    <w:tbl>
+      <w:tblPr>
+        <w:tblW w:type="dxa" w:w="9638"/>
+        <w:tblBorders>
+          <w:top w:val="single" w:color="auto" w:sz="4"/>
+          <w:left w:val="single" w:color="auto" w:sz="4"/>
+          <w:bottom w:val="single" w:color="auto" w:sz="4"/>
+          <w:right w:val="single" w:color="auto" w:sz="4"/>
+          <w:insideH w:val="single" w:color="auto" w:sz="4"/>
+          <w:insideV w:val="single" w:color="auto" w:sz="4"/>
+        </w:tblBorders>
+      </w:tblPr>
+      <w:tblGrid>
+        <w:gridCol w:w="3470"/>
+        <w:gridCol w:w="6168"/>
+      </w:tblGrid>
+      <w:tr>
+        <w:trPr>
+          <w:cantSplit/>
+          <w:trHeight w:val="520" w:hRule="atLeast"/>
+        </w:trPr>
+        <w:tc>
+          <w:tcPr>
+            <w:tcW w:type="dxa" w:w="3470"/>
+            <w:tcBorders>
+              <w:top w:val="single" w:color="BFBFBF" w:sz="4"/>
+              <w:left w:val="single" w:color="BFBFBF" w:sz="4"/>
+              <w:bottom w:val="single" w:color="BFBFBF" w:sz="4"/>
+              <w:right w:val="single" w:color="BFBFBF" w:sz="4"/>
+            </w:tcBorders>
+            <w:shd w:fill="F2F2F2" w:color="auto" w:val="clear"/>
+            <w:tcMar>
+              <w:top w:type="dxa" w:w="80"/>
+              <w:left w:type="dxa" w:w="120"/>
+              <w:bottom w:type="dxa" w:w="80"/>
+              <w:right w:type="dxa" w:w="120"/>
+            </w:tcMar>
+          </w:tcPr>
+          <w:p>
+            <w:pPr>
+              <w:spacing w:after="0" w:before="0"/>
+            </w:pPr>
+            <w:r>
+              <w:rPr>
+                <w:rFonts w:ascii="Arial" w:cs="Arial" w:eastAsia="Arial" w:hAnsi="Arial"/>
+                <w:color w:val="6F6F6F"/>
+                <w:sz w:val="18"/>
+                <w:szCs w:val="18"/>
+              </w:rPr>
+              <w:t xml:space="preserve">What a win looks like in 3 months</w:t>
             </w:r>
           </w:p>
         </w:tc>
@@ -1681,7 +1825,7 @@
       <w:tr>
         <w:trPr>
           <w:cantSplit/>
-          <w:trHeight w:val="700" w:hRule="atLeast"/>
+          <w:trHeight w:val="520" w:hRule="atLeast"/>
         </w:trPr>
         <w:tc>
           <w:tcPr>
@@ -1711,7 +1855,75 @@
                 <w:sz w:val="18"/>
                 <w:szCs w:val="18"/>
               </w:rPr>
-              <w:t xml:space="preserve">Do you make money from your content now? How? (brand deals, affiliate, products, UGC, subscriptions)</w:t>
+              <w:t xml:space="preserve">How you'll measure it</w:t>
+            </w:r>
+          </w:p>
+        </w:tc>
+        <w:tc>
+          <w:tcPr>
+            <w:tcW w:type="dxa" w:w="6168"/>
+            <w:tcBorders>
+              <w:top w:val="single" w:color="BFBFBF" w:sz="4"/>
+              <w:left w:val="single" w:color="BFBFBF" w:sz="4"/>
+              <w:bottom w:val="single" w:color="BFBFBF" w:sz="4"/>
+              <w:right w:val="single" w:color="BFBFBF" w:sz="4"/>
+            </w:tcBorders>
+            <w:tcMar>
+              <w:top w:type="dxa" w:w="80"/>
+              <w:left w:type="dxa" w:w="120"/>
+              <w:bottom w:type="dxa" w:w="80"/>
+              <w:right w:type="dxa" w:w="120"/>
+            </w:tcMar>
+          </w:tcPr>
+          <w:p>
+            <w:pPr>
+              <w:spacing w:after="0" w:before="0"/>
+            </w:pPr>
+            <w:r>
+              <w:rPr>
+                <w:rFonts w:ascii="Arial" w:cs="Arial" w:eastAsia="Arial" w:hAnsi="Arial"/>
+                <w:sz w:val="21"/>
+                <w:szCs w:val="21"/>
+              </w:rPr>
+              <w:t xml:space="preserve"/>
+            </w:r>
+          </w:p>
+        </w:tc>
+      </w:tr>
+      <w:tr>
+        <w:trPr>
+          <w:cantSplit/>
+          <w:trHeight w:val="520" w:hRule="atLeast"/>
+        </w:trPr>
+        <w:tc>
+          <w:tcPr>
+            <w:tcW w:type="dxa" w:w="3470"/>
+            <w:tcBorders>
+              <w:top w:val="single" w:color="BFBFBF" w:sz="4"/>
+              <w:left w:val="single" w:color="BFBFBF" w:sz="4"/>
+              <w:bottom w:val="single" w:color="BFBFBF" w:sz="4"/>
+              <w:right w:val="single" w:color="BFBFBF" w:sz="4"/>
+            </w:tcBorders>
+            <w:shd w:fill="F2F2F2" w:color="auto" w:val="clear"/>
+            <w:tcMar>
+              <w:top w:type="dxa" w:w="80"/>
+              <w:left w:type="dxa" w:w="120"/>
+              <w:bottom w:type="dxa" w:w="80"/>
+              <w:right w:type="dxa" w:w="120"/>
+            </w:tcMar>
+          </w:tcPr>
+          <w:p>
+            <w:pPr>
+              <w:spacing w:after="0" w:before="0"/>
+            </w:pPr>
+            <w:r>
+              <w:rPr>
+                <w:rFonts w:ascii="Arial" w:cs="Arial" w:eastAsia="Arial" w:hAnsi="Arial"/>
+                <w:color w:val="6F6F6F"/>
+                <w:sz w:val="18"/>
+                <w:szCs w:val="18"/>
+              </w:rPr>
+              <w:t xml:space="preserve">Where that's at today</w:t>
             </w:r>
           </w:p>
         </w:tc>
@@ -1760,7 +1972,7 @@
           <w:sz w:val="22"/>
           <w:szCs w:val="22"/>
         </w:rPr>
-        <w:t xml:space="preserve">5.  </w:t>
+        <w:t xml:space="preserve">6.  </w:t>
       </w:r>
       <w:r>
         <w:rPr>
@@ -2431,7 +2643,7 @@
           <w:sz w:val="22"/>
           <w:szCs w:val="22"/>
         </w:rPr>
-        <w:t xml:space="preserve">6.  </w:t>
+        <w:t xml:space="preserve">7.  </w:t>
       </w:r>
       <w:r>
         <w:rPr>
@@ -2713,7 +2925,337 @@
           <w:sz w:val="22"/>
           <w:szCs w:val="22"/>
         </w:rPr>
-        <w:t xml:space="preserve">7.  </w:t>
+        <w:t xml:space="preserve">8.  </w:t>
+      </w:r>
+      <w:r>
+        <w:rPr>
+          <w:rFonts w:ascii="Arial" w:cs="Arial" w:eastAsia="Arial" w:hAnsi="Arial"/>
+          <w:b/>
+          <w:bCs/>
+          <w:sz w:val="22"/>
+          <w:szCs w:val="22"/>
+        </w:rPr>
+        <w:t xml:space="preserve">What do your insights say?</w:t>
+      </w:r>
+    </w:p>
+    <w:p>
+      <w:pPr>
+        <w:keepNext/>
+        <w:spacing w:after="80" w:before="0"/>
+      </w:pPr>
+      <w:r>
+        <w:rPr>
+          <w:rFonts w:ascii="Arial" w:cs="Arial" w:eastAsia="Arial" w:hAnsi="Arial"/>
+          <w:color w:val="6F6F6F"/>
+          <w:sz w:val="19"/>
+          <w:szCs w:val="19"/>
+        </w:rPr>
+        <w:t xml:space="preserve">From the insights or analytics tab on your main platform. Rough is fine, and you can share screenshots at the end.</w:t>
+      </w:r>
+    </w:p>
+    <w:tbl>
+      <w:tblPr>
+        <w:tblW w:type="dxa" w:w="9638"/>
+        <w:tblBorders>
+          <w:top w:val="single" w:color="auto" w:sz="4"/>
+          <w:left w:val="single" w:color="auto" w:sz="4"/>
+          <w:bottom w:val="single" w:color="auto" w:sz="4"/>
+          <w:right w:val="single" w:color="auto" w:sz="4"/>
+          <w:insideH w:val="single" w:color="auto" w:sz="4"/>
+          <w:insideV w:val="single" w:color="auto" w:sz="4"/>
+        </w:tblBorders>
+      </w:tblPr>
+      <w:tblGrid>
+        <w:gridCol w:w="3470"/>
+        <w:gridCol w:w="6168"/>
+      </w:tblGrid>
+      <w:tr>
+        <w:trPr>
+          <w:cantSplit/>
+          <w:trHeight w:val="520" w:hRule="atLeast"/>
+        </w:trPr>
+        <w:tc>
+          <w:tcPr>
+            <w:tcW w:type="dxa" w:w="3470"/>
+            <w:tcBorders>
+              <w:top w:val="single" w:color="BFBFBF" w:sz="4"/>
+              <w:left w:val="single" w:color="BFBFBF" w:sz="4"/>
+              <w:bottom w:val="single" w:color="BFBFBF" w:sz="4"/>
+              <w:right w:val="single" w:color="BFBFBF" w:sz="4"/>
+            </w:tcBorders>
+            <w:shd w:fill="F2F2F2" w:color="auto" w:val="clear"/>
+            <w:tcMar>
+              <w:top w:type="dxa" w:w="80"/>
+              <w:left w:type="dxa" w:w="120"/>
+              <w:bottom w:type="dxa" w:w="80"/>
+              <w:right w:type="dxa" w:w="120"/>
+            </w:tcMar>
+          </w:tcPr>
+          <w:p>
+            <w:pPr>
+              <w:spacing w:after="0" w:before="0"/>
+            </w:pPr>
+            <w:r>
+              <w:rPr>
+                <w:rFonts w:ascii="Arial" w:cs="Arial" w:eastAsia="Arial" w:hAnsi="Arial"/>
+                <w:color w:val="6F6F6F"/>
+                <w:sz w:val="18"/>
+                <w:szCs w:val="18"/>
+              </w:rPr>
+              <w:t xml:space="preserve">Main age range</w:t>
+            </w:r>
+          </w:p>
+        </w:tc>
+        <w:tc>
+          <w:tcPr>
+            <w:tcW w:type="dxa" w:w="6168"/>
+            <w:tcBorders>
+              <w:top w:val="single" w:color="BFBFBF" w:sz="4"/>
+              <w:left w:val="single" w:color="BFBFBF" w:sz="4"/>
+              <w:bottom w:val="single" w:color="BFBFBF" w:sz="4"/>
+              <w:right w:val="single" w:color="BFBFBF" w:sz="4"/>
+            </w:tcBorders>
+            <w:tcMar>
+              <w:top w:type="dxa" w:w="80"/>
+              <w:left w:type="dxa" w:w="120"/>
+              <w:bottom w:type="dxa" w:w="80"/>
+              <w:right w:type="dxa" w:w="120"/>
+            </w:tcMar>
+          </w:tcPr>
+          <w:p>
+            <w:pPr>
+              <w:spacing w:after="0" w:before="0"/>
+            </w:pPr>
+            <w:r>
+              <w:rPr>
+                <w:rFonts w:ascii="Arial" w:cs="Arial" w:eastAsia="Arial" w:hAnsi="Arial"/>
+                <w:sz w:val="21"/>
+                <w:szCs w:val="21"/>
+              </w:rPr>
+              <w:t xml:space="preserve"/>
+            </w:r>
+          </w:p>
+        </w:tc>
+      </w:tr>
+      <w:tr>
+        <w:trPr>
+          <w:cantSplit/>
+          <w:trHeight w:val="520" w:hRule="atLeast"/>
+        </w:trPr>
+        <w:tc>
+          <w:tcPr>
+            <w:tcW w:type="dxa" w:w="3470"/>
+            <w:tcBorders>
+              <w:top w:val="single" w:color="BFBFBF" w:sz="4"/>
+              <w:left w:val="single" w:color="BFBFBF" w:sz="4"/>
+              <w:bottom w:val="single" w:color="BFBFBF" w:sz="4"/>
+              <w:right w:val="single" w:color="BFBFBF" w:sz="4"/>
+            </w:tcBorders>
+            <w:shd w:fill="F2F2F2" w:color="auto" w:val="clear"/>
+            <w:tcMar>
+              <w:top w:type="dxa" w:w="80"/>
+              <w:left w:type="dxa" w:w="120"/>
+              <w:bottom w:type="dxa" w:w="80"/>
+              <w:right w:type="dxa" w:w="120"/>
+            </w:tcMar>
+          </w:tcPr>
+          <w:p>
+            <w:pPr>
+              <w:spacing w:after="0" w:before="0"/>
+            </w:pPr>
+            <w:r>
+              <w:rPr>
+                <w:rFonts w:ascii="Arial" w:cs="Arial" w:eastAsia="Arial" w:hAnsi="Arial"/>
+                <w:color w:val="6F6F6F"/>
+                <w:sz w:val="18"/>
+                <w:szCs w:val="18"/>
+              </w:rPr>
+              <w:t xml:space="preserve">Gender split</w:t>
+            </w:r>
+          </w:p>
+        </w:tc>
+        <w:tc>
+          <w:tcPr>
+            <w:tcW w:type="dxa" w:w="6168"/>
+            <w:tcBorders>
+              <w:top w:val="single" w:color="BFBFBF" w:sz="4"/>
+              <w:left w:val="single" w:color="BFBFBF" w:sz="4"/>
+              <w:bottom w:val="single" w:color="BFBFBF" w:sz="4"/>
+              <w:right w:val="single" w:color="BFBFBF" w:sz="4"/>
+            </w:tcBorders>
+            <w:tcMar>
+              <w:top w:type="dxa" w:w="80"/>
+              <w:left w:type="dxa" w:w="120"/>
+              <w:bottom w:type="dxa" w:w="80"/>
+              <w:right w:type="dxa" w:w="120"/>
+            </w:tcMar>
+          </w:tcPr>
+          <w:p>
+            <w:pPr>
+              <w:spacing w:after="0" w:before="0"/>
+            </w:pPr>
+            <w:r>
+              <w:rPr>
+                <w:rFonts w:ascii="Arial" w:cs="Arial" w:eastAsia="Arial" w:hAnsi="Arial"/>
+                <w:sz w:val="21"/>
+                <w:szCs w:val="21"/>
+              </w:rPr>
+              <w:t xml:space="preserve"/>
+            </w:r>
+          </w:p>
+        </w:tc>
+      </w:tr>
+      <w:tr>
+        <w:trPr>
+          <w:cantSplit/>
+          <w:trHeight w:val="520" w:hRule="atLeast"/>
+        </w:trPr>
+        <w:tc>
+          <w:tcPr>
+            <w:tcW w:type="dxa" w:w="3470"/>
+            <w:tcBorders>
+              <w:top w:val="single" w:color="BFBFBF" w:sz="4"/>
+              <w:left w:val="single" w:color="BFBFBF" w:sz="4"/>
+              <w:bottom w:val="single" w:color="BFBFBF" w:sz="4"/>
+              <w:right w:val="single" w:color="BFBFBF" w:sz="4"/>
+            </w:tcBorders>
+            <w:shd w:fill="F2F2F2" w:color="auto" w:val="clear"/>
+            <w:tcMar>
+              <w:top w:type="dxa" w:w="80"/>
+              <w:left w:type="dxa" w:w="120"/>
+              <w:bottom w:type="dxa" w:w="80"/>
+              <w:right w:type="dxa" w:w="120"/>
+            </w:tcMar>
+          </w:tcPr>
+          <w:p>
+            <w:pPr>
+              <w:spacing w:after="0" w:before="0"/>
+            </w:pPr>
+            <w:r>
+              <w:rPr>
+                <w:rFonts w:ascii="Arial" w:cs="Arial" w:eastAsia="Arial" w:hAnsi="Arial"/>
+                <w:color w:val="6F6F6F"/>
+                <w:sz w:val="18"/>
+                <w:szCs w:val="18"/>
+              </w:rPr>
+              <w:t xml:space="preserve">Top cities or countries</w:t>
+            </w:r>
+          </w:p>
+        </w:tc>
+        <w:tc>
+          <w:tcPr>
+            <w:tcW w:type="dxa" w:w="6168"/>
+            <w:tcBorders>
+              <w:top w:val="single" w:color="BFBFBF" w:sz="4"/>
+              <w:left w:val="single" w:color="BFBFBF" w:sz="4"/>
+              <w:bottom w:val="single" w:color="BFBFBF" w:sz="4"/>
+              <w:right w:val="single" w:color="BFBFBF" w:sz="4"/>
+            </w:tcBorders>
+            <w:tcMar>
+              <w:top w:type="dxa" w:w="80"/>
+              <w:left w:type="dxa" w:w="120"/>
+              <w:bottom w:type="dxa" w:w="80"/>
+              <w:right w:type="dxa" w:w="120"/>
+            </w:tcMar>
+          </w:tcPr>
+          <w:p>
+            <w:pPr>
+              <w:spacing w:after="0" w:before="0"/>
+            </w:pPr>
+            <w:r>
+              <w:rPr>
+                <w:rFonts w:ascii="Arial" w:cs="Arial" w:eastAsia="Arial" w:hAnsi="Arial"/>
+                <w:sz w:val="21"/>
+                <w:szCs w:val="21"/>
+              </w:rPr>
+              <w:t xml:space="preserve"/>
+            </w:r>
+          </w:p>
+        </w:tc>
+      </w:tr>
+      <w:tr>
+        <w:trPr>
+          <w:cantSplit/>
+          <w:trHeight w:val="520" w:hRule="atLeast"/>
+        </w:trPr>
+        <w:tc>
+          <w:tcPr>
+            <w:tcW w:type="dxa" w:w="3470"/>
+            <w:tcBorders>
+              <w:top w:val="single" w:color="BFBFBF" w:sz="4"/>
+              <w:left w:val="single" w:color="BFBFBF" w:sz="4"/>
+              <w:bottom w:val="single" w:color="BFBFBF" w:sz="4"/>
+              <w:right w:val="single" w:color="BFBFBF" w:sz="4"/>
+            </w:tcBorders>
+            <w:shd w:fill="F2F2F2" w:color="auto" w:val="clear"/>
+            <w:tcMar>
+              <w:top w:type="dxa" w:w="80"/>
+              <w:left w:type="dxa" w:w="120"/>
+              <w:bottom w:type="dxa" w:w="80"/>
+              <w:right w:type="dxa" w:w="120"/>
+            </w:tcMar>
+          </w:tcPr>
+          <w:p>
+            <w:pPr>
+              <w:spacing w:after="0" w:before="0"/>
+            </w:pPr>
+            <w:r>
+              <w:rPr>
+                <w:rFonts w:ascii="Arial" w:cs="Arial" w:eastAsia="Arial" w:hAnsi="Arial"/>
+                <w:color w:val="6F6F6F"/>
+                <w:sz w:val="18"/>
+                <w:szCs w:val="18"/>
+              </w:rPr>
+              <w:t xml:space="preserve">Average watch time on a normal post</w:t>
+            </w:r>
+          </w:p>
+        </w:tc>
+        <w:tc>
+          <w:tcPr>
+            <w:tcW w:type="dxa" w:w="6168"/>
+            <w:tcBorders>
+              <w:top w:val="single" w:color="BFBFBF" w:sz="4"/>
+              <w:left w:val="single" w:color="BFBFBF" w:sz="4"/>
+              <w:bottom w:val="single" w:color="BFBFBF" w:sz="4"/>
+              <w:right w:val="single" w:color="BFBFBF" w:sz="4"/>
+            </w:tcBorders>
+            <w:tcMar>
+              <w:top w:type="dxa" w:w="80"/>
+              <w:left w:type="dxa" w:w="120"/>
+              <w:bottom w:type="dxa" w:w="80"/>
+              <w:right w:type="dxa" w:w="120"/>
+            </w:tcMar>
+          </w:tcPr>
+          <w:p>
+            <w:pPr>
+              <w:spacing w:after="0" w:before="0"/>
+            </w:pPr>
+            <w:r>
+              <w:rPr>
+                <w:rFonts w:ascii="Arial" w:cs="Arial" w:eastAsia="Arial" w:hAnsi="Arial"/>
+                <w:sz w:val="21"/>
+                <w:szCs w:val="21"/>
+              </w:rPr>
+              <w:t xml:space="preserve"/>
+            </w:r>
+          </w:p>
+        </w:tc>
+      </w:tr>
+    </w:tbl>
+    <w:p>
+      <w:pPr>
+        <w:keepNext/>
+        <w:spacing w:after="60" w:before="280"/>
+      </w:pPr>
+      <w:r>
+        <w:rPr>
+          <w:rFonts w:ascii="Arial" w:cs="Arial" w:eastAsia="Arial" w:hAnsi="Arial"/>
+          <w:b/>
+          <w:bCs/>
+          <w:sz w:val="22"/>
+          <w:szCs w:val="22"/>
+        </w:rPr>
+        <w:t xml:space="preserve">9.  </w:t>
       </w:r>
       <w:r>
         <w:rPr>
@@ -2851,7 +3393,7 @@
           <w:sz w:val="22"/>
           <w:szCs w:val="22"/>
         </w:rPr>
-        <w:t xml:space="preserve">8.  </w:t>
+        <w:t xml:space="preserve">10.  </w:t>
       </w:r>
       <w:r>
         <w:rPr>
@@ -3065,7 +3607,7 @@
           <w:sz w:val="22"/>
           <w:szCs w:val="22"/>
         </w:rPr>
-        <w:t xml:space="preserve">9.  </w:t>
+        <w:t xml:space="preserve">11.  </w:t>
       </w:r>
       <w:r>
         <w:rPr>
@@ -3347,7 +3889,7 @@
           <w:sz w:val="22"/>
           <w:szCs w:val="22"/>
         </w:rPr>
-        <w:t xml:space="preserve">10.  </w:t>
+        <w:t xml:space="preserve">12.  </w:t>
       </w:r>
       <w:r>
         <w:rPr>
@@ -3614,7 +4156,7 @@
           <w:sz w:val="22"/>
           <w:szCs w:val="22"/>
         </w:rPr>
-        <w:t xml:space="preserve">11.  </w:t>
+        <w:t xml:space="preserve">13.  </w:t>
       </w:r>
       <w:r>
         <w:rPr>
@@ -3724,7 +4266,7 @@
           <w:sz w:val="22"/>
           <w:szCs w:val="22"/>
         </w:rPr>
-        <w:t xml:space="preserve">12.  </w:t>
+        <w:t xml:space="preserve">14.  </w:t>
       </w:r>
       <w:r>
         <w:rPr>
@@ -3862,7 +4404,7 @@
           <w:sz w:val="22"/>
           <w:szCs w:val="22"/>
         </w:rPr>
-        <w:t xml:space="preserve">13.  </w:t>
+        <w:t xml:space="preserve">15.  </w:t>
       </w:r>
       <w:r>
         <w:rPr>
@@ -4573,7 +5115,7 @@
           <w:sz w:val="22"/>
           <w:szCs w:val="22"/>
         </w:rPr>
-        <w:t xml:space="preserve">14.  </w:t>
+        <w:t xml:space="preserve">16.  </w:t>
       </w:r>
       <w:r>
         <w:rPr>
@@ -4815,7 +5357,7 @@
           <w:sz w:val="22"/>
           <w:szCs w:val="22"/>
         </w:rPr>
-        <w:t xml:space="preserve">15.  </w:t>
+        <w:t xml:space="preserve">17.  </w:t>
       </w:r>
       <w:r>
         <w:rPr>
@@ -5199,7 +5741,7 @@
           <w:sz w:val="22"/>
           <w:szCs w:val="22"/>
         </w:rPr>
-        <w:t xml:space="preserve">16.  </w:t>
+        <w:t xml:space="preserve">18.  </w:t>
       </w:r>
       <w:r>
         <w:rPr>
@@ -5413,7 +5955,7 @@
           <w:sz w:val="22"/>
           <w:szCs w:val="22"/>
         </w:rPr>
-        <w:t xml:space="preserve">17.  </w:t>
+        <w:t xml:space="preserve">19.  </w:t>
       </w:r>
       <w:r>
         <w:rPr>
@@ -5523,7 +6065,7 @@
           <w:sz w:val="22"/>
           <w:szCs w:val="22"/>
         </w:rPr>
-        <w:t xml:space="preserve">18.  </w:t>
+        <w:t xml:space="preserve">20.  </w:t>
       </w:r>
       <w:r>
         <w:rPr>
@@ -5661,7 +6203,7 @@
           <w:sz w:val="22"/>
           <w:szCs w:val="22"/>
         </w:rPr>
-        <w:t xml:space="preserve">19.  </w:t>
+        <w:t xml:space="preserve">21.  </w:t>
       </w:r>
       <w:r>
         <w:rPr>
@@ -5959,7 +6501,7 @@
           <w:sz w:val="22"/>
           <w:szCs w:val="22"/>
         </w:rPr>
-        <w:t xml:space="preserve">20.  </w:t>
+        <w:t xml:space="preserve">22.  </w:t>
       </w:r>
       <w:r>
         <w:rPr>
@@ -6190,7 +6732,7 @@
           <w:sz w:val="22"/>
           <w:szCs w:val="22"/>
         </w:rPr>
-        <w:t xml:space="preserve">21.  </w:t>
+        <w:t xml:space="preserve">23.  </w:t>
       </w:r>
       <w:r>
         <w:rPr>
@@ -6330,7 +6872,7 @@
           <w:sz w:val="22"/>
           <w:szCs w:val="22"/>
         </w:rPr>
-        <w:t xml:space="preserve">22.  </w:t>
+        <w:t xml:space="preserve">24.  </w:t>
       </w:r>
       <w:r>
         <w:rPr>
@@ -6474,6 +7016,200 @@
         <w:tc>
           <w:tcPr>
             <w:tcW w:type="dxa" w:w="9638"/>
+            <w:tcBorders>
+              <w:top w:val="single" w:color="BFBFBF" w:sz="4"/>
+              <w:left w:val="single" w:color="BFBFBF" w:sz="4"/>
+              <w:bottom w:val="single" w:color="BFBFBF" w:sz="4"/>
+              <w:right w:val="single" w:color="BFBFBF" w:sz="4"/>
+            </w:tcBorders>
+            <w:tcMar>
+              <w:top w:type="dxa" w:w="80"/>
+              <w:left w:type="dxa" w:w="120"/>
+              <w:bottom w:type="dxa" w:w="80"/>
+              <w:right w:type="dxa" w:w="120"/>
+            </w:tcMar>
+          </w:tcPr>
+          <w:p>
+            <w:pPr>
+              <w:spacing w:after="0" w:before="0"/>
+            </w:pPr>
+            <w:r>
+              <w:rPr>
+                <w:rFonts w:ascii="Arial" w:cs="Arial" w:eastAsia="Arial" w:hAnsi="Arial"/>
+                <w:sz w:val="21"/>
+                <w:szCs w:val="21"/>
+              </w:rPr>
+              <w:t xml:space="preserve"/>
+            </w:r>
+          </w:p>
+        </w:tc>
+      </w:tr>
+    </w:tbl>
+    <w:p>
+      <w:pPr>
+        <w:keepNext/>
+        <w:spacing w:after="60" w:before="280"/>
+      </w:pPr>
+      <w:r>
+        <w:rPr>
+          <w:rFonts w:ascii="Arial" w:cs="Arial" w:eastAsia="Arial" w:hAnsi="Arial"/>
+          <w:b/>
+          <w:bCs/>
+          <w:sz w:val="22"/>
+          <w:szCs w:val="22"/>
+        </w:rPr>
+        <w:t xml:space="preserve">25.  </w:t>
+      </w:r>
+      <w:r>
+        <w:rPr>
+          <w:rFonts w:ascii="Arial" w:cs="Arial" w:eastAsia="Arial" w:hAnsi="Arial"/>
+          <w:b/>
+          <w:bCs/>
+          <w:sz w:val="22"/>
+          <w:szCs w:val="22"/>
+        </w:rPr>
+        <w:t xml:space="preserve">Got files to share?</w:t>
+      </w:r>
+    </w:p>
+    <w:p>
+      <w:pPr>
+        <w:keepNext/>
+        <w:spacing w:after="80" w:before="0"/>
+      </w:pPr>
+      <w:r>
+        <w:rPr>
+          <w:rFonts w:ascii="Arial" w:cs="Arial" w:eastAsia="Arial" w:hAnsi="Arial"/>
+          <w:color w:val="6F6F6F"/>
+          <w:sz w:val="19"/>
+          <w:szCs w:val="19"/>
+        </w:rPr>
+        <w:t xml:space="preserve">Put them in a shared folder and paste the link. Most useful: screenshots of your insights (audience, top posts, watch time), plus any brand kit, media kit or past videos you love.</w:t>
+      </w:r>
+    </w:p>
+    <w:tbl>
+      <w:tblPr>
+        <w:tblW w:type="dxa" w:w="9638"/>
+        <w:tblBorders>
+          <w:top w:val="single" w:color="auto" w:sz="4"/>
+          <w:left w:val="single" w:color="auto" w:sz="4"/>
+          <w:bottom w:val="single" w:color="auto" w:sz="4"/>
+          <w:right w:val="single" w:color="auto" w:sz="4"/>
+          <w:insideH w:val="single" w:color="auto" w:sz="4"/>
+          <w:insideV w:val="single" w:color="auto" w:sz="4"/>
+        </w:tblBorders>
+      </w:tblPr>
+      <w:tblGrid>
+        <w:gridCol w:w="3470"/>
+        <w:gridCol w:w="6168"/>
+      </w:tblGrid>
+      <w:tr>
+        <w:trPr>
+          <w:cantSplit/>
+          <w:trHeight w:val="520" w:hRule="atLeast"/>
+        </w:trPr>
+        <w:tc>
+          <w:tcPr>
+            <w:tcW w:type="dxa" w:w="3470"/>
+            <w:tcBorders>
+              <w:top w:val="single" w:color="BFBFBF" w:sz="4"/>
+              <w:left w:val="single" w:color="BFBFBF" w:sz="4"/>
+              <w:bottom w:val="single" w:color="BFBFBF" w:sz="4"/>
+              <w:right w:val="single" w:color="BFBFBF" w:sz="4"/>
+            </w:tcBorders>
+            <w:shd w:fill="F2F2F2" w:color="auto" w:val="clear"/>
+            <w:tcMar>
+              <w:top w:type="dxa" w:w="80"/>
+              <w:left w:type="dxa" w:w="120"/>
+              <w:bottom w:type="dxa" w:w="80"/>
+              <w:right w:type="dxa" w:w="120"/>
+            </w:tcMar>
+          </w:tcPr>
+          <w:p>
+            <w:pPr>
+              <w:spacing w:after="0" w:before="0"/>
+            </w:pPr>
+            <w:r>
+              <w:rPr>
+                <w:rFonts w:ascii="Arial" w:cs="Arial" w:eastAsia="Arial" w:hAnsi="Arial"/>
+                <w:color w:val="6F6F6F"/>
+                <w:sz w:val="18"/>
+                <w:szCs w:val="18"/>
+              </w:rPr>
+              <w:t xml:space="preserve">Google Drive or Dropbox folder link</w:t>
+            </w:r>
+          </w:p>
+        </w:tc>
+        <w:tc>
+          <w:tcPr>
+            <w:tcW w:type="dxa" w:w="6168"/>
+            <w:tcBorders>
+              <w:top w:val="single" w:color="BFBFBF" w:sz="4"/>
+              <w:left w:val="single" w:color="BFBFBF" w:sz="4"/>
+              <w:bottom w:val="single" w:color="BFBFBF" w:sz="4"/>
+              <w:right w:val="single" w:color="BFBFBF" w:sz="4"/>
+            </w:tcBorders>
+            <w:tcMar>
+              <w:top w:type="dxa" w:w="80"/>
+              <w:left w:type="dxa" w:w="120"/>
+              <w:bottom w:type="dxa" w:w="80"/>
+              <w:right w:type="dxa" w:w="120"/>
+            </w:tcMar>
+          </w:tcPr>
+          <w:p>
+            <w:pPr>
+              <w:spacing w:after="0" w:before="0"/>
+            </w:pPr>
+            <w:r>
+              <w:rPr>
+                <w:rFonts w:ascii="Arial" w:cs="Arial" w:eastAsia="Arial" w:hAnsi="Arial"/>
+                <w:sz w:val="21"/>
+                <w:szCs w:val="21"/>
+              </w:rPr>
+              <w:t xml:space="preserve"/>
+            </w:r>
+          </w:p>
+        </w:tc>
+      </w:tr>
+      <w:tr>
+        <w:trPr>
+          <w:cantSplit/>
+          <w:trHeight w:val="520" w:hRule="atLeast"/>
+        </w:trPr>
+        <w:tc>
+          <w:tcPr>
+            <w:tcW w:type="dxa" w:w="3470"/>
+            <w:tcBorders>
+              <w:top w:val="single" w:color="BFBFBF" w:sz="4"/>
+              <w:left w:val="single" w:color="BFBFBF" w:sz="4"/>
+              <w:bottom w:val="single" w:color="BFBFBF" w:sz="4"/>
+              <w:right w:val="single" w:color="BFBFBF" w:sz="4"/>
+            </w:tcBorders>
+            <w:shd w:fill="F2F2F2" w:color="auto" w:val="clear"/>
+            <w:tcMar>
+              <w:top w:type="dxa" w:w="80"/>
+              <w:left w:type="dxa" w:w="120"/>
+              <w:bottom w:type="dxa" w:w="80"/>
+              <w:right w:type="dxa" w:w="120"/>
+            </w:tcMar>
+          </w:tcPr>
+          <w:p>
+            <w:pPr>
+              <w:spacing w:after="0" w:before="0"/>
+            </w:pPr>
+            <w:r>
+              <w:rPr>
+                <w:rFonts w:ascii="Arial" w:cs="Arial" w:eastAsia="Arial" w:hAnsi="Arial"/>
+                <w:color w:val="6F6F6F"/>
+                <w:sz w:val="18"/>
+                <w:szCs w:val="18"/>
+              </w:rPr>
+              <w:t xml:space="preserve">What's in there</w:t>
+            </w:r>
+          </w:p>
+        </w:tc>
+        <w:tc>
+          <w:tcPr>
+            <w:tcW w:type="dxa" w:w="6168"/>
             <w:tcBorders>
               <w:top w:val="single" w:color="BFBFBF" w:sz="4"/>
               <w:left w:val="single" w:color="BFBFBF" w:sz="4"/>

--- a/dist/word/ASAP Creator Brief.docx
+++ b/dist/word/ASAP Creator Brief.docx
@@ -319,7 +319,7 @@
           <w:sz w:val="32"/>
           <w:szCs w:val="32"/>
         </w:rPr>
-        <w:t xml:space="preserve">You &amp; Your Channel</w:t>
+        <w:t xml:space="preserve">Your Goals</w:t>
       </w:r>
     </w:p>
     <w:p>
@@ -345,7 +345,7 @@
           <w:sz w:val="22"/>
           <w:szCs w:val="22"/>
         </w:rPr>
-        <w:t xml:space="preserve">Which plan are you on?</w:t>
+        <w:t xml:space="preserve">What's the main goal here?</w:t>
       </w:r>
     </w:p>
     <w:p>
@@ -360,7 +360,25 @@
           <w:sz w:val="19"/>
           <w:szCs w:val="19"/>
         </w:rPr>
-        <w:t xml:space="preserve">This just tells us which questions matter for you.</w:t>
+        <w:t xml:space="preserve">Pick the one that matters most. Every concept gets built around it.</w:t>
+      </w:r>
+    </w:p>
+    <w:p>
+      <w:pPr>
+        <w:keepNext/>
+        <w:spacing w:after="80" w:before="0"/>
+      </w:pPr>
+      <w:r>
+        <w:rPr>
+          <w:rFonts w:ascii="Arial" w:cs="Arial" w:eastAsia="Arial" w:hAnsi="Arial"/>
+          <w:b/>
+          <w:bCs/>
+          <w:caps/>
+          <w:spacing w:val="20"/>
+          <w:sz w:val="16"/>
+          <w:szCs w:val="16"/>
+        </w:rPr>
+        <w:t xml:space="preserve">We need this one to plan your content</w:t>
       </w:r>
     </w:p>
     <w:p>
@@ -389,7 +407,7 @@
           <w:sz w:val="21"/>
           <w:szCs w:val="21"/>
         </w:rPr>
-        <w:t xml:space="preserve">☐ Sustainable Growth (I edit)</w:t>
+        <w:t xml:space="preserve">☐ Grow my following</w:t>
       </w:r>
       <w:r>
         <w:rPr>
@@ -397,7 +415,7 @@
           <w:sz w:val="21"/>
           <w:szCs w:val="21"/>
         </w:rPr>
-        <w:t xml:space="preserve">      ☐ Accelerated Growth (ASAP edits)</w:t>
+        <w:t xml:space="preserve">      ☐ Land brand deals</w:t>
       </w:r>
       <w:r>
         <w:rPr>
@@ -405,7 +423,31 @@
           <w:sz w:val="21"/>
           <w:szCs w:val="21"/>
         </w:rPr>
-        <w:t xml:space="preserve">      ☐ Not sure yet</w:t>
+        <w:t xml:space="preserve">      ☐ Sell my own product</w:t>
+      </w:r>
+      <w:r>
+        <w:rPr>
+          <w:rFonts w:ascii="Arial" w:cs="Arial" w:eastAsia="Arial" w:hAnsi="Arial"/>
+          <w:sz w:val="21"/>
+          <w:szCs w:val="21"/>
+        </w:rPr>
+        <w:t xml:space="preserve">      ☐ Make it my full-time income</w:t>
+      </w:r>
+      <w:r>
+        <w:rPr>
+          <w:rFonts w:ascii="Arial" w:cs="Arial" w:eastAsia="Arial" w:hAnsi="Arial"/>
+          <w:sz w:val="21"/>
+          <w:szCs w:val="21"/>
+        </w:rPr>
+        <w:t xml:space="preserve">      ☐ Build a community</w:t>
+      </w:r>
+      <w:r>
+        <w:rPr>
+          <w:rFonts w:ascii="Arial" w:cs="Arial" w:eastAsia="Arial" w:hAnsi="Arial"/>
+          <w:sz w:val="21"/>
+          <w:szCs w:val="21"/>
+        </w:rPr>
+        <w:t xml:space="preserve">      ☐ Post consistently</w:t>
       </w:r>
     </w:p>
     <w:p>
@@ -431,7 +473,7 @@
           <w:sz w:val="22"/>
           <w:szCs w:val="22"/>
         </w:rPr>
-        <w:t xml:space="preserve">What's your channel about, in one sentence?</w:t>
+        <w:t xml:space="preserve">What does growth look like for you?</w:t>
       </w:r>
     </w:p>
     <w:p>
@@ -446,7 +488,7 @@
           <w:sz w:val="19"/>
           <w:szCs w:val="19"/>
         </w:rPr>
-        <w:t xml:space="preserve">Your niche, like you'd explain it to someone at a party.</w:t>
+        <w:t xml:space="preserve">More followers, brand deals, selling your own product, quitting your day job? Be honest. It shapes every concept.</w:t>
       </w:r>
     </w:p>
     <w:p>
@@ -463,7 +505,7 @@
           <w:sz w:val="18"/>
           <w:szCs w:val="18"/>
         </w:rPr>
-        <w:t xml:space="preserve">e.g. Easy, cheap meals for uni students who can't cook.</w:t>
+        <w:t xml:space="preserve">e.g. Get to 20k on TikTok and land my first paid brand deal.</w:t>
       </w:r>
     </w:p>
     <w:tbl>
@@ -586,6 +628,1239 @@
                 <w:sz w:val="18"/>
                 <w:szCs w:val="18"/>
               </w:rPr>
+              <w:t xml:space="preserve">Do you make money from your content now? How? (brand deals, affiliate, products, UGC, subscriptions)</w:t>
+            </w:r>
+          </w:p>
+        </w:tc>
+        <w:tc>
+          <w:tcPr>
+            <w:tcW w:type="dxa" w:w="6168"/>
+            <w:tcBorders>
+              <w:top w:val="single" w:color="BFBFBF" w:sz="4"/>
+              <w:left w:val="single" w:color="BFBFBF" w:sz="4"/>
+              <w:bottom w:val="single" w:color="BFBFBF" w:sz="4"/>
+              <w:right w:val="single" w:color="BFBFBF" w:sz="4"/>
+            </w:tcBorders>
+            <w:tcMar>
+              <w:top w:type="dxa" w:w="80"/>
+              <w:left w:type="dxa" w:w="120"/>
+              <w:bottom w:type="dxa" w:w="80"/>
+              <w:right w:type="dxa" w:w="120"/>
+            </w:tcMar>
+          </w:tcPr>
+          <w:p>
+            <w:pPr>
+              <w:spacing w:after="0" w:before="0"/>
+            </w:pPr>
+            <w:r>
+              <w:rPr>
+                <w:rFonts w:ascii="Arial" w:cs="Arial" w:eastAsia="Arial" w:hAnsi="Arial"/>
+                <w:sz w:val="21"/>
+                <w:szCs w:val="21"/>
+              </w:rPr>
+              <w:t xml:space="preserve"/>
+            </w:r>
+          </w:p>
+        </w:tc>
+      </w:tr>
+    </w:tbl>
+    <w:p>
+      <w:pPr>
+        <w:keepNext/>
+        <w:spacing w:after="60" w:before="280"/>
+      </w:pPr>
+      <w:r>
+        <w:rPr>
+          <w:rFonts w:ascii="Arial" w:cs="Arial" w:eastAsia="Arial" w:hAnsi="Arial"/>
+          <w:b/>
+          <w:bCs/>
+          <w:sz w:val="22"/>
+          <w:szCs w:val="22"/>
+        </w:rPr>
+        <w:t xml:space="preserve">3.  </w:t>
+      </w:r>
+      <w:r>
+        <w:rPr>
+          <w:rFonts w:ascii="Arial" w:cs="Arial" w:eastAsia="Arial" w:hAnsi="Arial"/>
+          <w:b/>
+          <w:bCs/>
+          <w:sz w:val="22"/>
+          <w:szCs w:val="22"/>
+        </w:rPr>
+        <w:t xml:space="preserve">How will we know it's working?</w:t>
+      </w:r>
+    </w:p>
+    <w:p>
+      <w:pPr>
+        <w:keepNext/>
+        <w:spacing w:after="80" w:before="0"/>
+      </w:pPr>
+      <w:r>
+        <w:rPr>
+          <w:rFonts w:ascii="Arial" w:cs="Arial" w:eastAsia="Arial" w:hAnsi="Arial"/>
+          <w:color w:val="6F6F6F"/>
+          <w:sz w:val="19"/>
+          <w:szCs w:val="19"/>
+        </w:rPr>
+        <w:t xml:space="preserve">Rough numbers are perfect. Knowing where you're starting lets us show you what's moved.</w:t>
+      </w:r>
+    </w:p>
+    <w:tbl>
+      <w:tblPr>
+        <w:tblW w:type="dxa" w:w="9638"/>
+        <w:tblBorders>
+          <w:top w:val="single" w:color="auto" w:sz="4"/>
+          <w:left w:val="single" w:color="auto" w:sz="4"/>
+          <w:bottom w:val="single" w:color="auto" w:sz="4"/>
+          <w:right w:val="single" w:color="auto" w:sz="4"/>
+          <w:insideH w:val="single" w:color="auto" w:sz="4"/>
+          <w:insideV w:val="single" w:color="auto" w:sz="4"/>
+        </w:tblBorders>
+      </w:tblPr>
+      <w:tblGrid>
+        <w:gridCol w:w="3470"/>
+        <w:gridCol w:w="6168"/>
+      </w:tblGrid>
+      <w:tr>
+        <w:trPr>
+          <w:cantSplit/>
+          <w:trHeight w:val="520" w:hRule="atLeast"/>
+        </w:trPr>
+        <w:tc>
+          <w:tcPr>
+            <w:tcW w:type="dxa" w:w="3470"/>
+            <w:tcBorders>
+              <w:top w:val="single" w:color="BFBFBF" w:sz="4"/>
+              <w:left w:val="single" w:color="BFBFBF" w:sz="4"/>
+              <w:bottom w:val="single" w:color="BFBFBF" w:sz="4"/>
+              <w:right w:val="single" w:color="BFBFBF" w:sz="4"/>
+            </w:tcBorders>
+            <w:shd w:fill="F2F2F2" w:color="auto" w:val="clear"/>
+            <w:tcMar>
+              <w:top w:type="dxa" w:w="80"/>
+              <w:left w:type="dxa" w:w="120"/>
+              <w:bottom w:type="dxa" w:w="80"/>
+              <w:right w:type="dxa" w:w="120"/>
+            </w:tcMar>
+          </w:tcPr>
+          <w:p>
+            <w:pPr>
+              <w:spacing w:after="0" w:before="0"/>
+            </w:pPr>
+            <w:r>
+              <w:rPr>
+                <w:rFonts w:ascii="Arial" w:cs="Arial" w:eastAsia="Arial" w:hAnsi="Arial"/>
+                <w:color w:val="6F6F6F"/>
+                <w:sz w:val="18"/>
+                <w:szCs w:val="18"/>
+              </w:rPr>
+              <w:t xml:space="preserve">What a win looks like in 3 months</w:t>
+            </w:r>
+          </w:p>
+        </w:tc>
+        <w:tc>
+          <w:tcPr>
+            <w:tcW w:type="dxa" w:w="6168"/>
+            <w:tcBorders>
+              <w:top w:val="single" w:color="BFBFBF" w:sz="4"/>
+              <w:left w:val="single" w:color="BFBFBF" w:sz="4"/>
+              <w:bottom w:val="single" w:color="BFBFBF" w:sz="4"/>
+              <w:right w:val="single" w:color="BFBFBF" w:sz="4"/>
+            </w:tcBorders>
+            <w:tcMar>
+              <w:top w:type="dxa" w:w="80"/>
+              <w:left w:type="dxa" w:w="120"/>
+              <w:bottom w:type="dxa" w:w="80"/>
+              <w:right w:type="dxa" w:w="120"/>
+            </w:tcMar>
+          </w:tcPr>
+          <w:p>
+            <w:pPr>
+              <w:spacing w:after="0" w:before="0"/>
+            </w:pPr>
+            <w:r>
+              <w:rPr>
+                <w:rFonts w:ascii="Arial" w:cs="Arial" w:eastAsia="Arial" w:hAnsi="Arial"/>
+                <w:sz w:val="21"/>
+                <w:szCs w:val="21"/>
+              </w:rPr>
+              <w:t xml:space="preserve"/>
+            </w:r>
+          </w:p>
+        </w:tc>
+      </w:tr>
+      <w:tr>
+        <w:trPr>
+          <w:cantSplit/>
+          <w:trHeight w:val="520" w:hRule="atLeast"/>
+        </w:trPr>
+        <w:tc>
+          <w:tcPr>
+            <w:tcW w:type="dxa" w:w="3470"/>
+            <w:tcBorders>
+              <w:top w:val="single" w:color="BFBFBF" w:sz="4"/>
+              <w:left w:val="single" w:color="BFBFBF" w:sz="4"/>
+              <w:bottom w:val="single" w:color="BFBFBF" w:sz="4"/>
+              <w:right w:val="single" w:color="BFBFBF" w:sz="4"/>
+            </w:tcBorders>
+            <w:shd w:fill="F2F2F2" w:color="auto" w:val="clear"/>
+            <w:tcMar>
+              <w:top w:type="dxa" w:w="80"/>
+              <w:left w:type="dxa" w:w="120"/>
+              <w:bottom w:type="dxa" w:w="80"/>
+              <w:right w:type="dxa" w:w="120"/>
+            </w:tcMar>
+          </w:tcPr>
+          <w:p>
+            <w:pPr>
+              <w:spacing w:after="0" w:before="0"/>
+            </w:pPr>
+            <w:r>
+              <w:rPr>
+                <w:rFonts w:ascii="Arial" w:cs="Arial" w:eastAsia="Arial" w:hAnsi="Arial"/>
+                <w:color w:val="6F6F6F"/>
+                <w:sz w:val="18"/>
+                <w:szCs w:val="18"/>
+              </w:rPr>
+              <w:t xml:space="preserve">How you'll measure it</w:t>
+            </w:r>
+          </w:p>
+        </w:tc>
+        <w:tc>
+          <w:tcPr>
+            <w:tcW w:type="dxa" w:w="6168"/>
+            <w:tcBorders>
+              <w:top w:val="single" w:color="BFBFBF" w:sz="4"/>
+              <w:left w:val="single" w:color="BFBFBF" w:sz="4"/>
+              <w:bottom w:val="single" w:color="BFBFBF" w:sz="4"/>
+              <w:right w:val="single" w:color="BFBFBF" w:sz="4"/>
+            </w:tcBorders>
+            <w:tcMar>
+              <w:top w:type="dxa" w:w="80"/>
+              <w:left w:type="dxa" w:w="120"/>
+              <w:bottom w:type="dxa" w:w="80"/>
+              <w:right w:type="dxa" w:w="120"/>
+            </w:tcMar>
+          </w:tcPr>
+          <w:p>
+            <w:pPr>
+              <w:spacing w:after="0" w:before="0"/>
+            </w:pPr>
+            <w:r>
+              <w:rPr>
+                <w:rFonts w:ascii="Arial" w:cs="Arial" w:eastAsia="Arial" w:hAnsi="Arial"/>
+                <w:sz w:val="21"/>
+                <w:szCs w:val="21"/>
+              </w:rPr>
+              <w:t xml:space="preserve"/>
+            </w:r>
+          </w:p>
+        </w:tc>
+      </w:tr>
+      <w:tr>
+        <w:trPr>
+          <w:cantSplit/>
+          <w:trHeight w:val="520" w:hRule="atLeast"/>
+        </w:trPr>
+        <w:tc>
+          <w:tcPr>
+            <w:tcW w:type="dxa" w:w="3470"/>
+            <w:tcBorders>
+              <w:top w:val="single" w:color="BFBFBF" w:sz="4"/>
+              <w:left w:val="single" w:color="BFBFBF" w:sz="4"/>
+              <w:bottom w:val="single" w:color="BFBFBF" w:sz="4"/>
+              <w:right w:val="single" w:color="BFBFBF" w:sz="4"/>
+            </w:tcBorders>
+            <w:shd w:fill="F2F2F2" w:color="auto" w:val="clear"/>
+            <w:tcMar>
+              <w:top w:type="dxa" w:w="80"/>
+              <w:left w:type="dxa" w:w="120"/>
+              <w:bottom w:type="dxa" w:w="80"/>
+              <w:right w:type="dxa" w:w="120"/>
+            </w:tcMar>
+          </w:tcPr>
+          <w:p>
+            <w:pPr>
+              <w:spacing w:after="0" w:before="0"/>
+            </w:pPr>
+            <w:r>
+              <w:rPr>
+                <w:rFonts w:ascii="Arial" w:cs="Arial" w:eastAsia="Arial" w:hAnsi="Arial"/>
+                <w:color w:val="6F6F6F"/>
+                <w:sz w:val="18"/>
+                <w:szCs w:val="18"/>
+              </w:rPr>
+              <w:t xml:space="preserve">Where that's at today</w:t>
+            </w:r>
+          </w:p>
+        </w:tc>
+        <w:tc>
+          <w:tcPr>
+            <w:tcW w:type="dxa" w:w="6168"/>
+            <w:tcBorders>
+              <w:top w:val="single" w:color="BFBFBF" w:sz="4"/>
+              <w:left w:val="single" w:color="BFBFBF" w:sz="4"/>
+              <w:bottom w:val="single" w:color="BFBFBF" w:sz="4"/>
+              <w:right w:val="single" w:color="BFBFBF" w:sz="4"/>
+            </w:tcBorders>
+            <w:tcMar>
+              <w:top w:type="dxa" w:w="80"/>
+              <w:left w:type="dxa" w:w="120"/>
+              <w:bottom w:type="dxa" w:w="80"/>
+              <w:right w:type="dxa" w:w="120"/>
+            </w:tcMar>
+          </w:tcPr>
+          <w:p>
+            <w:pPr>
+              <w:spacing w:after="0" w:before="0"/>
+            </w:pPr>
+            <w:r>
+              <w:rPr>
+                <w:rFonts w:ascii="Arial" w:cs="Arial" w:eastAsia="Arial" w:hAnsi="Arial"/>
+                <w:sz w:val="21"/>
+                <w:szCs w:val="21"/>
+              </w:rPr>
+              <w:t xml:space="preserve"/>
+            </w:r>
+          </w:p>
+        </w:tc>
+      </w:tr>
+    </w:tbl>
+    <w:p>
+      <w:pPr>
+        <w:keepNext/>
+        <w:spacing w:after="60" w:before="280"/>
+      </w:pPr>
+      <w:r>
+        <w:rPr>
+          <w:rFonts w:ascii="Arial" w:cs="Arial" w:eastAsia="Arial" w:hAnsi="Arial"/>
+          <w:b/>
+          <w:bCs/>
+          <w:sz w:val="22"/>
+          <w:szCs w:val="22"/>
+        </w:rPr>
+        <w:t xml:space="preserve">4.  </w:t>
+      </w:r>
+      <w:r>
+        <w:rPr>
+          <w:rFonts w:ascii="Arial" w:cs="Arial" w:eastAsia="Arial" w:hAnsi="Arial"/>
+          <w:b/>
+          <w:bCs/>
+          <w:sz w:val="22"/>
+          <w:szCs w:val="22"/>
+        </w:rPr>
+        <w:t xml:space="preserve">Anything you sell or promote?</w:t>
+      </w:r>
+    </w:p>
+    <w:p>
+      <w:pPr>
+        <w:keepNext/>
+        <w:spacing w:after="80" w:before="0"/>
+      </w:pPr>
+      <w:r>
+        <w:rPr>
+          <w:rFonts w:ascii="Arial" w:cs="Arial" w:eastAsia="Arial" w:hAnsi="Arial"/>
+          <w:color w:val="6F6F6F"/>
+          <w:sz w:val="19"/>
+          <w:szCs w:val="19"/>
+        </w:rPr>
+        <w:t xml:space="preserve">Your own products, affiliate codes, brand partners. Real prices and codes only. We never make one up. Nothing yet? Just skip.</w:t>
+      </w:r>
+    </w:p>
+    <w:tbl>
+      <w:tblPr>
+        <w:tblW w:type="dxa" w:w="9638"/>
+        <w:tblBorders>
+          <w:top w:val="single" w:color="auto" w:sz="4"/>
+          <w:left w:val="single" w:color="auto" w:sz="4"/>
+          <w:bottom w:val="single" w:color="auto" w:sz="4"/>
+          <w:right w:val="single" w:color="auto" w:sz="4"/>
+          <w:insideH w:val="single" w:color="auto" w:sz="4"/>
+          <w:insideV w:val="single" w:color="auto" w:sz="4"/>
+        </w:tblBorders>
+      </w:tblPr>
+      <w:tblGrid>
+        <w:gridCol w:w="4380"/>
+        <w:gridCol w:w="2190"/>
+        <w:gridCol w:w="3068"/>
+      </w:tblGrid>
+      <w:tr>
+        <w:trPr>
+          <w:tblHeader/>
+        </w:trPr>
+        <w:tc>
+          <w:tcPr>
+            <w:tcW w:type="dxa" w:w="4380"/>
+            <w:tcBorders>
+              <w:top w:val="single" w:color="BFBFBF" w:sz="4"/>
+              <w:left w:val="single" w:color="BFBFBF" w:sz="4"/>
+              <w:bottom w:val="single" w:color="BFBFBF" w:sz="4"/>
+              <w:right w:val="single" w:color="BFBFBF" w:sz="4"/>
+            </w:tcBorders>
+            <w:shd w:fill="F2F2F2" w:color="auto" w:val="clear"/>
+            <w:tcMar>
+              <w:top w:type="dxa" w:w="80"/>
+              <w:left w:type="dxa" w:w="120"/>
+              <w:bottom w:type="dxa" w:w="80"/>
+              <w:right w:type="dxa" w:w="120"/>
+            </w:tcMar>
+          </w:tcPr>
+          <w:p>
+            <w:pPr>
+              <w:spacing w:after="0" w:before="0"/>
+            </w:pPr>
+            <w:r>
+              <w:rPr>
+                <w:rFonts w:ascii="Arial" w:cs="Arial" w:eastAsia="Arial" w:hAnsi="Arial"/>
+                <w:b/>
+                <w:bCs/>
+                <w:sz w:val="18"/>
+                <w:szCs w:val="18"/>
+              </w:rPr>
+              <w:t xml:space="preserve">Product, code or partner</w:t>
+            </w:r>
+          </w:p>
+        </w:tc>
+        <w:tc>
+          <w:tcPr>
+            <w:tcW w:type="dxa" w:w="2190"/>
+            <w:tcBorders>
+              <w:top w:val="single" w:color="BFBFBF" w:sz="4"/>
+              <w:left w:val="single" w:color="BFBFBF" w:sz="4"/>
+              <w:bottom w:val="single" w:color="BFBFBF" w:sz="4"/>
+              <w:right w:val="single" w:color="BFBFBF" w:sz="4"/>
+            </w:tcBorders>
+            <w:shd w:fill="F2F2F2" w:color="auto" w:val="clear"/>
+            <w:tcMar>
+              <w:top w:type="dxa" w:w="80"/>
+              <w:left w:type="dxa" w:w="120"/>
+              <w:bottom w:type="dxa" w:w="80"/>
+              <w:right w:type="dxa" w:w="120"/>
+            </w:tcMar>
+          </w:tcPr>
+          <w:p>
+            <w:pPr>
+              <w:spacing w:after="0" w:before="0"/>
+            </w:pPr>
+            <w:r>
+              <w:rPr>
+                <w:rFonts w:ascii="Arial" w:cs="Arial" w:eastAsia="Arial" w:hAnsi="Arial"/>
+                <w:b/>
+                <w:bCs/>
+                <w:sz w:val="18"/>
+                <w:szCs w:val="18"/>
+              </w:rPr>
+              <w:t xml:space="preserve">Price ($)</w:t>
+            </w:r>
+          </w:p>
+        </w:tc>
+        <w:tc>
+          <w:tcPr>
+            <w:tcW w:type="dxa" w:w="3068"/>
+            <w:tcBorders>
+              <w:top w:val="single" w:color="BFBFBF" w:sz="4"/>
+              <w:left w:val="single" w:color="BFBFBF" w:sz="4"/>
+              <w:bottom w:val="single" w:color="BFBFBF" w:sz="4"/>
+              <w:right w:val="single" w:color="BFBFBF" w:sz="4"/>
+            </w:tcBorders>
+            <w:shd w:fill="F2F2F2" w:color="auto" w:val="clear"/>
+            <w:tcMar>
+              <w:top w:type="dxa" w:w="80"/>
+              <w:left w:type="dxa" w:w="120"/>
+              <w:bottom w:type="dxa" w:w="80"/>
+              <w:right w:type="dxa" w:w="120"/>
+            </w:tcMar>
+          </w:tcPr>
+          <w:p>
+            <w:pPr>
+              <w:spacing w:after="0" w:before="0"/>
+            </w:pPr>
+            <w:r>
+              <w:rPr>
+                <w:rFonts w:ascii="Arial" w:cs="Arial" w:eastAsia="Arial" w:hAnsi="Arial"/>
+                <w:b/>
+                <w:bCs/>
+                <w:sz w:val="18"/>
+                <w:szCs w:val="18"/>
+              </w:rPr>
+              <w:t xml:space="preserve">Link or code</w:t>
+            </w:r>
+          </w:p>
+        </w:tc>
+      </w:tr>
+      <w:tr>
+        <w:trPr>
+          <w:cantSplit/>
+          <w:trHeight w:val="460" w:hRule="atLeast"/>
+        </w:trPr>
+        <w:tc>
+          <w:tcPr>
+            <w:tcW w:type="dxa" w:w="4380"/>
+            <w:tcBorders>
+              <w:top w:val="single" w:color="BFBFBF" w:sz="4"/>
+              <w:left w:val="single" w:color="BFBFBF" w:sz="4"/>
+              <w:bottom w:val="single" w:color="BFBFBF" w:sz="4"/>
+              <w:right w:val="single" w:color="BFBFBF" w:sz="4"/>
+            </w:tcBorders>
+            <w:tcMar>
+              <w:top w:type="dxa" w:w="80"/>
+              <w:left w:type="dxa" w:w="120"/>
+              <w:bottom w:type="dxa" w:w="80"/>
+              <w:right w:type="dxa" w:w="120"/>
+            </w:tcMar>
+          </w:tcPr>
+          <w:p>
+            <w:pPr>
+              <w:spacing w:after="0" w:before="0"/>
+            </w:pPr>
+            <w:r>
+              <w:rPr>
+                <w:rFonts w:ascii="Arial" w:cs="Arial" w:eastAsia="Arial" w:hAnsi="Arial"/>
+                <w:sz w:val="21"/>
+                <w:szCs w:val="21"/>
+              </w:rPr>
+              <w:t xml:space="preserve"/>
+            </w:r>
+          </w:p>
+        </w:tc>
+        <w:tc>
+          <w:tcPr>
+            <w:tcW w:type="dxa" w:w="2190"/>
+            <w:tcBorders>
+              <w:top w:val="single" w:color="BFBFBF" w:sz="4"/>
+              <w:left w:val="single" w:color="BFBFBF" w:sz="4"/>
+              <w:bottom w:val="single" w:color="BFBFBF" w:sz="4"/>
+              <w:right w:val="single" w:color="BFBFBF" w:sz="4"/>
+            </w:tcBorders>
+            <w:tcMar>
+              <w:top w:type="dxa" w:w="80"/>
+              <w:left w:type="dxa" w:w="120"/>
+              <w:bottom w:type="dxa" w:w="80"/>
+              <w:right w:type="dxa" w:w="120"/>
+            </w:tcMar>
+          </w:tcPr>
+          <w:p>
+            <w:pPr>
+              <w:spacing w:after="0" w:before="0"/>
+            </w:pPr>
+            <w:r>
+              <w:rPr>
+                <w:rFonts w:ascii="Arial" w:cs="Arial" w:eastAsia="Arial" w:hAnsi="Arial"/>
+                <w:sz w:val="21"/>
+                <w:szCs w:val="21"/>
+              </w:rPr>
+              <w:t xml:space="preserve"/>
+            </w:r>
+          </w:p>
+        </w:tc>
+        <w:tc>
+          <w:tcPr>
+            <w:tcW w:type="dxa" w:w="3068"/>
+            <w:tcBorders>
+              <w:top w:val="single" w:color="BFBFBF" w:sz="4"/>
+              <w:left w:val="single" w:color="BFBFBF" w:sz="4"/>
+              <w:bottom w:val="single" w:color="BFBFBF" w:sz="4"/>
+              <w:right w:val="single" w:color="BFBFBF" w:sz="4"/>
+            </w:tcBorders>
+            <w:tcMar>
+              <w:top w:type="dxa" w:w="80"/>
+              <w:left w:type="dxa" w:w="120"/>
+              <w:bottom w:type="dxa" w:w="80"/>
+              <w:right w:type="dxa" w:w="120"/>
+            </w:tcMar>
+          </w:tcPr>
+          <w:p>
+            <w:pPr>
+              <w:spacing w:after="0" w:before="0"/>
+            </w:pPr>
+            <w:r>
+              <w:rPr>
+                <w:rFonts w:ascii="Arial" w:cs="Arial" w:eastAsia="Arial" w:hAnsi="Arial"/>
+                <w:sz w:val="21"/>
+                <w:szCs w:val="21"/>
+              </w:rPr>
+              <w:t xml:space="preserve"/>
+            </w:r>
+          </w:p>
+        </w:tc>
+      </w:tr>
+      <w:tr>
+        <w:trPr>
+          <w:cantSplit/>
+          <w:trHeight w:val="460" w:hRule="atLeast"/>
+        </w:trPr>
+        <w:tc>
+          <w:tcPr>
+            <w:tcW w:type="dxa" w:w="4380"/>
+            <w:tcBorders>
+              <w:top w:val="single" w:color="BFBFBF" w:sz="4"/>
+              <w:left w:val="single" w:color="BFBFBF" w:sz="4"/>
+              <w:bottom w:val="single" w:color="BFBFBF" w:sz="4"/>
+              <w:right w:val="single" w:color="BFBFBF" w:sz="4"/>
+            </w:tcBorders>
+            <w:tcMar>
+              <w:top w:type="dxa" w:w="80"/>
+              <w:left w:type="dxa" w:w="120"/>
+              <w:bottom w:type="dxa" w:w="80"/>
+              <w:right w:type="dxa" w:w="120"/>
+            </w:tcMar>
+          </w:tcPr>
+          <w:p>
+            <w:pPr>
+              <w:spacing w:after="0" w:before="0"/>
+            </w:pPr>
+            <w:r>
+              <w:rPr>
+                <w:rFonts w:ascii="Arial" w:cs="Arial" w:eastAsia="Arial" w:hAnsi="Arial"/>
+                <w:sz w:val="21"/>
+                <w:szCs w:val="21"/>
+              </w:rPr>
+              <w:t xml:space="preserve"/>
+            </w:r>
+          </w:p>
+        </w:tc>
+        <w:tc>
+          <w:tcPr>
+            <w:tcW w:type="dxa" w:w="2190"/>
+            <w:tcBorders>
+              <w:top w:val="single" w:color="BFBFBF" w:sz="4"/>
+              <w:left w:val="single" w:color="BFBFBF" w:sz="4"/>
+              <w:bottom w:val="single" w:color="BFBFBF" w:sz="4"/>
+              <w:right w:val="single" w:color="BFBFBF" w:sz="4"/>
+            </w:tcBorders>
+            <w:tcMar>
+              <w:top w:type="dxa" w:w="80"/>
+              <w:left w:type="dxa" w:w="120"/>
+              <w:bottom w:type="dxa" w:w="80"/>
+              <w:right w:type="dxa" w:w="120"/>
+            </w:tcMar>
+          </w:tcPr>
+          <w:p>
+            <w:pPr>
+              <w:spacing w:after="0" w:before="0"/>
+            </w:pPr>
+            <w:r>
+              <w:rPr>
+                <w:rFonts w:ascii="Arial" w:cs="Arial" w:eastAsia="Arial" w:hAnsi="Arial"/>
+                <w:sz w:val="21"/>
+                <w:szCs w:val="21"/>
+              </w:rPr>
+              <w:t xml:space="preserve"/>
+            </w:r>
+          </w:p>
+        </w:tc>
+        <w:tc>
+          <w:tcPr>
+            <w:tcW w:type="dxa" w:w="3068"/>
+            <w:tcBorders>
+              <w:top w:val="single" w:color="BFBFBF" w:sz="4"/>
+              <w:left w:val="single" w:color="BFBFBF" w:sz="4"/>
+              <w:bottom w:val="single" w:color="BFBFBF" w:sz="4"/>
+              <w:right w:val="single" w:color="BFBFBF" w:sz="4"/>
+            </w:tcBorders>
+            <w:tcMar>
+              <w:top w:type="dxa" w:w="80"/>
+              <w:left w:type="dxa" w:w="120"/>
+              <w:bottom w:type="dxa" w:w="80"/>
+              <w:right w:type="dxa" w:w="120"/>
+            </w:tcMar>
+          </w:tcPr>
+          <w:p>
+            <w:pPr>
+              <w:spacing w:after="0" w:before="0"/>
+            </w:pPr>
+            <w:r>
+              <w:rPr>
+                <w:rFonts w:ascii="Arial" w:cs="Arial" w:eastAsia="Arial" w:hAnsi="Arial"/>
+                <w:sz w:val="21"/>
+                <w:szCs w:val="21"/>
+              </w:rPr>
+              <w:t xml:space="preserve"/>
+            </w:r>
+          </w:p>
+        </w:tc>
+      </w:tr>
+      <w:tr>
+        <w:trPr>
+          <w:cantSplit/>
+          <w:trHeight w:val="460" w:hRule="atLeast"/>
+        </w:trPr>
+        <w:tc>
+          <w:tcPr>
+            <w:tcW w:type="dxa" w:w="4380"/>
+            <w:tcBorders>
+              <w:top w:val="single" w:color="BFBFBF" w:sz="4"/>
+              <w:left w:val="single" w:color="BFBFBF" w:sz="4"/>
+              <w:bottom w:val="single" w:color="BFBFBF" w:sz="4"/>
+              <w:right w:val="single" w:color="BFBFBF" w:sz="4"/>
+            </w:tcBorders>
+            <w:tcMar>
+              <w:top w:type="dxa" w:w="80"/>
+              <w:left w:type="dxa" w:w="120"/>
+              <w:bottom w:type="dxa" w:w="80"/>
+              <w:right w:type="dxa" w:w="120"/>
+            </w:tcMar>
+          </w:tcPr>
+          <w:p>
+            <w:pPr>
+              <w:spacing w:after="0" w:before="0"/>
+            </w:pPr>
+            <w:r>
+              <w:rPr>
+                <w:rFonts w:ascii="Arial" w:cs="Arial" w:eastAsia="Arial" w:hAnsi="Arial"/>
+                <w:sz w:val="21"/>
+                <w:szCs w:val="21"/>
+              </w:rPr>
+              <w:t xml:space="preserve"/>
+            </w:r>
+          </w:p>
+        </w:tc>
+        <w:tc>
+          <w:tcPr>
+            <w:tcW w:type="dxa" w:w="2190"/>
+            <w:tcBorders>
+              <w:top w:val="single" w:color="BFBFBF" w:sz="4"/>
+              <w:left w:val="single" w:color="BFBFBF" w:sz="4"/>
+              <w:bottom w:val="single" w:color="BFBFBF" w:sz="4"/>
+              <w:right w:val="single" w:color="BFBFBF" w:sz="4"/>
+            </w:tcBorders>
+            <w:tcMar>
+              <w:top w:type="dxa" w:w="80"/>
+              <w:left w:type="dxa" w:w="120"/>
+              <w:bottom w:type="dxa" w:w="80"/>
+              <w:right w:type="dxa" w:w="120"/>
+            </w:tcMar>
+          </w:tcPr>
+          <w:p>
+            <w:pPr>
+              <w:spacing w:after="0" w:before="0"/>
+            </w:pPr>
+            <w:r>
+              <w:rPr>
+                <w:rFonts w:ascii="Arial" w:cs="Arial" w:eastAsia="Arial" w:hAnsi="Arial"/>
+                <w:sz w:val="21"/>
+                <w:szCs w:val="21"/>
+              </w:rPr>
+              <w:t xml:space="preserve"/>
+            </w:r>
+          </w:p>
+        </w:tc>
+        <w:tc>
+          <w:tcPr>
+            <w:tcW w:type="dxa" w:w="3068"/>
+            <w:tcBorders>
+              <w:top w:val="single" w:color="BFBFBF" w:sz="4"/>
+              <w:left w:val="single" w:color="BFBFBF" w:sz="4"/>
+              <w:bottom w:val="single" w:color="BFBFBF" w:sz="4"/>
+              <w:right w:val="single" w:color="BFBFBF" w:sz="4"/>
+            </w:tcBorders>
+            <w:tcMar>
+              <w:top w:type="dxa" w:w="80"/>
+              <w:left w:type="dxa" w:w="120"/>
+              <w:bottom w:type="dxa" w:w="80"/>
+              <w:right w:type="dxa" w:w="120"/>
+            </w:tcMar>
+          </w:tcPr>
+          <w:p>
+            <w:pPr>
+              <w:spacing w:after="0" w:before="0"/>
+            </w:pPr>
+            <w:r>
+              <w:rPr>
+                <w:rFonts w:ascii="Arial" w:cs="Arial" w:eastAsia="Arial" w:hAnsi="Arial"/>
+                <w:sz w:val="21"/>
+                <w:szCs w:val="21"/>
+              </w:rPr>
+              <w:t xml:space="preserve"/>
+            </w:r>
+          </w:p>
+        </w:tc>
+      </w:tr>
+      <w:tr>
+        <w:trPr>
+          <w:cantSplit/>
+          <w:trHeight w:val="460" w:hRule="atLeast"/>
+        </w:trPr>
+        <w:tc>
+          <w:tcPr>
+            <w:tcW w:type="dxa" w:w="4380"/>
+            <w:tcBorders>
+              <w:top w:val="single" w:color="BFBFBF" w:sz="4"/>
+              <w:left w:val="single" w:color="BFBFBF" w:sz="4"/>
+              <w:bottom w:val="single" w:color="BFBFBF" w:sz="4"/>
+              <w:right w:val="single" w:color="BFBFBF" w:sz="4"/>
+            </w:tcBorders>
+            <w:tcMar>
+              <w:top w:type="dxa" w:w="80"/>
+              <w:left w:type="dxa" w:w="120"/>
+              <w:bottom w:type="dxa" w:w="80"/>
+              <w:right w:type="dxa" w:w="120"/>
+            </w:tcMar>
+          </w:tcPr>
+          <w:p>
+            <w:pPr>
+              <w:spacing w:after="0" w:before="0"/>
+            </w:pPr>
+            <w:r>
+              <w:rPr>
+                <w:rFonts w:ascii="Arial" w:cs="Arial" w:eastAsia="Arial" w:hAnsi="Arial"/>
+                <w:sz w:val="21"/>
+                <w:szCs w:val="21"/>
+              </w:rPr>
+              <w:t xml:space="preserve"/>
+            </w:r>
+          </w:p>
+        </w:tc>
+        <w:tc>
+          <w:tcPr>
+            <w:tcW w:type="dxa" w:w="2190"/>
+            <w:tcBorders>
+              <w:top w:val="single" w:color="BFBFBF" w:sz="4"/>
+              <w:left w:val="single" w:color="BFBFBF" w:sz="4"/>
+              <w:bottom w:val="single" w:color="BFBFBF" w:sz="4"/>
+              <w:right w:val="single" w:color="BFBFBF" w:sz="4"/>
+            </w:tcBorders>
+            <w:tcMar>
+              <w:top w:type="dxa" w:w="80"/>
+              <w:left w:type="dxa" w:w="120"/>
+              <w:bottom w:type="dxa" w:w="80"/>
+              <w:right w:type="dxa" w:w="120"/>
+            </w:tcMar>
+          </w:tcPr>
+          <w:p>
+            <w:pPr>
+              <w:spacing w:after="0" w:before="0"/>
+            </w:pPr>
+            <w:r>
+              <w:rPr>
+                <w:rFonts w:ascii="Arial" w:cs="Arial" w:eastAsia="Arial" w:hAnsi="Arial"/>
+                <w:sz w:val="21"/>
+                <w:szCs w:val="21"/>
+              </w:rPr>
+              <w:t xml:space="preserve"/>
+            </w:r>
+          </w:p>
+        </w:tc>
+        <w:tc>
+          <w:tcPr>
+            <w:tcW w:type="dxa" w:w="3068"/>
+            <w:tcBorders>
+              <w:top w:val="single" w:color="BFBFBF" w:sz="4"/>
+              <w:left w:val="single" w:color="BFBFBF" w:sz="4"/>
+              <w:bottom w:val="single" w:color="BFBFBF" w:sz="4"/>
+              <w:right w:val="single" w:color="BFBFBF" w:sz="4"/>
+            </w:tcBorders>
+            <w:tcMar>
+              <w:top w:type="dxa" w:w="80"/>
+              <w:left w:type="dxa" w:w="120"/>
+              <w:bottom w:type="dxa" w:w="80"/>
+              <w:right w:type="dxa" w:w="120"/>
+            </w:tcMar>
+          </w:tcPr>
+          <w:p>
+            <w:pPr>
+              <w:spacing w:after="0" w:before="0"/>
+            </w:pPr>
+            <w:r>
+              <w:rPr>
+                <w:rFonts w:ascii="Arial" w:cs="Arial" w:eastAsia="Arial" w:hAnsi="Arial"/>
+                <w:sz w:val="21"/>
+                <w:szCs w:val="21"/>
+              </w:rPr>
+              <w:t xml:space="preserve"/>
+            </w:r>
+          </w:p>
+        </w:tc>
+      </w:tr>
+      <w:tr>
+        <w:trPr>
+          <w:cantSplit/>
+          <w:trHeight w:val="460" w:hRule="atLeast"/>
+        </w:trPr>
+        <w:tc>
+          <w:tcPr>
+            <w:tcW w:type="dxa" w:w="4380"/>
+            <w:tcBorders>
+              <w:top w:val="single" w:color="BFBFBF" w:sz="4"/>
+              <w:left w:val="single" w:color="BFBFBF" w:sz="4"/>
+              <w:bottom w:val="single" w:color="BFBFBF" w:sz="4"/>
+              <w:right w:val="single" w:color="BFBFBF" w:sz="4"/>
+            </w:tcBorders>
+            <w:tcMar>
+              <w:top w:type="dxa" w:w="80"/>
+              <w:left w:type="dxa" w:w="120"/>
+              <w:bottom w:type="dxa" w:w="80"/>
+              <w:right w:type="dxa" w:w="120"/>
+            </w:tcMar>
+          </w:tcPr>
+          <w:p>
+            <w:pPr>
+              <w:spacing w:after="0" w:before="0"/>
+            </w:pPr>
+            <w:r>
+              <w:rPr>
+                <w:rFonts w:ascii="Arial" w:cs="Arial" w:eastAsia="Arial" w:hAnsi="Arial"/>
+                <w:sz w:val="21"/>
+                <w:szCs w:val="21"/>
+              </w:rPr>
+              <w:t xml:space="preserve"/>
+            </w:r>
+          </w:p>
+        </w:tc>
+        <w:tc>
+          <w:tcPr>
+            <w:tcW w:type="dxa" w:w="2190"/>
+            <w:tcBorders>
+              <w:top w:val="single" w:color="BFBFBF" w:sz="4"/>
+              <w:left w:val="single" w:color="BFBFBF" w:sz="4"/>
+              <w:bottom w:val="single" w:color="BFBFBF" w:sz="4"/>
+              <w:right w:val="single" w:color="BFBFBF" w:sz="4"/>
+            </w:tcBorders>
+            <w:tcMar>
+              <w:top w:type="dxa" w:w="80"/>
+              <w:left w:type="dxa" w:w="120"/>
+              <w:bottom w:type="dxa" w:w="80"/>
+              <w:right w:type="dxa" w:w="120"/>
+            </w:tcMar>
+          </w:tcPr>
+          <w:p>
+            <w:pPr>
+              <w:spacing w:after="0" w:before="0"/>
+            </w:pPr>
+            <w:r>
+              <w:rPr>
+                <w:rFonts w:ascii="Arial" w:cs="Arial" w:eastAsia="Arial" w:hAnsi="Arial"/>
+                <w:sz w:val="21"/>
+                <w:szCs w:val="21"/>
+              </w:rPr>
+              <w:t xml:space="preserve"/>
+            </w:r>
+          </w:p>
+        </w:tc>
+        <w:tc>
+          <w:tcPr>
+            <w:tcW w:type="dxa" w:w="3068"/>
+            <w:tcBorders>
+              <w:top w:val="single" w:color="BFBFBF" w:sz="4"/>
+              <w:left w:val="single" w:color="BFBFBF" w:sz="4"/>
+              <w:bottom w:val="single" w:color="BFBFBF" w:sz="4"/>
+              <w:right w:val="single" w:color="BFBFBF" w:sz="4"/>
+            </w:tcBorders>
+            <w:tcMar>
+              <w:top w:type="dxa" w:w="80"/>
+              <w:left w:type="dxa" w:w="120"/>
+              <w:bottom w:type="dxa" w:w="80"/>
+              <w:right w:type="dxa" w:w="120"/>
+            </w:tcMar>
+          </w:tcPr>
+          <w:p>
+            <w:pPr>
+              <w:spacing w:after="0" w:before="0"/>
+            </w:pPr>
+            <w:r>
+              <w:rPr>
+                <w:rFonts w:ascii="Arial" w:cs="Arial" w:eastAsia="Arial" w:hAnsi="Arial"/>
+                <w:sz w:val="21"/>
+                <w:szCs w:val="21"/>
+              </w:rPr>
+              <w:t xml:space="preserve"/>
+            </w:r>
+          </w:p>
+        </w:tc>
+      </w:tr>
+    </w:tbl>
+    <w:p>
+      <w:pPr>
+        <w:keepNext/>
+        <w:pBdr>
+          <w:bottom w:val="single" w:color="111111" w:sz="12" w:space="6"/>
+        </w:pBdr>
+        <w:spacing w:after="80" w:before="480"/>
+      </w:pPr>
+      <w:r>
+        <w:rPr>
+          <w:rFonts w:ascii="Arial" w:cs="Arial" w:eastAsia="Arial" w:hAnsi="Arial"/>
+          <w:color w:val="6F6F6F"/>
+          <w:sz w:val="20"/>
+          <w:szCs w:val="20"/>
+        </w:rPr>
+        <w:t xml:space="preserve">02   </w:t>
+      </w:r>
+      <w:r>
+        <w:rPr>
+          <w:rFonts w:ascii="Arial" w:cs="Arial" w:eastAsia="Arial" w:hAnsi="Arial"/>
+          <w:b/>
+          <w:bCs/>
+          <w:sz w:val="32"/>
+          <w:szCs w:val="32"/>
+        </w:rPr>
+        <w:t xml:space="preserve">You &amp; Your Channel</w:t>
+      </w:r>
+    </w:p>
+    <w:p>
+      <w:pPr>
+        <w:keepNext/>
+        <w:spacing w:after="60" w:before="280"/>
+      </w:pPr>
+      <w:r>
+        <w:rPr>
+          <w:rFonts w:ascii="Arial" w:cs="Arial" w:eastAsia="Arial" w:hAnsi="Arial"/>
+          <w:b/>
+          <w:bCs/>
+          <w:sz w:val="22"/>
+          <w:szCs w:val="22"/>
+        </w:rPr>
+        <w:t xml:space="preserve">5.  </w:t>
+      </w:r>
+      <w:r>
+        <w:rPr>
+          <w:rFonts w:ascii="Arial" w:cs="Arial" w:eastAsia="Arial" w:hAnsi="Arial"/>
+          <w:b/>
+          <w:bCs/>
+          <w:sz w:val="22"/>
+          <w:szCs w:val="22"/>
+        </w:rPr>
+        <w:t xml:space="preserve">Which plan are you on?</w:t>
+      </w:r>
+    </w:p>
+    <w:p>
+      <w:pPr>
+        <w:keepNext/>
+        <w:spacing w:after="80" w:before="0"/>
+      </w:pPr>
+      <w:r>
+        <w:rPr>
+          <w:rFonts w:ascii="Arial" w:cs="Arial" w:eastAsia="Arial" w:hAnsi="Arial"/>
+          <w:color w:val="6F6F6F"/>
+          <w:sz w:val="19"/>
+          <w:szCs w:val="19"/>
+        </w:rPr>
+        <w:t xml:space="preserve">This just tells us which questions matter for you.</w:t>
+      </w:r>
+    </w:p>
+    <w:p>
+      <w:pPr>
+        <w:keepNext/>
+        <w:spacing w:after="80" w:before="0"/>
+      </w:pPr>
+      <w:r>
+        <w:rPr>
+          <w:rFonts w:ascii="Arial" w:cs="Arial" w:eastAsia="Arial" w:hAnsi="Arial"/>
+          <w:color w:val="6F6F6F"/>
+          <w:sz w:val="17"/>
+          <w:szCs w:val="17"/>
+        </w:rPr>
+        <w:t xml:space="preserve">Pick one. Swap ☐ for ☒, or highlight your pick.</w:t>
+      </w:r>
+    </w:p>
+    <w:p>
+      <w:pPr>
+        <w:keepNext w:val="false"/>
+        <w:spacing w:after="120" w:before="0" w:line="360"/>
+      </w:pPr>
+      <w:r>
+        <w:rPr>
+          <w:rFonts w:ascii="Arial" w:cs="Arial" w:eastAsia="Arial" w:hAnsi="Arial"/>
+          <w:sz w:val="21"/>
+          <w:szCs w:val="21"/>
+        </w:rPr>
+        <w:t xml:space="preserve">☐ Sustainable Growth (I edit)</w:t>
+      </w:r>
+      <w:r>
+        <w:rPr>
+          <w:rFonts w:ascii="Arial" w:cs="Arial" w:eastAsia="Arial" w:hAnsi="Arial"/>
+          <w:sz w:val="21"/>
+          <w:szCs w:val="21"/>
+        </w:rPr>
+        <w:t xml:space="preserve">      ☐ Accelerated Growth (ASAP edits)</w:t>
+      </w:r>
+      <w:r>
+        <w:rPr>
+          <w:rFonts w:ascii="Arial" w:cs="Arial" w:eastAsia="Arial" w:hAnsi="Arial"/>
+          <w:sz w:val="21"/>
+          <w:szCs w:val="21"/>
+        </w:rPr>
+        <w:t xml:space="preserve">      ☐ Not sure yet</w:t>
+      </w:r>
+    </w:p>
+    <w:p>
+      <w:pPr>
+        <w:keepNext/>
+        <w:spacing w:after="60" w:before="280"/>
+      </w:pPr>
+      <w:r>
+        <w:rPr>
+          <w:rFonts w:ascii="Arial" w:cs="Arial" w:eastAsia="Arial" w:hAnsi="Arial"/>
+          <w:b/>
+          <w:bCs/>
+          <w:sz w:val="22"/>
+          <w:szCs w:val="22"/>
+        </w:rPr>
+        <w:t xml:space="preserve">6.  </w:t>
+      </w:r>
+      <w:r>
+        <w:rPr>
+          <w:rFonts w:ascii="Arial" w:cs="Arial" w:eastAsia="Arial" w:hAnsi="Arial"/>
+          <w:b/>
+          <w:bCs/>
+          <w:sz w:val="22"/>
+          <w:szCs w:val="22"/>
+        </w:rPr>
+        <w:t xml:space="preserve">What's your channel about, in one sentence?</w:t>
+      </w:r>
+    </w:p>
+    <w:p>
+      <w:pPr>
+        <w:keepNext/>
+        <w:spacing w:after="80" w:before="0"/>
+      </w:pPr>
+      <w:r>
+        <w:rPr>
+          <w:rFonts w:ascii="Arial" w:cs="Arial" w:eastAsia="Arial" w:hAnsi="Arial"/>
+          <w:color w:val="6F6F6F"/>
+          <w:sz w:val="19"/>
+          <w:szCs w:val="19"/>
+        </w:rPr>
+        <w:t xml:space="preserve">Your niche, like you'd explain it to someone at a party.</w:t>
+      </w:r>
+    </w:p>
+    <w:p>
+      <w:pPr>
+        <w:keepNext/>
+        <w:spacing w:after="80" w:before="0"/>
+      </w:pPr>
+      <w:r>
+        <w:rPr>
+          <w:rFonts w:ascii="Arial" w:cs="Arial" w:eastAsia="Arial" w:hAnsi="Arial"/>
+          <w:i/>
+          <w:iCs/>
+          <w:color w:val="9A9A9A"/>
+          <w:sz w:val="18"/>
+          <w:szCs w:val="18"/>
+        </w:rPr>
+        <w:t xml:space="preserve">e.g. Easy, cheap meals for uni students who can't cook.</w:t>
+      </w:r>
+    </w:p>
+    <w:tbl>
+      <w:tblPr>
+        <w:tblW w:type="dxa" w:w="9638"/>
+        <w:tblBorders>
+          <w:top w:val="single" w:color="auto" w:sz="4"/>
+          <w:left w:val="single" w:color="auto" w:sz="4"/>
+          <w:bottom w:val="single" w:color="auto" w:sz="4"/>
+          <w:right w:val="single" w:color="auto" w:sz="4"/>
+          <w:insideH w:val="single" w:color="auto" w:sz="4"/>
+          <w:insideV w:val="single" w:color="auto" w:sz="4"/>
+        </w:tblBorders>
+      </w:tblPr>
+      <w:tblGrid>
+        <w:gridCol w:w="9638"/>
+      </w:tblGrid>
+      <w:tr>
+        <w:trPr>
+          <w:cantSplit/>
+          <w:trHeight w:val="1300" w:hRule="atLeast"/>
+        </w:trPr>
+        <w:tc>
+          <w:tcPr>
+            <w:tcW w:type="dxa" w:w="9638"/>
+            <w:tcBorders>
+              <w:top w:val="single" w:color="BFBFBF" w:sz="4"/>
+              <w:left w:val="single" w:color="BFBFBF" w:sz="4"/>
+              <w:bottom w:val="single" w:color="BFBFBF" w:sz="4"/>
+              <w:right w:val="single" w:color="BFBFBF" w:sz="4"/>
+            </w:tcBorders>
+            <w:tcMar>
+              <w:top w:type="dxa" w:w="80"/>
+              <w:left w:type="dxa" w:w="120"/>
+              <w:bottom w:type="dxa" w:w="80"/>
+              <w:right w:type="dxa" w:w="120"/>
+            </w:tcMar>
+          </w:tcPr>
+          <w:p>
+            <w:pPr>
+              <w:spacing w:after="0" w:before="0"/>
+            </w:pPr>
+            <w:r>
+              <w:rPr>
+                <w:rFonts w:ascii="Arial" w:cs="Arial" w:eastAsia="Arial" w:hAnsi="Arial"/>
+                <w:sz w:val="21"/>
+                <w:szCs w:val="21"/>
+              </w:rPr>
+              <w:t xml:space="preserve"/>
+            </w:r>
+          </w:p>
+        </w:tc>
+      </w:tr>
+    </w:tbl>
+    <w:p>
+      <w:pPr>
+        <w:keepNext/>
+        <w:spacing w:after="80" w:before="160"/>
+      </w:pPr>
+      <w:r>
+        <w:rPr>
+          <w:rFonts w:ascii="Arial" w:cs="Arial" w:eastAsia="Arial" w:hAnsi="Arial"/>
+          <w:b/>
+          <w:bCs/>
+          <w:caps/>
+          <w:color w:val="6F6F6F"/>
+          <w:spacing w:val="20"/>
+          <w:sz w:val="16"/>
+          <w:szCs w:val="16"/>
+        </w:rPr>
+        <w:t xml:space="preserve">Got more to say? Optional</w:t>
+      </w:r>
+    </w:p>
+    <w:tbl>
+      <w:tblPr>
+        <w:tblW w:type="dxa" w:w="9638"/>
+        <w:tblBorders>
+          <w:top w:val="single" w:color="auto" w:sz="4"/>
+          <w:left w:val="single" w:color="auto" w:sz="4"/>
+          <w:bottom w:val="single" w:color="auto" w:sz="4"/>
+          <w:right w:val="single" w:color="auto" w:sz="4"/>
+          <w:insideH w:val="single" w:color="auto" w:sz="4"/>
+          <w:insideV w:val="single" w:color="auto" w:sz="4"/>
+        </w:tblBorders>
+      </w:tblPr>
+      <w:tblGrid>
+        <w:gridCol w:w="3470"/>
+        <w:gridCol w:w="6168"/>
+      </w:tblGrid>
+      <w:tr>
+        <w:trPr>
+          <w:cantSplit/>
+          <w:trHeight w:val="700" w:hRule="atLeast"/>
+        </w:trPr>
+        <w:tc>
+          <w:tcPr>
+            <w:tcW w:type="dxa" w:w="3470"/>
+            <w:tcBorders>
+              <w:top w:val="single" w:color="BFBFBF" w:sz="4"/>
+              <w:left w:val="single" w:color="BFBFBF" w:sz="4"/>
+              <w:bottom w:val="single" w:color="BFBFBF" w:sz="4"/>
+              <w:right w:val="single" w:color="BFBFBF" w:sz="4"/>
+            </w:tcBorders>
+            <w:shd w:fill="F2F2F2" w:color="auto" w:val="clear"/>
+            <w:tcMar>
+              <w:top w:type="dxa" w:w="80"/>
+              <w:left w:type="dxa" w:w="120"/>
+              <w:bottom w:type="dxa" w:w="80"/>
+              <w:right w:type="dxa" w:w="120"/>
+            </w:tcMar>
+          </w:tcPr>
+          <w:p>
+            <w:pPr>
+              <w:spacing w:after="0" w:before="0"/>
+            </w:pPr>
+            <w:r>
+              <w:rPr>
+                <w:rFonts w:ascii="Arial" w:cs="Arial" w:eastAsia="Arial" w:hAnsi="Arial"/>
+                <w:color w:val="6F6F6F"/>
+                <w:sz w:val="18"/>
+                <w:szCs w:val="18"/>
+              </w:rPr>
               <w:t xml:space="preserve">How did you get started? The real story.</w:t>
             </w:r>
           </w:p>
@@ -703,7 +1978,7 @@
           <w:sz w:val="22"/>
           <w:szCs w:val="22"/>
         </w:rPr>
-        <w:t xml:space="preserve">3.  </w:t>
+        <w:t xml:space="preserve">7.  </w:t>
       </w:r>
       <w:r>
         <w:rPr>
@@ -1452,7 +2727,7 @@
           <w:sz w:val="20"/>
           <w:szCs w:val="20"/>
         </w:rPr>
-        <w:t xml:space="preserve">02   </w:t>
+        <w:t xml:space="preserve">03   </w:t>
       </w:r>
       <w:r>
         <w:rPr>
@@ -1462,7 +2737,7 @@
           <w:sz w:val="32"/>
           <w:szCs w:val="32"/>
         </w:rPr>
-        <w:t xml:space="preserve">Your Goals</w:t>
+        <w:t xml:space="preserve">Your Audience</w:t>
       </w:r>
     </w:p>
     <w:p>
@@ -1478,7 +2753,7 @@
           <w:sz w:val="22"/>
           <w:szCs w:val="22"/>
         </w:rPr>
-        <w:t xml:space="preserve">4.  </w:t>
+        <w:t xml:space="preserve">8.  </w:t>
       </w:r>
       <w:r>
         <w:rPr>
@@ -1488,7 +2763,7 @@
           <w:sz w:val="22"/>
           <w:szCs w:val="22"/>
         </w:rPr>
-        <w:t xml:space="preserve">What does growth look like for you?</w:t>
+        <w:t xml:space="preserve">Who watches your stuff?</w:t>
       </w:r>
     </w:p>
     <w:p>
@@ -1503,25 +2778,7 @@
           <w:sz w:val="19"/>
           <w:szCs w:val="19"/>
         </w:rPr>
-        <w:t xml:space="preserve">More followers, brand deals, selling your own product, quitting your day job? Be honest. It shapes every concept.</w:t>
-      </w:r>
-    </w:p>
-    <w:p>
-      <w:pPr>
-        <w:keepNext/>
-        <w:spacing w:after="80" w:before="0"/>
-      </w:pPr>
-      <w:r>
-        <w:rPr>
-          <w:rFonts w:ascii="Arial" w:cs="Arial" w:eastAsia="Arial" w:hAnsi="Arial"/>
-          <w:b/>
-          <w:bCs/>
-          <w:caps/>
-          <w:spacing w:val="20"/>
-          <w:sz w:val="16"/>
-          <w:szCs w:val="16"/>
-        </w:rPr>
-        <w:t xml:space="preserve">We need this one to plan your content</w:t>
+        <w:t xml:space="preserve">Your insights tab helps here. A gut feel is fine too.</w:t>
       </w:r>
     </w:p>
     <w:p>
@@ -1538,7 +2795,7 @@
           <w:sz w:val="18"/>
           <w:szCs w:val="18"/>
         </w:rPr>
-        <w:t xml:space="preserve">e.g. Get to 20k on TikTok and land my first paid brand deal.</w:t>
+        <w:t xml:space="preserve">e.g. Mostly women 18 to 30, students and young renters, mainly in Australia.</w:t>
       </w:r>
     </w:p>
     <w:tbl>
@@ -1661,7 +2918,75 @@
                 <w:sz w:val="18"/>
                 <w:szCs w:val="18"/>
               </w:rPr>
-              <w:t xml:space="preserve">Do you make money from your content now? How? (brand deals, affiliate, products, UGC, subscriptions)</w:t>
+              <w:t xml:space="preserve">What do people comment or DM you about most?</w:t>
+            </w:r>
+          </w:p>
+        </w:tc>
+        <w:tc>
+          <w:tcPr>
+            <w:tcW w:type="dxa" w:w="6168"/>
+            <w:tcBorders>
+              <w:top w:val="single" w:color="BFBFBF" w:sz="4"/>
+              <w:left w:val="single" w:color="BFBFBF" w:sz="4"/>
+              <w:bottom w:val="single" w:color="BFBFBF" w:sz="4"/>
+              <w:right w:val="single" w:color="BFBFBF" w:sz="4"/>
+            </w:tcBorders>
+            <w:tcMar>
+              <w:top w:type="dxa" w:w="80"/>
+              <w:left w:type="dxa" w:w="120"/>
+              <w:bottom w:type="dxa" w:w="80"/>
+              <w:right w:type="dxa" w:w="120"/>
+            </w:tcMar>
+          </w:tcPr>
+          <w:p>
+            <w:pPr>
+              <w:spacing w:after="0" w:before="0"/>
+            </w:pPr>
+            <w:r>
+              <w:rPr>
+                <w:rFonts w:ascii="Arial" w:cs="Arial" w:eastAsia="Arial" w:hAnsi="Arial"/>
+                <w:sz w:val="21"/>
+                <w:szCs w:val="21"/>
+              </w:rPr>
+              <w:t xml:space="preserve"/>
+            </w:r>
+          </w:p>
+        </w:tc>
+      </w:tr>
+      <w:tr>
+        <w:trPr>
+          <w:cantSplit/>
+          <w:trHeight w:val="700" w:hRule="atLeast"/>
+        </w:trPr>
+        <w:tc>
+          <w:tcPr>
+            <w:tcW w:type="dxa" w:w="3470"/>
+            <w:tcBorders>
+              <w:top w:val="single" w:color="BFBFBF" w:sz="4"/>
+              <w:left w:val="single" w:color="BFBFBF" w:sz="4"/>
+              <w:bottom w:val="single" w:color="BFBFBF" w:sz="4"/>
+              <w:right w:val="single" w:color="BFBFBF" w:sz="4"/>
+            </w:tcBorders>
+            <w:shd w:fill="F2F2F2" w:color="auto" w:val="clear"/>
+            <w:tcMar>
+              <w:top w:type="dxa" w:w="80"/>
+              <w:left w:type="dxa" w:w="120"/>
+              <w:bottom w:type="dxa" w:w="80"/>
+              <w:right w:type="dxa" w:w="120"/>
+            </w:tcMar>
+          </w:tcPr>
+          <w:p>
+            <w:pPr>
+              <w:spacing w:after="0" w:before="0"/>
+            </w:pPr>
+            <w:r>
+              <w:rPr>
+                <w:rFonts w:ascii="Arial" w:cs="Arial" w:eastAsia="Arial" w:hAnsi="Arial"/>
+                <w:color w:val="6F6F6F"/>
+                <w:sz w:val="18"/>
+                <w:szCs w:val="18"/>
+              </w:rPr>
+              <w:t xml:space="preserve">What do you want people to feel or do after watching?</w:t>
             </w:r>
           </w:p>
         </w:tc>
@@ -1710,7 +3035,7 @@
           <w:sz w:val="22"/>
           <w:szCs w:val="22"/>
         </w:rPr>
-        <w:t xml:space="preserve">5.  </w:t>
+        <w:t xml:space="preserve">9.  </w:t>
       </w:r>
       <w:r>
         <w:rPr>
@@ -1720,7 +3045,7 @@
           <w:sz w:val="22"/>
           <w:szCs w:val="22"/>
         </w:rPr>
-        <w:t xml:space="preserve">How will we know it's working?</w:t>
+        <w:t xml:space="preserve">What do your insights say?</w:t>
       </w:r>
     </w:p>
     <w:p>
@@ -1735,7 +3060,7 @@
           <w:sz w:val="19"/>
           <w:szCs w:val="19"/>
         </w:rPr>
-        <w:t xml:space="preserve">Rough numbers are perfect. Knowing where you're starting lets us show you what's moved.</w:t>
+        <w:t xml:space="preserve">From the insights or analytics tab on your main platform. Rough is fine, and you can share screenshots at the end.</w:t>
       </w:r>
     </w:p>
     <w:tbl>
@@ -1787,7 +3112,7 @@
                 <w:sz w:val="18"/>
                 <w:szCs w:val="18"/>
               </w:rPr>
-              <w:t xml:space="preserve">What a win looks like in 3 months</w:t>
+              <w:t xml:space="preserve">Main age range</w:t>
             </w:r>
           </w:p>
         </w:tc>
@@ -1855,7 +3180,7 @@
                 <w:sz w:val="18"/>
                 <w:szCs w:val="18"/>
               </w:rPr>
-              <w:t xml:space="preserve">How you'll measure it</w:t>
+              <w:t xml:space="preserve">Gender split</w:t>
             </w:r>
           </w:p>
         </w:tc>
@@ -1923,7 +3248,75 @@
                 <w:sz w:val="18"/>
                 <w:szCs w:val="18"/>
               </w:rPr>
-              <w:t xml:space="preserve">Where that's at today</w:t>
+              <w:t xml:space="preserve">Top cities or countries</w:t>
+            </w:r>
+          </w:p>
+        </w:tc>
+        <w:tc>
+          <w:tcPr>
+            <w:tcW w:type="dxa" w:w="6168"/>
+            <w:tcBorders>
+              <w:top w:val="single" w:color="BFBFBF" w:sz="4"/>
+              <w:left w:val="single" w:color="BFBFBF" w:sz="4"/>
+              <w:bottom w:val="single" w:color="BFBFBF" w:sz="4"/>
+              <w:right w:val="single" w:color="BFBFBF" w:sz="4"/>
+            </w:tcBorders>
+            <w:tcMar>
+              <w:top w:type="dxa" w:w="80"/>
+              <w:left w:type="dxa" w:w="120"/>
+              <w:bottom w:type="dxa" w:w="80"/>
+              <w:right w:type="dxa" w:w="120"/>
+            </w:tcMar>
+          </w:tcPr>
+          <w:p>
+            <w:pPr>
+              <w:spacing w:after="0" w:before="0"/>
+            </w:pPr>
+            <w:r>
+              <w:rPr>
+                <w:rFonts w:ascii="Arial" w:cs="Arial" w:eastAsia="Arial" w:hAnsi="Arial"/>
+                <w:sz w:val="21"/>
+                <w:szCs w:val="21"/>
+              </w:rPr>
+              <w:t xml:space="preserve"/>
+            </w:r>
+          </w:p>
+        </w:tc>
+      </w:tr>
+      <w:tr>
+        <w:trPr>
+          <w:cantSplit/>
+          <w:trHeight w:val="520" w:hRule="atLeast"/>
+        </w:trPr>
+        <w:tc>
+          <w:tcPr>
+            <w:tcW w:type="dxa" w:w="3470"/>
+            <w:tcBorders>
+              <w:top w:val="single" w:color="BFBFBF" w:sz="4"/>
+              <w:left w:val="single" w:color="BFBFBF" w:sz="4"/>
+              <w:bottom w:val="single" w:color="BFBFBF" w:sz="4"/>
+              <w:right w:val="single" w:color="BFBFBF" w:sz="4"/>
+            </w:tcBorders>
+            <w:shd w:fill="F2F2F2" w:color="auto" w:val="clear"/>
+            <w:tcMar>
+              <w:top w:type="dxa" w:w="80"/>
+              <w:left w:type="dxa" w:w="120"/>
+              <w:bottom w:type="dxa" w:w="80"/>
+              <w:right w:type="dxa" w:w="120"/>
+            </w:tcMar>
+          </w:tcPr>
+          <w:p>
+            <w:pPr>
+              <w:spacing w:after="0" w:before="0"/>
+            </w:pPr>
+            <w:r>
+              <w:rPr>
+                <w:rFonts w:ascii="Arial" w:cs="Arial" w:eastAsia="Arial" w:hAnsi="Arial"/>
+                <w:color w:val="6F6F6F"/>
+                <w:sz w:val="18"/>
+                <w:szCs w:val="18"/>
+              </w:rPr>
+              <w:t xml:space="preserve">Average watch time on a normal post</w:t>
             </w:r>
           </w:p>
         </w:tc>
@@ -1972,7 +3365,7 @@
           <w:sz w:val="22"/>
           <w:szCs w:val="22"/>
         </w:rPr>
-        <w:t xml:space="preserve">6.  </w:t>
+        <w:t xml:space="preserve">10.  </w:t>
       </w:r>
       <w:r>
         <w:rPr>
@@ -1982,7 +3375,7 @@
           <w:sz w:val="22"/>
           <w:szCs w:val="22"/>
         </w:rPr>
-        <w:t xml:space="preserve">Anything you sell or promote?</w:t>
+        <w:t xml:space="preserve">Paste 2 or 3 comments or DMs from your audience that made your day.</w:t>
       </w:r>
     </w:p>
     <w:p>
@@ -1997,7 +3390,24 @@
           <w:sz w:val="19"/>
           <w:szCs w:val="19"/>
         </w:rPr>
-        <w:t xml:space="preserve">Your own products, affiliate codes, brand partners. Real prices and codes only. We never make one up. Nothing yet? Just skip.</w:t>
+        <w:t xml:space="preserve">Word for word is best.</w:t>
+      </w:r>
+    </w:p>
+    <w:p>
+      <w:pPr>
+        <w:keepNext/>
+        <w:spacing w:after="80" w:before="0"/>
+      </w:pPr>
+      <w:r>
+        <w:rPr>
+          <w:rFonts w:ascii="Arial" w:cs="Arial" w:eastAsia="Arial" w:hAnsi="Arial"/>
+          <w:i/>
+          <w:iCs/>
+          <w:color w:val="9A9A9A"/>
+          <w:sz w:val="18"/>
+          <w:szCs w:val="18"/>
+        </w:rPr>
+        <w:t xml:space="preserve">Paste here</w:t>
       </w:r>
     </w:p>
     <w:tbl>
@@ -2013,566 +3423,16 @@
         </w:tblBorders>
       </w:tblPr>
       <w:tblGrid>
-        <w:gridCol w:w="4380"/>
-        <w:gridCol w:w="2190"/>
-        <w:gridCol w:w="3068"/>
+        <w:gridCol w:w="9638"/>
       </w:tblGrid>
       <w:tr>
         <w:trPr>
-          <w:tblHeader/>
+          <w:cantSplit/>
+          <w:trHeight w:val="1300" w:hRule="atLeast"/>
         </w:trPr>
         <w:tc>
           <w:tcPr>
-            <w:tcW w:type="dxa" w:w="4380"/>
-            <w:tcBorders>
-              <w:top w:val="single" w:color="BFBFBF" w:sz="4"/>
-              <w:left w:val="single" w:color="BFBFBF" w:sz="4"/>
-              <w:bottom w:val="single" w:color="BFBFBF" w:sz="4"/>
-              <w:right w:val="single" w:color="BFBFBF" w:sz="4"/>
-            </w:tcBorders>
-            <w:shd w:fill="F2F2F2" w:color="auto" w:val="clear"/>
-            <w:tcMar>
-              <w:top w:type="dxa" w:w="80"/>
-              <w:left w:type="dxa" w:w="120"/>
-              <w:bottom w:type="dxa" w:w="80"/>
-              <w:right w:type="dxa" w:w="120"/>
-            </w:tcMar>
-          </w:tcPr>
-          <w:p>
-            <w:pPr>
-              <w:spacing w:after="0" w:before="0"/>
-            </w:pPr>
-            <w:r>
-              <w:rPr>
-                <w:rFonts w:ascii="Arial" w:cs="Arial" w:eastAsia="Arial" w:hAnsi="Arial"/>
-                <w:b/>
-                <w:bCs/>
-                <w:sz w:val="18"/>
-                <w:szCs w:val="18"/>
-              </w:rPr>
-              <w:t xml:space="preserve">Product, code or partner</w:t>
-            </w:r>
-          </w:p>
-        </w:tc>
-        <w:tc>
-          <w:tcPr>
-            <w:tcW w:type="dxa" w:w="2190"/>
-            <w:tcBorders>
-              <w:top w:val="single" w:color="BFBFBF" w:sz="4"/>
-              <w:left w:val="single" w:color="BFBFBF" w:sz="4"/>
-              <w:bottom w:val="single" w:color="BFBFBF" w:sz="4"/>
-              <w:right w:val="single" w:color="BFBFBF" w:sz="4"/>
-            </w:tcBorders>
-            <w:shd w:fill="F2F2F2" w:color="auto" w:val="clear"/>
-            <w:tcMar>
-              <w:top w:type="dxa" w:w="80"/>
-              <w:left w:type="dxa" w:w="120"/>
-              <w:bottom w:type="dxa" w:w="80"/>
-              <w:right w:type="dxa" w:w="120"/>
-            </w:tcMar>
-          </w:tcPr>
-          <w:p>
-            <w:pPr>
-              <w:spacing w:after="0" w:before="0"/>
-            </w:pPr>
-            <w:r>
-              <w:rPr>
-                <w:rFonts w:ascii="Arial" w:cs="Arial" w:eastAsia="Arial" w:hAnsi="Arial"/>
-                <w:b/>
-                <w:bCs/>
-                <w:sz w:val="18"/>
-                <w:szCs w:val="18"/>
-              </w:rPr>
-              <w:t xml:space="preserve">Price ($)</w:t>
-            </w:r>
-          </w:p>
-        </w:tc>
-        <w:tc>
-          <w:tcPr>
-            <w:tcW w:type="dxa" w:w="3068"/>
-            <w:tcBorders>
-              <w:top w:val="single" w:color="BFBFBF" w:sz="4"/>
-              <w:left w:val="single" w:color="BFBFBF" w:sz="4"/>
-              <w:bottom w:val="single" w:color="BFBFBF" w:sz="4"/>
-              <w:right w:val="single" w:color="BFBFBF" w:sz="4"/>
-            </w:tcBorders>
-            <w:shd w:fill="F2F2F2" w:color="auto" w:val="clear"/>
-            <w:tcMar>
-              <w:top w:type="dxa" w:w="80"/>
-              <w:left w:type="dxa" w:w="120"/>
-              <w:bottom w:type="dxa" w:w="80"/>
-              <w:right w:type="dxa" w:w="120"/>
-            </w:tcMar>
-          </w:tcPr>
-          <w:p>
-            <w:pPr>
-              <w:spacing w:after="0" w:before="0"/>
-            </w:pPr>
-            <w:r>
-              <w:rPr>
-                <w:rFonts w:ascii="Arial" w:cs="Arial" w:eastAsia="Arial" w:hAnsi="Arial"/>
-                <w:b/>
-                <w:bCs/>
-                <w:sz w:val="18"/>
-                <w:szCs w:val="18"/>
-              </w:rPr>
-              <w:t xml:space="preserve">Link or code</w:t>
-            </w:r>
-          </w:p>
-        </w:tc>
-      </w:tr>
-      <w:tr>
-        <w:trPr>
-          <w:cantSplit/>
-          <w:trHeight w:val="460" w:hRule="atLeast"/>
-        </w:trPr>
-        <w:tc>
-          <w:tcPr>
-            <w:tcW w:type="dxa" w:w="4380"/>
-            <w:tcBorders>
-              <w:top w:val="single" w:color="BFBFBF" w:sz="4"/>
-              <w:left w:val="single" w:color="BFBFBF" w:sz="4"/>
-              <w:bottom w:val="single" w:color="BFBFBF" w:sz="4"/>
-              <w:right w:val="single" w:color="BFBFBF" w:sz="4"/>
-            </w:tcBorders>
-            <w:tcMar>
-              <w:top w:type="dxa" w:w="80"/>
-              <w:left w:type="dxa" w:w="120"/>
-              <w:bottom w:type="dxa" w:w="80"/>
-              <w:right w:type="dxa" w:w="120"/>
-            </w:tcMar>
-          </w:tcPr>
-          <w:p>
-            <w:pPr>
-              <w:spacing w:after="0" w:before="0"/>
-            </w:pPr>
-            <w:r>
-              <w:rPr>
-                <w:rFonts w:ascii="Arial" w:cs="Arial" w:eastAsia="Arial" w:hAnsi="Arial"/>
-                <w:sz w:val="21"/>
-                <w:szCs w:val="21"/>
-              </w:rPr>
-              <w:t xml:space="preserve"/>
-            </w:r>
-          </w:p>
-        </w:tc>
-        <w:tc>
-          <w:tcPr>
-            <w:tcW w:type="dxa" w:w="2190"/>
-            <w:tcBorders>
-              <w:top w:val="single" w:color="BFBFBF" w:sz="4"/>
-              <w:left w:val="single" w:color="BFBFBF" w:sz="4"/>
-              <w:bottom w:val="single" w:color="BFBFBF" w:sz="4"/>
-              <w:right w:val="single" w:color="BFBFBF" w:sz="4"/>
-            </w:tcBorders>
-            <w:tcMar>
-              <w:top w:type="dxa" w:w="80"/>
-              <w:left w:type="dxa" w:w="120"/>
-              <w:bottom w:type="dxa" w:w="80"/>
-              <w:right w:type="dxa" w:w="120"/>
-            </w:tcMar>
-          </w:tcPr>
-          <w:p>
-            <w:pPr>
-              <w:spacing w:after="0" w:before="0"/>
-            </w:pPr>
-            <w:r>
-              <w:rPr>
-                <w:rFonts w:ascii="Arial" w:cs="Arial" w:eastAsia="Arial" w:hAnsi="Arial"/>
-                <w:sz w:val="21"/>
-                <w:szCs w:val="21"/>
-              </w:rPr>
-              <w:t xml:space="preserve"/>
-            </w:r>
-          </w:p>
-        </w:tc>
-        <w:tc>
-          <w:tcPr>
-            <w:tcW w:type="dxa" w:w="3068"/>
-            <w:tcBorders>
-              <w:top w:val="single" w:color="BFBFBF" w:sz="4"/>
-              <w:left w:val="single" w:color="BFBFBF" w:sz="4"/>
-              <w:bottom w:val="single" w:color="BFBFBF" w:sz="4"/>
-              <w:right w:val="single" w:color="BFBFBF" w:sz="4"/>
-            </w:tcBorders>
-            <w:tcMar>
-              <w:top w:type="dxa" w:w="80"/>
-              <w:left w:type="dxa" w:w="120"/>
-              <w:bottom w:type="dxa" w:w="80"/>
-              <w:right w:type="dxa" w:w="120"/>
-            </w:tcMar>
-          </w:tcPr>
-          <w:p>
-            <w:pPr>
-              <w:spacing w:after="0" w:before="0"/>
-            </w:pPr>
-            <w:r>
-              <w:rPr>
-                <w:rFonts w:ascii="Arial" w:cs="Arial" w:eastAsia="Arial" w:hAnsi="Arial"/>
-                <w:sz w:val="21"/>
-                <w:szCs w:val="21"/>
-              </w:rPr>
-              <w:t xml:space="preserve"/>
-            </w:r>
-          </w:p>
-        </w:tc>
-      </w:tr>
-      <w:tr>
-        <w:trPr>
-          <w:cantSplit/>
-          <w:trHeight w:val="460" w:hRule="atLeast"/>
-        </w:trPr>
-        <w:tc>
-          <w:tcPr>
-            <w:tcW w:type="dxa" w:w="4380"/>
-            <w:tcBorders>
-              <w:top w:val="single" w:color="BFBFBF" w:sz="4"/>
-              <w:left w:val="single" w:color="BFBFBF" w:sz="4"/>
-              <w:bottom w:val="single" w:color="BFBFBF" w:sz="4"/>
-              <w:right w:val="single" w:color="BFBFBF" w:sz="4"/>
-            </w:tcBorders>
-            <w:tcMar>
-              <w:top w:type="dxa" w:w="80"/>
-              <w:left w:type="dxa" w:w="120"/>
-              <w:bottom w:type="dxa" w:w="80"/>
-              <w:right w:type="dxa" w:w="120"/>
-            </w:tcMar>
-          </w:tcPr>
-          <w:p>
-            <w:pPr>
-              <w:spacing w:after="0" w:before="0"/>
-            </w:pPr>
-            <w:r>
-              <w:rPr>
-                <w:rFonts w:ascii="Arial" w:cs="Arial" w:eastAsia="Arial" w:hAnsi="Arial"/>
-                <w:sz w:val="21"/>
-                <w:szCs w:val="21"/>
-              </w:rPr>
-              <w:t xml:space="preserve"/>
-            </w:r>
-          </w:p>
-        </w:tc>
-        <w:tc>
-          <w:tcPr>
-            <w:tcW w:type="dxa" w:w="2190"/>
-            <w:tcBorders>
-              <w:top w:val="single" w:color="BFBFBF" w:sz="4"/>
-              <w:left w:val="single" w:color="BFBFBF" w:sz="4"/>
-              <w:bottom w:val="single" w:color="BFBFBF" w:sz="4"/>
-              <w:right w:val="single" w:color="BFBFBF" w:sz="4"/>
-            </w:tcBorders>
-            <w:tcMar>
-              <w:top w:type="dxa" w:w="80"/>
-              <w:left w:type="dxa" w:w="120"/>
-              <w:bottom w:type="dxa" w:w="80"/>
-              <w:right w:type="dxa" w:w="120"/>
-            </w:tcMar>
-          </w:tcPr>
-          <w:p>
-            <w:pPr>
-              <w:spacing w:after="0" w:before="0"/>
-            </w:pPr>
-            <w:r>
-              <w:rPr>
-                <w:rFonts w:ascii="Arial" w:cs="Arial" w:eastAsia="Arial" w:hAnsi="Arial"/>
-                <w:sz w:val="21"/>
-                <w:szCs w:val="21"/>
-              </w:rPr>
-              <w:t xml:space="preserve"/>
-            </w:r>
-          </w:p>
-        </w:tc>
-        <w:tc>
-          <w:tcPr>
-            <w:tcW w:type="dxa" w:w="3068"/>
-            <w:tcBorders>
-              <w:top w:val="single" w:color="BFBFBF" w:sz="4"/>
-              <w:left w:val="single" w:color="BFBFBF" w:sz="4"/>
-              <w:bottom w:val="single" w:color="BFBFBF" w:sz="4"/>
-              <w:right w:val="single" w:color="BFBFBF" w:sz="4"/>
-            </w:tcBorders>
-            <w:tcMar>
-              <w:top w:type="dxa" w:w="80"/>
-              <w:left w:type="dxa" w:w="120"/>
-              <w:bottom w:type="dxa" w:w="80"/>
-              <w:right w:type="dxa" w:w="120"/>
-            </w:tcMar>
-          </w:tcPr>
-          <w:p>
-            <w:pPr>
-              <w:spacing w:after="0" w:before="0"/>
-            </w:pPr>
-            <w:r>
-              <w:rPr>
-                <w:rFonts w:ascii="Arial" w:cs="Arial" w:eastAsia="Arial" w:hAnsi="Arial"/>
-                <w:sz w:val="21"/>
-                <w:szCs w:val="21"/>
-              </w:rPr>
-              <w:t xml:space="preserve"/>
-            </w:r>
-          </w:p>
-        </w:tc>
-      </w:tr>
-      <w:tr>
-        <w:trPr>
-          <w:cantSplit/>
-          <w:trHeight w:val="460" w:hRule="atLeast"/>
-        </w:trPr>
-        <w:tc>
-          <w:tcPr>
-            <w:tcW w:type="dxa" w:w="4380"/>
-            <w:tcBorders>
-              <w:top w:val="single" w:color="BFBFBF" w:sz="4"/>
-              <w:left w:val="single" w:color="BFBFBF" w:sz="4"/>
-              <w:bottom w:val="single" w:color="BFBFBF" w:sz="4"/>
-              <w:right w:val="single" w:color="BFBFBF" w:sz="4"/>
-            </w:tcBorders>
-            <w:tcMar>
-              <w:top w:type="dxa" w:w="80"/>
-              <w:left w:type="dxa" w:w="120"/>
-              <w:bottom w:type="dxa" w:w="80"/>
-              <w:right w:type="dxa" w:w="120"/>
-            </w:tcMar>
-          </w:tcPr>
-          <w:p>
-            <w:pPr>
-              <w:spacing w:after="0" w:before="0"/>
-            </w:pPr>
-            <w:r>
-              <w:rPr>
-                <w:rFonts w:ascii="Arial" w:cs="Arial" w:eastAsia="Arial" w:hAnsi="Arial"/>
-                <w:sz w:val="21"/>
-                <w:szCs w:val="21"/>
-              </w:rPr>
-              <w:t xml:space="preserve"/>
-            </w:r>
-          </w:p>
-        </w:tc>
-        <w:tc>
-          <w:tcPr>
-            <w:tcW w:type="dxa" w:w="2190"/>
-            <w:tcBorders>
-              <w:top w:val="single" w:color="BFBFBF" w:sz="4"/>
-              <w:left w:val="single" w:color="BFBFBF" w:sz="4"/>
-              <w:bottom w:val="single" w:color="BFBFBF" w:sz="4"/>
-              <w:right w:val="single" w:color="BFBFBF" w:sz="4"/>
-            </w:tcBorders>
-            <w:tcMar>
-              <w:top w:type="dxa" w:w="80"/>
-              <w:left w:type="dxa" w:w="120"/>
-              <w:bottom w:type="dxa" w:w="80"/>
-              <w:right w:type="dxa" w:w="120"/>
-            </w:tcMar>
-          </w:tcPr>
-          <w:p>
-            <w:pPr>
-              <w:spacing w:after="0" w:before="0"/>
-            </w:pPr>
-            <w:r>
-              <w:rPr>
-                <w:rFonts w:ascii="Arial" w:cs="Arial" w:eastAsia="Arial" w:hAnsi="Arial"/>
-                <w:sz w:val="21"/>
-                <w:szCs w:val="21"/>
-              </w:rPr>
-              <w:t xml:space="preserve"/>
-            </w:r>
-          </w:p>
-        </w:tc>
-        <w:tc>
-          <w:tcPr>
-            <w:tcW w:type="dxa" w:w="3068"/>
-            <w:tcBorders>
-              <w:top w:val="single" w:color="BFBFBF" w:sz="4"/>
-              <w:left w:val="single" w:color="BFBFBF" w:sz="4"/>
-              <w:bottom w:val="single" w:color="BFBFBF" w:sz="4"/>
-              <w:right w:val="single" w:color="BFBFBF" w:sz="4"/>
-            </w:tcBorders>
-            <w:tcMar>
-              <w:top w:type="dxa" w:w="80"/>
-              <w:left w:type="dxa" w:w="120"/>
-              <w:bottom w:type="dxa" w:w="80"/>
-              <w:right w:type="dxa" w:w="120"/>
-            </w:tcMar>
-          </w:tcPr>
-          <w:p>
-            <w:pPr>
-              <w:spacing w:after="0" w:before="0"/>
-            </w:pPr>
-            <w:r>
-              <w:rPr>
-                <w:rFonts w:ascii="Arial" w:cs="Arial" w:eastAsia="Arial" w:hAnsi="Arial"/>
-                <w:sz w:val="21"/>
-                <w:szCs w:val="21"/>
-              </w:rPr>
-              <w:t xml:space="preserve"/>
-            </w:r>
-          </w:p>
-        </w:tc>
-      </w:tr>
-      <w:tr>
-        <w:trPr>
-          <w:cantSplit/>
-          <w:trHeight w:val="460" w:hRule="atLeast"/>
-        </w:trPr>
-        <w:tc>
-          <w:tcPr>
-            <w:tcW w:type="dxa" w:w="4380"/>
-            <w:tcBorders>
-              <w:top w:val="single" w:color="BFBFBF" w:sz="4"/>
-              <w:left w:val="single" w:color="BFBFBF" w:sz="4"/>
-              <w:bottom w:val="single" w:color="BFBFBF" w:sz="4"/>
-              <w:right w:val="single" w:color="BFBFBF" w:sz="4"/>
-            </w:tcBorders>
-            <w:tcMar>
-              <w:top w:type="dxa" w:w="80"/>
-              <w:left w:type="dxa" w:w="120"/>
-              <w:bottom w:type="dxa" w:w="80"/>
-              <w:right w:type="dxa" w:w="120"/>
-            </w:tcMar>
-          </w:tcPr>
-          <w:p>
-            <w:pPr>
-              <w:spacing w:after="0" w:before="0"/>
-            </w:pPr>
-            <w:r>
-              <w:rPr>
-                <w:rFonts w:ascii="Arial" w:cs="Arial" w:eastAsia="Arial" w:hAnsi="Arial"/>
-                <w:sz w:val="21"/>
-                <w:szCs w:val="21"/>
-              </w:rPr>
-              <w:t xml:space="preserve"/>
-            </w:r>
-          </w:p>
-        </w:tc>
-        <w:tc>
-          <w:tcPr>
-            <w:tcW w:type="dxa" w:w="2190"/>
-            <w:tcBorders>
-              <w:top w:val="single" w:color="BFBFBF" w:sz="4"/>
-              <w:left w:val="single" w:color="BFBFBF" w:sz="4"/>
-              <w:bottom w:val="single" w:color="BFBFBF" w:sz="4"/>
-              <w:right w:val="single" w:color="BFBFBF" w:sz="4"/>
-            </w:tcBorders>
-            <w:tcMar>
-              <w:top w:type="dxa" w:w="80"/>
-              <w:left w:type="dxa" w:w="120"/>
-              <w:bottom w:type="dxa" w:w="80"/>
-              <w:right w:type="dxa" w:w="120"/>
-            </w:tcMar>
-          </w:tcPr>
-          <w:p>
-            <w:pPr>
-              <w:spacing w:after="0" w:before="0"/>
-            </w:pPr>
-            <w:r>
-              <w:rPr>
-                <w:rFonts w:ascii="Arial" w:cs="Arial" w:eastAsia="Arial" w:hAnsi="Arial"/>
-                <w:sz w:val="21"/>
-                <w:szCs w:val="21"/>
-              </w:rPr>
-              <w:t xml:space="preserve"/>
-            </w:r>
-          </w:p>
-        </w:tc>
-        <w:tc>
-          <w:tcPr>
-            <w:tcW w:type="dxa" w:w="3068"/>
-            <w:tcBorders>
-              <w:top w:val="single" w:color="BFBFBF" w:sz="4"/>
-              <w:left w:val="single" w:color="BFBFBF" w:sz="4"/>
-              <w:bottom w:val="single" w:color="BFBFBF" w:sz="4"/>
-              <w:right w:val="single" w:color="BFBFBF" w:sz="4"/>
-            </w:tcBorders>
-            <w:tcMar>
-              <w:top w:type="dxa" w:w="80"/>
-              <w:left w:type="dxa" w:w="120"/>
-              <w:bottom w:type="dxa" w:w="80"/>
-              <w:right w:type="dxa" w:w="120"/>
-            </w:tcMar>
-          </w:tcPr>
-          <w:p>
-            <w:pPr>
-              <w:spacing w:after="0" w:before="0"/>
-            </w:pPr>
-            <w:r>
-              <w:rPr>
-                <w:rFonts w:ascii="Arial" w:cs="Arial" w:eastAsia="Arial" w:hAnsi="Arial"/>
-                <w:sz w:val="21"/>
-                <w:szCs w:val="21"/>
-              </w:rPr>
-              <w:t xml:space="preserve"/>
-            </w:r>
-          </w:p>
-        </w:tc>
-      </w:tr>
-      <w:tr>
-        <w:trPr>
-          <w:cantSplit/>
-          <w:trHeight w:val="460" w:hRule="atLeast"/>
-        </w:trPr>
-        <w:tc>
-          <w:tcPr>
-            <w:tcW w:type="dxa" w:w="4380"/>
-            <w:tcBorders>
-              <w:top w:val="single" w:color="BFBFBF" w:sz="4"/>
-              <w:left w:val="single" w:color="BFBFBF" w:sz="4"/>
-              <w:bottom w:val="single" w:color="BFBFBF" w:sz="4"/>
-              <w:right w:val="single" w:color="BFBFBF" w:sz="4"/>
-            </w:tcBorders>
-            <w:tcMar>
-              <w:top w:type="dxa" w:w="80"/>
-              <w:left w:type="dxa" w:w="120"/>
-              <w:bottom w:type="dxa" w:w="80"/>
-              <w:right w:type="dxa" w:w="120"/>
-            </w:tcMar>
-          </w:tcPr>
-          <w:p>
-            <w:pPr>
-              <w:spacing w:after="0" w:before="0"/>
-            </w:pPr>
-            <w:r>
-              <w:rPr>
-                <w:rFonts w:ascii="Arial" w:cs="Arial" w:eastAsia="Arial" w:hAnsi="Arial"/>
-                <w:sz w:val="21"/>
-                <w:szCs w:val="21"/>
-              </w:rPr>
-              <w:t xml:space="preserve"/>
-            </w:r>
-          </w:p>
-        </w:tc>
-        <w:tc>
-          <w:tcPr>
-            <w:tcW w:type="dxa" w:w="2190"/>
-            <w:tcBorders>
-              <w:top w:val="single" w:color="BFBFBF" w:sz="4"/>
-              <w:left w:val="single" w:color="BFBFBF" w:sz="4"/>
-              <w:bottom w:val="single" w:color="BFBFBF" w:sz="4"/>
-              <w:right w:val="single" w:color="BFBFBF" w:sz="4"/>
-            </w:tcBorders>
-            <w:tcMar>
-              <w:top w:type="dxa" w:w="80"/>
-              <w:left w:type="dxa" w:w="120"/>
-              <w:bottom w:type="dxa" w:w="80"/>
-              <w:right w:type="dxa" w:w="120"/>
-            </w:tcMar>
-          </w:tcPr>
-          <w:p>
-            <w:pPr>
-              <w:spacing w:after="0" w:before="0"/>
-            </w:pPr>
-            <w:r>
-              <w:rPr>
-                <w:rFonts w:ascii="Arial" w:cs="Arial" w:eastAsia="Arial" w:hAnsi="Arial"/>
-                <w:sz w:val="21"/>
-                <w:szCs w:val="21"/>
-              </w:rPr>
-              <w:t xml:space="preserve"/>
-            </w:r>
-          </w:p>
-        </w:tc>
-        <w:tc>
-          <w:tcPr>
-            <w:tcW w:type="dxa" w:w="3068"/>
+            <w:tcW w:type="dxa" w:w="9638"/>
             <w:tcBorders>
               <w:top w:val="single" w:color="BFBFBF" w:sz="4"/>
               <w:left w:val="single" w:color="BFBFBF" w:sz="4"/>
@@ -2617,7 +3477,7 @@
           <w:sz w:val="20"/>
           <w:szCs w:val="20"/>
         </w:rPr>
-        <w:t xml:space="preserve">03   </w:t>
+        <w:t xml:space="preserve">04   </w:t>
       </w:r>
       <w:r>
         <w:rPr>
@@ -2627,7 +3487,7 @@
           <w:sz w:val="32"/>
           <w:szCs w:val="32"/>
         </w:rPr>
-        <w:t xml:space="preserve">Your Audience</w:t>
+        <w:t xml:space="preserve">Your Content</w:t>
       </w:r>
     </w:p>
     <w:p>
@@ -2643,7 +3503,7 @@
           <w:sz w:val="22"/>
           <w:szCs w:val="22"/>
         </w:rPr>
-        <w:t xml:space="preserve">7.  </w:t>
+        <w:t xml:space="preserve">11.  </w:t>
       </w:r>
       <w:r>
         <w:rPr>
@@ -2653,7 +3513,7 @@
           <w:sz w:val="22"/>
           <w:szCs w:val="22"/>
         </w:rPr>
-        <w:t xml:space="preserve">Who watches your stuff?</w:t>
+        <w:t xml:space="preserve">Which of your posts have done best, and why do you think?</w:t>
       </w:r>
     </w:p>
     <w:p>
@@ -2668,7 +3528,7 @@
           <w:sz w:val="19"/>
           <w:szCs w:val="19"/>
         </w:rPr>
-        <w:t xml:space="preserve">Your insights tab helps here. A gut feel is fine too.</w:t>
+        <w:t xml:space="preserve">Links are perfect.</w:t>
       </w:r>
     </w:p>
     <w:p>
@@ -2685,7 +3545,7 @@
           <w:sz w:val="18"/>
           <w:szCs w:val="18"/>
         </w:rPr>
-        <w:t xml:space="preserve">e.g. Mostly women 18 to 30, students and young renters, mainly in Australia.</w:t>
+        <w:t xml:space="preserve">e.g. My $10 week of dinners video. People saved it like crazy.</w:t>
       </w:r>
     </w:p>
     <w:tbl>
@@ -2808,7 +3668,221 @@
                 <w:sz w:val="18"/>
                 <w:szCs w:val="18"/>
               </w:rPr>
-              <w:t xml:space="preserve">What do people comment or DM you about most?</w:t>
+              <w:t xml:space="preserve">Any posts that flopped that you thought would do well?</w:t>
+            </w:r>
+          </w:p>
+        </w:tc>
+        <w:tc>
+          <w:tcPr>
+            <w:tcW w:type="dxa" w:w="6168"/>
+            <w:tcBorders>
+              <w:top w:val="single" w:color="BFBFBF" w:sz="4"/>
+              <w:left w:val="single" w:color="BFBFBF" w:sz="4"/>
+              <w:bottom w:val="single" w:color="BFBFBF" w:sz="4"/>
+              <w:right w:val="single" w:color="BFBFBF" w:sz="4"/>
+            </w:tcBorders>
+            <w:tcMar>
+              <w:top w:type="dxa" w:w="80"/>
+              <w:left w:type="dxa" w:w="120"/>
+              <w:bottom w:type="dxa" w:w="80"/>
+              <w:right w:type="dxa" w:w="120"/>
+            </w:tcMar>
+          </w:tcPr>
+          <w:p>
+            <w:pPr>
+              <w:spacing w:after="0" w:before="0"/>
+            </w:pPr>
+            <w:r>
+              <w:rPr>
+                <w:rFonts w:ascii="Arial" w:cs="Arial" w:eastAsia="Arial" w:hAnsi="Arial"/>
+                <w:sz w:val="21"/>
+                <w:szCs w:val="21"/>
+              </w:rPr>
+              <w:t xml:space="preserve"/>
+            </w:r>
+          </w:p>
+        </w:tc>
+      </w:tr>
+    </w:tbl>
+    <w:p>
+      <w:pPr>
+        <w:keepNext/>
+        <w:spacing w:after="60" w:before="280"/>
+      </w:pPr>
+      <w:r>
+        <w:rPr>
+          <w:rFonts w:ascii="Arial" w:cs="Arial" w:eastAsia="Arial" w:hAnsi="Arial"/>
+          <w:b/>
+          <w:bCs/>
+          <w:sz w:val="22"/>
+          <w:szCs w:val="22"/>
+        </w:rPr>
+        <w:t xml:space="preserve">12.  </w:t>
+      </w:r>
+      <w:r>
+        <w:rPr>
+          <w:rFonts w:ascii="Arial" w:cs="Arial" w:eastAsia="Arial" w:hAnsi="Arial"/>
+          <w:b/>
+          <w:bCs/>
+          <w:sz w:val="22"/>
+          <w:szCs w:val="22"/>
+        </w:rPr>
+        <w:t xml:space="preserve">Which creators do you love, and what do you love about them?</w:t>
+      </w:r>
+    </w:p>
+    <w:p>
+      <w:pPr>
+        <w:keepNext/>
+        <w:spacing w:after="80" w:before="0"/>
+      </w:pPr>
+      <w:r>
+        <w:rPr>
+          <w:rFonts w:ascii="Arial" w:cs="Arial" w:eastAsia="Arial" w:hAnsi="Arial"/>
+          <w:color w:val="6F6F6F"/>
+          <w:sz w:val="19"/>
+          <w:szCs w:val="19"/>
+        </w:rPr>
+        <w:t xml:space="preserve">In your niche or outside it.</w:t>
+      </w:r>
+    </w:p>
+    <w:p>
+      <w:pPr>
+        <w:keepNext/>
+        <w:spacing w:after="80" w:before="0"/>
+      </w:pPr>
+      <w:r>
+        <w:rPr>
+          <w:rFonts w:ascii="Arial" w:cs="Arial" w:eastAsia="Arial" w:hAnsi="Arial"/>
+          <w:i/>
+          <w:iCs/>
+          <w:color w:val="9A9A9A"/>
+          <w:sz w:val="18"/>
+          <w:szCs w:val="18"/>
+        </w:rPr>
+        <w:t xml:space="preserve">e.g. @nickdigiovanni for the energy, @alexfrenchguycooking for the story.</w:t>
+      </w:r>
+    </w:p>
+    <w:tbl>
+      <w:tblPr>
+        <w:tblW w:type="dxa" w:w="9638"/>
+        <w:tblBorders>
+          <w:top w:val="single" w:color="auto" w:sz="4"/>
+          <w:left w:val="single" w:color="auto" w:sz="4"/>
+          <w:bottom w:val="single" w:color="auto" w:sz="4"/>
+          <w:right w:val="single" w:color="auto" w:sz="4"/>
+          <w:insideH w:val="single" w:color="auto" w:sz="4"/>
+          <w:insideV w:val="single" w:color="auto" w:sz="4"/>
+        </w:tblBorders>
+      </w:tblPr>
+      <w:tblGrid>
+        <w:gridCol w:w="9638"/>
+      </w:tblGrid>
+      <w:tr>
+        <w:trPr>
+          <w:cantSplit/>
+          <w:trHeight w:val="1300" w:hRule="atLeast"/>
+        </w:trPr>
+        <w:tc>
+          <w:tcPr>
+            <w:tcW w:type="dxa" w:w="9638"/>
+            <w:tcBorders>
+              <w:top w:val="single" w:color="BFBFBF" w:sz="4"/>
+              <w:left w:val="single" w:color="BFBFBF" w:sz="4"/>
+              <w:bottom w:val="single" w:color="BFBFBF" w:sz="4"/>
+              <w:right w:val="single" w:color="BFBFBF" w:sz="4"/>
+            </w:tcBorders>
+            <w:tcMar>
+              <w:top w:type="dxa" w:w="80"/>
+              <w:left w:type="dxa" w:w="120"/>
+              <w:bottom w:type="dxa" w:w="80"/>
+              <w:right w:type="dxa" w:w="120"/>
+            </w:tcMar>
+          </w:tcPr>
+          <w:p>
+            <w:pPr>
+              <w:spacing w:after="0" w:before="0"/>
+            </w:pPr>
+            <w:r>
+              <w:rPr>
+                <w:rFonts w:ascii="Arial" w:cs="Arial" w:eastAsia="Arial" w:hAnsi="Arial"/>
+                <w:sz w:val="21"/>
+                <w:szCs w:val="21"/>
+              </w:rPr>
+              <w:t xml:space="preserve"/>
+            </w:r>
+          </w:p>
+        </w:tc>
+      </w:tr>
+    </w:tbl>
+    <w:p>
+      <w:pPr>
+        <w:keepNext/>
+        <w:spacing w:after="80" w:before="160"/>
+      </w:pPr>
+      <w:r>
+        <w:rPr>
+          <w:rFonts w:ascii="Arial" w:cs="Arial" w:eastAsia="Arial" w:hAnsi="Arial"/>
+          <w:b/>
+          <w:bCs/>
+          <w:caps/>
+          <w:color w:val="6F6F6F"/>
+          <w:spacing w:val="20"/>
+          <w:sz w:val="16"/>
+          <w:szCs w:val="16"/>
+        </w:rPr>
+        <w:t xml:space="preserve">Got more to say? Optional</w:t>
+      </w:r>
+    </w:p>
+    <w:tbl>
+      <w:tblPr>
+        <w:tblW w:type="dxa" w:w="9638"/>
+        <w:tblBorders>
+          <w:top w:val="single" w:color="auto" w:sz="4"/>
+          <w:left w:val="single" w:color="auto" w:sz="4"/>
+          <w:bottom w:val="single" w:color="auto" w:sz="4"/>
+          <w:right w:val="single" w:color="auto" w:sz="4"/>
+          <w:insideH w:val="single" w:color="auto" w:sz="4"/>
+          <w:insideV w:val="single" w:color="auto" w:sz="4"/>
+        </w:tblBorders>
+      </w:tblPr>
+      <w:tblGrid>
+        <w:gridCol w:w="3470"/>
+        <w:gridCol w:w="6168"/>
+      </w:tblGrid>
+      <w:tr>
+        <w:trPr>
+          <w:cantSplit/>
+          <w:trHeight w:val="700" w:hRule="atLeast"/>
+        </w:trPr>
+        <w:tc>
+          <w:tcPr>
+            <w:tcW w:type="dxa" w:w="3470"/>
+            <w:tcBorders>
+              <w:top w:val="single" w:color="BFBFBF" w:sz="4"/>
+              <w:left w:val="single" w:color="BFBFBF" w:sz="4"/>
+              <w:bottom w:val="single" w:color="BFBFBF" w:sz="4"/>
+              <w:right w:val="single" w:color="BFBFBF" w:sz="4"/>
+            </w:tcBorders>
+            <w:shd w:fill="F2F2F2" w:color="auto" w:val="clear"/>
+            <w:tcMar>
+              <w:top w:type="dxa" w:w="80"/>
+              <w:left w:type="dxa" w:w="120"/>
+              <w:bottom w:type="dxa" w:w="80"/>
+              <w:right w:type="dxa" w:w="120"/>
+            </w:tcMar>
+          </w:tcPr>
+          <w:p>
+            <w:pPr>
+              <w:spacing w:after="0" w:before="0"/>
+            </w:pPr>
+            <w:r>
+              <w:rPr>
+                <w:rFonts w:ascii="Arial" w:cs="Arial" w:eastAsia="Arial" w:hAnsi="Arial"/>
+                <w:color w:val="6F6F6F"/>
+                <w:sz w:val="18"/>
+                <w:szCs w:val="18"/>
+              </w:rPr>
+              <w:t xml:space="preserve">Formats or trends you never want to do</w:t>
             </w:r>
           </w:p>
         </w:tc>
@@ -2876,7 +3950,7 @@
                 <w:sz w:val="18"/>
                 <w:szCs w:val="18"/>
               </w:rPr>
-              <w:t xml:space="preserve">What do you want people to feel or do after watching?</w:t>
+              <w:t xml:space="preserve">What's everyone in your niche posting that you're sick of seeing?</w:t>
             </w:r>
           </w:p>
         </w:tc>
@@ -2925,7 +3999,7 @@
           <w:sz w:val="22"/>
           <w:szCs w:val="22"/>
         </w:rPr>
-        <w:t xml:space="preserve">8.  </w:t>
+        <w:t xml:space="preserve">13.  </w:t>
       </w:r>
       <w:r>
         <w:rPr>
@@ -2935,7 +4009,274 @@
           <w:sz w:val="22"/>
           <w:szCs w:val="22"/>
         </w:rPr>
-        <w:t xml:space="preserve">What do your insights say?</w:t>
+        <w:t xml:space="preserve">What's a take in your niche you'd happily argue about?</w:t>
+      </w:r>
+    </w:p>
+    <w:p>
+      <w:pPr>
+        <w:keepNext/>
+        <w:spacing w:after="80" w:before="0"/>
+      </w:pPr>
+      <w:r>
+        <w:rPr>
+          <w:rFonts w:ascii="Arial" w:cs="Arial" w:eastAsia="Arial" w:hAnsi="Arial"/>
+          <w:i/>
+          <w:iCs/>
+          <w:color w:val="9A9A9A"/>
+          <w:sz w:val="18"/>
+          <w:szCs w:val="18"/>
+        </w:rPr>
+        <w:t xml:space="preserve">e.g. You don't need to meal prep on Sundays to eat well.</w:t>
+      </w:r>
+    </w:p>
+    <w:tbl>
+      <w:tblPr>
+        <w:tblW w:type="dxa" w:w="9638"/>
+        <w:tblBorders>
+          <w:top w:val="single" w:color="auto" w:sz="4"/>
+          <w:left w:val="single" w:color="auto" w:sz="4"/>
+          <w:bottom w:val="single" w:color="auto" w:sz="4"/>
+          <w:right w:val="single" w:color="auto" w:sz="4"/>
+          <w:insideH w:val="single" w:color="auto" w:sz="4"/>
+          <w:insideV w:val="single" w:color="auto" w:sz="4"/>
+        </w:tblBorders>
+      </w:tblPr>
+      <w:tblGrid>
+        <w:gridCol w:w="9638"/>
+      </w:tblGrid>
+      <w:tr>
+        <w:trPr>
+          <w:cantSplit/>
+          <w:trHeight w:val="1300" w:hRule="atLeast"/>
+        </w:trPr>
+        <w:tc>
+          <w:tcPr>
+            <w:tcW w:type="dxa" w:w="9638"/>
+            <w:tcBorders>
+              <w:top w:val="single" w:color="BFBFBF" w:sz="4"/>
+              <w:left w:val="single" w:color="BFBFBF" w:sz="4"/>
+              <w:bottom w:val="single" w:color="BFBFBF" w:sz="4"/>
+              <w:right w:val="single" w:color="BFBFBF" w:sz="4"/>
+            </w:tcBorders>
+            <w:tcMar>
+              <w:top w:type="dxa" w:w="80"/>
+              <w:left w:type="dxa" w:w="120"/>
+              <w:bottom w:type="dxa" w:w="80"/>
+              <w:right w:type="dxa" w:w="120"/>
+            </w:tcMar>
+          </w:tcPr>
+          <w:p>
+            <w:pPr>
+              <w:spacing w:after="0" w:before="0"/>
+            </w:pPr>
+            <w:r>
+              <w:rPr>
+                <w:rFonts w:ascii="Arial" w:cs="Arial" w:eastAsia="Arial" w:hAnsi="Arial"/>
+                <w:sz w:val="21"/>
+                <w:szCs w:val="21"/>
+              </w:rPr>
+              <w:t xml:space="preserve"/>
+            </w:r>
+          </w:p>
+        </w:tc>
+      </w:tr>
+    </w:tbl>
+    <w:p>
+      <w:pPr>
+        <w:keepNext/>
+        <w:spacing w:after="80" w:before="160"/>
+      </w:pPr>
+      <w:r>
+        <w:rPr>
+          <w:rFonts w:ascii="Arial" w:cs="Arial" w:eastAsia="Arial" w:hAnsi="Arial"/>
+          <w:b/>
+          <w:bCs/>
+          <w:caps/>
+          <w:color w:val="6F6F6F"/>
+          <w:spacing w:val="20"/>
+          <w:sz w:val="16"/>
+          <w:szCs w:val="16"/>
+        </w:rPr>
+        <w:t xml:space="preserve">Got more to say? Optional</w:t>
+      </w:r>
+    </w:p>
+    <w:tbl>
+      <w:tblPr>
+        <w:tblW w:type="dxa" w:w="9638"/>
+        <w:tblBorders>
+          <w:top w:val="single" w:color="auto" w:sz="4"/>
+          <w:left w:val="single" w:color="auto" w:sz="4"/>
+          <w:bottom w:val="single" w:color="auto" w:sz="4"/>
+          <w:right w:val="single" w:color="auto" w:sz="4"/>
+          <w:insideH w:val="single" w:color="auto" w:sz="4"/>
+          <w:insideV w:val="single" w:color="auto" w:sz="4"/>
+        </w:tblBorders>
+      </w:tblPr>
+      <w:tblGrid>
+        <w:gridCol w:w="3470"/>
+        <w:gridCol w:w="6168"/>
+      </w:tblGrid>
+      <w:tr>
+        <w:trPr>
+          <w:cantSplit/>
+          <w:trHeight w:val="700" w:hRule="atLeast"/>
+        </w:trPr>
+        <w:tc>
+          <w:tcPr>
+            <w:tcW w:type="dxa" w:w="3470"/>
+            <w:tcBorders>
+              <w:top w:val="single" w:color="BFBFBF" w:sz="4"/>
+              <w:left w:val="single" w:color="BFBFBF" w:sz="4"/>
+              <w:bottom w:val="single" w:color="BFBFBF" w:sz="4"/>
+              <w:right w:val="single" w:color="BFBFBF" w:sz="4"/>
+            </w:tcBorders>
+            <w:shd w:fill="F2F2F2" w:color="auto" w:val="clear"/>
+            <w:tcMar>
+              <w:top w:type="dxa" w:w="80"/>
+              <w:left w:type="dxa" w:w="120"/>
+              <w:bottom w:type="dxa" w:w="80"/>
+              <w:right w:type="dxa" w:w="120"/>
+            </w:tcMar>
+          </w:tcPr>
+          <w:p>
+            <w:pPr>
+              <w:spacing w:after="0" w:before="0"/>
+            </w:pPr>
+            <w:r>
+              <w:rPr>
+                <w:rFonts w:ascii="Arial" w:cs="Arial" w:eastAsia="Arial" w:hAnsi="Arial"/>
+                <w:color w:val="6F6F6F"/>
+                <w:sz w:val="18"/>
+                <w:szCs w:val="18"/>
+              </w:rPr>
+              <w:t xml:space="preserve">A myth in your niche you'd love to clear up</w:t>
+            </w:r>
+          </w:p>
+        </w:tc>
+        <w:tc>
+          <w:tcPr>
+            <w:tcW w:type="dxa" w:w="6168"/>
+            <w:tcBorders>
+              <w:top w:val="single" w:color="BFBFBF" w:sz="4"/>
+              <w:left w:val="single" w:color="BFBFBF" w:sz="4"/>
+              <w:bottom w:val="single" w:color="BFBFBF" w:sz="4"/>
+              <w:right w:val="single" w:color="BFBFBF" w:sz="4"/>
+            </w:tcBorders>
+            <w:tcMar>
+              <w:top w:type="dxa" w:w="80"/>
+              <w:left w:type="dxa" w:w="120"/>
+              <w:bottom w:type="dxa" w:w="80"/>
+              <w:right w:type="dxa" w:w="120"/>
+            </w:tcMar>
+          </w:tcPr>
+          <w:p>
+            <w:pPr>
+              <w:spacing w:after="0" w:before="0"/>
+            </w:pPr>
+            <w:r>
+              <w:rPr>
+                <w:rFonts w:ascii="Arial" w:cs="Arial" w:eastAsia="Arial" w:hAnsi="Arial"/>
+                <w:sz w:val="21"/>
+                <w:szCs w:val="21"/>
+              </w:rPr>
+              <w:t xml:space="preserve"/>
+            </w:r>
+          </w:p>
+        </w:tc>
+      </w:tr>
+      <w:tr>
+        <w:trPr>
+          <w:cantSplit/>
+          <w:trHeight w:val="700" w:hRule="atLeast"/>
+        </w:trPr>
+        <w:tc>
+          <w:tcPr>
+            <w:tcW w:type="dxa" w:w="3470"/>
+            <w:tcBorders>
+              <w:top w:val="single" w:color="BFBFBF" w:sz="4"/>
+              <w:left w:val="single" w:color="BFBFBF" w:sz="4"/>
+              <w:bottom w:val="single" w:color="BFBFBF" w:sz="4"/>
+              <w:right w:val="single" w:color="BFBFBF" w:sz="4"/>
+            </w:tcBorders>
+            <w:shd w:fill="F2F2F2" w:color="auto" w:val="clear"/>
+            <w:tcMar>
+              <w:top w:type="dxa" w:w="80"/>
+              <w:left w:type="dxa" w:w="120"/>
+              <w:bottom w:type="dxa" w:w="80"/>
+              <w:right w:type="dxa" w:w="120"/>
+            </w:tcMar>
+          </w:tcPr>
+          <w:p>
+            <w:pPr>
+              <w:spacing w:after="0" w:before="0"/>
+            </w:pPr>
+            <w:r>
+              <w:rPr>
+                <w:rFonts w:ascii="Arial" w:cs="Arial" w:eastAsia="Arial" w:hAnsi="Arial"/>
+                <w:color w:val="6F6F6F"/>
+                <w:sz w:val="18"/>
+                <w:szCs w:val="18"/>
+              </w:rPr>
+              <w:t xml:space="preserve">What do people assume about you or your niche before they follow, and what's actually true?</w:t>
+            </w:r>
+          </w:p>
+        </w:tc>
+        <w:tc>
+          <w:tcPr>
+            <w:tcW w:type="dxa" w:w="6168"/>
+            <w:tcBorders>
+              <w:top w:val="single" w:color="BFBFBF" w:sz="4"/>
+              <w:left w:val="single" w:color="BFBFBF" w:sz="4"/>
+              <w:bottom w:val="single" w:color="BFBFBF" w:sz="4"/>
+              <w:right w:val="single" w:color="BFBFBF" w:sz="4"/>
+            </w:tcBorders>
+            <w:tcMar>
+              <w:top w:type="dxa" w:w="80"/>
+              <w:left w:type="dxa" w:w="120"/>
+              <w:bottom w:type="dxa" w:w="80"/>
+              <w:right w:type="dxa" w:w="120"/>
+            </w:tcMar>
+          </w:tcPr>
+          <w:p>
+            <w:pPr>
+              <w:spacing w:after="0" w:before="0"/>
+            </w:pPr>
+            <w:r>
+              <w:rPr>
+                <w:rFonts w:ascii="Arial" w:cs="Arial" w:eastAsia="Arial" w:hAnsi="Arial"/>
+                <w:sz w:val="21"/>
+                <w:szCs w:val="21"/>
+              </w:rPr>
+              <w:t xml:space="preserve"/>
+            </w:r>
+          </w:p>
+        </w:tc>
+      </w:tr>
+    </w:tbl>
+    <w:p>
+      <w:pPr>
+        <w:keepNext/>
+        <w:spacing w:after="60" w:before="280"/>
+      </w:pPr>
+      <w:r>
+        <w:rPr>
+          <w:rFonts w:ascii="Arial" w:cs="Arial" w:eastAsia="Arial" w:hAnsi="Arial"/>
+          <w:b/>
+          <w:bCs/>
+          <w:sz w:val="22"/>
+          <w:szCs w:val="22"/>
+        </w:rPr>
+        <w:t xml:space="preserve">14.  </w:t>
+      </w:r>
+      <w:r>
+        <w:rPr>
+          <w:rFonts w:ascii="Arial" w:cs="Arial" w:eastAsia="Arial" w:hAnsi="Arial"/>
+          <w:b/>
+          <w:bCs/>
+          <w:sz w:val="22"/>
+          <w:szCs w:val="22"/>
+        </w:rPr>
+        <w:t xml:space="preserve">How do you talk on camera?</w:t>
       </w:r>
     </w:p>
     <w:p>
@@ -2950,7 +4291,1226 @@
           <w:sz w:val="19"/>
           <w:szCs w:val="19"/>
         </w:rPr>
-        <w:t xml:space="preserve">From the insights or analytics tab on your main platform. Rough is fine, and you can share screenshots at the end.</w:t>
+        <w:t xml:space="preserve">Sayings, catchphrases, how you open and sign off, words you'd never use. This is how we write lines that sound like you, not like an ad.</w:t>
+      </w:r>
+    </w:p>
+    <w:p>
+      <w:pPr>
+        <w:keepNext/>
+        <w:spacing w:after="80" w:before="0"/>
+      </w:pPr>
+      <w:r>
+        <w:rPr>
+          <w:rFonts w:ascii="Arial" w:cs="Arial" w:eastAsia="Arial" w:hAnsi="Arial"/>
+          <w:i/>
+          <w:iCs/>
+          <w:color w:val="9A9A9A"/>
+          <w:sz w:val="18"/>
+          <w:szCs w:val="18"/>
+        </w:rPr>
+        <w:t xml:space="preserve">e.g. Always open with "right, broke student dinner time". Never say "hack".</w:t>
+      </w:r>
+    </w:p>
+    <w:tbl>
+      <w:tblPr>
+        <w:tblW w:type="dxa" w:w="9638"/>
+        <w:tblBorders>
+          <w:top w:val="single" w:color="auto" w:sz="4"/>
+          <w:left w:val="single" w:color="auto" w:sz="4"/>
+          <w:bottom w:val="single" w:color="auto" w:sz="4"/>
+          <w:right w:val="single" w:color="auto" w:sz="4"/>
+          <w:insideH w:val="single" w:color="auto" w:sz="4"/>
+          <w:insideV w:val="single" w:color="auto" w:sz="4"/>
+        </w:tblBorders>
+      </w:tblPr>
+      <w:tblGrid>
+        <w:gridCol w:w="9638"/>
+      </w:tblGrid>
+      <w:tr>
+        <w:trPr>
+          <w:cantSplit/>
+          <w:trHeight w:val="1300" w:hRule="atLeast"/>
+        </w:trPr>
+        <w:tc>
+          <w:tcPr>
+            <w:tcW w:type="dxa" w:w="9638"/>
+            <w:tcBorders>
+              <w:top w:val="single" w:color="BFBFBF" w:sz="4"/>
+              <w:left w:val="single" w:color="BFBFBF" w:sz="4"/>
+              <w:bottom w:val="single" w:color="BFBFBF" w:sz="4"/>
+              <w:right w:val="single" w:color="BFBFBF" w:sz="4"/>
+            </w:tcBorders>
+            <w:tcMar>
+              <w:top w:type="dxa" w:w="80"/>
+              <w:left w:type="dxa" w:w="120"/>
+              <w:bottom w:type="dxa" w:w="80"/>
+              <w:right w:type="dxa" w:w="120"/>
+            </w:tcMar>
+          </w:tcPr>
+          <w:p>
+            <w:pPr>
+              <w:spacing w:after="0" w:before="0"/>
+            </w:pPr>
+            <w:r>
+              <w:rPr>
+                <w:rFonts w:ascii="Arial" w:cs="Arial" w:eastAsia="Arial" w:hAnsi="Arial"/>
+                <w:sz w:val="21"/>
+                <w:szCs w:val="21"/>
+              </w:rPr>
+              <w:t xml:space="preserve"/>
+            </w:r>
+          </w:p>
+        </w:tc>
+      </w:tr>
+    </w:tbl>
+    <w:p>
+      <w:pPr>
+        <w:keepNext/>
+        <w:spacing w:after="60" w:before="280"/>
+      </w:pPr>
+      <w:r>
+        <w:rPr>
+          <w:rFonts w:ascii="Arial" w:cs="Arial" w:eastAsia="Arial" w:hAnsi="Arial"/>
+          <w:b/>
+          <w:bCs/>
+          <w:sz w:val="22"/>
+          <w:szCs w:val="22"/>
+        </w:rPr>
+        <w:t xml:space="preserve">15.  </w:t>
+      </w:r>
+      <w:r>
+        <w:rPr>
+          <w:rFonts w:ascii="Arial" w:cs="Arial" w:eastAsia="Arial" w:hAnsi="Arial"/>
+          <w:b/>
+          <w:bCs/>
+          <w:sz w:val="22"/>
+          <w:szCs w:val="22"/>
+        </w:rPr>
+        <w:t xml:space="preserve">What's your thing?</w:t>
+      </w:r>
+    </w:p>
+    <w:p>
+      <w:pPr>
+        <w:keepNext/>
+        <w:spacing w:after="80" w:before="0"/>
+      </w:pPr>
+      <w:r>
+        <w:rPr>
+          <w:rFonts w:ascii="Arial" w:cs="Arial" w:eastAsia="Arial" w:hAnsi="Arial"/>
+          <w:color w:val="6F6F6F"/>
+          <w:sz w:val="19"/>
+          <w:szCs w:val="19"/>
+        </w:rPr>
+        <w:t xml:space="preserve">The signature detail people know you for: a setup, a prop, a running joke, a pet, a phrase.</w:t>
+      </w:r>
+    </w:p>
+    <w:p>
+      <w:pPr>
+        <w:keepNext/>
+        <w:spacing w:after="80" w:before="0"/>
+      </w:pPr>
+      <w:r>
+        <w:rPr>
+          <w:rFonts w:ascii="Arial" w:cs="Arial" w:eastAsia="Arial" w:hAnsi="Arial"/>
+          <w:i/>
+          <w:iCs/>
+          <w:color w:val="9A9A9A"/>
+          <w:sz w:val="18"/>
+          <w:szCs w:val="18"/>
+        </w:rPr>
+        <w:t xml:space="preserve">e.g. Everything's cooked on my tiny two-burner share-house stove, and it always costs under $10.</w:t>
+      </w:r>
+    </w:p>
+    <w:tbl>
+      <w:tblPr>
+        <w:tblW w:type="dxa" w:w="9638"/>
+        <w:tblBorders>
+          <w:top w:val="single" w:color="auto" w:sz="4"/>
+          <w:left w:val="single" w:color="auto" w:sz="4"/>
+          <w:bottom w:val="single" w:color="auto" w:sz="4"/>
+          <w:right w:val="single" w:color="auto" w:sz="4"/>
+          <w:insideH w:val="single" w:color="auto" w:sz="4"/>
+          <w:insideV w:val="single" w:color="auto" w:sz="4"/>
+        </w:tblBorders>
+      </w:tblPr>
+      <w:tblGrid>
+        <w:gridCol w:w="9638"/>
+      </w:tblGrid>
+      <w:tr>
+        <w:trPr>
+          <w:cantSplit/>
+          <w:trHeight w:val="1300" w:hRule="atLeast"/>
+        </w:trPr>
+        <w:tc>
+          <w:tcPr>
+            <w:tcW w:type="dxa" w:w="9638"/>
+            <w:tcBorders>
+              <w:top w:val="single" w:color="BFBFBF" w:sz="4"/>
+              <w:left w:val="single" w:color="BFBFBF" w:sz="4"/>
+              <w:bottom w:val="single" w:color="BFBFBF" w:sz="4"/>
+              <w:right w:val="single" w:color="BFBFBF" w:sz="4"/>
+            </w:tcBorders>
+            <w:tcMar>
+              <w:top w:type="dxa" w:w="80"/>
+              <w:left w:type="dxa" w:w="120"/>
+              <w:bottom w:type="dxa" w:w="80"/>
+              <w:right w:type="dxa" w:w="120"/>
+            </w:tcMar>
+          </w:tcPr>
+          <w:p>
+            <w:pPr>
+              <w:spacing w:after="0" w:before="0"/>
+            </w:pPr>
+            <w:r>
+              <w:rPr>
+                <w:rFonts w:ascii="Arial" w:cs="Arial" w:eastAsia="Arial" w:hAnsi="Arial"/>
+                <w:sz w:val="21"/>
+                <w:szCs w:val="21"/>
+              </w:rPr>
+              <w:t xml:space="preserve"/>
+            </w:r>
+          </w:p>
+        </w:tc>
+      </w:tr>
+    </w:tbl>
+    <w:p>
+      <w:pPr>
+        <w:keepNext/>
+        <w:pBdr>
+          <w:bottom w:val="single" w:color="111111" w:sz="12" w:space="6"/>
+        </w:pBdr>
+        <w:spacing w:after="80" w:before="480"/>
+      </w:pPr>
+      <w:r>
+        <w:rPr>
+          <w:rFonts w:ascii="Arial" w:cs="Arial" w:eastAsia="Arial" w:hAnsi="Arial"/>
+          <w:color w:val="6F6F6F"/>
+          <w:sz w:val="20"/>
+          <w:szCs w:val="20"/>
+        </w:rPr>
+        <w:t xml:space="preserve">05   </w:t>
+      </w:r>
+      <w:r>
+        <w:rPr>
+          <w:rFonts w:ascii="Arial" w:cs="Arial" w:eastAsia="Arial" w:hAnsi="Arial"/>
+          <w:b/>
+          <w:bCs/>
+          <w:sz w:val="32"/>
+          <w:szCs w:val="32"/>
+        </w:rPr>
+        <w:t xml:space="preserve">Posting</w:t>
+      </w:r>
+    </w:p>
+    <w:p>
+      <w:pPr>
+        <w:keepNext/>
+        <w:spacing w:after="60" w:before="280"/>
+      </w:pPr>
+      <w:r>
+        <w:rPr>
+          <w:rFonts w:ascii="Arial" w:cs="Arial" w:eastAsia="Arial" w:hAnsi="Arial"/>
+          <w:b/>
+          <w:bCs/>
+          <w:sz w:val="22"/>
+          <w:szCs w:val="22"/>
+        </w:rPr>
+        <w:t xml:space="preserve">16.  </w:t>
+      </w:r>
+      <w:r>
+        <w:rPr>
+          <w:rFonts w:ascii="Arial" w:cs="Arial" w:eastAsia="Arial" w:hAnsi="Arial"/>
+          <w:b/>
+          <w:bCs/>
+          <w:sz w:val="22"/>
+          <w:szCs w:val="22"/>
+        </w:rPr>
+        <w:t xml:space="preserve">How often do you want to post?</w:t>
+      </w:r>
+    </w:p>
+    <w:p>
+      <w:pPr>
+        <w:keepNext/>
+        <w:spacing w:after="80" w:before="0"/>
+      </w:pPr>
+      <w:r>
+        <w:rPr>
+          <w:rFonts w:ascii="Arial" w:cs="Arial" w:eastAsia="Arial" w:hAnsi="Arial"/>
+          <w:color w:val="6F6F6F"/>
+          <w:sz w:val="19"/>
+          <w:szCs w:val="19"/>
+        </w:rPr>
+        <w:t xml:space="preserve">For each platform, how often you post now and how often you'd like to. Your monthly plan is built around this.</w:t>
+      </w:r>
+    </w:p>
+    <w:p>
+      <w:pPr>
+        <w:keepNext/>
+        <w:spacing w:after="80" w:before="0"/>
+      </w:pPr>
+      <w:r>
+        <w:rPr>
+          <w:rFonts w:ascii="Arial" w:cs="Arial" w:eastAsia="Arial" w:hAnsi="Arial"/>
+          <w:b/>
+          <w:bCs/>
+          <w:caps/>
+          <w:spacing w:val="20"/>
+          <w:sz w:val="16"/>
+          <w:szCs w:val="16"/>
+        </w:rPr>
+        <w:t xml:space="preserve">We need this one to plan your content</w:t>
+      </w:r>
+    </w:p>
+    <w:tbl>
+      <w:tblPr>
+        <w:tblW w:type="dxa" w:w="9638"/>
+        <w:tblBorders>
+          <w:top w:val="single" w:color="auto" w:sz="4"/>
+          <w:left w:val="single" w:color="auto" w:sz="4"/>
+          <w:bottom w:val="single" w:color="auto" w:sz="4"/>
+          <w:right w:val="single" w:color="auto" w:sz="4"/>
+          <w:insideH w:val="single" w:color="auto" w:sz="4"/>
+          <w:insideV w:val="single" w:color="auto" w:sz="4"/>
+        </w:tblBorders>
+      </w:tblPr>
+      <w:tblGrid>
+        <w:gridCol w:w="3043"/>
+        <w:gridCol w:w="3297"/>
+        <w:gridCol w:w="3298"/>
+      </w:tblGrid>
+      <w:tr>
+        <w:trPr>
+          <w:tblHeader/>
+        </w:trPr>
+        <w:tc>
+          <w:tcPr>
+            <w:tcW w:type="dxa" w:w="3043"/>
+            <w:tcBorders>
+              <w:top w:val="single" w:color="BFBFBF" w:sz="4"/>
+              <w:left w:val="single" w:color="BFBFBF" w:sz="4"/>
+              <w:bottom w:val="single" w:color="BFBFBF" w:sz="4"/>
+              <w:right w:val="single" w:color="BFBFBF" w:sz="4"/>
+            </w:tcBorders>
+            <w:shd w:fill="F2F2F2" w:color="auto" w:val="clear"/>
+            <w:tcMar>
+              <w:top w:type="dxa" w:w="80"/>
+              <w:left w:type="dxa" w:w="120"/>
+              <w:bottom w:type="dxa" w:w="80"/>
+              <w:right w:type="dxa" w:w="120"/>
+            </w:tcMar>
+          </w:tcPr>
+          <w:p>
+            <w:pPr>
+              <w:spacing w:after="0" w:before="0"/>
+            </w:pPr>
+            <w:r>
+              <w:rPr>
+                <w:rFonts w:ascii="Arial" w:cs="Arial" w:eastAsia="Arial" w:hAnsi="Arial"/>
+                <w:b/>
+                <w:bCs/>
+                <w:sz w:val="18"/>
+                <w:szCs w:val="18"/>
+              </w:rPr>
+              <w:t xml:space="preserve">Platform</w:t>
+            </w:r>
+          </w:p>
+        </w:tc>
+        <w:tc>
+          <w:tcPr>
+            <w:tcW w:type="dxa" w:w="3297"/>
+            <w:tcBorders>
+              <w:top w:val="single" w:color="BFBFBF" w:sz="4"/>
+              <w:left w:val="single" w:color="BFBFBF" w:sz="4"/>
+              <w:bottom w:val="single" w:color="BFBFBF" w:sz="4"/>
+              <w:right w:val="single" w:color="BFBFBF" w:sz="4"/>
+            </w:tcBorders>
+            <w:shd w:fill="F2F2F2" w:color="auto" w:val="clear"/>
+            <w:tcMar>
+              <w:top w:type="dxa" w:w="80"/>
+              <w:left w:type="dxa" w:w="120"/>
+              <w:bottom w:type="dxa" w:w="80"/>
+              <w:right w:type="dxa" w:w="120"/>
+            </w:tcMar>
+          </w:tcPr>
+          <w:p>
+            <w:pPr>
+              <w:spacing w:after="0" w:before="0"/>
+            </w:pPr>
+            <w:r>
+              <w:rPr>
+                <w:rFonts w:ascii="Arial" w:cs="Arial" w:eastAsia="Arial" w:hAnsi="Arial"/>
+                <w:b/>
+                <w:bCs/>
+                <w:sz w:val="18"/>
+                <w:szCs w:val="18"/>
+              </w:rPr>
+              <w:t xml:space="preserve">Now</w:t>
+            </w:r>
+          </w:p>
+        </w:tc>
+        <w:tc>
+          <w:tcPr>
+            <w:tcW w:type="dxa" w:w="3298"/>
+            <w:tcBorders>
+              <w:top w:val="single" w:color="BFBFBF" w:sz="4"/>
+              <w:left w:val="single" w:color="BFBFBF" w:sz="4"/>
+              <w:bottom w:val="single" w:color="BFBFBF" w:sz="4"/>
+              <w:right w:val="single" w:color="BFBFBF" w:sz="4"/>
+            </w:tcBorders>
+            <w:shd w:fill="F2F2F2" w:color="auto" w:val="clear"/>
+            <w:tcMar>
+              <w:top w:type="dxa" w:w="80"/>
+              <w:left w:type="dxa" w:w="120"/>
+              <w:bottom w:type="dxa" w:w="80"/>
+              <w:right w:type="dxa" w:w="120"/>
+            </w:tcMar>
+          </w:tcPr>
+          <w:p>
+            <w:pPr>
+              <w:spacing w:after="0" w:before="0"/>
+            </w:pPr>
+            <w:r>
+              <w:rPr>
+                <w:rFonts w:ascii="Arial" w:cs="Arial" w:eastAsia="Arial" w:hAnsi="Arial"/>
+                <w:b/>
+                <w:bCs/>
+                <w:sz w:val="18"/>
+                <w:szCs w:val="18"/>
+              </w:rPr>
+              <w:t xml:space="preserve">Goal</w:t>
+            </w:r>
+          </w:p>
+        </w:tc>
+      </w:tr>
+      <w:tr>
+        <w:trPr>
+          <w:cantSplit/>
+          <w:trHeight w:val="460" w:hRule="atLeast"/>
+        </w:trPr>
+        <w:tc>
+          <w:tcPr>
+            <w:tcW w:type="dxa" w:w="3043"/>
+            <w:tcBorders>
+              <w:top w:val="single" w:color="BFBFBF" w:sz="4"/>
+              <w:left w:val="single" w:color="BFBFBF" w:sz="4"/>
+              <w:bottom w:val="single" w:color="BFBFBF" w:sz="4"/>
+              <w:right w:val="single" w:color="BFBFBF" w:sz="4"/>
+            </w:tcBorders>
+            <w:tcMar>
+              <w:top w:type="dxa" w:w="80"/>
+              <w:left w:type="dxa" w:w="120"/>
+              <w:bottom w:type="dxa" w:w="80"/>
+              <w:right w:type="dxa" w:w="120"/>
+            </w:tcMar>
+          </w:tcPr>
+          <w:p>
+            <w:pPr>
+              <w:spacing w:after="0" w:before="0"/>
+            </w:pPr>
+            <w:r>
+              <w:rPr>
+                <w:rFonts w:ascii="Arial" w:cs="Arial" w:eastAsia="Arial" w:hAnsi="Arial"/>
+                <w:sz w:val="21"/>
+                <w:szCs w:val="21"/>
+              </w:rPr>
+              <w:t xml:space="preserve"/>
+            </w:r>
+          </w:p>
+        </w:tc>
+        <w:tc>
+          <w:tcPr>
+            <w:tcW w:type="dxa" w:w="3297"/>
+            <w:tcBorders>
+              <w:top w:val="single" w:color="BFBFBF" w:sz="4"/>
+              <w:left w:val="single" w:color="BFBFBF" w:sz="4"/>
+              <w:bottom w:val="single" w:color="BFBFBF" w:sz="4"/>
+              <w:right w:val="single" w:color="BFBFBF" w:sz="4"/>
+            </w:tcBorders>
+            <w:tcMar>
+              <w:top w:type="dxa" w:w="80"/>
+              <w:left w:type="dxa" w:w="120"/>
+              <w:bottom w:type="dxa" w:w="80"/>
+              <w:right w:type="dxa" w:w="120"/>
+            </w:tcMar>
+          </w:tcPr>
+          <w:p>
+            <w:pPr>
+              <w:spacing w:after="0" w:before="0"/>
+            </w:pPr>
+            <w:r>
+              <w:rPr>
+                <w:rFonts w:ascii="Arial" w:cs="Arial" w:eastAsia="Arial" w:hAnsi="Arial"/>
+                <w:sz w:val="21"/>
+                <w:szCs w:val="21"/>
+              </w:rPr>
+              <w:t xml:space="preserve"/>
+            </w:r>
+          </w:p>
+        </w:tc>
+        <w:tc>
+          <w:tcPr>
+            <w:tcW w:type="dxa" w:w="3298"/>
+            <w:tcBorders>
+              <w:top w:val="single" w:color="BFBFBF" w:sz="4"/>
+              <w:left w:val="single" w:color="BFBFBF" w:sz="4"/>
+              <w:bottom w:val="single" w:color="BFBFBF" w:sz="4"/>
+              <w:right w:val="single" w:color="BFBFBF" w:sz="4"/>
+            </w:tcBorders>
+            <w:tcMar>
+              <w:top w:type="dxa" w:w="80"/>
+              <w:left w:type="dxa" w:w="120"/>
+              <w:bottom w:type="dxa" w:w="80"/>
+              <w:right w:type="dxa" w:w="120"/>
+            </w:tcMar>
+          </w:tcPr>
+          <w:p>
+            <w:pPr>
+              <w:spacing w:after="0" w:before="0"/>
+            </w:pPr>
+            <w:r>
+              <w:rPr>
+                <w:rFonts w:ascii="Arial" w:cs="Arial" w:eastAsia="Arial" w:hAnsi="Arial"/>
+                <w:sz w:val="21"/>
+                <w:szCs w:val="21"/>
+              </w:rPr>
+              <w:t xml:space="preserve"/>
+            </w:r>
+          </w:p>
+        </w:tc>
+      </w:tr>
+      <w:tr>
+        <w:trPr>
+          <w:cantSplit/>
+          <w:trHeight w:val="460" w:hRule="atLeast"/>
+        </w:trPr>
+        <w:tc>
+          <w:tcPr>
+            <w:tcW w:type="dxa" w:w="3043"/>
+            <w:tcBorders>
+              <w:top w:val="single" w:color="BFBFBF" w:sz="4"/>
+              <w:left w:val="single" w:color="BFBFBF" w:sz="4"/>
+              <w:bottom w:val="single" w:color="BFBFBF" w:sz="4"/>
+              <w:right w:val="single" w:color="BFBFBF" w:sz="4"/>
+            </w:tcBorders>
+            <w:tcMar>
+              <w:top w:type="dxa" w:w="80"/>
+              <w:left w:type="dxa" w:w="120"/>
+              <w:bottom w:type="dxa" w:w="80"/>
+              <w:right w:type="dxa" w:w="120"/>
+            </w:tcMar>
+          </w:tcPr>
+          <w:p>
+            <w:pPr>
+              <w:spacing w:after="0" w:before="0"/>
+            </w:pPr>
+            <w:r>
+              <w:rPr>
+                <w:rFonts w:ascii="Arial" w:cs="Arial" w:eastAsia="Arial" w:hAnsi="Arial"/>
+                <w:sz w:val="21"/>
+                <w:szCs w:val="21"/>
+              </w:rPr>
+              <w:t xml:space="preserve"/>
+            </w:r>
+          </w:p>
+        </w:tc>
+        <w:tc>
+          <w:tcPr>
+            <w:tcW w:type="dxa" w:w="3297"/>
+            <w:tcBorders>
+              <w:top w:val="single" w:color="BFBFBF" w:sz="4"/>
+              <w:left w:val="single" w:color="BFBFBF" w:sz="4"/>
+              <w:bottom w:val="single" w:color="BFBFBF" w:sz="4"/>
+              <w:right w:val="single" w:color="BFBFBF" w:sz="4"/>
+            </w:tcBorders>
+            <w:tcMar>
+              <w:top w:type="dxa" w:w="80"/>
+              <w:left w:type="dxa" w:w="120"/>
+              <w:bottom w:type="dxa" w:w="80"/>
+              <w:right w:type="dxa" w:w="120"/>
+            </w:tcMar>
+          </w:tcPr>
+          <w:p>
+            <w:pPr>
+              <w:spacing w:after="0" w:before="0"/>
+            </w:pPr>
+            <w:r>
+              <w:rPr>
+                <w:rFonts w:ascii="Arial" w:cs="Arial" w:eastAsia="Arial" w:hAnsi="Arial"/>
+                <w:sz w:val="21"/>
+                <w:szCs w:val="21"/>
+              </w:rPr>
+              <w:t xml:space="preserve"/>
+            </w:r>
+          </w:p>
+        </w:tc>
+        <w:tc>
+          <w:tcPr>
+            <w:tcW w:type="dxa" w:w="3298"/>
+            <w:tcBorders>
+              <w:top w:val="single" w:color="BFBFBF" w:sz="4"/>
+              <w:left w:val="single" w:color="BFBFBF" w:sz="4"/>
+              <w:bottom w:val="single" w:color="BFBFBF" w:sz="4"/>
+              <w:right w:val="single" w:color="BFBFBF" w:sz="4"/>
+            </w:tcBorders>
+            <w:tcMar>
+              <w:top w:type="dxa" w:w="80"/>
+              <w:left w:type="dxa" w:w="120"/>
+              <w:bottom w:type="dxa" w:w="80"/>
+              <w:right w:type="dxa" w:w="120"/>
+            </w:tcMar>
+          </w:tcPr>
+          <w:p>
+            <w:pPr>
+              <w:spacing w:after="0" w:before="0"/>
+            </w:pPr>
+            <w:r>
+              <w:rPr>
+                <w:rFonts w:ascii="Arial" w:cs="Arial" w:eastAsia="Arial" w:hAnsi="Arial"/>
+                <w:sz w:val="21"/>
+                <w:szCs w:val="21"/>
+              </w:rPr>
+              <w:t xml:space="preserve"/>
+            </w:r>
+          </w:p>
+        </w:tc>
+      </w:tr>
+      <w:tr>
+        <w:trPr>
+          <w:cantSplit/>
+          <w:trHeight w:val="460" w:hRule="atLeast"/>
+        </w:trPr>
+        <w:tc>
+          <w:tcPr>
+            <w:tcW w:type="dxa" w:w="3043"/>
+            <w:tcBorders>
+              <w:top w:val="single" w:color="BFBFBF" w:sz="4"/>
+              <w:left w:val="single" w:color="BFBFBF" w:sz="4"/>
+              <w:bottom w:val="single" w:color="BFBFBF" w:sz="4"/>
+              <w:right w:val="single" w:color="BFBFBF" w:sz="4"/>
+            </w:tcBorders>
+            <w:tcMar>
+              <w:top w:type="dxa" w:w="80"/>
+              <w:left w:type="dxa" w:w="120"/>
+              <w:bottom w:type="dxa" w:w="80"/>
+              <w:right w:type="dxa" w:w="120"/>
+            </w:tcMar>
+          </w:tcPr>
+          <w:p>
+            <w:pPr>
+              <w:spacing w:after="0" w:before="0"/>
+            </w:pPr>
+            <w:r>
+              <w:rPr>
+                <w:rFonts w:ascii="Arial" w:cs="Arial" w:eastAsia="Arial" w:hAnsi="Arial"/>
+                <w:sz w:val="21"/>
+                <w:szCs w:val="21"/>
+              </w:rPr>
+              <w:t xml:space="preserve"/>
+            </w:r>
+          </w:p>
+        </w:tc>
+        <w:tc>
+          <w:tcPr>
+            <w:tcW w:type="dxa" w:w="3297"/>
+            <w:tcBorders>
+              <w:top w:val="single" w:color="BFBFBF" w:sz="4"/>
+              <w:left w:val="single" w:color="BFBFBF" w:sz="4"/>
+              <w:bottom w:val="single" w:color="BFBFBF" w:sz="4"/>
+              <w:right w:val="single" w:color="BFBFBF" w:sz="4"/>
+            </w:tcBorders>
+            <w:tcMar>
+              <w:top w:type="dxa" w:w="80"/>
+              <w:left w:type="dxa" w:w="120"/>
+              <w:bottom w:type="dxa" w:w="80"/>
+              <w:right w:type="dxa" w:w="120"/>
+            </w:tcMar>
+          </w:tcPr>
+          <w:p>
+            <w:pPr>
+              <w:spacing w:after="0" w:before="0"/>
+            </w:pPr>
+            <w:r>
+              <w:rPr>
+                <w:rFonts w:ascii="Arial" w:cs="Arial" w:eastAsia="Arial" w:hAnsi="Arial"/>
+                <w:sz w:val="21"/>
+                <w:szCs w:val="21"/>
+              </w:rPr>
+              <w:t xml:space="preserve"/>
+            </w:r>
+          </w:p>
+        </w:tc>
+        <w:tc>
+          <w:tcPr>
+            <w:tcW w:type="dxa" w:w="3298"/>
+            <w:tcBorders>
+              <w:top w:val="single" w:color="BFBFBF" w:sz="4"/>
+              <w:left w:val="single" w:color="BFBFBF" w:sz="4"/>
+              <w:bottom w:val="single" w:color="BFBFBF" w:sz="4"/>
+              <w:right w:val="single" w:color="BFBFBF" w:sz="4"/>
+            </w:tcBorders>
+            <w:tcMar>
+              <w:top w:type="dxa" w:w="80"/>
+              <w:left w:type="dxa" w:w="120"/>
+              <w:bottom w:type="dxa" w:w="80"/>
+              <w:right w:type="dxa" w:w="120"/>
+            </w:tcMar>
+          </w:tcPr>
+          <w:p>
+            <w:pPr>
+              <w:spacing w:after="0" w:before="0"/>
+            </w:pPr>
+            <w:r>
+              <w:rPr>
+                <w:rFonts w:ascii="Arial" w:cs="Arial" w:eastAsia="Arial" w:hAnsi="Arial"/>
+                <w:sz w:val="21"/>
+                <w:szCs w:val="21"/>
+              </w:rPr>
+              <w:t xml:space="preserve"/>
+            </w:r>
+          </w:p>
+        </w:tc>
+      </w:tr>
+      <w:tr>
+        <w:trPr>
+          <w:cantSplit/>
+          <w:trHeight w:val="460" w:hRule="atLeast"/>
+        </w:trPr>
+        <w:tc>
+          <w:tcPr>
+            <w:tcW w:type="dxa" w:w="3043"/>
+            <w:tcBorders>
+              <w:top w:val="single" w:color="BFBFBF" w:sz="4"/>
+              <w:left w:val="single" w:color="BFBFBF" w:sz="4"/>
+              <w:bottom w:val="single" w:color="BFBFBF" w:sz="4"/>
+              <w:right w:val="single" w:color="BFBFBF" w:sz="4"/>
+            </w:tcBorders>
+            <w:tcMar>
+              <w:top w:type="dxa" w:w="80"/>
+              <w:left w:type="dxa" w:w="120"/>
+              <w:bottom w:type="dxa" w:w="80"/>
+              <w:right w:type="dxa" w:w="120"/>
+            </w:tcMar>
+          </w:tcPr>
+          <w:p>
+            <w:pPr>
+              <w:spacing w:after="0" w:before="0"/>
+            </w:pPr>
+            <w:r>
+              <w:rPr>
+                <w:rFonts w:ascii="Arial" w:cs="Arial" w:eastAsia="Arial" w:hAnsi="Arial"/>
+                <w:sz w:val="21"/>
+                <w:szCs w:val="21"/>
+              </w:rPr>
+              <w:t xml:space="preserve"/>
+            </w:r>
+          </w:p>
+        </w:tc>
+        <w:tc>
+          <w:tcPr>
+            <w:tcW w:type="dxa" w:w="3297"/>
+            <w:tcBorders>
+              <w:top w:val="single" w:color="BFBFBF" w:sz="4"/>
+              <w:left w:val="single" w:color="BFBFBF" w:sz="4"/>
+              <w:bottom w:val="single" w:color="BFBFBF" w:sz="4"/>
+              <w:right w:val="single" w:color="BFBFBF" w:sz="4"/>
+            </w:tcBorders>
+            <w:tcMar>
+              <w:top w:type="dxa" w:w="80"/>
+              <w:left w:type="dxa" w:w="120"/>
+              <w:bottom w:type="dxa" w:w="80"/>
+              <w:right w:type="dxa" w:w="120"/>
+            </w:tcMar>
+          </w:tcPr>
+          <w:p>
+            <w:pPr>
+              <w:spacing w:after="0" w:before="0"/>
+            </w:pPr>
+            <w:r>
+              <w:rPr>
+                <w:rFonts w:ascii="Arial" w:cs="Arial" w:eastAsia="Arial" w:hAnsi="Arial"/>
+                <w:sz w:val="21"/>
+                <w:szCs w:val="21"/>
+              </w:rPr>
+              <w:t xml:space="preserve"/>
+            </w:r>
+          </w:p>
+        </w:tc>
+        <w:tc>
+          <w:tcPr>
+            <w:tcW w:type="dxa" w:w="3298"/>
+            <w:tcBorders>
+              <w:top w:val="single" w:color="BFBFBF" w:sz="4"/>
+              <w:left w:val="single" w:color="BFBFBF" w:sz="4"/>
+              <w:bottom w:val="single" w:color="BFBFBF" w:sz="4"/>
+              <w:right w:val="single" w:color="BFBFBF" w:sz="4"/>
+            </w:tcBorders>
+            <w:tcMar>
+              <w:top w:type="dxa" w:w="80"/>
+              <w:left w:type="dxa" w:w="120"/>
+              <w:bottom w:type="dxa" w:w="80"/>
+              <w:right w:type="dxa" w:w="120"/>
+            </w:tcMar>
+          </w:tcPr>
+          <w:p>
+            <w:pPr>
+              <w:spacing w:after="0" w:before="0"/>
+            </w:pPr>
+            <w:r>
+              <w:rPr>
+                <w:rFonts w:ascii="Arial" w:cs="Arial" w:eastAsia="Arial" w:hAnsi="Arial"/>
+                <w:sz w:val="21"/>
+                <w:szCs w:val="21"/>
+              </w:rPr>
+              <w:t xml:space="preserve"/>
+            </w:r>
+          </w:p>
+        </w:tc>
+      </w:tr>
+      <w:tr>
+        <w:trPr>
+          <w:cantSplit/>
+          <w:trHeight w:val="460" w:hRule="atLeast"/>
+        </w:trPr>
+        <w:tc>
+          <w:tcPr>
+            <w:tcW w:type="dxa" w:w="3043"/>
+            <w:tcBorders>
+              <w:top w:val="single" w:color="BFBFBF" w:sz="4"/>
+              <w:left w:val="single" w:color="BFBFBF" w:sz="4"/>
+              <w:bottom w:val="single" w:color="BFBFBF" w:sz="4"/>
+              <w:right w:val="single" w:color="BFBFBF" w:sz="4"/>
+            </w:tcBorders>
+            <w:tcMar>
+              <w:top w:type="dxa" w:w="80"/>
+              <w:left w:type="dxa" w:w="120"/>
+              <w:bottom w:type="dxa" w:w="80"/>
+              <w:right w:type="dxa" w:w="120"/>
+            </w:tcMar>
+          </w:tcPr>
+          <w:p>
+            <w:pPr>
+              <w:spacing w:after="0" w:before="0"/>
+            </w:pPr>
+            <w:r>
+              <w:rPr>
+                <w:rFonts w:ascii="Arial" w:cs="Arial" w:eastAsia="Arial" w:hAnsi="Arial"/>
+                <w:sz w:val="21"/>
+                <w:szCs w:val="21"/>
+              </w:rPr>
+              <w:t xml:space="preserve"/>
+            </w:r>
+          </w:p>
+        </w:tc>
+        <w:tc>
+          <w:tcPr>
+            <w:tcW w:type="dxa" w:w="3297"/>
+            <w:tcBorders>
+              <w:top w:val="single" w:color="BFBFBF" w:sz="4"/>
+              <w:left w:val="single" w:color="BFBFBF" w:sz="4"/>
+              <w:bottom w:val="single" w:color="BFBFBF" w:sz="4"/>
+              <w:right w:val="single" w:color="BFBFBF" w:sz="4"/>
+            </w:tcBorders>
+            <w:tcMar>
+              <w:top w:type="dxa" w:w="80"/>
+              <w:left w:type="dxa" w:w="120"/>
+              <w:bottom w:type="dxa" w:w="80"/>
+              <w:right w:type="dxa" w:w="120"/>
+            </w:tcMar>
+          </w:tcPr>
+          <w:p>
+            <w:pPr>
+              <w:spacing w:after="0" w:before="0"/>
+            </w:pPr>
+            <w:r>
+              <w:rPr>
+                <w:rFonts w:ascii="Arial" w:cs="Arial" w:eastAsia="Arial" w:hAnsi="Arial"/>
+                <w:sz w:val="21"/>
+                <w:szCs w:val="21"/>
+              </w:rPr>
+              <w:t xml:space="preserve"/>
+            </w:r>
+          </w:p>
+        </w:tc>
+        <w:tc>
+          <w:tcPr>
+            <w:tcW w:type="dxa" w:w="3298"/>
+            <w:tcBorders>
+              <w:top w:val="single" w:color="BFBFBF" w:sz="4"/>
+              <w:left w:val="single" w:color="BFBFBF" w:sz="4"/>
+              <w:bottom w:val="single" w:color="BFBFBF" w:sz="4"/>
+              <w:right w:val="single" w:color="BFBFBF" w:sz="4"/>
+            </w:tcBorders>
+            <w:tcMar>
+              <w:top w:type="dxa" w:w="80"/>
+              <w:left w:type="dxa" w:w="120"/>
+              <w:bottom w:type="dxa" w:w="80"/>
+              <w:right w:type="dxa" w:w="120"/>
+            </w:tcMar>
+          </w:tcPr>
+          <w:p>
+            <w:pPr>
+              <w:spacing w:after="0" w:before="0"/>
+            </w:pPr>
+            <w:r>
+              <w:rPr>
+                <w:rFonts w:ascii="Arial" w:cs="Arial" w:eastAsia="Arial" w:hAnsi="Arial"/>
+                <w:sz w:val="21"/>
+                <w:szCs w:val="21"/>
+              </w:rPr>
+              <w:t xml:space="preserve"/>
+            </w:r>
+          </w:p>
+        </w:tc>
+      </w:tr>
+    </w:tbl>
+    <w:p>
+      <w:pPr>
+        <w:spacing w:after="80" w:before="60"/>
+      </w:pPr>
+      <w:r>
+        <w:rPr>
+          <w:rFonts w:ascii="Arial" w:cs="Arial" w:eastAsia="Arial" w:hAnsi="Arial"/>
+          <w:b/>
+          <w:bCs/>
+          <w:color w:val="6F6F6F"/>
+          <w:sz w:val="18"/>
+          <w:szCs w:val="18"/>
+        </w:rPr>
+        <w:t xml:space="preserve">Now options: </w:t>
+      </w:r>
+      <w:r>
+        <w:rPr>
+          <w:rFonts w:ascii="Arial" w:cs="Arial" w:eastAsia="Arial" w:hAnsi="Arial"/>
+          <w:color w:val="6F6F6F"/>
+          <w:sz w:val="18"/>
+          <w:szCs w:val="18"/>
+        </w:rPr>
+        <w:t xml:space="preserve">Not posting  /  Less than weekly  /  1 to 2 a week  /  3 to 4 a week  /  5 to 6 a week  /  Daily  /  More than daily</w:t>
+      </w:r>
+    </w:p>
+    <w:p>
+      <w:pPr>
+        <w:spacing w:after="80" w:before="60"/>
+      </w:pPr>
+      <w:r>
+        <w:rPr>
+          <w:rFonts w:ascii="Arial" w:cs="Arial" w:eastAsia="Arial" w:hAnsi="Arial"/>
+          <w:b/>
+          <w:bCs/>
+          <w:color w:val="6F6F6F"/>
+          <w:sz w:val="18"/>
+          <w:szCs w:val="18"/>
+        </w:rPr>
+        <w:t xml:space="preserve">Goal options: </w:t>
+      </w:r>
+      <w:r>
+        <w:rPr>
+          <w:rFonts w:ascii="Arial" w:cs="Arial" w:eastAsia="Arial" w:hAnsi="Arial"/>
+          <w:color w:val="6F6F6F"/>
+          <w:sz w:val="18"/>
+          <w:szCs w:val="18"/>
+        </w:rPr>
+        <w:t xml:space="preserve">Not posting  /  Less than weekly  /  1 to 2 a week  /  3 to 4 a week  /  5 to 6 a week  /  Daily  /  More than daily</w:t>
+      </w:r>
+    </w:p>
+    <w:p>
+      <w:pPr>
+        <w:keepNext/>
+        <w:spacing w:after="60" w:before="280"/>
+      </w:pPr>
+      <w:r>
+        <w:rPr>
+          <w:rFonts w:ascii="Arial" w:cs="Arial" w:eastAsia="Arial" w:hAnsi="Arial"/>
+          <w:b/>
+          <w:bCs/>
+          <w:sz w:val="22"/>
+          <w:szCs w:val="22"/>
+        </w:rPr>
+        <w:t xml:space="preserve">17.  </w:t>
+      </w:r>
+      <w:r>
+        <w:rPr>
+          <w:rFonts w:ascii="Arial" w:cs="Arial" w:eastAsia="Arial" w:hAnsi="Arial"/>
+          <w:b/>
+          <w:bCs/>
+          <w:sz w:val="22"/>
+          <w:szCs w:val="22"/>
+        </w:rPr>
+        <w:t xml:space="preserve">When do you usually post, and what gets the most views?</w:t>
+      </w:r>
+    </w:p>
+    <w:p>
+      <w:pPr>
+        <w:keepNext/>
+        <w:spacing w:after="80" w:before="0"/>
+      </w:pPr>
+      <w:r>
+        <w:rPr>
+          <w:rFonts w:ascii="Arial" w:cs="Arial" w:eastAsia="Arial" w:hAnsi="Arial"/>
+          <w:color w:val="6F6F6F"/>
+          <w:sz w:val="19"/>
+          <w:szCs w:val="19"/>
+        </w:rPr>
+        <w:t xml:space="preserve">Days and times, if you know them.</w:t>
+      </w:r>
+    </w:p>
+    <w:p>
+      <w:pPr>
+        <w:keepNext/>
+        <w:spacing w:after="80" w:before="0"/>
+      </w:pPr>
+      <w:r>
+        <w:rPr>
+          <w:rFonts w:ascii="Arial" w:cs="Arial" w:eastAsia="Arial" w:hAnsi="Arial"/>
+          <w:i/>
+          <w:iCs/>
+          <w:color w:val="9A9A9A"/>
+          <w:sz w:val="18"/>
+          <w:szCs w:val="18"/>
+        </w:rPr>
+        <w:t xml:space="preserve">e.g. Weeknights around 7pm. Sunday mornings flop.</w:t>
+      </w:r>
+    </w:p>
+    <w:tbl>
+      <w:tblPr>
+        <w:tblW w:type="dxa" w:w="9638"/>
+        <w:tblBorders>
+          <w:top w:val="single" w:color="auto" w:sz="4"/>
+          <w:left w:val="single" w:color="auto" w:sz="4"/>
+          <w:bottom w:val="single" w:color="auto" w:sz="4"/>
+          <w:right w:val="single" w:color="auto" w:sz="4"/>
+          <w:insideH w:val="single" w:color="auto" w:sz="4"/>
+          <w:insideV w:val="single" w:color="auto" w:sz="4"/>
+        </w:tblBorders>
+      </w:tblPr>
+      <w:tblGrid>
+        <w:gridCol w:w="9638"/>
+      </w:tblGrid>
+      <w:tr>
+        <w:trPr>
+          <w:cantSplit/>
+          <w:trHeight w:val="1300" w:hRule="atLeast"/>
+        </w:trPr>
+        <w:tc>
+          <w:tcPr>
+            <w:tcW w:type="dxa" w:w="9638"/>
+            <w:tcBorders>
+              <w:top w:val="single" w:color="BFBFBF" w:sz="4"/>
+              <w:left w:val="single" w:color="BFBFBF" w:sz="4"/>
+              <w:bottom w:val="single" w:color="BFBFBF" w:sz="4"/>
+              <w:right w:val="single" w:color="BFBFBF" w:sz="4"/>
+            </w:tcBorders>
+            <w:tcMar>
+              <w:top w:type="dxa" w:w="80"/>
+              <w:left w:type="dxa" w:w="120"/>
+              <w:bottom w:type="dxa" w:w="80"/>
+              <w:right w:type="dxa" w:w="120"/>
+            </w:tcMar>
+          </w:tcPr>
+          <w:p>
+            <w:pPr>
+              <w:spacing w:after="0" w:before="0"/>
+            </w:pPr>
+            <w:r>
+              <w:rPr>
+                <w:rFonts w:ascii="Arial" w:cs="Arial" w:eastAsia="Arial" w:hAnsi="Arial"/>
+                <w:sz w:val="21"/>
+                <w:szCs w:val="21"/>
+              </w:rPr>
+              <w:t xml:space="preserve"/>
+            </w:r>
+          </w:p>
+        </w:tc>
+      </w:tr>
+    </w:tbl>
+    <w:p>
+      <w:pPr>
+        <w:keepNext/>
+        <w:spacing w:after="80" w:before="160"/>
+      </w:pPr>
+      <w:r>
+        <w:rPr>
+          <w:rFonts w:ascii="Arial" w:cs="Arial" w:eastAsia="Arial" w:hAnsi="Arial"/>
+          <w:b/>
+          <w:bCs/>
+          <w:caps/>
+          <w:color w:val="6F6F6F"/>
+          <w:spacing w:val="20"/>
+          <w:sz w:val="16"/>
+          <w:szCs w:val="16"/>
+        </w:rPr>
+        <w:t xml:space="preserve">Got more to say? Optional</w:t>
+      </w:r>
+    </w:p>
+    <w:tbl>
+      <w:tblPr>
+        <w:tblW w:type="dxa" w:w="9638"/>
+        <w:tblBorders>
+          <w:top w:val="single" w:color="auto" w:sz="4"/>
+          <w:left w:val="single" w:color="auto" w:sz="4"/>
+          <w:bottom w:val="single" w:color="auto" w:sz="4"/>
+          <w:right w:val="single" w:color="auto" w:sz="4"/>
+          <w:insideH w:val="single" w:color="auto" w:sz="4"/>
+          <w:insideV w:val="single" w:color="auto" w:sz="4"/>
+        </w:tblBorders>
+      </w:tblPr>
+      <w:tblGrid>
+        <w:gridCol w:w="3470"/>
+        <w:gridCol w:w="6168"/>
+      </w:tblGrid>
+      <w:tr>
+        <w:trPr>
+          <w:cantSplit/>
+          <w:trHeight w:val="700" w:hRule="atLeast"/>
+        </w:trPr>
+        <w:tc>
+          <w:tcPr>
+            <w:tcW w:type="dxa" w:w="3470"/>
+            <w:tcBorders>
+              <w:top w:val="single" w:color="BFBFBF" w:sz="4"/>
+              <w:left w:val="single" w:color="BFBFBF" w:sz="4"/>
+              <w:bottom w:val="single" w:color="BFBFBF" w:sz="4"/>
+              <w:right w:val="single" w:color="BFBFBF" w:sz="4"/>
+            </w:tcBorders>
+            <w:shd w:fill="F2F2F2" w:color="auto" w:val="clear"/>
+            <w:tcMar>
+              <w:top w:type="dxa" w:w="80"/>
+              <w:left w:type="dxa" w:w="120"/>
+              <w:bottom w:type="dxa" w:w="80"/>
+              <w:right w:type="dxa" w:w="120"/>
+            </w:tcMar>
+          </w:tcPr>
+          <w:p>
+            <w:pPr>
+              <w:spacing w:after="0" w:before="0"/>
+            </w:pPr>
+            <w:r>
+              <w:rPr>
+                <w:rFonts w:ascii="Arial" w:cs="Arial" w:eastAsia="Arial" w:hAnsi="Arial"/>
+                <w:color w:val="6F6F6F"/>
+                <w:sz w:val="18"/>
+                <w:szCs w:val="18"/>
+              </w:rPr>
+              <w:t xml:space="preserve">What usually makes you stop posting when life gets busy?</w:t>
+            </w:r>
+          </w:p>
+        </w:tc>
+        <w:tc>
+          <w:tcPr>
+            <w:tcW w:type="dxa" w:w="6168"/>
+            <w:tcBorders>
+              <w:top w:val="single" w:color="BFBFBF" w:sz="4"/>
+              <w:left w:val="single" w:color="BFBFBF" w:sz="4"/>
+              <w:bottom w:val="single" w:color="BFBFBF" w:sz="4"/>
+              <w:right w:val="single" w:color="BFBFBF" w:sz="4"/>
+            </w:tcBorders>
+            <w:tcMar>
+              <w:top w:type="dxa" w:w="80"/>
+              <w:left w:type="dxa" w:w="120"/>
+              <w:bottom w:type="dxa" w:w="80"/>
+              <w:right w:type="dxa" w:w="120"/>
+            </w:tcMar>
+          </w:tcPr>
+          <w:p>
+            <w:pPr>
+              <w:spacing w:after="0" w:before="0"/>
+            </w:pPr>
+            <w:r>
+              <w:rPr>
+                <w:rFonts w:ascii="Arial" w:cs="Arial" w:eastAsia="Arial" w:hAnsi="Arial"/>
+                <w:sz w:val="21"/>
+                <w:szCs w:val="21"/>
+              </w:rPr>
+              <w:t xml:space="preserve"/>
+            </w:r>
+          </w:p>
+        </w:tc>
+      </w:tr>
+    </w:tbl>
+    <w:p>
+      <w:pPr>
+        <w:keepNext/>
+        <w:pBdr>
+          <w:bottom w:val="single" w:color="111111" w:sz="12" w:space="6"/>
+        </w:pBdr>
+        <w:spacing w:after="80" w:before="480"/>
+      </w:pPr>
+      <w:r>
+        <w:rPr>
+          <w:rFonts w:ascii="Arial" w:cs="Arial" w:eastAsia="Arial" w:hAnsi="Arial"/>
+          <w:color w:val="6F6F6F"/>
+          <w:sz w:val="20"/>
+          <w:szCs w:val="20"/>
+        </w:rPr>
+        <w:t xml:space="preserve">06   </w:t>
+      </w:r>
+      <w:r>
+        <w:rPr>
+          <w:rFonts w:ascii="Arial" w:cs="Arial" w:eastAsia="Arial" w:hAnsi="Arial"/>
+          <w:b/>
+          <w:bCs/>
+          <w:sz w:val="32"/>
+          <w:szCs w:val="32"/>
+        </w:rPr>
+        <w:t xml:space="preserve">Filming</w:t>
+      </w:r>
+    </w:p>
+    <w:p>
+      <w:pPr>
+        <w:keepNext/>
+        <w:spacing w:after="60" w:before="280"/>
+      </w:pPr>
+      <w:r>
+        <w:rPr>
+          <w:rFonts w:ascii="Arial" w:cs="Arial" w:eastAsia="Arial" w:hAnsi="Arial"/>
+          <w:b/>
+          <w:bCs/>
+          <w:sz w:val="22"/>
+          <w:szCs w:val="22"/>
+        </w:rPr>
+        <w:t xml:space="preserve">18.  </w:t>
+      </w:r>
+      <w:r>
+        <w:rPr>
+          <w:rFonts w:ascii="Arial" w:cs="Arial" w:eastAsia="Arial" w:hAnsi="Arial"/>
+          <w:b/>
+          <w:bCs/>
+          <w:sz w:val="22"/>
+          <w:szCs w:val="22"/>
+        </w:rPr>
+        <w:t xml:space="preserve">What does your filming schedule look like?</w:t>
+      </w:r>
+    </w:p>
+    <w:p>
+      <w:pPr>
+        <w:keepNext/>
+        <w:spacing w:after="80" w:before="0"/>
+      </w:pPr>
+      <w:r>
+        <w:rPr>
+          <w:rFonts w:ascii="Arial" w:cs="Arial" w:eastAsia="Arial" w:hAnsi="Arial"/>
+          <w:color w:val="6F6F6F"/>
+          <w:sz w:val="19"/>
+          <w:szCs w:val="19"/>
+        </w:rPr>
+        <w:t xml:space="preserve">Be realistic. We'll group your concepts so each session gets the most out of your time.</w:t>
+      </w:r>
+    </w:p>
+    <w:p>
+      <w:pPr>
+        <w:keepNext/>
+        <w:spacing w:after="80" w:before="0"/>
+      </w:pPr>
+      <w:r>
+        <w:rPr>
+          <w:rFonts w:ascii="Arial" w:cs="Arial" w:eastAsia="Arial" w:hAnsi="Arial"/>
+          <w:b/>
+          <w:bCs/>
+          <w:caps/>
+          <w:spacing w:val="20"/>
+          <w:sz w:val="16"/>
+          <w:szCs w:val="16"/>
+        </w:rPr>
+        <w:t xml:space="preserve">We need this one to plan your content</w:t>
       </w:r>
     </w:p>
     <w:tbl>
@@ -3002,7 +5562,7 @@
                 <w:sz w:val="18"/>
                 <w:szCs w:val="18"/>
               </w:rPr>
-              <w:t xml:space="preserve">Main age range</w:t>
+              <w:t xml:space="preserve">Days and times you can film</w:t>
             </w:r>
           </w:p>
         </w:tc>
@@ -3070,7 +5630,7 @@
                 <w:sz w:val="18"/>
                 <w:szCs w:val="18"/>
               </w:rPr>
-              <w:t xml:space="preserve">Gender split</w:t>
+              <w:t xml:space="preserve">How often you can film</w:t>
             </w:r>
           </w:p>
         </w:tc>
@@ -3138,329 +5698,13 @@
                 <w:sz w:val="18"/>
                 <w:szCs w:val="18"/>
               </w:rPr>
-              <w:t xml:space="preserve">Top cities or countries</w:t>
+              <w:t xml:space="preserve">How long each session can be</w:t>
             </w:r>
           </w:p>
         </w:tc>
         <w:tc>
           <w:tcPr>
             <w:tcW w:type="dxa" w:w="6168"/>
-            <w:tcBorders>
-              <w:top w:val="single" w:color="BFBFBF" w:sz="4"/>
-              <w:left w:val="single" w:color="BFBFBF" w:sz="4"/>
-              <w:bottom w:val="single" w:color="BFBFBF" w:sz="4"/>
-              <w:right w:val="single" w:color="BFBFBF" w:sz="4"/>
-            </w:tcBorders>
-            <w:tcMar>
-              <w:top w:type="dxa" w:w="80"/>
-              <w:left w:type="dxa" w:w="120"/>
-              <w:bottom w:type="dxa" w:w="80"/>
-              <w:right w:type="dxa" w:w="120"/>
-            </w:tcMar>
-          </w:tcPr>
-          <w:p>
-            <w:pPr>
-              <w:spacing w:after="0" w:before="0"/>
-            </w:pPr>
-            <w:r>
-              <w:rPr>
-                <w:rFonts w:ascii="Arial" w:cs="Arial" w:eastAsia="Arial" w:hAnsi="Arial"/>
-                <w:sz w:val="21"/>
-                <w:szCs w:val="21"/>
-              </w:rPr>
-              <w:t xml:space="preserve"/>
-            </w:r>
-          </w:p>
-        </w:tc>
-      </w:tr>
-      <w:tr>
-        <w:trPr>
-          <w:cantSplit/>
-          <w:trHeight w:val="520" w:hRule="atLeast"/>
-        </w:trPr>
-        <w:tc>
-          <w:tcPr>
-            <w:tcW w:type="dxa" w:w="3470"/>
-            <w:tcBorders>
-              <w:top w:val="single" w:color="BFBFBF" w:sz="4"/>
-              <w:left w:val="single" w:color="BFBFBF" w:sz="4"/>
-              <w:bottom w:val="single" w:color="BFBFBF" w:sz="4"/>
-              <w:right w:val="single" w:color="BFBFBF" w:sz="4"/>
-            </w:tcBorders>
-            <w:shd w:fill="F2F2F2" w:color="auto" w:val="clear"/>
-            <w:tcMar>
-              <w:top w:type="dxa" w:w="80"/>
-              <w:left w:type="dxa" w:w="120"/>
-              <w:bottom w:type="dxa" w:w="80"/>
-              <w:right w:type="dxa" w:w="120"/>
-            </w:tcMar>
-          </w:tcPr>
-          <w:p>
-            <w:pPr>
-              <w:spacing w:after="0" w:before="0"/>
-            </w:pPr>
-            <w:r>
-              <w:rPr>
-                <w:rFonts w:ascii="Arial" w:cs="Arial" w:eastAsia="Arial" w:hAnsi="Arial"/>
-                <w:color w:val="6F6F6F"/>
-                <w:sz w:val="18"/>
-                <w:szCs w:val="18"/>
-              </w:rPr>
-              <w:t xml:space="preserve">Average watch time on a normal post</w:t>
-            </w:r>
-          </w:p>
-        </w:tc>
-        <w:tc>
-          <w:tcPr>
-            <w:tcW w:type="dxa" w:w="6168"/>
-            <w:tcBorders>
-              <w:top w:val="single" w:color="BFBFBF" w:sz="4"/>
-              <w:left w:val="single" w:color="BFBFBF" w:sz="4"/>
-              <w:bottom w:val="single" w:color="BFBFBF" w:sz="4"/>
-              <w:right w:val="single" w:color="BFBFBF" w:sz="4"/>
-            </w:tcBorders>
-            <w:tcMar>
-              <w:top w:type="dxa" w:w="80"/>
-              <w:left w:type="dxa" w:w="120"/>
-              <w:bottom w:type="dxa" w:w="80"/>
-              <w:right w:type="dxa" w:w="120"/>
-            </w:tcMar>
-          </w:tcPr>
-          <w:p>
-            <w:pPr>
-              <w:spacing w:after="0" w:before="0"/>
-            </w:pPr>
-            <w:r>
-              <w:rPr>
-                <w:rFonts w:ascii="Arial" w:cs="Arial" w:eastAsia="Arial" w:hAnsi="Arial"/>
-                <w:sz w:val="21"/>
-                <w:szCs w:val="21"/>
-              </w:rPr>
-              <w:t xml:space="preserve"/>
-            </w:r>
-          </w:p>
-        </w:tc>
-      </w:tr>
-    </w:tbl>
-    <w:p>
-      <w:pPr>
-        <w:keepNext/>
-        <w:spacing w:after="60" w:before="280"/>
-      </w:pPr>
-      <w:r>
-        <w:rPr>
-          <w:rFonts w:ascii="Arial" w:cs="Arial" w:eastAsia="Arial" w:hAnsi="Arial"/>
-          <w:b/>
-          <w:bCs/>
-          <w:sz w:val="22"/>
-          <w:szCs w:val="22"/>
-        </w:rPr>
-        <w:t xml:space="preserve">9.  </w:t>
-      </w:r>
-      <w:r>
-        <w:rPr>
-          <w:rFonts w:ascii="Arial" w:cs="Arial" w:eastAsia="Arial" w:hAnsi="Arial"/>
-          <w:b/>
-          <w:bCs/>
-          <w:sz w:val="22"/>
-          <w:szCs w:val="22"/>
-        </w:rPr>
-        <w:t xml:space="preserve">Paste 2 or 3 comments or DMs from your audience that made your day.</w:t>
-      </w:r>
-    </w:p>
-    <w:p>
-      <w:pPr>
-        <w:keepNext/>
-        <w:spacing w:after="80" w:before="0"/>
-      </w:pPr>
-      <w:r>
-        <w:rPr>
-          <w:rFonts w:ascii="Arial" w:cs="Arial" w:eastAsia="Arial" w:hAnsi="Arial"/>
-          <w:color w:val="6F6F6F"/>
-          <w:sz w:val="19"/>
-          <w:szCs w:val="19"/>
-        </w:rPr>
-        <w:t xml:space="preserve">Word for word is best.</w:t>
-      </w:r>
-    </w:p>
-    <w:p>
-      <w:pPr>
-        <w:keepNext/>
-        <w:spacing w:after="80" w:before="0"/>
-      </w:pPr>
-      <w:r>
-        <w:rPr>
-          <w:rFonts w:ascii="Arial" w:cs="Arial" w:eastAsia="Arial" w:hAnsi="Arial"/>
-          <w:i/>
-          <w:iCs/>
-          <w:color w:val="9A9A9A"/>
-          <w:sz w:val="18"/>
-          <w:szCs w:val="18"/>
-        </w:rPr>
-        <w:t xml:space="preserve">Paste here</w:t>
-      </w:r>
-    </w:p>
-    <w:tbl>
-      <w:tblPr>
-        <w:tblW w:type="dxa" w:w="9638"/>
-        <w:tblBorders>
-          <w:top w:val="single" w:color="auto" w:sz="4"/>
-          <w:left w:val="single" w:color="auto" w:sz="4"/>
-          <w:bottom w:val="single" w:color="auto" w:sz="4"/>
-          <w:right w:val="single" w:color="auto" w:sz="4"/>
-          <w:insideH w:val="single" w:color="auto" w:sz="4"/>
-          <w:insideV w:val="single" w:color="auto" w:sz="4"/>
-        </w:tblBorders>
-      </w:tblPr>
-      <w:tblGrid>
-        <w:gridCol w:w="9638"/>
-      </w:tblGrid>
-      <w:tr>
-        <w:trPr>
-          <w:cantSplit/>
-          <w:trHeight w:val="1300" w:hRule="atLeast"/>
-        </w:trPr>
-        <w:tc>
-          <w:tcPr>
-            <w:tcW w:type="dxa" w:w="9638"/>
-            <w:tcBorders>
-              <w:top w:val="single" w:color="BFBFBF" w:sz="4"/>
-              <w:left w:val="single" w:color="BFBFBF" w:sz="4"/>
-              <w:bottom w:val="single" w:color="BFBFBF" w:sz="4"/>
-              <w:right w:val="single" w:color="BFBFBF" w:sz="4"/>
-            </w:tcBorders>
-            <w:tcMar>
-              <w:top w:type="dxa" w:w="80"/>
-              <w:left w:type="dxa" w:w="120"/>
-              <w:bottom w:type="dxa" w:w="80"/>
-              <w:right w:type="dxa" w:w="120"/>
-            </w:tcMar>
-          </w:tcPr>
-          <w:p>
-            <w:pPr>
-              <w:spacing w:after="0" w:before="0"/>
-            </w:pPr>
-            <w:r>
-              <w:rPr>
-                <w:rFonts w:ascii="Arial" w:cs="Arial" w:eastAsia="Arial" w:hAnsi="Arial"/>
-                <w:sz w:val="21"/>
-                <w:szCs w:val="21"/>
-              </w:rPr>
-              <w:t xml:space="preserve"/>
-            </w:r>
-          </w:p>
-        </w:tc>
-      </w:tr>
-    </w:tbl>
-    <w:p>
-      <w:pPr>
-        <w:keepNext/>
-        <w:pBdr>
-          <w:bottom w:val="single" w:color="111111" w:sz="12" w:space="6"/>
-        </w:pBdr>
-        <w:spacing w:after="80" w:before="480"/>
-      </w:pPr>
-      <w:r>
-        <w:rPr>
-          <w:rFonts w:ascii="Arial" w:cs="Arial" w:eastAsia="Arial" w:hAnsi="Arial"/>
-          <w:color w:val="6F6F6F"/>
-          <w:sz w:val="20"/>
-          <w:szCs w:val="20"/>
-        </w:rPr>
-        <w:t xml:space="preserve">04   </w:t>
-      </w:r>
-      <w:r>
-        <w:rPr>
-          <w:rFonts w:ascii="Arial" w:cs="Arial" w:eastAsia="Arial" w:hAnsi="Arial"/>
-          <w:b/>
-          <w:bCs/>
-          <w:sz w:val="32"/>
-          <w:szCs w:val="32"/>
-        </w:rPr>
-        <w:t xml:space="preserve">Your Content</w:t>
-      </w:r>
-    </w:p>
-    <w:p>
-      <w:pPr>
-        <w:keepNext/>
-        <w:spacing w:after="60" w:before="280"/>
-      </w:pPr>
-      <w:r>
-        <w:rPr>
-          <w:rFonts w:ascii="Arial" w:cs="Arial" w:eastAsia="Arial" w:hAnsi="Arial"/>
-          <w:b/>
-          <w:bCs/>
-          <w:sz w:val="22"/>
-          <w:szCs w:val="22"/>
-        </w:rPr>
-        <w:t xml:space="preserve">10.  </w:t>
-      </w:r>
-      <w:r>
-        <w:rPr>
-          <w:rFonts w:ascii="Arial" w:cs="Arial" w:eastAsia="Arial" w:hAnsi="Arial"/>
-          <w:b/>
-          <w:bCs/>
-          <w:sz w:val="22"/>
-          <w:szCs w:val="22"/>
-        </w:rPr>
-        <w:t xml:space="preserve">Which of your posts have done best, and why do you think?</w:t>
-      </w:r>
-    </w:p>
-    <w:p>
-      <w:pPr>
-        <w:keepNext/>
-        <w:spacing w:after="80" w:before="0"/>
-      </w:pPr>
-      <w:r>
-        <w:rPr>
-          <w:rFonts w:ascii="Arial" w:cs="Arial" w:eastAsia="Arial" w:hAnsi="Arial"/>
-          <w:color w:val="6F6F6F"/>
-          <w:sz w:val="19"/>
-          <w:szCs w:val="19"/>
-        </w:rPr>
-        <w:t xml:space="preserve">Links are perfect.</w:t>
-      </w:r>
-    </w:p>
-    <w:p>
-      <w:pPr>
-        <w:keepNext/>
-        <w:spacing w:after="80" w:before="0"/>
-      </w:pPr>
-      <w:r>
-        <w:rPr>
-          <w:rFonts w:ascii="Arial" w:cs="Arial" w:eastAsia="Arial" w:hAnsi="Arial"/>
-          <w:i/>
-          <w:iCs/>
-          <w:color w:val="9A9A9A"/>
-          <w:sz w:val="18"/>
-          <w:szCs w:val="18"/>
-        </w:rPr>
-        <w:t xml:space="preserve">e.g. My $10 week of dinners video. People saved it like crazy.</w:t>
-      </w:r>
-    </w:p>
-    <w:tbl>
-      <w:tblPr>
-        <w:tblW w:type="dxa" w:w="9638"/>
-        <w:tblBorders>
-          <w:top w:val="single" w:color="auto" w:sz="4"/>
-          <w:left w:val="single" w:color="auto" w:sz="4"/>
-          <w:bottom w:val="single" w:color="auto" w:sz="4"/>
-          <w:right w:val="single" w:color="auto" w:sz="4"/>
-          <w:insideH w:val="single" w:color="auto" w:sz="4"/>
-          <w:insideV w:val="single" w:color="auto" w:sz="4"/>
-        </w:tblBorders>
-      </w:tblPr>
-      <w:tblGrid>
-        <w:gridCol w:w="9638"/>
-      </w:tblGrid>
-      <w:tr>
-        <w:trPr>
-          <w:cantSplit/>
-          <w:trHeight w:val="1300" w:hRule="atLeast"/>
-        </w:trPr>
-        <w:tc>
-          <w:tcPr>
-            <w:tcW w:type="dxa" w:w="9638"/>
             <w:tcBorders>
               <w:top w:val="single" w:color="BFBFBF" w:sz="4"/>
               <w:left w:val="single" w:color="BFBFBF" w:sz="4"/>
@@ -3558,7 +5802,7 @@
                 <w:sz w:val="18"/>
                 <w:szCs w:val="18"/>
               </w:rPr>
-              <w:t xml:space="preserve">Any posts that flopped that you thought would do well?</w:t>
+              <w:t xml:space="preserve">Any time away coming up? (travel, exams, busy work periods)</w:t>
             </w:r>
           </w:p>
         </w:tc>
@@ -3607,7 +5851,7 @@
           <w:sz w:val="22"/>
           <w:szCs w:val="22"/>
         </w:rPr>
-        <w:t xml:space="preserve">11.  </w:t>
+        <w:t xml:space="preserve">19.  </w:t>
       </w:r>
       <w:r>
         <w:rPr>
@@ -3617,7 +5861,7 @@
           <w:sz w:val="22"/>
           <w:szCs w:val="22"/>
         </w:rPr>
-        <w:t xml:space="preserve">Which creators do you love, and what do you love about them?</w:t>
+        <w:t xml:space="preserve">Where can you film?</w:t>
       </w:r>
     </w:p>
     <w:p>
@@ -3632,7 +5876,7 @@
           <w:sz w:val="19"/>
           <w:szCs w:val="19"/>
         </w:rPr>
-        <w:t xml:space="preserve">In your niche or outside it.</w:t>
+        <w:t xml:space="preserve">List every spot, inside and out. We'll build your concepts around these, so the more the better.</w:t>
       </w:r>
     </w:p>
     <w:p>
@@ -3649,7 +5893,7 @@
           <w:sz w:val="18"/>
           <w:szCs w:val="18"/>
         </w:rPr>
-        <w:t xml:space="preserve">e.g. @nickdigiovanni for the energy, @alexfrenchguycooking for the story.</w:t>
+        <w:t xml:space="preserve">e.g. My kitchen, the share-house lounge, my car, the local market, the beach</w:t>
       </w:r>
     </w:p>
     <w:tbl>
@@ -3772,75 +6016,7 @@
                 <w:sz w:val="18"/>
                 <w:szCs w:val="18"/>
               </w:rPr>
-              <w:t xml:space="preserve">Formats or trends you never want to do</w:t>
-            </w:r>
-          </w:p>
-        </w:tc>
-        <w:tc>
-          <w:tcPr>
-            <w:tcW w:type="dxa" w:w="6168"/>
-            <w:tcBorders>
-              <w:top w:val="single" w:color="BFBFBF" w:sz="4"/>
-              <w:left w:val="single" w:color="BFBFBF" w:sz="4"/>
-              <w:bottom w:val="single" w:color="BFBFBF" w:sz="4"/>
-              <w:right w:val="single" w:color="BFBFBF" w:sz="4"/>
-            </w:tcBorders>
-            <w:tcMar>
-              <w:top w:type="dxa" w:w="80"/>
-              <w:left w:type="dxa" w:w="120"/>
-              <w:bottom w:type="dxa" w:w="80"/>
-              <w:right w:type="dxa" w:w="120"/>
-            </w:tcMar>
-          </w:tcPr>
-          <w:p>
-            <w:pPr>
-              <w:spacing w:after="0" w:before="0"/>
-            </w:pPr>
-            <w:r>
-              <w:rPr>
-                <w:rFonts w:ascii="Arial" w:cs="Arial" w:eastAsia="Arial" w:hAnsi="Arial"/>
-                <w:sz w:val="21"/>
-                <w:szCs w:val="21"/>
-              </w:rPr>
-              <w:t xml:space="preserve"/>
-            </w:r>
-          </w:p>
-        </w:tc>
-      </w:tr>
-      <w:tr>
-        <w:trPr>
-          <w:cantSplit/>
-          <w:trHeight w:val="700" w:hRule="atLeast"/>
-        </w:trPr>
-        <w:tc>
-          <w:tcPr>
-            <w:tcW w:type="dxa" w:w="3470"/>
-            <w:tcBorders>
-              <w:top w:val="single" w:color="BFBFBF" w:sz="4"/>
-              <w:left w:val="single" w:color="BFBFBF" w:sz="4"/>
-              <w:bottom w:val="single" w:color="BFBFBF" w:sz="4"/>
-              <w:right w:val="single" w:color="BFBFBF" w:sz="4"/>
-            </w:tcBorders>
-            <w:shd w:fill="F2F2F2" w:color="auto" w:val="clear"/>
-            <w:tcMar>
-              <w:top w:type="dxa" w:w="80"/>
-              <w:left w:type="dxa" w:w="120"/>
-              <w:bottom w:type="dxa" w:w="80"/>
-              <w:right w:type="dxa" w:w="120"/>
-            </w:tcMar>
-          </w:tcPr>
-          <w:p>
-            <w:pPr>
-              <w:spacing w:after="0" w:before="0"/>
-            </w:pPr>
-            <w:r>
-              <w:rPr>
-                <w:rFonts w:ascii="Arial" w:cs="Arial" w:eastAsia="Arial" w:hAnsi="Arial"/>
-                <w:color w:val="6F6F6F"/>
-                <w:sz w:val="18"/>
-                <w:szCs w:val="18"/>
-              </w:rPr>
-              <w:t xml:space="preserve">What's everyone in your niche posting that you're sick of seeing?</w:t>
+              <w:t xml:space="preserve">What do you film on? (phone model, mic, lights, tripod)</w:t>
             </w:r>
           </w:p>
         </w:tc>
@@ -3889,7 +6065,7 @@
           <w:sz w:val="22"/>
           <w:szCs w:val="22"/>
         </w:rPr>
-        <w:t xml:space="preserve">12.  </w:t>
+        <w:t xml:space="preserve">20.  </w:t>
       </w:r>
       <w:r>
         <w:rPr>
@@ -3899,7 +6075,22 @@
           <w:sz w:val="22"/>
           <w:szCs w:val="22"/>
         </w:rPr>
-        <w:t xml:space="preserve">What's a take in your niche you'd happily argue about?</w:t>
+        <w:t xml:space="preserve">Is anyone else ever in your videos?</w:t>
+      </w:r>
+    </w:p>
+    <w:p>
+      <w:pPr>
+        <w:keepNext/>
+        <w:spacing w:after="80" w:before="0"/>
+      </w:pPr>
+      <w:r>
+        <w:rPr>
+          <w:rFonts w:ascii="Arial" w:cs="Arial" w:eastAsia="Arial" w:hAnsi="Arial"/>
+          <w:color w:val="6F6F6F"/>
+          <w:sz w:val="19"/>
+          <w:szCs w:val="19"/>
+        </w:rPr>
+        <w:t xml:space="preserve">Partner, friends, housemates, pets. Say how they feel about being on camera.</w:t>
       </w:r>
     </w:p>
     <w:p>
@@ -3916,7 +6107,7 @@
           <w:sz w:val="18"/>
           <w:szCs w:val="18"/>
         </w:rPr>
-        <w:t xml:space="preserve">e.g. You don't need to meal prep on Sundays to eat well.</w:t>
+        <w:t xml:space="preserve">e.g. My housemate Jess, happy to be in the background. My dog, always.</w:t>
       </w:r>
     </w:p>
     <w:tbl>
@@ -3938,6 +6129,338 @@
         <w:trPr>
           <w:cantSplit/>
           <w:trHeight w:val="1300" w:hRule="atLeast"/>
+        </w:trPr>
+        <w:tc>
+          <w:tcPr>
+            <w:tcW w:type="dxa" w:w="9638"/>
+            <w:tcBorders>
+              <w:top w:val="single" w:color="BFBFBF" w:sz="4"/>
+              <w:left w:val="single" w:color="BFBFBF" w:sz="4"/>
+              <w:bottom w:val="single" w:color="BFBFBF" w:sz="4"/>
+              <w:right w:val="single" w:color="BFBFBF" w:sz="4"/>
+            </w:tcBorders>
+            <w:tcMar>
+              <w:top w:type="dxa" w:w="80"/>
+              <w:left w:type="dxa" w:w="120"/>
+              <w:bottom w:type="dxa" w:w="80"/>
+              <w:right w:type="dxa" w:w="120"/>
+            </w:tcMar>
+          </w:tcPr>
+          <w:p>
+            <w:pPr>
+              <w:spacing w:after="0" w:before="0"/>
+            </w:pPr>
+            <w:r>
+              <w:rPr>
+                <w:rFonts w:ascii="Arial" w:cs="Arial" w:eastAsia="Arial" w:hAnsi="Arial"/>
+                <w:sz w:val="21"/>
+                <w:szCs w:val="21"/>
+              </w:rPr>
+              <w:t xml:space="preserve"/>
+            </w:r>
+          </w:p>
+        </w:tc>
+      </w:tr>
+    </w:tbl>
+    <w:p>
+      <w:pPr>
+        <w:keepNext/>
+        <w:spacing w:after="60" w:before="280"/>
+      </w:pPr>
+      <w:r>
+        <w:rPr>
+          <w:rFonts w:ascii="Arial" w:cs="Arial" w:eastAsia="Arial" w:hAnsi="Arial"/>
+          <w:b/>
+          <w:bCs/>
+          <w:sz w:val="22"/>
+          <w:szCs w:val="22"/>
+        </w:rPr>
+        <w:t xml:space="preserve">21.  </w:t>
+      </w:r>
+      <w:r>
+        <w:rPr>
+          <w:rFonts w:ascii="Arial" w:cs="Arial" w:eastAsia="Arial" w:hAnsi="Arial"/>
+          <w:b/>
+          <w:bCs/>
+          <w:sz w:val="22"/>
+          <w:szCs w:val="22"/>
+        </w:rPr>
+        <w:t xml:space="preserve">What do you look like on a normal filming day?</w:t>
+      </w:r>
+    </w:p>
+    <w:p>
+      <w:pPr>
+        <w:keepNext/>
+        <w:spacing w:after="80" w:before="0"/>
+      </w:pPr>
+      <w:r>
+        <w:rPr>
+          <w:rFonts w:ascii="Arial" w:cs="Arial" w:eastAsia="Arial" w:hAnsi="Arial"/>
+          <w:color w:val="6F6F6F"/>
+          <w:sz w:val="19"/>
+          <w:szCs w:val="19"/>
+        </w:rPr>
+        <w:t xml:space="preserve">Age range, hair, build and what you usually wear. Same for anyone who's often in your videos. We use this to sketch your storyboards.</w:t>
+      </w:r>
+    </w:p>
+    <w:p>
+      <w:pPr>
+        <w:keepNext/>
+        <w:spacing w:after="80" w:before="0"/>
+      </w:pPr>
+      <w:r>
+        <w:rPr>
+          <w:rFonts w:ascii="Arial" w:cs="Arial" w:eastAsia="Arial" w:hAnsi="Arial"/>
+          <w:i/>
+          <w:iCs/>
+          <w:color w:val="9A9A9A"/>
+          <w:sz w:val="18"/>
+          <w:szCs w:val="18"/>
+        </w:rPr>
+        <w:t xml:space="preserve">e.g. Me: early 20s, long curly dark hair, usually a baggy op-shop jumper and gold hoops.</w:t>
+      </w:r>
+    </w:p>
+    <w:tbl>
+      <w:tblPr>
+        <w:tblW w:type="dxa" w:w="9638"/>
+        <w:tblBorders>
+          <w:top w:val="single" w:color="auto" w:sz="4"/>
+          <w:left w:val="single" w:color="auto" w:sz="4"/>
+          <w:bottom w:val="single" w:color="auto" w:sz="4"/>
+          <w:right w:val="single" w:color="auto" w:sz="4"/>
+          <w:insideH w:val="single" w:color="auto" w:sz="4"/>
+          <w:insideV w:val="single" w:color="auto" w:sz="4"/>
+        </w:tblBorders>
+      </w:tblPr>
+      <w:tblGrid>
+        <w:gridCol w:w="9638"/>
+      </w:tblGrid>
+      <w:tr>
+        <w:trPr>
+          <w:cantSplit/>
+          <w:trHeight w:val="1300" w:hRule="atLeast"/>
+        </w:trPr>
+        <w:tc>
+          <w:tcPr>
+            <w:tcW w:type="dxa" w:w="9638"/>
+            <w:tcBorders>
+              <w:top w:val="single" w:color="BFBFBF" w:sz="4"/>
+              <w:left w:val="single" w:color="BFBFBF" w:sz="4"/>
+              <w:bottom w:val="single" w:color="BFBFBF" w:sz="4"/>
+              <w:right w:val="single" w:color="BFBFBF" w:sz="4"/>
+            </w:tcBorders>
+            <w:tcMar>
+              <w:top w:type="dxa" w:w="80"/>
+              <w:left w:type="dxa" w:w="120"/>
+              <w:bottom w:type="dxa" w:w="80"/>
+              <w:right w:type="dxa" w:w="120"/>
+            </w:tcMar>
+          </w:tcPr>
+          <w:p>
+            <w:pPr>
+              <w:spacing w:after="0" w:before="0"/>
+            </w:pPr>
+            <w:r>
+              <w:rPr>
+                <w:rFonts w:ascii="Arial" w:cs="Arial" w:eastAsia="Arial" w:hAnsi="Arial"/>
+                <w:sz w:val="21"/>
+                <w:szCs w:val="21"/>
+              </w:rPr>
+              <w:t xml:space="preserve"/>
+            </w:r>
+          </w:p>
+        </w:tc>
+      </w:tr>
+    </w:tbl>
+    <w:p>
+      <w:pPr>
+        <w:keepNext/>
+        <w:pBdr>
+          <w:bottom w:val="single" w:color="111111" w:sz="12" w:space="6"/>
+        </w:pBdr>
+        <w:spacing w:after="80" w:before="480"/>
+      </w:pPr>
+      <w:r>
+        <w:rPr>
+          <w:rFonts w:ascii="Arial" w:cs="Arial" w:eastAsia="Arial" w:hAnsi="Arial"/>
+          <w:color w:val="6F6F6F"/>
+          <w:sz w:val="20"/>
+          <w:szCs w:val="20"/>
+        </w:rPr>
+        <w:t xml:space="preserve">07   </w:t>
+      </w:r>
+      <w:r>
+        <w:rPr>
+          <w:rFonts w:ascii="Arial" w:cs="Arial" w:eastAsia="Arial" w:hAnsi="Arial"/>
+          <w:b/>
+          <w:bCs/>
+          <w:sz w:val="32"/>
+          <w:szCs w:val="32"/>
+        </w:rPr>
+        <w:t xml:space="preserve">Style &amp; Editing</w:t>
+      </w:r>
+    </w:p>
+    <w:p>
+      <w:pPr>
+        <w:keepNext/>
+        <w:spacing w:after="60" w:before="280"/>
+      </w:pPr>
+      <w:r>
+        <w:rPr>
+          <w:rFonts w:ascii="Arial" w:cs="Arial" w:eastAsia="Arial" w:hAnsi="Arial"/>
+          <w:b/>
+          <w:bCs/>
+          <w:sz w:val="22"/>
+          <w:szCs w:val="22"/>
+        </w:rPr>
+        <w:t xml:space="preserve">22.  </w:t>
+      </w:r>
+      <w:r>
+        <w:rPr>
+          <w:rFonts w:ascii="Arial" w:cs="Arial" w:eastAsia="Arial" w:hAnsi="Arial"/>
+          <w:b/>
+          <w:bCs/>
+          <w:sz w:val="22"/>
+          <w:szCs w:val="22"/>
+        </w:rPr>
+        <w:t xml:space="preserve">How do you want to come across?</w:t>
+      </w:r>
+    </w:p>
+    <w:p>
+      <w:pPr>
+        <w:keepNext/>
+        <w:spacing w:after="80" w:before="0"/>
+      </w:pPr>
+      <w:r>
+        <w:rPr>
+          <w:rFonts w:ascii="Arial" w:cs="Arial" w:eastAsia="Arial" w:hAnsi="Arial"/>
+          <w:color w:val="6F6F6F"/>
+          <w:sz w:val="19"/>
+          <w:szCs w:val="19"/>
+        </w:rPr>
+        <w:t xml:space="preserve">Pick two.</w:t>
+      </w:r>
+    </w:p>
+    <w:p>
+      <w:pPr>
+        <w:keepNext/>
+        <w:spacing w:after="80" w:before="0"/>
+      </w:pPr>
+      <w:r>
+        <w:rPr>
+          <w:rFonts w:ascii="Arial" w:cs="Arial" w:eastAsia="Arial" w:hAnsi="Arial"/>
+          <w:color w:val="6F6F6F"/>
+          <w:sz w:val="17"/>
+          <w:szCs w:val="17"/>
+        </w:rPr>
+        <w:t xml:space="preserve">Pick up to 2. Swap ☐ for ☒, or highlight your pick.</w:t>
+      </w:r>
+    </w:p>
+    <w:p>
+      <w:pPr>
+        <w:keepNext/>
+        <w:spacing w:after="120" w:before="0" w:line="360"/>
+      </w:pPr>
+      <w:r>
+        <w:rPr>
+          <w:rFonts w:ascii="Arial" w:cs="Arial" w:eastAsia="Arial" w:hAnsi="Arial"/>
+          <w:sz w:val="21"/>
+          <w:szCs w:val="21"/>
+        </w:rPr>
+        <w:t xml:space="preserve">☐ Funny</w:t>
+      </w:r>
+      <w:r>
+        <w:rPr>
+          <w:rFonts w:ascii="Arial" w:cs="Arial" w:eastAsia="Arial" w:hAnsi="Arial"/>
+          <w:sz w:val="21"/>
+          <w:szCs w:val="21"/>
+        </w:rPr>
+        <w:t xml:space="preserve">      ☐ Calm</w:t>
+      </w:r>
+      <w:r>
+        <w:rPr>
+          <w:rFonts w:ascii="Arial" w:cs="Arial" w:eastAsia="Arial" w:hAnsi="Arial"/>
+          <w:sz w:val="21"/>
+          <w:szCs w:val="21"/>
+        </w:rPr>
+        <w:t xml:space="preserve">      ☐ Premium</w:t>
+      </w:r>
+      <w:r>
+        <w:rPr>
+          <w:rFonts w:ascii="Arial" w:cs="Arial" w:eastAsia="Arial" w:hAnsi="Arial"/>
+          <w:sz w:val="21"/>
+          <w:szCs w:val="21"/>
+        </w:rPr>
+        <w:t xml:space="preserve">      ☐ Down-to-earth</w:t>
+      </w:r>
+      <w:r>
+        <w:rPr>
+          <w:rFonts w:ascii="Arial" w:cs="Arial" w:eastAsia="Arial" w:hAnsi="Arial"/>
+          <w:sz w:val="21"/>
+          <w:szCs w:val="21"/>
+        </w:rPr>
+        <w:t xml:space="preserve">      ☐ Nerdy</w:t>
+      </w:r>
+      <w:r>
+        <w:rPr>
+          <w:rFonts w:ascii="Arial" w:cs="Arial" w:eastAsia="Arial" w:hAnsi="Arial"/>
+          <w:sz w:val="21"/>
+          <w:szCs w:val="21"/>
+        </w:rPr>
+        <w:t xml:space="preserve">      ☐ Warm</w:t>
+      </w:r>
+      <w:r>
+        <w:rPr>
+          <w:rFonts w:ascii="Arial" w:cs="Arial" w:eastAsia="Arial" w:hAnsi="Arial"/>
+          <w:sz w:val="21"/>
+          <w:szCs w:val="21"/>
+        </w:rPr>
+        <w:t xml:space="preserve">      ☐ Bold</w:t>
+      </w:r>
+      <w:r>
+        <w:rPr>
+          <w:rFonts w:ascii="Arial" w:cs="Arial" w:eastAsia="Arial" w:hAnsi="Arial"/>
+          <w:sz w:val="21"/>
+          <w:szCs w:val="21"/>
+        </w:rPr>
+        <w:t xml:space="preserve">      ☐ Chaotic</w:t>
+      </w:r>
+    </w:p>
+    <w:p>
+      <w:pPr>
+        <w:keepNext/>
+        <w:spacing w:after="80" w:before="0"/>
+      </w:pPr>
+      <w:r>
+        <w:rPr>
+          <w:rFonts w:ascii="Arial" w:cs="Arial" w:eastAsia="Arial" w:hAnsi="Arial"/>
+          <w:b/>
+          <w:bCs/>
+          <w:sz w:val="19"/>
+          <w:szCs w:val="19"/>
+        </w:rPr>
+        <w:t xml:space="preserve">Anything off-limits?</w:t>
+      </w:r>
+    </w:p>
+    <w:tbl>
+      <w:tblPr>
+        <w:tblW w:type="dxa" w:w="9638"/>
+        <w:tblBorders>
+          <w:top w:val="single" w:color="auto" w:sz="4"/>
+          <w:left w:val="single" w:color="auto" w:sz="4"/>
+          <w:bottom w:val="single" w:color="auto" w:sz="4"/>
+          <w:right w:val="single" w:color="auto" w:sz="4"/>
+          <w:insideH w:val="single" w:color="auto" w:sz="4"/>
+          <w:insideV w:val="single" w:color="auto" w:sz="4"/>
+        </w:tblBorders>
+      </w:tblPr>
+      <w:tblGrid>
+        <w:gridCol w:w="9638"/>
+      </w:tblGrid>
+      <w:tr>
+        <w:trPr>
+          <w:cantSplit/>
+          <w:trHeight w:val="800" w:hRule="atLeast"/>
         </w:trPr>
         <w:tc>
           <w:tcPr>
@@ -4039,75 +6562,7 @@
                 <w:sz w:val="18"/>
                 <w:szCs w:val="18"/>
               </w:rPr>
-              <w:t xml:space="preserve">A myth in your niche you'd love to clear up</w:t>
-            </w:r>
-          </w:p>
-        </w:tc>
-        <w:tc>
-          <w:tcPr>
-            <w:tcW w:type="dxa" w:w="6168"/>
-            <w:tcBorders>
-              <w:top w:val="single" w:color="BFBFBF" w:sz="4"/>
-              <w:left w:val="single" w:color="BFBFBF" w:sz="4"/>
-              <w:bottom w:val="single" w:color="BFBFBF" w:sz="4"/>
-              <w:right w:val="single" w:color="BFBFBF" w:sz="4"/>
-            </w:tcBorders>
-            <w:tcMar>
-              <w:top w:type="dxa" w:w="80"/>
-              <w:left w:type="dxa" w:w="120"/>
-              <w:bottom w:type="dxa" w:w="80"/>
-              <w:right w:type="dxa" w:w="120"/>
-            </w:tcMar>
-          </w:tcPr>
-          <w:p>
-            <w:pPr>
-              <w:spacing w:after="0" w:before="0"/>
-            </w:pPr>
-            <w:r>
-              <w:rPr>
-                <w:rFonts w:ascii="Arial" w:cs="Arial" w:eastAsia="Arial" w:hAnsi="Arial"/>
-                <w:sz w:val="21"/>
-                <w:szCs w:val="21"/>
-              </w:rPr>
-              <w:t xml:space="preserve"/>
-            </w:r>
-          </w:p>
-        </w:tc>
-      </w:tr>
-      <w:tr>
-        <w:trPr>
-          <w:cantSplit/>
-          <w:trHeight w:val="700" w:hRule="atLeast"/>
-        </w:trPr>
-        <w:tc>
-          <w:tcPr>
-            <w:tcW w:type="dxa" w:w="3470"/>
-            <w:tcBorders>
-              <w:top w:val="single" w:color="BFBFBF" w:sz="4"/>
-              <w:left w:val="single" w:color="BFBFBF" w:sz="4"/>
-              <w:bottom w:val="single" w:color="BFBFBF" w:sz="4"/>
-              <w:right w:val="single" w:color="BFBFBF" w:sz="4"/>
-            </w:tcBorders>
-            <w:shd w:fill="F2F2F2" w:color="auto" w:val="clear"/>
-            <w:tcMar>
-              <w:top w:type="dxa" w:w="80"/>
-              <w:left w:type="dxa" w:w="120"/>
-              <w:bottom w:type="dxa" w:w="80"/>
-              <w:right w:type="dxa" w:w="120"/>
-            </w:tcMar>
-          </w:tcPr>
-          <w:p>
-            <w:pPr>
-              <w:spacing w:after="0" w:before="0"/>
-            </w:pPr>
-            <w:r>
-              <w:rPr>
-                <w:rFonts w:ascii="Arial" w:cs="Arial" w:eastAsia="Arial" w:hAnsi="Arial"/>
-                <w:color w:val="6F6F6F"/>
-                <w:sz w:val="18"/>
-                <w:szCs w:val="18"/>
-              </w:rPr>
-              <w:t xml:space="preserve">What do people assume about you or your niche before they follow, and what's actually true?</w:t>
+              <w:t xml:space="preserve">Links to videos you love, and why</w:t>
             </w:r>
           </w:p>
         </w:tc>
@@ -4156,7 +6611,7 @@
           <w:sz w:val="22"/>
           <w:szCs w:val="22"/>
         </w:rPr>
-        <w:t xml:space="preserve">13.  </w:t>
+        <w:t xml:space="preserve">23.  </w:t>
       </w:r>
       <w:r>
         <w:rPr>
@@ -4166,7 +6621,24 @@
           <w:sz w:val="22"/>
           <w:szCs w:val="22"/>
         </w:rPr>
-        <w:t xml:space="preserve">How do you talk on camera?</w:t>
+        <w:t xml:space="preserve">How do you like your videos edited?</w:t>
+      </w:r>
+    </w:p>
+    <w:p>
+      <w:pPr>
+        <w:keepNext/>
+        <w:spacing w:after="80" w:before="0"/>
+      </w:pPr>
+      <w:r>
+        <w:rPr>
+          <w:rFonts w:ascii="Arial" w:cs="Arial" w:eastAsia="Arial" w:hAnsi="Arial"/>
+          <w:i/>
+          <w:iCs/>
+          <w:color w:val="6F6F6F"/>
+          <w:sz w:val="18"/>
+          <w:szCs w:val="18"/>
+        </w:rPr>
+        <w:t xml:space="preserve">Only if you picked “Accelerated Growth (ASAP edits)” or “Not sure yet” in question 5.</w:t>
       </w:r>
     </w:p>
     <w:p>
@@ -4181,7 +6653,7 @@
           <w:sz w:val="19"/>
           <w:szCs w:val="19"/>
         </w:rPr>
-        <w:t xml:space="preserve">Sayings, catchphrases, how you open and sign off, words you'd never use. This is how we write lines that sound like you, not like an ad.</w:t>
+        <w:t xml:space="preserve">Captions, music, pace, colour. Links to edits you love are perfect.</w:t>
       </w:r>
     </w:p>
     <w:p>
@@ -4198,966 +6670,7 @@
           <w:sz w:val="18"/>
           <w:szCs w:val="18"/>
         </w:rPr>
-        <w:t xml:space="preserve">e.g. Always open with "right, broke student dinner time". Never say "hack".</w:t>
-      </w:r>
-    </w:p>
-    <w:tbl>
-      <w:tblPr>
-        <w:tblW w:type="dxa" w:w="9638"/>
-        <w:tblBorders>
-          <w:top w:val="single" w:color="auto" w:sz="4"/>
-          <w:left w:val="single" w:color="auto" w:sz="4"/>
-          <w:bottom w:val="single" w:color="auto" w:sz="4"/>
-          <w:right w:val="single" w:color="auto" w:sz="4"/>
-          <w:insideH w:val="single" w:color="auto" w:sz="4"/>
-          <w:insideV w:val="single" w:color="auto" w:sz="4"/>
-        </w:tblBorders>
-      </w:tblPr>
-      <w:tblGrid>
-        <w:gridCol w:w="9638"/>
-      </w:tblGrid>
-      <w:tr>
-        <w:trPr>
-          <w:cantSplit/>
-          <w:trHeight w:val="1300" w:hRule="atLeast"/>
-        </w:trPr>
-        <w:tc>
-          <w:tcPr>
-            <w:tcW w:type="dxa" w:w="9638"/>
-            <w:tcBorders>
-              <w:top w:val="single" w:color="BFBFBF" w:sz="4"/>
-              <w:left w:val="single" w:color="BFBFBF" w:sz="4"/>
-              <w:bottom w:val="single" w:color="BFBFBF" w:sz="4"/>
-              <w:right w:val="single" w:color="BFBFBF" w:sz="4"/>
-            </w:tcBorders>
-            <w:tcMar>
-              <w:top w:type="dxa" w:w="80"/>
-              <w:left w:type="dxa" w:w="120"/>
-              <w:bottom w:type="dxa" w:w="80"/>
-              <w:right w:type="dxa" w:w="120"/>
-            </w:tcMar>
-          </w:tcPr>
-          <w:p>
-            <w:pPr>
-              <w:spacing w:after="0" w:before="0"/>
-            </w:pPr>
-            <w:r>
-              <w:rPr>
-                <w:rFonts w:ascii="Arial" w:cs="Arial" w:eastAsia="Arial" w:hAnsi="Arial"/>
-                <w:sz w:val="21"/>
-                <w:szCs w:val="21"/>
-              </w:rPr>
-              <w:t xml:space="preserve"/>
-            </w:r>
-          </w:p>
-        </w:tc>
-      </w:tr>
-    </w:tbl>
-    <w:p>
-      <w:pPr>
-        <w:keepNext/>
-        <w:spacing w:after="60" w:before="280"/>
-      </w:pPr>
-      <w:r>
-        <w:rPr>
-          <w:rFonts w:ascii="Arial" w:cs="Arial" w:eastAsia="Arial" w:hAnsi="Arial"/>
-          <w:b/>
-          <w:bCs/>
-          <w:sz w:val="22"/>
-          <w:szCs w:val="22"/>
-        </w:rPr>
-        <w:t xml:space="preserve">14.  </w:t>
-      </w:r>
-      <w:r>
-        <w:rPr>
-          <w:rFonts w:ascii="Arial" w:cs="Arial" w:eastAsia="Arial" w:hAnsi="Arial"/>
-          <w:b/>
-          <w:bCs/>
-          <w:sz w:val="22"/>
-          <w:szCs w:val="22"/>
-        </w:rPr>
-        <w:t xml:space="preserve">What's your thing?</w:t>
-      </w:r>
-    </w:p>
-    <w:p>
-      <w:pPr>
-        <w:keepNext/>
-        <w:spacing w:after="80" w:before="0"/>
-      </w:pPr>
-      <w:r>
-        <w:rPr>
-          <w:rFonts w:ascii="Arial" w:cs="Arial" w:eastAsia="Arial" w:hAnsi="Arial"/>
-          <w:color w:val="6F6F6F"/>
-          <w:sz w:val="19"/>
-          <w:szCs w:val="19"/>
-        </w:rPr>
-        <w:t xml:space="preserve">The signature detail people know you for: a setup, a prop, a running joke, a pet, a phrase.</w:t>
-      </w:r>
-    </w:p>
-    <w:p>
-      <w:pPr>
-        <w:keepNext/>
-        <w:spacing w:after="80" w:before="0"/>
-      </w:pPr>
-      <w:r>
-        <w:rPr>
-          <w:rFonts w:ascii="Arial" w:cs="Arial" w:eastAsia="Arial" w:hAnsi="Arial"/>
-          <w:i/>
-          <w:iCs/>
-          <w:color w:val="9A9A9A"/>
-          <w:sz w:val="18"/>
-          <w:szCs w:val="18"/>
-        </w:rPr>
-        <w:t xml:space="preserve">e.g. Everything's cooked on my tiny two-burner share-house stove, and it always costs under $10.</w:t>
-      </w:r>
-    </w:p>
-    <w:tbl>
-      <w:tblPr>
-        <w:tblW w:type="dxa" w:w="9638"/>
-        <w:tblBorders>
-          <w:top w:val="single" w:color="auto" w:sz="4"/>
-          <w:left w:val="single" w:color="auto" w:sz="4"/>
-          <w:bottom w:val="single" w:color="auto" w:sz="4"/>
-          <w:right w:val="single" w:color="auto" w:sz="4"/>
-          <w:insideH w:val="single" w:color="auto" w:sz="4"/>
-          <w:insideV w:val="single" w:color="auto" w:sz="4"/>
-        </w:tblBorders>
-      </w:tblPr>
-      <w:tblGrid>
-        <w:gridCol w:w="9638"/>
-      </w:tblGrid>
-      <w:tr>
-        <w:trPr>
-          <w:cantSplit/>
-          <w:trHeight w:val="1300" w:hRule="atLeast"/>
-        </w:trPr>
-        <w:tc>
-          <w:tcPr>
-            <w:tcW w:type="dxa" w:w="9638"/>
-            <w:tcBorders>
-              <w:top w:val="single" w:color="BFBFBF" w:sz="4"/>
-              <w:left w:val="single" w:color="BFBFBF" w:sz="4"/>
-              <w:bottom w:val="single" w:color="BFBFBF" w:sz="4"/>
-              <w:right w:val="single" w:color="BFBFBF" w:sz="4"/>
-            </w:tcBorders>
-            <w:tcMar>
-              <w:top w:type="dxa" w:w="80"/>
-              <w:left w:type="dxa" w:w="120"/>
-              <w:bottom w:type="dxa" w:w="80"/>
-              <w:right w:type="dxa" w:w="120"/>
-            </w:tcMar>
-          </w:tcPr>
-          <w:p>
-            <w:pPr>
-              <w:spacing w:after="0" w:before="0"/>
-            </w:pPr>
-            <w:r>
-              <w:rPr>
-                <w:rFonts w:ascii="Arial" w:cs="Arial" w:eastAsia="Arial" w:hAnsi="Arial"/>
-                <w:sz w:val="21"/>
-                <w:szCs w:val="21"/>
-              </w:rPr>
-              <w:t xml:space="preserve"/>
-            </w:r>
-          </w:p>
-        </w:tc>
-      </w:tr>
-    </w:tbl>
-    <w:p>
-      <w:pPr>
-        <w:keepNext/>
-        <w:pBdr>
-          <w:bottom w:val="single" w:color="111111" w:sz="12" w:space="6"/>
-        </w:pBdr>
-        <w:spacing w:after="80" w:before="480"/>
-      </w:pPr>
-      <w:r>
-        <w:rPr>
-          <w:rFonts w:ascii="Arial" w:cs="Arial" w:eastAsia="Arial" w:hAnsi="Arial"/>
-          <w:color w:val="6F6F6F"/>
-          <w:sz w:val="20"/>
-          <w:szCs w:val="20"/>
-        </w:rPr>
-        <w:t xml:space="preserve">05   </w:t>
-      </w:r>
-      <w:r>
-        <w:rPr>
-          <w:rFonts w:ascii="Arial" w:cs="Arial" w:eastAsia="Arial" w:hAnsi="Arial"/>
-          <w:b/>
-          <w:bCs/>
-          <w:sz w:val="32"/>
-          <w:szCs w:val="32"/>
-        </w:rPr>
-        <w:t xml:space="preserve">Posting</w:t>
-      </w:r>
-    </w:p>
-    <w:p>
-      <w:pPr>
-        <w:keepNext/>
-        <w:spacing w:after="60" w:before="280"/>
-      </w:pPr>
-      <w:r>
-        <w:rPr>
-          <w:rFonts w:ascii="Arial" w:cs="Arial" w:eastAsia="Arial" w:hAnsi="Arial"/>
-          <w:b/>
-          <w:bCs/>
-          <w:sz w:val="22"/>
-          <w:szCs w:val="22"/>
-        </w:rPr>
-        <w:t xml:space="preserve">15.  </w:t>
-      </w:r>
-      <w:r>
-        <w:rPr>
-          <w:rFonts w:ascii="Arial" w:cs="Arial" w:eastAsia="Arial" w:hAnsi="Arial"/>
-          <w:b/>
-          <w:bCs/>
-          <w:sz w:val="22"/>
-          <w:szCs w:val="22"/>
-        </w:rPr>
-        <w:t xml:space="preserve">How often do you want to post?</w:t>
-      </w:r>
-    </w:p>
-    <w:p>
-      <w:pPr>
-        <w:keepNext/>
-        <w:spacing w:after="80" w:before="0"/>
-      </w:pPr>
-      <w:r>
-        <w:rPr>
-          <w:rFonts w:ascii="Arial" w:cs="Arial" w:eastAsia="Arial" w:hAnsi="Arial"/>
-          <w:color w:val="6F6F6F"/>
-          <w:sz w:val="19"/>
-          <w:szCs w:val="19"/>
-        </w:rPr>
-        <w:t xml:space="preserve">For each platform, how often you post now and how often you'd like to. Your monthly plan is built around this.</w:t>
-      </w:r>
-    </w:p>
-    <w:p>
-      <w:pPr>
-        <w:keepNext/>
-        <w:spacing w:after="80" w:before="0"/>
-      </w:pPr>
-      <w:r>
-        <w:rPr>
-          <w:rFonts w:ascii="Arial" w:cs="Arial" w:eastAsia="Arial" w:hAnsi="Arial"/>
-          <w:b/>
-          <w:bCs/>
-          <w:caps/>
-          <w:spacing w:val="20"/>
-          <w:sz w:val="16"/>
-          <w:szCs w:val="16"/>
-        </w:rPr>
-        <w:t xml:space="preserve">We need this one to plan your content</w:t>
-      </w:r>
-    </w:p>
-    <w:tbl>
-      <w:tblPr>
-        <w:tblW w:type="dxa" w:w="9638"/>
-        <w:tblBorders>
-          <w:top w:val="single" w:color="auto" w:sz="4"/>
-          <w:left w:val="single" w:color="auto" w:sz="4"/>
-          <w:bottom w:val="single" w:color="auto" w:sz="4"/>
-          <w:right w:val="single" w:color="auto" w:sz="4"/>
-          <w:insideH w:val="single" w:color="auto" w:sz="4"/>
-          <w:insideV w:val="single" w:color="auto" w:sz="4"/>
-        </w:tblBorders>
-      </w:tblPr>
-      <w:tblGrid>
-        <w:gridCol w:w="3043"/>
-        <w:gridCol w:w="3297"/>
-        <w:gridCol w:w="3298"/>
-      </w:tblGrid>
-      <w:tr>
-        <w:trPr>
-          <w:tblHeader/>
-        </w:trPr>
-        <w:tc>
-          <w:tcPr>
-            <w:tcW w:type="dxa" w:w="3043"/>
-            <w:tcBorders>
-              <w:top w:val="single" w:color="BFBFBF" w:sz="4"/>
-              <w:left w:val="single" w:color="BFBFBF" w:sz="4"/>
-              <w:bottom w:val="single" w:color="BFBFBF" w:sz="4"/>
-              <w:right w:val="single" w:color="BFBFBF" w:sz="4"/>
-            </w:tcBorders>
-            <w:shd w:fill="F2F2F2" w:color="auto" w:val="clear"/>
-            <w:tcMar>
-              <w:top w:type="dxa" w:w="80"/>
-              <w:left w:type="dxa" w:w="120"/>
-              <w:bottom w:type="dxa" w:w="80"/>
-              <w:right w:type="dxa" w:w="120"/>
-            </w:tcMar>
-          </w:tcPr>
-          <w:p>
-            <w:pPr>
-              <w:spacing w:after="0" w:before="0"/>
-            </w:pPr>
-            <w:r>
-              <w:rPr>
-                <w:rFonts w:ascii="Arial" w:cs="Arial" w:eastAsia="Arial" w:hAnsi="Arial"/>
-                <w:b/>
-                <w:bCs/>
-                <w:sz w:val="18"/>
-                <w:szCs w:val="18"/>
-              </w:rPr>
-              <w:t xml:space="preserve">Platform</w:t>
-            </w:r>
-          </w:p>
-        </w:tc>
-        <w:tc>
-          <w:tcPr>
-            <w:tcW w:type="dxa" w:w="3297"/>
-            <w:tcBorders>
-              <w:top w:val="single" w:color="BFBFBF" w:sz="4"/>
-              <w:left w:val="single" w:color="BFBFBF" w:sz="4"/>
-              <w:bottom w:val="single" w:color="BFBFBF" w:sz="4"/>
-              <w:right w:val="single" w:color="BFBFBF" w:sz="4"/>
-            </w:tcBorders>
-            <w:shd w:fill="F2F2F2" w:color="auto" w:val="clear"/>
-            <w:tcMar>
-              <w:top w:type="dxa" w:w="80"/>
-              <w:left w:type="dxa" w:w="120"/>
-              <w:bottom w:type="dxa" w:w="80"/>
-              <w:right w:type="dxa" w:w="120"/>
-            </w:tcMar>
-          </w:tcPr>
-          <w:p>
-            <w:pPr>
-              <w:spacing w:after="0" w:before="0"/>
-            </w:pPr>
-            <w:r>
-              <w:rPr>
-                <w:rFonts w:ascii="Arial" w:cs="Arial" w:eastAsia="Arial" w:hAnsi="Arial"/>
-                <w:b/>
-                <w:bCs/>
-                <w:sz w:val="18"/>
-                <w:szCs w:val="18"/>
-              </w:rPr>
-              <w:t xml:space="preserve">Now</w:t>
-            </w:r>
-          </w:p>
-        </w:tc>
-        <w:tc>
-          <w:tcPr>
-            <w:tcW w:type="dxa" w:w="3298"/>
-            <w:tcBorders>
-              <w:top w:val="single" w:color="BFBFBF" w:sz="4"/>
-              <w:left w:val="single" w:color="BFBFBF" w:sz="4"/>
-              <w:bottom w:val="single" w:color="BFBFBF" w:sz="4"/>
-              <w:right w:val="single" w:color="BFBFBF" w:sz="4"/>
-            </w:tcBorders>
-            <w:shd w:fill="F2F2F2" w:color="auto" w:val="clear"/>
-            <w:tcMar>
-              <w:top w:type="dxa" w:w="80"/>
-              <w:left w:type="dxa" w:w="120"/>
-              <w:bottom w:type="dxa" w:w="80"/>
-              <w:right w:type="dxa" w:w="120"/>
-            </w:tcMar>
-          </w:tcPr>
-          <w:p>
-            <w:pPr>
-              <w:spacing w:after="0" w:before="0"/>
-            </w:pPr>
-            <w:r>
-              <w:rPr>
-                <w:rFonts w:ascii="Arial" w:cs="Arial" w:eastAsia="Arial" w:hAnsi="Arial"/>
-                <w:b/>
-                <w:bCs/>
-                <w:sz w:val="18"/>
-                <w:szCs w:val="18"/>
-              </w:rPr>
-              <w:t xml:space="preserve">Goal</w:t>
-            </w:r>
-          </w:p>
-        </w:tc>
-      </w:tr>
-      <w:tr>
-        <w:trPr>
-          <w:cantSplit/>
-          <w:trHeight w:val="460" w:hRule="atLeast"/>
-        </w:trPr>
-        <w:tc>
-          <w:tcPr>
-            <w:tcW w:type="dxa" w:w="3043"/>
-            <w:tcBorders>
-              <w:top w:val="single" w:color="BFBFBF" w:sz="4"/>
-              <w:left w:val="single" w:color="BFBFBF" w:sz="4"/>
-              <w:bottom w:val="single" w:color="BFBFBF" w:sz="4"/>
-              <w:right w:val="single" w:color="BFBFBF" w:sz="4"/>
-            </w:tcBorders>
-            <w:tcMar>
-              <w:top w:type="dxa" w:w="80"/>
-              <w:left w:type="dxa" w:w="120"/>
-              <w:bottom w:type="dxa" w:w="80"/>
-              <w:right w:type="dxa" w:w="120"/>
-            </w:tcMar>
-          </w:tcPr>
-          <w:p>
-            <w:pPr>
-              <w:spacing w:after="0" w:before="0"/>
-            </w:pPr>
-            <w:r>
-              <w:rPr>
-                <w:rFonts w:ascii="Arial" w:cs="Arial" w:eastAsia="Arial" w:hAnsi="Arial"/>
-                <w:sz w:val="21"/>
-                <w:szCs w:val="21"/>
-              </w:rPr>
-              <w:t xml:space="preserve"/>
-            </w:r>
-          </w:p>
-        </w:tc>
-        <w:tc>
-          <w:tcPr>
-            <w:tcW w:type="dxa" w:w="3297"/>
-            <w:tcBorders>
-              <w:top w:val="single" w:color="BFBFBF" w:sz="4"/>
-              <w:left w:val="single" w:color="BFBFBF" w:sz="4"/>
-              <w:bottom w:val="single" w:color="BFBFBF" w:sz="4"/>
-              <w:right w:val="single" w:color="BFBFBF" w:sz="4"/>
-            </w:tcBorders>
-            <w:tcMar>
-              <w:top w:type="dxa" w:w="80"/>
-              <w:left w:type="dxa" w:w="120"/>
-              <w:bottom w:type="dxa" w:w="80"/>
-              <w:right w:type="dxa" w:w="120"/>
-            </w:tcMar>
-          </w:tcPr>
-          <w:p>
-            <w:pPr>
-              <w:spacing w:after="0" w:before="0"/>
-            </w:pPr>
-            <w:r>
-              <w:rPr>
-                <w:rFonts w:ascii="Arial" w:cs="Arial" w:eastAsia="Arial" w:hAnsi="Arial"/>
-                <w:sz w:val="21"/>
-                <w:szCs w:val="21"/>
-              </w:rPr>
-              <w:t xml:space="preserve"/>
-            </w:r>
-          </w:p>
-        </w:tc>
-        <w:tc>
-          <w:tcPr>
-            <w:tcW w:type="dxa" w:w="3298"/>
-            <w:tcBorders>
-              <w:top w:val="single" w:color="BFBFBF" w:sz="4"/>
-              <w:left w:val="single" w:color="BFBFBF" w:sz="4"/>
-              <w:bottom w:val="single" w:color="BFBFBF" w:sz="4"/>
-              <w:right w:val="single" w:color="BFBFBF" w:sz="4"/>
-            </w:tcBorders>
-            <w:tcMar>
-              <w:top w:type="dxa" w:w="80"/>
-              <w:left w:type="dxa" w:w="120"/>
-              <w:bottom w:type="dxa" w:w="80"/>
-              <w:right w:type="dxa" w:w="120"/>
-            </w:tcMar>
-          </w:tcPr>
-          <w:p>
-            <w:pPr>
-              <w:spacing w:after="0" w:before="0"/>
-            </w:pPr>
-            <w:r>
-              <w:rPr>
-                <w:rFonts w:ascii="Arial" w:cs="Arial" w:eastAsia="Arial" w:hAnsi="Arial"/>
-                <w:sz w:val="21"/>
-                <w:szCs w:val="21"/>
-              </w:rPr>
-              <w:t xml:space="preserve"/>
-            </w:r>
-          </w:p>
-        </w:tc>
-      </w:tr>
-      <w:tr>
-        <w:trPr>
-          <w:cantSplit/>
-          <w:trHeight w:val="460" w:hRule="atLeast"/>
-        </w:trPr>
-        <w:tc>
-          <w:tcPr>
-            <w:tcW w:type="dxa" w:w="3043"/>
-            <w:tcBorders>
-              <w:top w:val="single" w:color="BFBFBF" w:sz="4"/>
-              <w:left w:val="single" w:color="BFBFBF" w:sz="4"/>
-              <w:bottom w:val="single" w:color="BFBFBF" w:sz="4"/>
-              <w:right w:val="single" w:color="BFBFBF" w:sz="4"/>
-            </w:tcBorders>
-            <w:tcMar>
-              <w:top w:type="dxa" w:w="80"/>
-              <w:left w:type="dxa" w:w="120"/>
-              <w:bottom w:type="dxa" w:w="80"/>
-              <w:right w:type="dxa" w:w="120"/>
-            </w:tcMar>
-          </w:tcPr>
-          <w:p>
-            <w:pPr>
-              <w:spacing w:after="0" w:before="0"/>
-            </w:pPr>
-            <w:r>
-              <w:rPr>
-                <w:rFonts w:ascii="Arial" w:cs="Arial" w:eastAsia="Arial" w:hAnsi="Arial"/>
-                <w:sz w:val="21"/>
-                <w:szCs w:val="21"/>
-              </w:rPr>
-              <w:t xml:space="preserve"/>
-            </w:r>
-          </w:p>
-        </w:tc>
-        <w:tc>
-          <w:tcPr>
-            <w:tcW w:type="dxa" w:w="3297"/>
-            <w:tcBorders>
-              <w:top w:val="single" w:color="BFBFBF" w:sz="4"/>
-              <w:left w:val="single" w:color="BFBFBF" w:sz="4"/>
-              <w:bottom w:val="single" w:color="BFBFBF" w:sz="4"/>
-              <w:right w:val="single" w:color="BFBFBF" w:sz="4"/>
-            </w:tcBorders>
-            <w:tcMar>
-              <w:top w:type="dxa" w:w="80"/>
-              <w:left w:type="dxa" w:w="120"/>
-              <w:bottom w:type="dxa" w:w="80"/>
-              <w:right w:type="dxa" w:w="120"/>
-            </w:tcMar>
-          </w:tcPr>
-          <w:p>
-            <w:pPr>
-              <w:spacing w:after="0" w:before="0"/>
-            </w:pPr>
-            <w:r>
-              <w:rPr>
-                <w:rFonts w:ascii="Arial" w:cs="Arial" w:eastAsia="Arial" w:hAnsi="Arial"/>
-                <w:sz w:val="21"/>
-                <w:szCs w:val="21"/>
-              </w:rPr>
-              <w:t xml:space="preserve"/>
-            </w:r>
-          </w:p>
-        </w:tc>
-        <w:tc>
-          <w:tcPr>
-            <w:tcW w:type="dxa" w:w="3298"/>
-            <w:tcBorders>
-              <w:top w:val="single" w:color="BFBFBF" w:sz="4"/>
-              <w:left w:val="single" w:color="BFBFBF" w:sz="4"/>
-              <w:bottom w:val="single" w:color="BFBFBF" w:sz="4"/>
-              <w:right w:val="single" w:color="BFBFBF" w:sz="4"/>
-            </w:tcBorders>
-            <w:tcMar>
-              <w:top w:type="dxa" w:w="80"/>
-              <w:left w:type="dxa" w:w="120"/>
-              <w:bottom w:type="dxa" w:w="80"/>
-              <w:right w:type="dxa" w:w="120"/>
-            </w:tcMar>
-          </w:tcPr>
-          <w:p>
-            <w:pPr>
-              <w:spacing w:after="0" w:before="0"/>
-            </w:pPr>
-            <w:r>
-              <w:rPr>
-                <w:rFonts w:ascii="Arial" w:cs="Arial" w:eastAsia="Arial" w:hAnsi="Arial"/>
-                <w:sz w:val="21"/>
-                <w:szCs w:val="21"/>
-              </w:rPr>
-              <w:t xml:space="preserve"/>
-            </w:r>
-          </w:p>
-        </w:tc>
-      </w:tr>
-      <w:tr>
-        <w:trPr>
-          <w:cantSplit/>
-          <w:trHeight w:val="460" w:hRule="atLeast"/>
-        </w:trPr>
-        <w:tc>
-          <w:tcPr>
-            <w:tcW w:type="dxa" w:w="3043"/>
-            <w:tcBorders>
-              <w:top w:val="single" w:color="BFBFBF" w:sz="4"/>
-              <w:left w:val="single" w:color="BFBFBF" w:sz="4"/>
-              <w:bottom w:val="single" w:color="BFBFBF" w:sz="4"/>
-              <w:right w:val="single" w:color="BFBFBF" w:sz="4"/>
-            </w:tcBorders>
-            <w:tcMar>
-              <w:top w:type="dxa" w:w="80"/>
-              <w:left w:type="dxa" w:w="120"/>
-              <w:bottom w:type="dxa" w:w="80"/>
-              <w:right w:type="dxa" w:w="120"/>
-            </w:tcMar>
-          </w:tcPr>
-          <w:p>
-            <w:pPr>
-              <w:spacing w:after="0" w:before="0"/>
-            </w:pPr>
-            <w:r>
-              <w:rPr>
-                <w:rFonts w:ascii="Arial" w:cs="Arial" w:eastAsia="Arial" w:hAnsi="Arial"/>
-                <w:sz w:val="21"/>
-                <w:szCs w:val="21"/>
-              </w:rPr>
-              <w:t xml:space="preserve"/>
-            </w:r>
-          </w:p>
-        </w:tc>
-        <w:tc>
-          <w:tcPr>
-            <w:tcW w:type="dxa" w:w="3297"/>
-            <w:tcBorders>
-              <w:top w:val="single" w:color="BFBFBF" w:sz="4"/>
-              <w:left w:val="single" w:color="BFBFBF" w:sz="4"/>
-              <w:bottom w:val="single" w:color="BFBFBF" w:sz="4"/>
-              <w:right w:val="single" w:color="BFBFBF" w:sz="4"/>
-            </w:tcBorders>
-            <w:tcMar>
-              <w:top w:type="dxa" w:w="80"/>
-              <w:left w:type="dxa" w:w="120"/>
-              <w:bottom w:type="dxa" w:w="80"/>
-              <w:right w:type="dxa" w:w="120"/>
-            </w:tcMar>
-          </w:tcPr>
-          <w:p>
-            <w:pPr>
-              <w:spacing w:after="0" w:before="0"/>
-            </w:pPr>
-            <w:r>
-              <w:rPr>
-                <w:rFonts w:ascii="Arial" w:cs="Arial" w:eastAsia="Arial" w:hAnsi="Arial"/>
-                <w:sz w:val="21"/>
-                <w:szCs w:val="21"/>
-              </w:rPr>
-              <w:t xml:space="preserve"/>
-            </w:r>
-          </w:p>
-        </w:tc>
-        <w:tc>
-          <w:tcPr>
-            <w:tcW w:type="dxa" w:w="3298"/>
-            <w:tcBorders>
-              <w:top w:val="single" w:color="BFBFBF" w:sz="4"/>
-              <w:left w:val="single" w:color="BFBFBF" w:sz="4"/>
-              <w:bottom w:val="single" w:color="BFBFBF" w:sz="4"/>
-              <w:right w:val="single" w:color="BFBFBF" w:sz="4"/>
-            </w:tcBorders>
-            <w:tcMar>
-              <w:top w:type="dxa" w:w="80"/>
-              <w:left w:type="dxa" w:w="120"/>
-              <w:bottom w:type="dxa" w:w="80"/>
-              <w:right w:type="dxa" w:w="120"/>
-            </w:tcMar>
-          </w:tcPr>
-          <w:p>
-            <w:pPr>
-              <w:spacing w:after="0" w:before="0"/>
-            </w:pPr>
-            <w:r>
-              <w:rPr>
-                <w:rFonts w:ascii="Arial" w:cs="Arial" w:eastAsia="Arial" w:hAnsi="Arial"/>
-                <w:sz w:val="21"/>
-                <w:szCs w:val="21"/>
-              </w:rPr>
-              <w:t xml:space="preserve"/>
-            </w:r>
-          </w:p>
-        </w:tc>
-      </w:tr>
-      <w:tr>
-        <w:trPr>
-          <w:cantSplit/>
-          <w:trHeight w:val="460" w:hRule="atLeast"/>
-        </w:trPr>
-        <w:tc>
-          <w:tcPr>
-            <w:tcW w:type="dxa" w:w="3043"/>
-            <w:tcBorders>
-              <w:top w:val="single" w:color="BFBFBF" w:sz="4"/>
-              <w:left w:val="single" w:color="BFBFBF" w:sz="4"/>
-              <w:bottom w:val="single" w:color="BFBFBF" w:sz="4"/>
-              <w:right w:val="single" w:color="BFBFBF" w:sz="4"/>
-            </w:tcBorders>
-            <w:tcMar>
-              <w:top w:type="dxa" w:w="80"/>
-              <w:left w:type="dxa" w:w="120"/>
-              <w:bottom w:type="dxa" w:w="80"/>
-              <w:right w:type="dxa" w:w="120"/>
-            </w:tcMar>
-          </w:tcPr>
-          <w:p>
-            <w:pPr>
-              <w:spacing w:after="0" w:before="0"/>
-            </w:pPr>
-            <w:r>
-              <w:rPr>
-                <w:rFonts w:ascii="Arial" w:cs="Arial" w:eastAsia="Arial" w:hAnsi="Arial"/>
-                <w:sz w:val="21"/>
-                <w:szCs w:val="21"/>
-              </w:rPr>
-              <w:t xml:space="preserve"/>
-            </w:r>
-          </w:p>
-        </w:tc>
-        <w:tc>
-          <w:tcPr>
-            <w:tcW w:type="dxa" w:w="3297"/>
-            <w:tcBorders>
-              <w:top w:val="single" w:color="BFBFBF" w:sz="4"/>
-              <w:left w:val="single" w:color="BFBFBF" w:sz="4"/>
-              <w:bottom w:val="single" w:color="BFBFBF" w:sz="4"/>
-              <w:right w:val="single" w:color="BFBFBF" w:sz="4"/>
-            </w:tcBorders>
-            <w:tcMar>
-              <w:top w:type="dxa" w:w="80"/>
-              <w:left w:type="dxa" w:w="120"/>
-              <w:bottom w:type="dxa" w:w="80"/>
-              <w:right w:type="dxa" w:w="120"/>
-            </w:tcMar>
-          </w:tcPr>
-          <w:p>
-            <w:pPr>
-              <w:spacing w:after="0" w:before="0"/>
-            </w:pPr>
-            <w:r>
-              <w:rPr>
-                <w:rFonts w:ascii="Arial" w:cs="Arial" w:eastAsia="Arial" w:hAnsi="Arial"/>
-                <w:sz w:val="21"/>
-                <w:szCs w:val="21"/>
-              </w:rPr>
-              <w:t xml:space="preserve"/>
-            </w:r>
-          </w:p>
-        </w:tc>
-        <w:tc>
-          <w:tcPr>
-            <w:tcW w:type="dxa" w:w="3298"/>
-            <w:tcBorders>
-              <w:top w:val="single" w:color="BFBFBF" w:sz="4"/>
-              <w:left w:val="single" w:color="BFBFBF" w:sz="4"/>
-              <w:bottom w:val="single" w:color="BFBFBF" w:sz="4"/>
-              <w:right w:val="single" w:color="BFBFBF" w:sz="4"/>
-            </w:tcBorders>
-            <w:tcMar>
-              <w:top w:type="dxa" w:w="80"/>
-              <w:left w:type="dxa" w:w="120"/>
-              <w:bottom w:type="dxa" w:w="80"/>
-              <w:right w:type="dxa" w:w="120"/>
-            </w:tcMar>
-          </w:tcPr>
-          <w:p>
-            <w:pPr>
-              <w:spacing w:after="0" w:before="0"/>
-            </w:pPr>
-            <w:r>
-              <w:rPr>
-                <w:rFonts w:ascii="Arial" w:cs="Arial" w:eastAsia="Arial" w:hAnsi="Arial"/>
-                <w:sz w:val="21"/>
-                <w:szCs w:val="21"/>
-              </w:rPr>
-              <w:t xml:space="preserve"/>
-            </w:r>
-          </w:p>
-        </w:tc>
-      </w:tr>
-      <w:tr>
-        <w:trPr>
-          <w:cantSplit/>
-          <w:trHeight w:val="460" w:hRule="atLeast"/>
-        </w:trPr>
-        <w:tc>
-          <w:tcPr>
-            <w:tcW w:type="dxa" w:w="3043"/>
-            <w:tcBorders>
-              <w:top w:val="single" w:color="BFBFBF" w:sz="4"/>
-              <w:left w:val="single" w:color="BFBFBF" w:sz="4"/>
-              <w:bottom w:val="single" w:color="BFBFBF" w:sz="4"/>
-              <w:right w:val="single" w:color="BFBFBF" w:sz="4"/>
-            </w:tcBorders>
-            <w:tcMar>
-              <w:top w:type="dxa" w:w="80"/>
-              <w:left w:type="dxa" w:w="120"/>
-              <w:bottom w:type="dxa" w:w="80"/>
-              <w:right w:type="dxa" w:w="120"/>
-            </w:tcMar>
-          </w:tcPr>
-          <w:p>
-            <w:pPr>
-              <w:spacing w:after="0" w:before="0"/>
-            </w:pPr>
-            <w:r>
-              <w:rPr>
-                <w:rFonts w:ascii="Arial" w:cs="Arial" w:eastAsia="Arial" w:hAnsi="Arial"/>
-                <w:sz w:val="21"/>
-                <w:szCs w:val="21"/>
-              </w:rPr>
-              <w:t xml:space="preserve"/>
-            </w:r>
-          </w:p>
-        </w:tc>
-        <w:tc>
-          <w:tcPr>
-            <w:tcW w:type="dxa" w:w="3297"/>
-            <w:tcBorders>
-              <w:top w:val="single" w:color="BFBFBF" w:sz="4"/>
-              <w:left w:val="single" w:color="BFBFBF" w:sz="4"/>
-              <w:bottom w:val="single" w:color="BFBFBF" w:sz="4"/>
-              <w:right w:val="single" w:color="BFBFBF" w:sz="4"/>
-            </w:tcBorders>
-            <w:tcMar>
-              <w:top w:type="dxa" w:w="80"/>
-              <w:left w:type="dxa" w:w="120"/>
-              <w:bottom w:type="dxa" w:w="80"/>
-              <w:right w:type="dxa" w:w="120"/>
-            </w:tcMar>
-          </w:tcPr>
-          <w:p>
-            <w:pPr>
-              <w:spacing w:after="0" w:before="0"/>
-            </w:pPr>
-            <w:r>
-              <w:rPr>
-                <w:rFonts w:ascii="Arial" w:cs="Arial" w:eastAsia="Arial" w:hAnsi="Arial"/>
-                <w:sz w:val="21"/>
-                <w:szCs w:val="21"/>
-              </w:rPr>
-              <w:t xml:space="preserve"/>
-            </w:r>
-          </w:p>
-        </w:tc>
-        <w:tc>
-          <w:tcPr>
-            <w:tcW w:type="dxa" w:w="3298"/>
-            <w:tcBorders>
-              <w:top w:val="single" w:color="BFBFBF" w:sz="4"/>
-              <w:left w:val="single" w:color="BFBFBF" w:sz="4"/>
-              <w:bottom w:val="single" w:color="BFBFBF" w:sz="4"/>
-              <w:right w:val="single" w:color="BFBFBF" w:sz="4"/>
-            </w:tcBorders>
-            <w:tcMar>
-              <w:top w:type="dxa" w:w="80"/>
-              <w:left w:type="dxa" w:w="120"/>
-              <w:bottom w:type="dxa" w:w="80"/>
-              <w:right w:type="dxa" w:w="120"/>
-            </w:tcMar>
-          </w:tcPr>
-          <w:p>
-            <w:pPr>
-              <w:spacing w:after="0" w:before="0"/>
-            </w:pPr>
-            <w:r>
-              <w:rPr>
-                <w:rFonts w:ascii="Arial" w:cs="Arial" w:eastAsia="Arial" w:hAnsi="Arial"/>
-                <w:sz w:val="21"/>
-                <w:szCs w:val="21"/>
-              </w:rPr>
-              <w:t xml:space="preserve"/>
-            </w:r>
-          </w:p>
-        </w:tc>
-      </w:tr>
-    </w:tbl>
-    <w:p>
-      <w:pPr>
-        <w:spacing w:after="80" w:before="60"/>
-      </w:pPr>
-      <w:r>
-        <w:rPr>
-          <w:rFonts w:ascii="Arial" w:cs="Arial" w:eastAsia="Arial" w:hAnsi="Arial"/>
-          <w:b/>
-          <w:bCs/>
-          <w:color w:val="6F6F6F"/>
-          <w:sz w:val="18"/>
-          <w:szCs w:val="18"/>
-        </w:rPr>
-        <w:t xml:space="preserve">Now options: </w:t>
-      </w:r>
-      <w:r>
-        <w:rPr>
-          <w:rFonts w:ascii="Arial" w:cs="Arial" w:eastAsia="Arial" w:hAnsi="Arial"/>
-          <w:color w:val="6F6F6F"/>
-          <w:sz w:val="18"/>
-          <w:szCs w:val="18"/>
-        </w:rPr>
-        <w:t xml:space="preserve">Not posting  /  Less than weekly  /  1 to 2 a week  /  3 to 4 a week  /  5 to 6 a week  /  Daily  /  More than daily</w:t>
-      </w:r>
-    </w:p>
-    <w:p>
-      <w:pPr>
-        <w:spacing w:after="80" w:before="60"/>
-      </w:pPr>
-      <w:r>
-        <w:rPr>
-          <w:rFonts w:ascii="Arial" w:cs="Arial" w:eastAsia="Arial" w:hAnsi="Arial"/>
-          <w:b/>
-          <w:bCs/>
-          <w:color w:val="6F6F6F"/>
-          <w:sz w:val="18"/>
-          <w:szCs w:val="18"/>
-        </w:rPr>
-        <w:t xml:space="preserve">Goal options: </w:t>
-      </w:r>
-      <w:r>
-        <w:rPr>
-          <w:rFonts w:ascii="Arial" w:cs="Arial" w:eastAsia="Arial" w:hAnsi="Arial"/>
-          <w:color w:val="6F6F6F"/>
-          <w:sz w:val="18"/>
-          <w:szCs w:val="18"/>
-        </w:rPr>
-        <w:t xml:space="preserve">Not posting  /  Less than weekly  /  1 to 2 a week  /  3 to 4 a week  /  5 to 6 a week  /  Daily  /  More than daily</w:t>
-      </w:r>
-    </w:p>
-    <w:p>
-      <w:pPr>
-        <w:keepNext/>
-        <w:spacing w:after="60" w:before="280"/>
-      </w:pPr>
-      <w:r>
-        <w:rPr>
-          <w:rFonts w:ascii="Arial" w:cs="Arial" w:eastAsia="Arial" w:hAnsi="Arial"/>
-          <w:b/>
-          <w:bCs/>
-          <w:sz w:val="22"/>
-          <w:szCs w:val="22"/>
-        </w:rPr>
-        <w:t xml:space="preserve">16.  </w:t>
-      </w:r>
-      <w:r>
-        <w:rPr>
-          <w:rFonts w:ascii="Arial" w:cs="Arial" w:eastAsia="Arial" w:hAnsi="Arial"/>
-          <w:b/>
-          <w:bCs/>
-          <w:sz w:val="22"/>
-          <w:szCs w:val="22"/>
-        </w:rPr>
-        <w:t xml:space="preserve">When do you usually post, and what gets the most views?</w:t>
-      </w:r>
-    </w:p>
-    <w:p>
-      <w:pPr>
-        <w:keepNext/>
-        <w:spacing w:after="80" w:before="0"/>
-      </w:pPr>
-      <w:r>
-        <w:rPr>
-          <w:rFonts w:ascii="Arial" w:cs="Arial" w:eastAsia="Arial" w:hAnsi="Arial"/>
-          <w:color w:val="6F6F6F"/>
-          <w:sz w:val="19"/>
-          <w:szCs w:val="19"/>
-        </w:rPr>
-        <w:t xml:space="preserve">Days and times, if you know them.</w:t>
-      </w:r>
-    </w:p>
-    <w:p>
-      <w:pPr>
-        <w:keepNext/>
-        <w:spacing w:after="80" w:before="0"/>
-      </w:pPr>
-      <w:r>
-        <w:rPr>
-          <w:rFonts w:ascii="Arial" w:cs="Arial" w:eastAsia="Arial" w:hAnsi="Arial"/>
-          <w:i/>
-          <w:iCs/>
-          <w:color w:val="9A9A9A"/>
-          <w:sz w:val="18"/>
-          <w:szCs w:val="18"/>
-        </w:rPr>
-        <w:t xml:space="preserve">e.g. Weeknights around 7pm. Sunday mornings flop.</w:t>
+        <w:t xml:space="preserve">e.g. Fast cuts, big white captions, trending audio under my voice.</w:t>
       </w:r>
     </w:p>
     <w:tbl>
@@ -5280,7 +6793,7 @@
                 <w:sz w:val="18"/>
                 <w:szCs w:val="18"/>
               </w:rPr>
-              <w:t xml:space="preserve">What usually makes you stop posting when life gets busy?</w:t>
+              <w:t xml:space="preserve">Your fonts, colours or presets</w:t>
             </w:r>
           </w:p>
         </w:tc>
@@ -5319,34 +6832,6 @@
     <w:p>
       <w:pPr>
         <w:keepNext/>
-        <w:pBdr>
-          <w:bottom w:val="single" w:color="111111" w:sz="12" w:space="6"/>
-        </w:pBdr>
-        <w:spacing w:after="80" w:before="480"/>
-      </w:pPr>
-      <w:r>
-        <w:rPr>
-          <w:rFonts w:ascii="Arial" w:cs="Arial" w:eastAsia="Arial" w:hAnsi="Arial"/>
-          <w:color w:val="6F6F6F"/>
-          <w:sz w:val="20"/>
-          <w:szCs w:val="20"/>
-        </w:rPr>
-        <w:t xml:space="preserve">06   </w:t>
-      </w:r>
-      <w:r>
-        <w:rPr>
-          <w:rFonts w:ascii="Arial" w:cs="Arial" w:eastAsia="Arial" w:hAnsi="Arial"/>
-          <w:b/>
-          <w:bCs/>
-          <w:sz w:val="32"/>
-          <w:szCs w:val="32"/>
-        </w:rPr>
-        <w:t xml:space="preserve">Filming</w:t>
-      </w:r>
-    </w:p>
-    <w:p>
-      <w:pPr>
-        <w:keepNext/>
         <w:spacing w:after="60" w:before="280"/>
       </w:pPr>
       <w:r>
@@ -5357,7 +6842,7 @@
           <w:sz w:val="22"/>
           <w:szCs w:val="22"/>
         </w:rPr>
-        <w:t xml:space="preserve">17.  </w:t>
+        <w:t xml:space="preserve">24.  </w:t>
       </w:r>
       <w:r>
         <w:rPr>
@@ -5367,7 +6852,7 @@
           <w:sz w:val="22"/>
           <w:szCs w:val="22"/>
         </w:rPr>
-        <w:t xml:space="preserve">What does your filming schedule look like?</w:t>
+        <w:t xml:space="preserve">What do you edit on, and how confident are you?</w:t>
       </w:r>
     </w:p>
     <w:p>
@@ -5378,395 +6863,13 @@
       <w:r>
         <w:rPr>
           <w:rFonts w:ascii="Arial" w:cs="Arial" w:eastAsia="Arial" w:hAnsi="Arial"/>
+          <w:i/>
+          <w:iCs/>
           <w:color w:val="6F6F6F"/>
-          <w:sz w:val="19"/>
-          <w:szCs w:val="19"/>
-        </w:rPr>
-        <w:t xml:space="preserve">Be realistic. We'll group your concepts so each session gets the most out of your time.</w:t>
-      </w:r>
-    </w:p>
-    <w:p>
-      <w:pPr>
-        <w:keepNext/>
-        <w:spacing w:after="80" w:before="0"/>
-      </w:pPr>
-      <w:r>
-        <w:rPr>
-          <w:rFonts w:ascii="Arial" w:cs="Arial" w:eastAsia="Arial" w:hAnsi="Arial"/>
-          <w:b/>
-          <w:bCs/>
-          <w:caps/>
-          <w:spacing w:val="20"/>
-          <w:sz w:val="16"/>
-          <w:szCs w:val="16"/>
-        </w:rPr>
-        <w:t xml:space="preserve">We need this one to plan your content</w:t>
-      </w:r>
-    </w:p>
-    <w:tbl>
-      <w:tblPr>
-        <w:tblW w:type="dxa" w:w="9638"/>
-        <w:tblBorders>
-          <w:top w:val="single" w:color="auto" w:sz="4"/>
-          <w:left w:val="single" w:color="auto" w:sz="4"/>
-          <w:bottom w:val="single" w:color="auto" w:sz="4"/>
-          <w:right w:val="single" w:color="auto" w:sz="4"/>
-          <w:insideH w:val="single" w:color="auto" w:sz="4"/>
-          <w:insideV w:val="single" w:color="auto" w:sz="4"/>
-        </w:tblBorders>
-      </w:tblPr>
-      <w:tblGrid>
-        <w:gridCol w:w="3470"/>
-        <w:gridCol w:w="6168"/>
-      </w:tblGrid>
-      <w:tr>
-        <w:trPr>
-          <w:cantSplit/>
-          <w:trHeight w:val="520" w:hRule="atLeast"/>
-        </w:trPr>
-        <w:tc>
-          <w:tcPr>
-            <w:tcW w:type="dxa" w:w="3470"/>
-            <w:tcBorders>
-              <w:top w:val="single" w:color="BFBFBF" w:sz="4"/>
-              <w:left w:val="single" w:color="BFBFBF" w:sz="4"/>
-              <w:bottom w:val="single" w:color="BFBFBF" w:sz="4"/>
-              <w:right w:val="single" w:color="BFBFBF" w:sz="4"/>
-            </w:tcBorders>
-            <w:shd w:fill="F2F2F2" w:color="auto" w:val="clear"/>
-            <w:tcMar>
-              <w:top w:type="dxa" w:w="80"/>
-              <w:left w:type="dxa" w:w="120"/>
-              <w:bottom w:type="dxa" w:w="80"/>
-              <w:right w:type="dxa" w:w="120"/>
-            </w:tcMar>
-          </w:tcPr>
-          <w:p>
-            <w:pPr>
-              <w:spacing w:after="0" w:before="0"/>
-            </w:pPr>
-            <w:r>
-              <w:rPr>
-                <w:rFonts w:ascii="Arial" w:cs="Arial" w:eastAsia="Arial" w:hAnsi="Arial"/>
-                <w:color w:val="6F6F6F"/>
-                <w:sz w:val="18"/>
-                <w:szCs w:val="18"/>
-              </w:rPr>
-              <w:t xml:space="preserve">Days and times you can film</w:t>
-            </w:r>
-          </w:p>
-        </w:tc>
-        <w:tc>
-          <w:tcPr>
-            <w:tcW w:type="dxa" w:w="6168"/>
-            <w:tcBorders>
-              <w:top w:val="single" w:color="BFBFBF" w:sz="4"/>
-              <w:left w:val="single" w:color="BFBFBF" w:sz="4"/>
-              <w:bottom w:val="single" w:color="BFBFBF" w:sz="4"/>
-              <w:right w:val="single" w:color="BFBFBF" w:sz="4"/>
-            </w:tcBorders>
-            <w:tcMar>
-              <w:top w:type="dxa" w:w="80"/>
-              <w:left w:type="dxa" w:w="120"/>
-              <w:bottom w:type="dxa" w:w="80"/>
-              <w:right w:type="dxa" w:w="120"/>
-            </w:tcMar>
-          </w:tcPr>
-          <w:p>
-            <w:pPr>
-              <w:spacing w:after="0" w:before="0"/>
-            </w:pPr>
-            <w:r>
-              <w:rPr>
-                <w:rFonts w:ascii="Arial" w:cs="Arial" w:eastAsia="Arial" w:hAnsi="Arial"/>
-                <w:sz w:val="21"/>
-                <w:szCs w:val="21"/>
-              </w:rPr>
-              <w:t xml:space="preserve"/>
-            </w:r>
-          </w:p>
-        </w:tc>
-      </w:tr>
-      <w:tr>
-        <w:trPr>
-          <w:cantSplit/>
-          <w:trHeight w:val="520" w:hRule="atLeast"/>
-        </w:trPr>
-        <w:tc>
-          <w:tcPr>
-            <w:tcW w:type="dxa" w:w="3470"/>
-            <w:tcBorders>
-              <w:top w:val="single" w:color="BFBFBF" w:sz="4"/>
-              <w:left w:val="single" w:color="BFBFBF" w:sz="4"/>
-              <w:bottom w:val="single" w:color="BFBFBF" w:sz="4"/>
-              <w:right w:val="single" w:color="BFBFBF" w:sz="4"/>
-            </w:tcBorders>
-            <w:shd w:fill="F2F2F2" w:color="auto" w:val="clear"/>
-            <w:tcMar>
-              <w:top w:type="dxa" w:w="80"/>
-              <w:left w:type="dxa" w:w="120"/>
-              <w:bottom w:type="dxa" w:w="80"/>
-              <w:right w:type="dxa" w:w="120"/>
-            </w:tcMar>
-          </w:tcPr>
-          <w:p>
-            <w:pPr>
-              <w:spacing w:after="0" w:before="0"/>
-            </w:pPr>
-            <w:r>
-              <w:rPr>
-                <w:rFonts w:ascii="Arial" w:cs="Arial" w:eastAsia="Arial" w:hAnsi="Arial"/>
-                <w:color w:val="6F6F6F"/>
-                <w:sz w:val="18"/>
-                <w:szCs w:val="18"/>
-              </w:rPr>
-              <w:t xml:space="preserve">How often you can film</w:t>
-            </w:r>
-          </w:p>
-        </w:tc>
-        <w:tc>
-          <w:tcPr>
-            <w:tcW w:type="dxa" w:w="6168"/>
-            <w:tcBorders>
-              <w:top w:val="single" w:color="BFBFBF" w:sz="4"/>
-              <w:left w:val="single" w:color="BFBFBF" w:sz="4"/>
-              <w:bottom w:val="single" w:color="BFBFBF" w:sz="4"/>
-              <w:right w:val="single" w:color="BFBFBF" w:sz="4"/>
-            </w:tcBorders>
-            <w:tcMar>
-              <w:top w:type="dxa" w:w="80"/>
-              <w:left w:type="dxa" w:w="120"/>
-              <w:bottom w:type="dxa" w:w="80"/>
-              <w:right w:type="dxa" w:w="120"/>
-            </w:tcMar>
-          </w:tcPr>
-          <w:p>
-            <w:pPr>
-              <w:spacing w:after="0" w:before="0"/>
-            </w:pPr>
-            <w:r>
-              <w:rPr>
-                <w:rFonts w:ascii="Arial" w:cs="Arial" w:eastAsia="Arial" w:hAnsi="Arial"/>
-                <w:sz w:val="21"/>
-                <w:szCs w:val="21"/>
-              </w:rPr>
-              <w:t xml:space="preserve"/>
-            </w:r>
-          </w:p>
-        </w:tc>
-      </w:tr>
-      <w:tr>
-        <w:trPr>
-          <w:cantSplit/>
-          <w:trHeight w:val="520" w:hRule="atLeast"/>
-        </w:trPr>
-        <w:tc>
-          <w:tcPr>
-            <w:tcW w:type="dxa" w:w="3470"/>
-            <w:tcBorders>
-              <w:top w:val="single" w:color="BFBFBF" w:sz="4"/>
-              <w:left w:val="single" w:color="BFBFBF" w:sz="4"/>
-              <w:bottom w:val="single" w:color="BFBFBF" w:sz="4"/>
-              <w:right w:val="single" w:color="BFBFBF" w:sz="4"/>
-            </w:tcBorders>
-            <w:shd w:fill="F2F2F2" w:color="auto" w:val="clear"/>
-            <w:tcMar>
-              <w:top w:type="dxa" w:w="80"/>
-              <w:left w:type="dxa" w:w="120"/>
-              <w:bottom w:type="dxa" w:w="80"/>
-              <w:right w:type="dxa" w:w="120"/>
-            </w:tcMar>
-          </w:tcPr>
-          <w:p>
-            <w:pPr>
-              <w:spacing w:after="0" w:before="0"/>
-            </w:pPr>
-            <w:r>
-              <w:rPr>
-                <w:rFonts w:ascii="Arial" w:cs="Arial" w:eastAsia="Arial" w:hAnsi="Arial"/>
-                <w:color w:val="6F6F6F"/>
-                <w:sz w:val="18"/>
-                <w:szCs w:val="18"/>
-              </w:rPr>
-              <w:t xml:space="preserve">How long each session can be</w:t>
-            </w:r>
-          </w:p>
-        </w:tc>
-        <w:tc>
-          <w:tcPr>
-            <w:tcW w:type="dxa" w:w="6168"/>
-            <w:tcBorders>
-              <w:top w:val="single" w:color="BFBFBF" w:sz="4"/>
-              <w:left w:val="single" w:color="BFBFBF" w:sz="4"/>
-              <w:bottom w:val="single" w:color="BFBFBF" w:sz="4"/>
-              <w:right w:val="single" w:color="BFBFBF" w:sz="4"/>
-            </w:tcBorders>
-            <w:tcMar>
-              <w:top w:type="dxa" w:w="80"/>
-              <w:left w:type="dxa" w:w="120"/>
-              <w:bottom w:type="dxa" w:w="80"/>
-              <w:right w:type="dxa" w:w="120"/>
-            </w:tcMar>
-          </w:tcPr>
-          <w:p>
-            <w:pPr>
-              <w:spacing w:after="0" w:before="0"/>
-            </w:pPr>
-            <w:r>
-              <w:rPr>
-                <w:rFonts w:ascii="Arial" w:cs="Arial" w:eastAsia="Arial" w:hAnsi="Arial"/>
-                <w:sz w:val="21"/>
-                <w:szCs w:val="21"/>
-              </w:rPr>
-              <w:t xml:space="preserve"/>
-            </w:r>
-          </w:p>
-        </w:tc>
-      </w:tr>
-    </w:tbl>
-    <w:p>
-      <w:pPr>
-        <w:keepNext/>
-        <w:spacing w:after="80" w:before="160"/>
-      </w:pPr>
-      <w:r>
-        <w:rPr>
-          <w:rFonts w:ascii="Arial" w:cs="Arial" w:eastAsia="Arial" w:hAnsi="Arial"/>
-          <w:b/>
-          <w:bCs/>
-          <w:caps/>
-          <w:color w:val="6F6F6F"/>
-          <w:spacing w:val="20"/>
-          <w:sz w:val="16"/>
-          <w:szCs w:val="16"/>
-        </w:rPr>
-        <w:t xml:space="preserve">Got more to say? Optional</w:t>
-      </w:r>
-    </w:p>
-    <w:tbl>
-      <w:tblPr>
-        <w:tblW w:type="dxa" w:w="9638"/>
-        <w:tblBorders>
-          <w:top w:val="single" w:color="auto" w:sz="4"/>
-          <w:left w:val="single" w:color="auto" w:sz="4"/>
-          <w:bottom w:val="single" w:color="auto" w:sz="4"/>
-          <w:right w:val="single" w:color="auto" w:sz="4"/>
-          <w:insideH w:val="single" w:color="auto" w:sz="4"/>
-          <w:insideV w:val="single" w:color="auto" w:sz="4"/>
-        </w:tblBorders>
-      </w:tblPr>
-      <w:tblGrid>
-        <w:gridCol w:w="3470"/>
-        <w:gridCol w:w="6168"/>
-      </w:tblGrid>
-      <w:tr>
-        <w:trPr>
-          <w:cantSplit/>
-          <w:trHeight w:val="700" w:hRule="atLeast"/>
-        </w:trPr>
-        <w:tc>
-          <w:tcPr>
-            <w:tcW w:type="dxa" w:w="3470"/>
-            <w:tcBorders>
-              <w:top w:val="single" w:color="BFBFBF" w:sz="4"/>
-              <w:left w:val="single" w:color="BFBFBF" w:sz="4"/>
-              <w:bottom w:val="single" w:color="BFBFBF" w:sz="4"/>
-              <w:right w:val="single" w:color="BFBFBF" w:sz="4"/>
-            </w:tcBorders>
-            <w:shd w:fill="F2F2F2" w:color="auto" w:val="clear"/>
-            <w:tcMar>
-              <w:top w:type="dxa" w:w="80"/>
-              <w:left w:type="dxa" w:w="120"/>
-              <w:bottom w:type="dxa" w:w="80"/>
-              <w:right w:type="dxa" w:w="120"/>
-            </w:tcMar>
-          </w:tcPr>
-          <w:p>
-            <w:pPr>
-              <w:spacing w:after="0" w:before="0"/>
-            </w:pPr>
-            <w:r>
-              <w:rPr>
-                <w:rFonts w:ascii="Arial" w:cs="Arial" w:eastAsia="Arial" w:hAnsi="Arial"/>
-                <w:color w:val="6F6F6F"/>
-                <w:sz w:val="18"/>
-                <w:szCs w:val="18"/>
-              </w:rPr>
-              <w:t xml:space="preserve">Any time away coming up? (travel, exams, busy work periods)</w:t>
-            </w:r>
-          </w:p>
-        </w:tc>
-        <w:tc>
-          <w:tcPr>
-            <w:tcW w:type="dxa" w:w="6168"/>
-            <w:tcBorders>
-              <w:top w:val="single" w:color="BFBFBF" w:sz="4"/>
-              <w:left w:val="single" w:color="BFBFBF" w:sz="4"/>
-              <w:bottom w:val="single" w:color="BFBFBF" w:sz="4"/>
-              <w:right w:val="single" w:color="BFBFBF" w:sz="4"/>
-            </w:tcBorders>
-            <w:tcMar>
-              <w:top w:type="dxa" w:w="80"/>
-              <w:left w:type="dxa" w:w="120"/>
-              <w:bottom w:type="dxa" w:w="80"/>
-              <w:right w:type="dxa" w:w="120"/>
-            </w:tcMar>
-          </w:tcPr>
-          <w:p>
-            <w:pPr>
-              <w:spacing w:after="0" w:before="0"/>
-            </w:pPr>
-            <w:r>
-              <w:rPr>
-                <w:rFonts w:ascii="Arial" w:cs="Arial" w:eastAsia="Arial" w:hAnsi="Arial"/>
-                <w:sz w:val="21"/>
-                <w:szCs w:val="21"/>
-              </w:rPr>
-              <w:t xml:space="preserve"/>
-            </w:r>
-          </w:p>
-        </w:tc>
-      </w:tr>
-    </w:tbl>
-    <w:p>
-      <w:pPr>
-        <w:keepNext/>
-        <w:spacing w:after="60" w:before="280"/>
-      </w:pPr>
-      <w:r>
-        <w:rPr>
-          <w:rFonts w:ascii="Arial" w:cs="Arial" w:eastAsia="Arial" w:hAnsi="Arial"/>
-          <w:b/>
-          <w:bCs/>
-          <w:sz w:val="22"/>
-          <w:szCs w:val="22"/>
-        </w:rPr>
-        <w:t xml:space="preserve">18.  </w:t>
-      </w:r>
-      <w:r>
-        <w:rPr>
-          <w:rFonts w:ascii="Arial" w:cs="Arial" w:eastAsia="Arial" w:hAnsi="Arial"/>
-          <w:b/>
-          <w:bCs/>
-          <w:sz w:val="22"/>
-          <w:szCs w:val="22"/>
-        </w:rPr>
-        <w:t xml:space="preserve">Where can you film?</w:t>
-      </w:r>
-    </w:p>
-    <w:p>
-      <w:pPr>
-        <w:keepNext/>
-        <w:spacing w:after="80" w:before="0"/>
-      </w:pPr>
-      <w:r>
-        <w:rPr>
-          <w:rFonts w:ascii="Arial" w:cs="Arial" w:eastAsia="Arial" w:hAnsi="Arial"/>
-          <w:color w:val="6F6F6F"/>
-          <w:sz w:val="19"/>
-          <w:szCs w:val="19"/>
-        </w:rPr>
-        <w:t xml:space="preserve">List every spot, inside and out. We'll build your concepts around these, so the more the better.</w:t>
+          <w:sz w:val="18"/>
+          <w:szCs w:val="18"/>
+        </w:rPr>
+        <w:t xml:space="preserve">Only if you picked “Sustainable Growth (I edit)” or “Not sure yet” in question 5.</w:t>
       </w:r>
     </w:p>
     <w:p>
@@ -5783,7 +6886,7 @@
           <w:sz w:val="18"/>
           <w:szCs w:val="18"/>
         </w:rPr>
-        <w:t xml:space="preserve">e.g. My kitchen, the share-house lounge, my car, the local market, the beach</w:t>
+        <w:t xml:space="preserve">e.g. CapCut on my phone. Fine with cuts, slow with captions.</w:t>
       </w:r>
     </w:p>
     <w:tbl>
@@ -5841,330 +6944,6 @@
     <w:p>
       <w:pPr>
         <w:keepNext/>
-        <w:spacing w:after="80" w:before="160"/>
-      </w:pPr>
-      <w:r>
-        <w:rPr>
-          <w:rFonts w:ascii="Arial" w:cs="Arial" w:eastAsia="Arial" w:hAnsi="Arial"/>
-          <w:b/>
-          <w:bCs/>
-          <w:caps/>
-          <w:color w:val="6F6F6F"/>
-          <w:spacing w:val="20"/>
-          <w:sz w:val="16"/>
-          <w:szCs w:val="16"/>
-        </w:rPr>
-        <w:t xml:space="preserve">Got more to say? Optional</w:t>
-      </w:r>
-    </w:p>
-    <w:tbl>
-      <w:tblPr>
-        <w:tblW w:type="dxa" w:w="9638"/>
-        <w:tblBorders>
-          <w:top w:val="single" w:color="auto" w:sz="4"/>
-          <w:left w:val="single" w:color="auto" w:sz="4"/>
-          <w:bottom w:val="single" w:color="auto" w:sz="4"/>
-          <w:right w:val="single" w:color="auto" w:sz="4"/>
-          <w:insideH w:val="single" w:color="auto" w:sz="4"/>
-          <w:insideV w:val="single" w:color="auto" w:sz="4"/>
-        </w:tblBorders>
-      </w:tblPr>
-      <w:tblGrid>
-        <w:gridCol w:w="3470"/>
-        <w:gridCol w:w="6168"/>
-      </w:tblGrid>
-      <w:tr>
-        <w:trPr>
-          <w:cantSplit/>
-          <w:trHeight w:val="700" w:hRule="atLeast"/>
-        </w:trPr>
-        <w:tc>
-          <w:tcPr>
-            <w:tcW w:type="dxa" w:w="3470"/>
-            <w:tcBorders>
-              <w:top w:val="single" w:color="BFBFBF" w:sz="4"/>
-              <w:left w:val="single" w:color="BFBFBF" w:sz="4"/>
-              <w:bottom w:val="single" w:color="BFBFBF" w:sz="4"/>
-              <w:right w:val="single" w:color="BFBFBF" w:sz="4"/>
-            </w:tcBorders>
-            <w:shd w:fill="F2F2F2" w:color="auto" w:val="clear"/>
-            <w:tcMar>
-              <w:top w:type="dxa" w:w="80"/>
-              <w:left w:type="dxa" w:w="120"/>
-              <w:bottom w:type="dxa" w:w="80"/>
-              <w:right w:type="dxa" w:w="120"/>
-            </w:tcMar>
-          </w:tcPr>
-          <w:p>
-            <w:pPr>
-              <w:spacing w:after="0" w:before="0"/>
-            </w:pPr>
-            <w:r>
-              <w:rPr>
-                <w:rFonts w:ascii="Arial" w:cs="Arial" w:eastAsia="Arial" w:hAnsi="Arial"/>
-                <w:color w:val="6F6F6F"/>
-                <w:sz w:val="18"/>
-                <w:szCs w:val="18"/>
-              </w:rPr>
-              <w:t xml:space="preserve">What do you film on? (phone model, mic, lights, tripod)</w:t>
-            </w:r>
-          </w:p>
-        </w:tc>
-        <w:tc>
-          <w:tcPr>
-            <w:tcW w:type="dxa" w:w="6168"/>
-            <w:tcBorders>
-              <w:top w:val="single" w:color="BFBFBF" w:sz="4"/>
-              <w:left w:val="single" w:color="BFBFBF" w:sz="4"/>
-              <w:bottom w:val="single" w:color="BFBFBF" w:sz="4"/>
-              <w:right w:val="single" w:color="BFBFBF" w:sz="4"/>
-            </w:tcBorders>
-            <w:tcMar>
-              <w:top w:type="dxa" w:w="80"/>
-              <w:left w:type="dxa" w:w="120"/>
-              <w:bottom w:type="dxa" w:w="80"/>
-              <w:right w:type="dxa" w:w="120"/>
-            </w:tcMar>
-          </w:tcPr>
-          <w:p>
-            <w:pPr>
-              <w:spacing w:after="0" w:before="0"/>
-            </w:pPr>
-            <w:r>
-              <w:rPr>
-                <w:rFonts w:ascii="Arial" w:cs="Arial" w:eastAsia="Arial" w:hAnsi="Arial"/>
-                <w:sz w:val="21"/>
-                <w:szCs w:val="21"/>
-              </w:rPr>
-              <w:t xml:space="preserve"/>
-            </w:r>
-          </w:p>
-        </w:tc>
-      </w:tr>
-    </w:tbl>
-    <w:p>
-      <w:pPr>
-        <w:keepNext/>
-        <w:spacing w:after="60" w:before="280"/>
-      </w:pPr>
-      <w:r>
-        <w:rPr>
-          <w:rFonts w:ascii="Arial" w:cs="Arial" w:eastAsia="Arial" w:hAnsi="Arial"/>
-          <w:b/>
-          <w:bCs/>
-          <w:sz w:val="22"/>
-          <w:szCs w:val="22"/>
-        </w:rPr>
-        <w:t xml:space="preserve">19.  </w:t>
-      </w:r>
-      <w:r>
-        <w:rPr>
-          <w:rFonts w:ascii="Arial" w:cs="Arial" w:eastAsia="Arial" w:hAnsi="Arial"/>
-          <w:b/>
-          <w:bCs/>
-          <w:sz w:val="22"/>
-          <w:szCs w:val="22"/>
-        </w:rPr>
-        <w:t xml:space="preserve">Is anyone else ever in your videos?</w:t>
-      </w:r>
-    </w:p>
-    <w:p>
-      <w:pPr>
-        <w:keepNext/>
-        <w:spacing w:after="80" w:before="0"/>
-      </w:pPr>
-      <w:r>
-        <w:rPr>
-          <w:rFonts w:ascii="Arial" w:cs="Arial" w:eastAsia="Arial" w:hAnsi="Arial"/>
-          <w:color w:val="6F6F6F"/>
-          <w:sz w:val="19"/>
-          <w:szCs w:val="19"/>
-        </w:rPr>
-        <w:t xml:space="preserve">Partner, friends, housemates, pets. Say how they feel about being on camera.</w:t>
-      </w:r>
-    </w:p>
-    <w:p>
-      <w:pPr>
-        <w:keepNext/>
-        <w:spacing w:after="80" w:before="0"/>
-      </w:pPr>
-      <w:r>
-        <w:rPr>
-          <w:rFonts w:ascii="Arial" w:cs="Arial" w:eastAsia="Arial" w:hAnsi="Arial"/>
-          <w:i/>
-          <w:iCs/>
-          <w:color w:val="9A9A9A"/>
-          <w:sz w:val="18"/>
-          <w:szCs w:val="18"/>
-        </w:rPr>
-        <w:t xml:space="preserve">e.g. My housemate Jess, happy to be in the background. My dog, always.</w:t>
-      </w:r>
-    </w:p>
-    <w:tbl>
-      <w:tblPr>
-        <w:tblW w:type="dxa" w:w="9638"/>
-        <w:tblBorders>
-          <w:top w:val="single" w:color="auto" w:sz="4"/>
-          <w:left w:val="single" w:color="auto" w:sz="4"/>
-          <w:bottom w:val="single" w:color="auto" w:sz="4"/>
-          <w:right w:val="single" w:color="auto" w:sz="4"/>
-          <w:insideH w:val="single" w:color="auto" w:sz="4"/>
-          <w:insideV w:val="single" w:color="auto" w:sz="4"/>
-        </w:tblBorders>
-      </w:tblPr>
-      <w:tblGrid>
-        <w:gridCol w:w="9638"/>
-      </w:tblGrid>
-      <w:tr>
-        <w:trPr>
-          <w:cantSplit/>
-          <w:trHeight w:val="1300" w:hRule="atLeast"/>
-        </w:trPr>
-        <w:tc>
-          <w:tcPr>
-            <w:tcW w:type="dxa" w:w="9638"/>
-            <w:tcBorders>
-              <w:top w:val="single" w:color="BFBFBF" w:sz="4"/>
-              <w:left w:val="single" w:color="BFBFBF" w:sz="4"/>
-              <w:bottom w:val="single" w:color="BFBFBF" w:sz="4"/>
-              <w:right w:val="single" w:color="BFBFBF" w:sz="4"/>
-            </w:tcBorders>
-            <w:tcMar>
-              <w:top w:type="dxa" w:w="80"/>
-              <w:left w:type="dxa" w:w="120"/>
-              <w:bottom w:type="dxa" w:w="80"/>
-              <w:right w:type="dxa" w:w="120"/>
-            </w:tcMar>
-          </w:tcPr>
-          <w:p>
-            <w:pPr>
-              <w:spacing w:after="0" w:before="0"/>
-            </w:pPr>
-            <w:r>
-              <w:rPr>
-                <w:rFonts w:ascii="Arial" w:cs="Arial" w:eastAsia="Arial" w:hAnsi="Arial"/>
-                <w:sz w:val="21"/>
-                <w:szCs w:val="21"/>
-              </w:rPr>
-              <w:t xml:space="preserve"/>
-            </w:r>
-          </w:p>
-        </w:tc>
-      </w:tr>
-    </w:tbl>
-    <w:p>
-      <w:pPr>
-        <w:keepNext/>
-        <w:spacing w:after="60" w:before="280"/>
-      </w:pPr>
-      <w:r>
-        <w:rPr>
-          <w:rFonts w:ascii="Arial" w:cs="Arial" w:eastAsia="Arial" w:hAnsi="Arial"/>
-          <w:b/>
-          <w:bCs/>
-          <w:sz w:val="22"/>
-          <w:szCs w:val="22"/>
-        </w:rPr>
-        <w:t xml:space="preserve">20.  </w:t>
-      </w:r>
-      <w:r>
-        <w:rPr>
-          <w:rFonts w:ascii="Arial" w:cs="Arial" w:eastAsia="Arial" w:hAnsi="Arial"/>
-          <w:b/>
-          <w:bCs/>
-          <w:sz w:val="22"/>
-          <w:szCs w:val="22"/>
-        </w:rPr>
-        <w:t xml:space="preserve">What do you look like on a normal filming day?</w:t>
-      </w:r>
-    </w:p>
-    <w:p>
-      <w:pPr>
-        <w:keepNext/>
-        <w:spacing w:after="80" w:before="0"/>
-      </w:pPr>
-      <w:r>
-        <w:rPr>
-          <w:rFonts w:ascii="Arial" w:cs="Arial" w:eastAsia="Arial" w:hAnsi="Arial"/>
-          <w:color w:val="6F6F6F"/>
-          <w:sz w:val="19"/>
-          <w:szCs w:val="19"/>
-        </w:rPr>
-        <w:t xml:space="preserve">Age range, hair, build and what you usually wear. Same for anyone who's often in your videos. We use this to sketch your storyboards.</w:t>
-      </w:r>
-    </w:p>
-    <w:p>
-      <w:pPr>
-        <w:keepNext/>
-        <w:spacing w:after="80" w:before="0"/>
-      </w:pPr>
-      <w:r>
-        <w:rPr>
-          <w:rFonts w:ascii="Arial" w:cs="Arial" w:eastAsia="Arial" w:hAnsi="Arial"/>
-          <w:i/>
-          <w:iCs/>
-          <w:color w:val="9A9A9A"/>
-          <w:sz w:val="18"/>
-          <w:szCs w:val="18"/>
-        </w:rPr>
-        <w:t xml:space="preserve">e.g. Me: early 20s, long curly dark hair, usually a baggy op-shop jumper and gold hoops.</w:t>
-      </w:r>
-    </w:p>
-    <w:tbl>
-      <w:tblPr>
-        <w:tblW w:type="dxa" w:w="9638"/>
-        <w:tblBorders>
-          <w:top w:val="single" w:color="auto" w:sz="4"/>
-          <w:left w:val="single" w:color="auto" w:sz="4"/>
-          <w:bottom w:val="single" w:color="auto" w:sz="4"/>
-          <w:right w:val="single" w:color="auto" w:sz="4"/>
-          <w:insideH w:val="single" w:color="auto" w:sz="4"/>
-          <w:insideV w:val="single" w:color="auto" w:sz="4"/>
-        </w:tblBorders>
-      </w:tblPr>
-      <w:tblGrid>
-        <w:gridCol w:w="9638"/>
-      </w:tblGrid>
-      <w:tr>
-        <w:trPr>
-          <w:cantSplit/>
-          <w:trHeight w:val="1300" w:hRule="atLeast"/>
-        </w:trPr>
-        <w:tc>
-          <w:tcPr>
-            <w:tcW w:type="dxa" w:w="9638"/>
-            <w:tcBorders>
-              <w:top w:val="single" w:color="BFBFBF" w:sz="4"/>
-              <w:left w:val="single" w:color="BFBFBF" w:sz="4"/>
-              <w:bottom w:val="single" w:color="BFBFBF" w:sz="4"/>
-              <w:right w:val="single" w:color="BFBFBF" w:sz="4"/>
-            </w:tcBorders>
-            <w:tcMar>
-              <w:top w:type="dxa" w:w="80"/>
-              <w:left w:type="dxa" w:w="120"/>
-              <w:bottom w:type="dxa" w:w="80"/>
-              <w:right w:type="dxa" w:w="120"/>
-            </w:tcMar>
-          </w:tcPr>
-          <w:p>
-            <w:pPr>
-              <w:spacing w:after="0" w:before="0"/>
-            </w:pPr>
-            <w:r>
-              <w:rPr>
-                <w:rFonts w:ascii="Arial" w:cs="Arial" w:eastAsia="Arial" w:hAnsi="Arial"/>
-                <w:sz w:val="21"/>
-                <w:szCs w:val="21"/>
-              </w:rPr>
-              <w:t xml:space="preserve"/>
-            </w:r>
-          </w:p>
-        </w:tc>
-      </w:tr>
-    </w:tbl>
-    <w:p>
-      <w:pPr>
-        <w:keepNext/>
         <w:pBdr>
           <w:bottom w:val="single" w:color="111111" w:sz="12" w:space="6"/>
         </w:pBdr>
@@ -6177,7 +6956,7 @@
           <w:sz w:val="20"/>
           <w:szCs w:val="20"/>
         </w:rPr>
-        <w:t xml:space="preserve">07   </w:t>
+        <w:t xml:space="preserve">08   </w:t>
       </w:r>
       <w:r>
         <w:rPr>
@@ -6187,7 +6966,7 @@
           <w:sz w:val="32"/>
           <w:szCs w:val="32"/>
         </w:rPr>
-        <w:t xml:space="preserve">Style &amp; Editing</w:t>
+        <w:t xml:space="preserve">The Rules</w:t>
       </w:r>
     </w:p>
     <w:p>
@@ -6203,7 +6982,7 @@
           <w:sz w:val="22"/>
           <w:szCs w:val="22"/>
         </w:rPr>
-        <w:t xml:space="preserve">21.  </w:t>
+        <w:t xml:space="preserve">25.  </w:t>
       </w:r>
       <w:r>
         <w:rPr>
@@ -6213,7 +6992,7 @@
           <w:sz w:val="22"/>
           <w:szCs w:val="22"/>
         </w:rPr>
-        <w:t xml:space="preserve">How do you want to come across?</w:t>
+        <w:t xml:space="preserve">Anything we need to work around?</w:t>
       </w:r>
     </w:p>
     <w:p>
@@ -6228,7 +7007,7 @@
           <w:sz w:val="19"/>
           <w:szCs w:val="19"/>
         </w:rPr>
-        <w:t xml:space="preserve">Pick two.</w:t>
+        <w:t xml:space="preserve">Pick any that apply. Not sure is a perfectly good answer.</w:t>
       </w:r>
     </w:p>
     <w:p>
@@ -6243,7 +7022,7 @@
           <w:sz w:val="17"/>
           <w:szCs w:val="17"/>
         </w:rPr>
-        <w:t xml:space="preserve">Pick up to 2. Swap ☐ for ☒, or highlight your pick.</w:t>
+        <w:t xml:space="preserve">Tick any that apply. Swap ☐ for ☒, or highlight your pick.</w:t>
       </w:r>
     </w:p>
     <w:p>
@@ -6257,7 +7036,7 @@
           <w:sz w:val="21"/>
           <w:szCs w:val="21"/>
         </w:rPr>
-        <w:t xml:space="preserve">☐ Funny</w:t>
+        <w:t xml:space="preserve">☐ Current brand deals</w:t>
       </w:r>
       <w:r>
         <w:rPr>
@@ -6265,7 +7044,7 @@
           <w:sz w:val="21"/>
           <w:szCs w:val="21"/>
         </w:rPr>
-        <w:t xml:space="preserve">      ☐ Calm</w:t>
+        <w:t xml:space="preserve">      ☐ Exclusive partner</w:t>
       </w:r>
       <w:r>
         <w:rPr>
@@ -6273,7 +7052,7 @@
           <w:sz w:val="21"/>
           <w:szCs w:val="21"/>
         </w:rPr>
-        <w:t xml:space="preserve">      ☐ Premium</w:t>
+        <w:t xml:space="preserve">      ☐ Health or fitness claims</w:t>
       </w:r>
       <w:r>
         <w:rPr>
@@ -6281,7 +7060,7 @@
           <w:sz w:val="21"/>
           <w:szCs w:val="21"/>
         </w:rPr>
-        <w:t xml:space="preserve">      ☐ Down-to-earth</w:t>
+        <w:t xml:space="preserve">      ☐ Finance</w:t>
       </w:r>
       <w:r>
         <w:rPr>
@@ -6289,7 +7068,7 @@
           <w:sz w:val="21"/>
           <w:szCs w:val="21"/>
         </w:rPr>
-        <w:t xml:space="preserve">      ☐ Nerdy</w:t>
+        <w:t xml:space="preserve">      ☐ Alcohol</w:t>
       </w:r>
       <w:r>
         <w:rPr>
@@ -6297,7 +7076,7 @@
           <w:sz w:val="21"/>
           <w:szCs w:val="21"/>
         </w:rPr>
-        <w:t xml:space="preserve">      ☐ Warm</w:t>
+        <w:t xml:space="preserve">      ☐ None</w:t>
       </w:r>
       <w:r>
         <w:rPr>
@@ -6305,15 +7084,7 @@
           <w:sz w:val="21"/>
           <w:szCs w:val="21"/>
         </w:rPr>
-        <w:t xml:space="preserve">      ☐ Bold</w:t>
-      </w:r>
-      <w:r>
-        <w:rPr>
-          <w:rFonts w:ascii="Arial" w:cs="Arial" w:eastAsia="Arial" w:hAnsi="Arial"/>
-          <w:sz w:val="21"/>
-          <w:szCs w:val="21"/>
-        </w:rPr>
-        <w:t xml:space="preserve">      ☐ Chaotic</w:t>
+        <w:t xml:space="preserve">      ☐ Not sure</w:t>
       </w:r>
     </w:p>
     <w:p>
@@ -6329,7 +7100,7 @@
           <w:sz w:val="19"/>
           <w:szCs w:val="19"/>
         </w:rPr>
-        <w:t xml:space="preserve">Anything off-limits?</w:t>
+        <w:t xml:space="preserve">Tell us more</w:t>
       </w:r>
     </w:p>
     <w:tbl>
@@ -6387,110 +7158,6 @@
     <w:p>
       <w:pPr>
         <w:keepNext/>
-        <w:spacing w:after="80" w:before="160"/>
-      </w:pPr>
-      <w:r>
-        <w:rPr>
-          <w:rFonts w:ascii="Arial" w:cs="Arial" w:eastAsia="Arial" w:hAnsi="Arial"/>
-          <w:b/>
-          <w:bCs/>
-          <w:caps/>
-          <w:color w:val="6F6F6F"/>
-          <w:spacing w:val="20"/>
-          <w:sz w:val="16"/>
-          <w:szCs w:val="16"/>
-        </w:rPr>
-        <w:t xml:space="preserve">Got more to say? Optional</w:t>
-      </w:r>
-    </w:p>
-    <w:tbl>
-      <w:tblPr>
-        <w:tblW w:type="dxa" w:w="9638"/>
-        <w:tblBorders>
-          <w:top w:val="single" w:color="auto" w:sz="4"/>
-          <w:left w:val="single" w:color="auto" w:sz="4"/>
-          <w:bottom w:val="single" w:color="auto" w:sz="4"/>
-          <w:right w:val="single" w:color="auto" w:sz="4"/>
-          <w:insideH w:val="single" w:color="auto" w:sz="4"/>
-          <w:insideV w:val="single" w:color="auto" w:sz="4"/>
-        </w:tblBorders>
-      </w:tblPr>
-      <w:tblGrid>
-        <w:gridCol w:w="3470"/>
-        <w:gridCol w:w="6168"/>
-      </w:tblGrid>
-      <w:tr>
-        <w:trPr>
-          <w:cantSplit/>
-          <w:trHeight w:val="700" w:hRule="atLeast"/>
-        </w:trPr>
-        <w:tc>
-          <w:tcPr>
-            <w:tcW w:type="dxa" w:w="3470"/>
-            <w:tcBorders>
-              <w:top w:val="single" w:color="BFBFBF" w:sz="4"/>
-              <w:left w:val="single" w:color="BFBFBF" w:sz="4"/>
-              <w:bottom w:val="single" w:color="BFBFBF" w:sz="4"/>
-              <w:right w:val="single" w:color="BFBFBF" w:sz="4"/>
-            </w:tcBorders>
-            <w:shd w:fill="F2F2F2" w:color="auto" w:val="clear"/>
-            <w:tcMar>
-              <w:top w:type="dxa" w:w="80"/>
-              <w:left w:type="dxa" w:w="120"/>
-              <w:bottom w:type="dxa" w:w="80"/>
-              <w:right w:type="dxa" w:w="120"/>
-            </w:tcMar>
-          </w:tcPr>
-          <w:p>
-            <w:pPr>
-              <w:spacing w:after="0" w:before="0"/>
-            </w:pPr>
-            <w:r>
-              <w:rPr>
-                <w:rFonts w:ascii="Arial" w:cs="Arial" w:eastAsia="Arial" w:hAnsi="Arial"/>
-                <w:color w:val="6F6F6F"/>
-                <w:sz w:val="18"/>
-                <w:szCs w:val="18"/>
-              </w:rPr>
-              <w:t xml:space="preserve">Links to videos you love, and why</w:t>
-            </w:r>
-          </w:p>
-        </w:tc>
-        <w:tc>
-          <w:tcPr>
-            <w:tcW w:type="dxa" w:w="6168"/>
-            <w:tcBorders>
-              <w:top w:val="single" w:color="BFBFBF" w:sz="4"/>
-              <w:left w:val="single" w:color="BFBFBF" w:sz="4"/>
-              <w:bottom w:val="single" w:color="BFBFBF" w:sz="4"/>
-              <w:right w:val="single" w:color="BFBFBF" w:sz="4"/>
-            </w:tcBorders>
-            <w:tcMar>
-              <w:top w:type="dxa" w:w="80"/>
-              <w:left w:type="dxa" w:w="120"/>
-              <w:bottom w:type="dxa" w:w="80"/>
-              <w:right w:type="dxa" w:w="120"/>
-            </w:tcMar>
-          </w:tcPr>
-          <w:p>
-            <w:pPr>
-              <w:spacing w:after="0" w:before="0"/>
-            </w:pPr>
-            <w:r>
-              <w:rPr>
-                <w:rFonts w:ascii="Arial" w:cs="Arial" w:eastAsia="Arial" w:hAnsi="Arial"/>
-                <w:sz w:val="21"/>
-                <w:szCs w:val="21"/>
-              </w:rPr>
-              <w:t xml:space="preserve"/>
-            </w:r>
-          </w:p>
-        </w:tc>
-      </w:tr>
-    </w:tbl>
-    <w:p>
-      <w:pPr>
-        <w:keepNext/>
         <w:spacing w:after="60" w:before="280"/>
       </w:pPr>
       <w:r>
@@ -6501,564 +7168,7 @@
           <w:sz w:val="22"/>
           <w:szCs w:val="22"/>
         </w:rPr>
-        <w:t xml:space="preserve">22.  </w:t>
-      </w:r>
-      <w:r>
-        <w:rPr>
-          <w:rFonts w:ascii="Arial" w:cs="Arial" w:eastAsia="Arial" w:hAnsi="Arial"/>
-          <w:b/>
-          <w:bCs/>
-          <w:sz w:val="22"/>
-          <w:szCs w:val="22"/>
-        </w:rPr>
-        <w:t xml:space="preserve">How do you like your videos edited?</w:t>
-      </w:r>
-    </w:p>
-    <w:p>
-      <w:pPr>
-        <w:keepNext/>
-        <w:spacing w:after="80" w:before="0"/>
-      </w:pPr>
-      <w:r>
-        <w:rPr>
-          <w:rFonts w:ascii="Arial" w:cs="Arial" w:eastAsia="Arial" w:hAnsi="Arial"/>
-          <w:i/>
-          <w:iCs/>
-          <w:color w:val="6F6F6F"/>
-          <w:sz w:val="18"/>
-          <w:szCs w:val="18"/>
-        </w:rPr>
-        <w:t xml:space="preserve">Only if you picked “Accelerated Growth (ASAP edits)” or “Not sure yet” in question 1.</w:t>
-      </w:r>
-    </w:p>
-    <w:p>
-      <w:pPr>
-        <w:keepNext/>
-        <w:spacing w:after="80" w:before="0"/>
-      </w:pPr>
-      <w:r>
-        <w:rPr>
-          <w:rFonts w:ascii="Arial" w:cs="Arial" w:eastAsia="Arial" w:hAnsi="Arial"/>
-          <w:color w:val="6F6F6F"/>
-          <w:sz w:val="19"/>
-          <w:szCs w:val="19"/>
-        </w:rPr>
-        <w:t xml:space="preserve">Captions, music, pace, colour. Links to edits you love are perfect.</w:t>
-      </w:r>
-    </w:p>
-    <w:p>
-      <w:pPr>
-        <w:keepNext/>
-        <w:spacing w:after="80" w:before="0"/>
-      </w:pPr>
-      <w:r>
-        <w:rPr>
-          <w:rFonts w:ascii="Arial" w:cs="Arial" w:eastAsia="Arial" w:hAnsi="Arial"/>
-          <w:i/>
-          <w:iCs/>
-          <w:color w:val="9A9A9A"/>
-          <w:sz w:val="18"/>
-          <w:szCs w:val="18"/>
-        </w:rPr>
-        <w:t xml:space="preserve">e.g. Fast cuts, big white captions, trending audio under my voice.</w:t>
-      </w:r>
-    </w:p>
-    <w:tbl>
-      <w:tblPr>
-        <w:tblW w:type="dxa" w:w="9638"/>
-        <w:tblBorders>
-          <w:top w:val="single" w:color="auto" w:sz="4"/>
-          <w:left w:val="single" w:color="auto" w:sz="4"/>
-          <w:bottom w:val="single" w:color="auto" w:sz="4"/>
-          <w:right w:val="single" w:color="auto" w:sz="4"/>
-          <w:insideH w:val="single" w:color="auto" w:sz="4"/>
-          <w:insideV w:val="single" w:color="auto" w:sz="4"/>
-        </w:tblBorders>
-      </w:tblPr>
-      <w:tblGrid>
-        <w:gridCol w:w="9638"/>
-      </w:tblGrid>
-      <w:tr>
-        <w:trPr>
-          <w:cantSplit/>
-          <w:trHeight w:val="1300" w:hRule="atLeast"/>
-        </w:trPr>
-        <w:tc>
-          <w:tcPr>
-            <w:tcW w:type="dxa" w:w="9638"/>
-            <w:tcBorders>
-              <w:top w:val="single" w:color="BFBFBF" w:sz="4"/>
-              <w:left w:val="single" w:color="BFBFBF" w:sz="4"/>
-              <w:bottom w:val="single" w:color="BFBFBF" w:sz="4"/>
-              <w:right w:val="single" w:color="BFBFBF" w:sz="4"/>
-            </w:tcBorders>
-            <w:tcMar>
-              <w:top w:type="dxa" w:w="80"/>
-              <w:left w:type="dxa" w:w="120"/>
-              <w:bottom w:type="dxa" w:w="80"/>
-              <w:right w:type="dxa" w:w="120"/>
-            </w:tcMar>
-          </w:tcPr>
-          <w:p>
-            <w:pPr>
-              <w:spacing w:after="0" w:before="0"/>
-            </w:pPr>
-            <w:r>
-              <w:rPr>
-                <w:rFonts w:ascii="Arial" w:cs="Arial" w:eastAsia="Arial" w:hAnsi="Arial"/>
-                <w:sz w:val="21"/>
-                <w:szCs w:val="21"/>
-              </w:rPr>
-              <w:t xml:space="preserve"/>
-            </w:r>
-          </w:p>
-        </w:tc>
-      </w:tr>
-    </w:tbl>
-    <w:p>
-      <w:pPr>
-        <w:keepNext/>
-        <w:spacing w:after="80" w:before="160"/>
-      </w:pPr>
-      <w:r>
-        <w:rPr>
-          <w:rFonts w:ascii="Arial" w:cs="Arial" w:eastAsia="Arial" w:hAnsi="Arial"/>
-          <w:b/>
-          <w:bCs/>
-          <w:caps/>
-          <w:color w:val="6F6F6F"/>
-          <w:spacing w:val="20"/>
-          <w:sz w:val="16"/>
-          <w:szCs w:val="16"/>
-        </w:rPr>
-        <w:t xml:space="preserve">Got more to say? Optional</w:t>
-      </w:r>
-    </w:p>
-    <w:tbl>
-      <w:tblPr>
-        <w:tblW w:type="dxa" w:w="9638"/>
-        <w:tblBorders>
-          <w:top w:val="single" w:color="auto" w:sz="4"/>
-          <w:left w:val="single" w:color="auto" w:sz="4"/>
-          <w:bottom w:val="single" w:color="auto" w:sz="4"/>
-          <w:right w:val="single" w:color="auto" w:sz="4"/>
-          <w:insideH w:val="single" w:color="auto" w:sz="4"/>
-          <w:insideV w:val="single" w:color="auto" w:sz="4"/>
-        </w:tblBorders>
-      </w:tblPr>
-      <w:tblGrid>
-        <w:gridCol w:w="3470"/>
-        <w:gridCol w:w="6168"/>
-      </w:tblGrid>
-      <w:tr>
-        <w:trPr>
-          <w:cantSplit/>
-          <w:trHeight w:val="700" w:hRule="atLeast"/>
-        </w:trPr>
-        <w:tc>
-          <w:tcPr>
-            <w:tcW w:type="dxa" w:w="3470"/>
-            <w:tcBorders>
-              <w:top w:val="single" w:color="BFBFBF" w:sz="4"/>
-              <w:left w:val="single" w:color="BFBFBF" w:sz="4"/>
-              <w:bottom w:val="single" w:color="BFBFBF" w:sz="4"/>
-              <w:right w:val="single" w:color="BFBFBF" w:sz="4"/>
-            </w:tcBorders>
-            <w:shd w:fill="F2F2F2" w:color="auto" w:val="clear"/>
-            <w:tcMar>
-              <w:top w:type="dxa" w:w="80"/>
-              <w:left w:type="dxa" w:w="120"/>
-              <w:bottom w:type="dxa" w:w="80"/>
-              <w:right w:type="dxa" w:w="120"/>
-            </w:tcMar>
-          </w:tcPr>
-          <w:p>
-            <w:pPr>
-              <w:spacing w:after="0" w:before="0"/>
-            </w:pPr>
-            <w:r>
-              <w:rPr>
-                <w:rFonts w:ascii="Arial" w:cs="Arial" w:eastAsia="Arial" w:hAnsi="Arial"/>
-                <w:color w:val="6F6F6F"/>
-                <w:sz w:val="18"/>
-                <w:szCs w:val="18"/>
-              </w:rPr>
-              <w:t xml:space="preserve">Your fonts, colours or presets</w:t>
-            </w:r>
-          </w:p>
-        </w:tc>
-        <w:tc>
-          <w:tcPr>
-            <w:tcW w:type="dxa" w:w="6168"/>
-            <w:tcBorders>
-              <w:top w:val="single" w:color="BFBFBF" w:sz="4"/>
-              <w:left w:val="single" w:color="BFBFBF" w:sz="4"/>
-              <w:bottom w:val="single" w:color="BFBFBF" w:sz="4"/>
-              <w:right w:val="single" w:color="BFBFBF" w:sz="4"/>
-            </w:tcBorders>
-            <w:tcMar>
-              <w:top w:type="dxa" w:w="80"/>
-              <w:left w:type="dxa" w:w="120"/>
-              <w:bottom w:type="dxa" w:w="80"/>
-              <w:right w:type="dxa" w:w="120"/>
-            </w:tcMar>
-          </w:tcPr>
-          <w:p>
-            <w:pPr>
-              <w:spacing w:after="0" w:before="0"/>
-            </w:pPr>
-            <w:r>
-              <w:rPr>
-                <w:rFonts w:ascii="Arial" w:cs="Arial" w:eastAsia="Arial" w:hAnsi="Arial"/>
-                <w:sz w:val="21"/>
-                <w:szCs w:val="21"/>
-              </w:rPr>
-              <w:t xml:space="preserve"/>
-            </w:r>
-          </w:p>
-        </w:tc>
-      </w:tr>
-    </w:tbl>
-    <w:p>
-      <w:pPr>
-        <w:keepNext/>
-        <w:spacing w:after="60" w:before="280"/>
-      </w:pPr>
-      <w:r>
-        <w:rPr>
-          <w:rFonts w:ascii="Arial" w:cs="Arial" w:eastAsia="Arial" w:hAnsi="Arial"/>
-          <w:b/>
-          <w:bCs/>
-          <w:sz w:val="22"/>
-          <w:szCs w:val="22"/>
-        </w:rPr>
-        <w:t xml:space="preserve">23.  </w:t>
-      </w:r>
-      <w:r>
-        <w:rPr>
-          <w:rFonts w:ascii="Arial" w:cs="Arial" w:eastAsia="Arial" w:hAnsi="Arial"/>
-          <w:b/>
-          <w:bCs/>
-          <w:sz w:val="22"/>
-          <w:szCs w:val="22"/>
-        </w:rPr>
-        <w:t xml:space="preserve">What do you edit on, and how confident are you?</w:t>
-      </w:r>
-    </w:p>
-    <w:p>
-      <w:pPr>
-        <w:keepNext/>
-        <w:spacing w:after="80" w:before="0"/>
-      </w:pPr>
-      <w:r>
-        <w:rPr>
-          <w:rFonts w:ascii="Arial" w:cs="Arial" w:eastAsia="Arial" w:hAnsi="Arial"/>
-          <w:i/>
-          <w:iCs/>
-          <w:color w:val="6F6F6F"/>
-          <w:sz w:val="18"/>
-          <w:szCs w:val="18"/>
-        </w:rPr>
-        <w:t xml:space="preserve">Only if you picked “Sustainable Growth (I edit)” or “Not sure yet” in question 1.</w:t>
-      </w:r>
-    </w:p>
-    <w:p>
-      <w:pPr>
-        <w:keepNext/>
-        <w:spacing w:after="80" w:before="0"/>
-      </w:pPr>
-      <w:r>
-        <w:rPr>
-          <w:rFonts w:ascii="Arial" w:cs="Arial" w:eastAsia="Arial" w:hAnsi="Arial"/>
-          <w:i/>
-          <w:iCs/>
-          <w:color w:val="9A9A9A"/>
-          <w:sz w:val="18"/>
-          <w:szCs w:val="18"/>
-        </w:rPr>
-        <w:t xml:space="preserve">e.g. CapCut on my phone. Fine with cuts, slow with captions.</w:t>
-      </w:r>
-    </w:p>
-    <w:tbl>
-      <w:tblPr>
-        <w:tblW w:type="dxa" w:w="9638"/>
-        <w:tblBorders>
-          <w:top w:val="single" w:color="auto" w:sz="4"/>
-          <w:left w:val="single" w:color="auto" w:sz="4"/>
-          <w:bottom w:val="single" w:color="auto" w:sz="4"/>
-          <w:right w:val="single" w:color="auto" w:sz="4"/>
-          <w:insideH w:val="single" w:color="auto" w:sz="4"/>
-          <w:insideV w:val="single" w:color="auto" w:sz="4"/>
-        </w:tblBorders>
-      </w:tblPr>
-      <w:tblGrid>
-        <w:gridCol w:w="9638"/>
-      </w:tblGrid>
-      <w:tr>
-        <w:trPr>
-          <w:cantSplit/>
-          <w:trHeight w:val="1300" w:hRule="atLeast"/>
-        </w:trPr>
-        <w:tc>
-          <w:tcPr>
-            <w:tcW w:type="dxa" w:w="9638"/>
-            <w:tcBorders>
-              <w:top w:val="single" w:color="BFBFBF" w:sz="4"/>
-              <w:left w:val="single" w:color="BFBFBF" w:sz="4"/>
-              <w:bottom w:val="single" w:color="BFBFBF" w:sz="4"/>
-              <w:right w:val="single" w:color="BFBFBF" w:sz="4"/>
-            </w:tcBorders>
-            <w:tcMar>
-              <w:top w:type="dxa" w:w="80"/>
-              <w:left w:type="dxa" w:w="120"/>
-              <w:bottom w:type="dxa" w:w="80"/>
-              <w:right w:type="dxa" w:w="120"/>
-            </w:tcMar>
-          </w:tcPr>
-          <w:p>
-            <w:pPr>
-              <w:spacing w:after="0" w:before="0"/>
-            </w:pPr>
-            <w:r>
-              <w:rPr>
-                <w:rFonts w:ascii="Arial" w:cs="Arial" w:eastAsia="Arial" w:hAnsi="Arial"/>
-                <w:sz w:val="21"/>
-                <w:szCs w:val="21"/>
-              </w:rPr>
-              <w:t xml:space="preserve"/>
-            </w:r>
-          </w:p>
-        </w:tc>
-      </w:tr>
-    </w:tbl>
-    <w:p>
-      <w:pPr>
-        <w:keepNext/>
-        <w:pBdr>
-          <w:bottom w:val="single" w:color="111111" w:sz="12" w:space="6"/>
-        </w:pBdr>
-        <w:spacing w:after="80" w:before="480"/>
-      </w:pPr>
-      <w:r>
-        <w:rPr>
-          <w:rFonts w:ascii="Arial" w:cs="Arial" w:eastAsia="Arial" w:hAnsi="Arial"/>
-          <w:color w:val="6F6F6F"/>
-          <w:sz w:val="20"/>
-          <w:szCs w:val="20"/>
-        </w:rPr>
-        <w:t xml:space="preserve">08   </w:t>
-      </w:r>
-      <w:r>
-        <w:rPr>
-          <w:rFonts w:ascii="Arial" w:cs="Arial" w:eastAsia="Arial" w:hAnsi="Arial"/>
-          <w:b/>
-          <w:bCs/>
-          <w:sz w:val="32"/>
-          <w:szCs w:val="32"/>
-        </w:rPr>
-        <w:t xml:space="preserve">The Rules</w:t>
-      </w:r>
-    </w:p>
-    <w:p>
-      <w:pPr>
-        <w:keepNext/>
-        <w:spacing w:after="60" w:before="280"/>
-      </w:pPr>
-      <w:r>
-        <w:rPr>
-          <w:rFonts w:ascii="Arial" w:cs="Arial" w:eastAsia="Arial" w:hAnsi="Arial"/>
-          <w:b/>
-          <w:bCs/>
-          <w:sz w:val="22"/>
-          <w:szCs w:val="22"/>
-        </w:rPr>
-        <w:t xml:space="preserve">24.  </w:t>
-      </w:r>
-      <w:r>
-        <w:rPr>
-          <w:rFonts w:ascii="Arial" w:cs="Arial" w:eastAsia="Arial" w:hAnsi="Arial"/>
-          <w:b/>
-          <w:bCs/>
-          <w:sz w:val="22"/>
-          <w:szCs w:val="22"/>
-        </w:rPr>
-        <w:t xml:space="preserve">Anything we need to work around?</w:t>
-      </w:r>
-    </w:p>
-    <w:p>
-      <w:pPr>
-        <w:keepNext/>
-        <w:spacing w:after="80" w:before="0"/>
-      </w:pPr>
-      <w:r>
-        <w:rPr>
-          <w:rFonts w:ascii="Arial" w:cs="Arial" w:eastAsia="Arial" w:hAnsi="Arial"/>
-          <w:color w:val="6F6F6F"/>
-          <w:sz w:val="19"/>
-          <w:szCs w:val="19"/>
-        </w:rPr>
-        <w:t xml:space="preserve">Pick any that apply. Not sure is a perfectly good answer.</w:t>
-      </w:r>
-    </w:p>
-    <w:p>
-      <w:pPr>
-        <w:keepNext/>
-        <w:spacing w:after="80" w:before="0"/>
-      </w:pPr>
-      <w:r>
-        <w:rPr>
-          <w:rFonts w:ascii="Arial" w:cs="Arial" w:eastAsia="Arial" w:hAnsi="Arial"/>
-          <w:color w:val="6F6F6F"/>
-          <w:sz w:val="17"/>
-          <w:szCs w:val="17"/>
-        </w:rPr>
-        <w:t xml:space="preserve">Tick any that apply. Swap ☐ for ☒, or highlight your pick.</w:t>
-      </w:r>
-    </w:p>
-    <w:p>
-      <w:pPr>
-        <w:keepNext/>
-        <w:spacing w:after="120" w:before="0" w:line="360"/>
-      </w:pPr>
-      <w:r>
-        <w:rPr>
-          <w:rFonts w:ascii="Arial" w:cs="Arial" w:eastAsia="Arial" w:hAnsi="Arial"/>
-          <w:sz w:val="21"/>
-          <w:szCs w:val="21"/>
-        </w:rPr>
-        <w:t xml:space="preserve">☐ Current brand deals</w:t>
-      </w:r>
-      <w:r>
-        <w:rPr>
-          <w:rFonts w:ascii="Arial" w:cs="Arial" w:eastAsia="Arial" w:hAnsi="Arial"/>
-          <w:sz w:val="21"/>
-          <w:szCs w:val="21"/>
-        </w:rPr>
-        <w:t xml:space="preserve">      ☐ Exclusive partner</w:t>
-      </w:r>
-      <w:r>
-        <w:rPr>
-          <w:rFonts w:ascii="Arial" w:cs="Arial" w:eastAsia="Arial" w:hAnsi="Arial"/>
-          <w:sz w:val="21"/>
-          <w:szCs w:val="21"/>
-        </w:rPr>
-        <w:t xml:space="preserve">      ☐ Health or fitness claims</w:t>
-      </w:r>
-      <w:r>
-        <w:rPr>
-          <w:rFonts w:ascii="Arial" w:cs="Arial" w:eastAsia="Arial" w:hAnsi="Arial"/>
-          <w:sz w:val="21"/>
-          <w:szCs w:val="21"/>
-        </w:rPr>
-        <w:t xml:space="preserve">      ☐ Finance</w:t>
-      </w:r>
-      <w:r>
-        <w:rPr>
-          <w:rFonts w:ascii="Arial" w:cs="Arial" w:eastAsia="Arial" w:hAnsi="Arial"/>
-          <w:sz w:val="21"/>
-          <w:szCs w:val="21"/>
-        </w:rPr>
-        <w:t xml:space="preserve">      ☐ Alcohol</w:t>
-      </w:r>
-      <w:r>
-        <w:rPr>
-          <w:rFonts w:ascii="Arial" w:cs="Arial" w:eastAsia="Arial" w:hAnsi="Arial"/>
-          <w:sz w:val="21"/>
-          <w:szCs w:val="21"/>
-        </w:rPr>
-        <w:t xml:space="preserve">      ☐ None</w:t>
-      </w:r>
-      <w:r>
-        <w:rPr>
-          <w:rFonts w:ascii="Arial" w:cs="Arial" w:eastAsia="Arial" w:hAnsi="Arial"/>
-          <w:sz w:val="21"/>
-          <w:szCs w:val="21"/>
-        </w:rPr>
-        <w:t xml:space="preserve">      ☐ Not sure</w:t>
-      </w:r>
-    </w:p>
-    <w:p>
-      <w:pPr>
-        <w:keepNext/>
-        <w:spacing w:after="80" w:before="0"/>
-      </w:pPr>
-      <w:r>
-        <w:rPr>
-          <w:rFonts w:ascii="Arial" w:cs="Arial" w:eastAsia="Arial" w:hAnsi="Arial"/>
-          <w:b/>
-          <w:bCs/>
-          <w:sz w:val="19"/>
-          <w:szCs w:val="19"/>
-        </w:rPr>
-        <w:t xml:space="preserve">Tell us more</w:t>
-      </w:r>
-    </w:p>
-    <w:tbl>
-      <w:tblPr>
-        <w:tblW w:type="dxa" w:w="9638"/>
-        <w:tblBorders>
-          <w:top w:val="single" w:color="auto" w:sz="4"/>
-          <w:left w:val="single" w:color="auto" w:sz="4"/>
-          <w:bottom w:val="single" w:color="auto" w:sz="4"/>
-          <w:right w:val="single" w:color="auto" w:sz="4"/>
-          <w:insideH w:val="single" w:color="auto" w:sz="4"/>
-          <w:insideV w:val="single" w:color="auto" w:sz="4"/>
-        </w:tblBorders>
-      </w:tblPr>
-      <w:tblGrid>
-        <w:gridCol w:w="9638"/>
-      </w:tblGrid>
-      <w:tr>
-        <w:trPr>
-          <w:cantSplit/>
-          <w:trHeight w:val="800" w:hRule="atLeast"/>
-        </w:trPr>
-        <w:tc>
-          <w:tcPr>
-            <w:tcW w:type="dxa" w:w="9638"/>
-            <w:tcBorders>
-              <w:top w:val="single" w:color="BFBFBF" w:sz="4"/>
-              <w:left w:val="single" w:color="BFBFBF" w:sz="4"/>
-              <w:bottom w:val="single" w:color="BFBFBF" w:sz="4"/>
-              <w:right w:val="single" w:color="BFBFBF" w:sz="4"/>
-            </w:tcBorders>
-            <w:tcMar>
-              <w:top w:type="dxa" w:w="80"/>
-              <w:left w:type="dxa" w:w="120"/>
-              <w:bottom w:type="dxa" w:w="80"/>
-              <w:right w:type="dxa" w:w="120"/>
-            </w:tcMar>
-          </w:tcPr>
-          <w:p>
-            <w:pPr>
-              <w:spacing w:after="0" w:before="0"/>
-            </w:pPr>
-            <w:r>
-              <w:rPr>
-                <w:rFonts w:ascii="Arial" w:cs="Arial" w:eastAsia="Arial" w:hAnsi="Arial"/>
-                <w:sz w:val="21"/>
-                <w:szCs w:val="21"/>
-              </w:rPr>
-              <w:t xml:space="preserve"/>
-            </w:r>
-          </w:p>
-        </w:tc>
-      </w:tr>
-    </w:tbl>
-    <w:p>
-      <w:pPr>
-        <w:keepNext/>
-        <w:spacing w:after="60" w:before="280"/>
-      </w:pPr>
-      <w:r>
-        <w:rPr>
-          <w:rFonts w:ascii="Arial" w:cs="Arial" w:eastAsia="Arial" w:hAnsi="Arial"/>
-          <w:b/>
-          <w:bCs/>
-          <w:sz w:val="22"/>
-          <w:szCs w:val="22"/>
-        </w:rPr>
-        <w:t xml:space="preserve">25.  </w:t>
+        <w:t xml:space="preserve">26.  </w:t>
       </w:r>
       <w:r>
         <w:rPr>
